--- a/Master Folder/Master BA Timlak Konsultan/04. BA Reviu Dokumen Kualifikasi.docx
+++ b/Master Folder/Master BA Timlak Konsultan/04. BA Reviu Dokumen Kualifikasi.docx
@@ -1,6 +1,6 @@
 
 <file path=word/document.xml><?xml version="1.0" encoding="utf-8"?>
-<w:document xmlns:wpc="http://schemas.microsoft.com/office/word/2010/wordprocessingCanvas" xmlns:cx="http://schemas.microsoft.com/office/drawing/2014/chartex" xmlns:cx1="http://schemas.microsoft.com/office/drawing/2015/9/8/chartex" xmlns:cx2="http://schemas.microsoft.com/office/drawing/2015/10/21/chartex" xmlns:cx3="http://schemas.microsoft.com/office/drawing/2016/5/9/chartex" xmlns:cx4="http://schemas.microsoft.com/office/drawing/2016/5/10/chartex" xmlns:cx5="http://schemas.microsoft.com/office/drawing/2016/5/11/chartex" xmlns:cx6="http://schemas.microsoft.com/office/drawing/2016/5/12/chartex" xmlns:cx7="http://schemas.microsoft.com/office/drawing/2016/5/13/chartex" xmlns:cx8="http://schemas.microsoft.com/office/drawing/2016/5/14/chartex" xmlns:mc="http://schemas.openxmlformats.org/markup-compatibility/2006" xmlns:aink="http://schemas.microsoft.com/office/drawing/2016/ink" xmlns:am3d="http://schemas.microsoft.com/office/drawing/2017/model3d" xmlns:o="urn:schemas-microsoft-com:office:office" xmlns:oel="http://schemas.microsoft.com/office/2019/extlst" xmlns:r="http://schemas.openxmlformats.org/officeDocument/2006/relationships" xmlns:m="http://schemas.openxmlformats.org/officeDocument/2006/math" xmlns:v="urn:schemas-microsoft-com:vml" xmlns:wp14="http://schemas.microsoft.com/office/word/2010/wordprocessingDrawing" xmlns:wp="http://schemas.openxmlformats.org/drawingml/2006/wordprocessingDrawing" xmlns:w10="urn:schemas-microsoft-com:office:word" xmlns:w="http://schemas.openxmlformats.org/wordprocessingml/2006/main" xmlns:w14="http://schemas.microsoft.com/office/word/2010/wordml" xmlns:w15="http://schemas.microsoft.com/office/word/2012/wordml" xmlns:w16cex="http://schemas.microsoft.com/office/word/2018/wordml/cex" xmlns:w16cid="http://schemas.microsoft.com/office/word/2016/wordml/cid" xmlns:w16="http://schemas.microsoft.com/office/word/2018/wordml" xmlns:w16du="http://schemas.microsoft.com/office/word/2023/wordml/word16du" xmlns:w16sdtdh="http://schemas.microsoft.com/office/word/2020/wordml/sdtdatahash" xmlns:w16se="http://schemas.microsoft.com/office/word/2015/wordml/symex" xmlns:wpg="http://schemas.microsoft.com/office/word/2010/wordprocessingGroup" xmlns:wpi="http://schemas.microsoft.com/office/word/2010/wordprocessingInk" xmlns:wne="http://schemas.microsoft.com/office/word/2006/wordml" xmlns:wps="http://schemas.microsoft.com/office/word/2010/wordprocessingShape" mc:Ignorable="w14 w15 w16se w16cid w16 w16cex w16sdtdh wp14">
+<w:document xmlns:wpc="http://schemas.microsoft.com/office/word/2010/wordprocessingCanvas" xmlns:cx="http://schemas.microsoft.com/office/drawing/2014/chartex" xmlns:cx1="http://schemas.microsoft.com/office/drawing/2015/9/8/chartex" xmlns:cx2="http://schemas.microsoft.com/office/drawing/2015/10/21/chartex" xmlns:cx3="http://schemas.microsoft.com/office/drawing/2016/5/9/chartex" xmlns:cx4="http://schemas.microsoft.com/office/drawing/2016/5/10/chartex" xmlns:cx5="http://schemas.microsoft.com/office/drawing/2016/5/11/chartex" xmlns:cx6="http://schemas.microsoft.com/office/drawing/2016/5/12/chartex" xmlns:cx7="http://schemas.microsoft.com/office/drawing/2016/5/13/chartex" xmlns:cx8="http://schemas.microsoft.com/office/drawing/2016/5/14/chartex" xmlns:mc="http://schemas.openxmlformats.org/markup-compatibility/2006" xmlns:aink="http://schemas.microsoft.com/office/drawing/2016/ink" xmlns:am3d="http://schemas.microsoft.com/office/drawing/2017/model3d" xmlns:o="urn:schemas-microsoft-com:office:office" xmlns:r="http://schemas.openxmlformats.org/officeDocument/2006/relationships" xmlns:m="http://schemas.openxmlformats.org/officeDocument/2006/math" xmlns:v="urn:schemas-microsoft-com:vml" xmlns:wp14="http://schemas.microsoft.com/office/word/2010/wordprocessingDrawing" xmlns:wp="http://schemas.openxmlformats.org/drawingml/2006/wordprocessingDrawing" xmlns:w10="urn:schemas-microsoft-com:office:word" xmlns:w="http://schemas.openxmlformats.org/wordprocessingml/2006/main" xmlns:w14="http://schemas.microsoft.com/office/word/2010/wordml" xmlns:w15="http://schemas.microsoft.com/office/word/2012/wordml" xmlns:w16cex="http://schemas.microsoft.com/office/word/2018/wordml/cex" xmlns:w16cid="http://schemas.microsoft.com/office/word/2016/wordml/cid" xmlns:w16="http://schemas.microsoft.com/office/word/2018/wordml" xmlns:w16sdtdh="http://schemas.microsoft.com/office/word/2020/wordml/sdtdatahash" xmlns:w16se="http://schemas.microsoft.com/office/word/2015/wordml/symex" xmlns:wpg="http://schemas.microsoft.com/office/word/2010/wordprocessingGroup" xmlns:wpi="http://schemas.microsoft.com/office/word/2010/wordprocessingInk" xmlns:wne="http://schemas.microsoft.com/office/word/2006/wordml" xmlns:wps="http://schemas.microsoft.com/office/word/2010/wordprocessingShape" mc:Ignorable="w14 w15 w16se w16cid w16 w16cex w16sdtdh wp14">
   <w:body>
     <w:p>
       <w:pPr>
@@ -4173,12 +4173,10 @@
           <w:szCs w:val="22"/>
         </w:rPr>
         <w:sectPr>
-          <w:headerReference w:type="even" r:id="rId11"/>
-          <w:headerReference w:type="default" r:id="rId12"/>
-          <w:footerReference w:type="even" r:id="rId13"/>
-          <w:footerReference w:type="default" r:id="rId14"/>
-          <w:headerReference w:type="first" r:id="rId15"/>
-          <w:footerReference w:type="first" r:id="rId16"/>
+          <w:headerReference w:type="default" r:id="rId11"/>
+          <w:footerReference w:type="default" r:id="rId12"/>
+          <w:headerReference w:type="first" r:id="rId13"/>
+          <w:footerReference w:type="first" r:id="rId14"/>
           <w:pgSz w:w="11907" w:h="16840" w:code="9"/>
           <w:pgMar w:top="1134" w:right="1134" w:bottom="1418" w:left="1418" w:header="720" w:footer="284" w:gutter="0"/>
           <w:cols w:space="720"/>
@@ -4969,6 +4967,7 @@
               </w:rPr>
               <w:t xml:space="preserve">Lembar Data </w:t>
             </w:r>
+            <w:proofErr w:type="spellStart"/>
             <w:r>
               <w:rPr>
                 <w:rFonts w:ascii="Arial" w:hAnsi="Arial" w:cs="Arial"/>
@@ -4979,6 +4978,7 @@
               </w:rPr>
               <w:t>Kualifikasi</w:t>
             </w:r>
+            <w:proofErr w:type="spellEnd"/>
             <w:r>
               <w:rPr>
                 <w:rFonts w:ascii="Arial" w:hAnsi="Arial" w:cs="Arial"/>
@@ -11515,10 +11515,8 @@
               <w:ind w:right="154"/>
               <w:rPr>
                 <w:rFonts w:ascii="Arial" w:eastAsia="Arial" w:hAnsi="Arial" w:cs="Arial"/>
-                <w:spacing w:val="2"/>
                 <w:sz w:val="22"/>
                 <w:szCs w:val="22"/>
-                <w:u w:val="single"/>
               </w:rPr>
             </w:pPr>
             <w:r>
@@ -11570,32 +11568,6 @@
                 <w:u w:val="single"/>
               </w:rPr>
               <w:t>}</w:t>
-            </w:r>
-          </w:p>
-          <w:p>
-            <w:pPr>
-              <w:rPr>
-                <w:rFonts w:ascii="Arial" w:eastAsia="Arial" w:hAnsi="Arial" w:cs="Arial"/>
-                <w:sz w:val="22"/>
-                <w:szCs w:val="22"/>
-              </w:rPr>
-            </w:pPr>
-            <w:r>
-              <w:rPr>
-                <w:rFonts w:ascii="Arial" w:eastAsia="Arial" w:hAnsi="Arial" w:cs="Arial"/>
-                <w:sz w:val="22"/>
-                <w:szCs w:val="22"/>
-              </w:rPr>
-              <w:t xml:space="preserve">NIP. </w:t>
-            </w:r>
-            <w:r>
-              <w:rPr>
-                <w:rFonts w:ascii="Arial" w:eastAsia="Arial" w:hAnsi="Arial" w:cs="Arial"/>
-                <w:spacing w:val="2"/>
-                <w:sz w:val="22"/>
-                <w:szCs w:val="22"/>
-              </w:rPr>
-              <w:t>{nip_ketua_timlak}</w:t>
             </w:r>
           </w:p>
         </w:tc>
@@ -11697,10 +11669,8 @@
               <w:ind w:right="154"/>
               <w:rPr>
                 <w:rFonts w:ascii="Arial" w:eastAsia="Arial" w:hAnsi="Arial" w:cs="Arial"/>
-                <w:spacing w:val="2"/>
                 <w:sz w:val="22"/>
                 <w:szCs w:val="22"/>
-                <w:u w:val="single"/>
               </w:rPr>
             </w:pPr>
             <w:r>
@@ -11732,40 +11702,6 @@
                 <w:u w:val="single"/>
               </w:rPr>
               <w:t>}</w:t>
-            </w:r>
-          </w:p>
-          <w:p>
-            <w:pPr>
-              <w:rPr>
-                <w:rFonts w:ascii="Arial" w:eastAsia="Arial" w:hAnsi="Arial" w:cs="Arial"/>
-                <w:sz w:val="22"/>
-                <w:szCs w:val="22"/>
-              </w:rPr>
-            </w:pPr>
-            <w:r>
-              <w:rPr>
-                <w:rFonts w:ascii="Arial" w:eastAsia="Arial" w:hAnsi="Arial" w:cs="Arial"/>
-                <w:sz w:val="22"/>
-                <w:szCs w:val="22"/>
-              </w:rPr>
-              <w:t>NIP</w:t>
-            </w:r>
-            <w:r>
-              <w:rPr>
-                <w:rFonts w:ascii="Arial" w:eastAsia="Arial" w:hAnsi="Arial" w:cs="Arial"/>
-                <w:sz w:val="22"/>
-                <w:szCs w:val="22"/>
-              </w:rPr>
-              <w:t xml:space="preserve">. </w:t>
-            </w:r>
-            <w:r>
-              <w:rPr>
-                <w:rFonts w:ascii="Arial" w:eastAsia="Arial" w:hAnsi="Arial" w:cs="Arial"/>
-                <w:spacing w:val="2"/>
-                <w:sz w:val="22"/>
-                <w:szCs w:val="22"/>
-              </w:rPr>
-              <w:t>{nip_sekre_timlak}</w:t>
             </w:r>
           </w:p>
         </w:tc>
@@ -11867,7 +11803,6 @@
                 <w:rFonts w:ascii="Arial" w:eastAsia="Arial" w:hAnsi="Arial" w:cs="Arial"/>
                 <w:sz w:val="22"/>
                 <w:szCs w:val="22"/>
-                <w:u w:val="single"/>
               </w:rPr>
             </w:pPr>
             <w:r>
@@ -11896,31 +11831,6 @@
                 <w:u w:val="single"/>
               </w:rPr>
               <w:t>}</w:t>
-            </w:r>
-          </w:p>
-          <w:p>
-            <w:pPr>
-              <w:rPr>
-                <w:rFonts w:ascii="Arial" w:eastAsia="Arial" w:hAnsi="Arial" w:cs="Arial"/>
-                <w:sz w:val="22"/>
-                <w:szCs w:val="22"/>
-              </w:rPr>
-            </w:pPr>
-            <w:r>
-              <w:rPr>
-                <w:rFonts w:ascii="Arial" w:eastAsia="Arial" w:hAnsi="Arial" w:cs="Arial"/>
-                <w:sz w:val="22"/>
-                <w:szCs w:val="22"/>
-              </w:rPr>
-              <w:t xml:space="preserve">NIP. </w:t>
-            </w:r>
-            <w:r>
-              <w:rPr>
-                <w:rFonts w:ascii="Arial" w:eastAsia="Arial" w:hAnsi="Arial" w:cs="Arial"/>
-                <w:sz w:val="22"/>
-                <w:szCs w:val="22"/>
-              </w:rPr>
-              <w:t>{nip_anggota_timlak}</w:t>
             </w:r>
           </w:p>
         </w:tc>
@@ -12277,38 +12187,19 @@
               <w:contextualSpacing/>
               <w:jc w:val="both"/>
               <w:rPr>
+                <w:rFonts w:ascii="Arial" w:eastAsia="Arial" w:hAnsi="Arial" w:cs="Arial"/>
+                <w:sz w:val="22"/>
+                <w:szCs w:val="22"/>
+              </w:rPr>
+            </w:pPr>
+            <w:r>
+              <w:rPr>
                 <w:rFonts w:ascii="Arial" w:hAnsi="Arial" w:cs="Arial"/>
                 <w:sz w:val="22"/>
                 <w:szCs w:val="22"/>
                 <w:u w:val="single"/>
               </w:rPr>
-            </w:pPr>
-            <w:r>
-              <w:rPr>
-                <w:rFonts w:ascii="Arial" w:hAnsi="Arial" w:cs="Arial"/>
-                <w:sz w:val="22"/>
-                <w:szCs w:val="22"/>
-                <w:u w:val="single"/>
-              </w:rPr>
               <w:t>{ketua_pokja}</w:t>
-            </w:r>
-          </w:p>
-          <w:p>
-            <w:pPr>
-              <w:spacing w:line="276" w:lineRule="auto"/>
-              <w:rPr>
-                <w:rFonts w:ascii="Arial" w:eastAsia="Arial" w:hAnsi="Arial" w:cs="Arial"/>
-                <w:sz w:val="22"/>
-                <w:szCs w:val="22"/>
-              </w:rPr>
-            </w:pPr>
-            <w:r>
-              <w:rPr>
-                <w:rFonts w:ascii="Arial" w:hAnsi="Arial" w:cs="Arial"/>
-                <w:sz w:val="22"/>
-                <w:szCs w:val="22"/>
-              </w:rPr>
-              <w:t>NIP. {nip_ketua_pokja}</w:t>
             </w:r>
           </w:p>
         </w:tc>
@@ -12411,26 +12302,6 @@
               <w:spacing w:line="276" w:lineRule="auto"/>
               <w:contextualSpacing/>
               <w:rPr>
-                <w:rFonts w:ascii="Arial" w:hAnsi="Arial" w:cs="Arial"/>
-                <w:sz w:val="22"/>
-                <w:szCs w:val="22"/>
-                <w:u w:val="single"/>
-              </w:rPr>
-            </w:pPr>
-            <w:r>
-              <w:rPr>
-                <w:rFonts w:ascii="Arial" w:hAnsi="Arial" w:cs="Arial"/>
-                <w:sz w:val="22"/>
-                <w:szCs w:val="22"/>
-                <w:u w:val="single"/>
-              </w:rPr>
-              <w:t>{sekre_pokja}</w:t>
-            </w:r>
-          </w:p>
-          <w:p>
-            <w:pPr>
-              <w:spacing w:line="276" w:lineRule="auto"/>
-              <w:rPr>
                 <w:rFonts w:ascii="Arial" w:eastAsia="Arial" w:hAnsi="Arial" w:cs="Arial"/>
                 <w:spacing w:val="2"/>
                 <w:sz w:val="22"/>
@@ -12443,8 +12314,9 @@
                 <w:rFonts w:ascii="Arial" w:hAnsi="Arial" w:cs="Arial"/>
                 <w:sz w:val="22"/>
                 <w:szCs w:val="22"/>
-              </w:rPr>
-              <w:t>NIP. {nip_sekre_pokja}</w:t>
+                <w:u w:val="single"/>
+              </w:rPr>
+              <w:t>{sekre_pokja}</w:t>
             </w:r>
           </w:p>
         </w:tc>
@@ -12548,26 +12420,6 @@
               <w:contextualSpacing/>
               <w:jc w:val="both"/>
               <w:rPr>
-                <w:rFonts w:ascii="Arial" w:hAnsi="Arial" w:cs="Arial"/>
-                <w:sz w:val="22"/>
-                <w:szCs w:val="22"/>
-                <w:u w:val="single"/>
-              </w:rPr>
-            </w:pPr>
-            <w:r>
-              <w:rPr>
-                <w:rFonts w:ascii="Arial" w:hAnsi="Arial" w:cs="Arial"/>
-                <w:sz w:val="22"/>
-                <w:szCs w:val="22"/>
-                <w:u w:val="single"/>
-              </w:rPr>
-              <w:t>{anggota3_pokja}</w:t>
-            </w:r>
-          </w:p>
-          <w:p>
-            <w:pPr>
-              <w:spacing w:line="276" w:lineRule="auto"/>
-              <w:rPr>
                 <w:rFonts w:ascii="Arial" w:eastAsia="Arial" w:hAnsi="Arial" w:cs="Arial"/>
                 <w:spacing w:val="2"/>
                 <w:sz w:val="22"/>
@@ -12580,8 +12432,9 @@
                 <w:rFonts w:ascii="Arial" w:hAnsi="Arial" w:cs="Arial"/>
                 <w:sz w:val="22"/>
                 <w:szCs w:val="22"/>
-              </w:rPr>
-              <w:t>NIP. {nip_anggota3_pokja}</w:t>
+                <w:u w:val="single"/>
+              </w:rPr>
+              <w:t>{anggota3_pokja}</w:t>
             </w:r>
           </w:p>
         </w:tc>
@@ -12686,26 +12539,6 @@
               <w:contextualSpacing/>
               <w:jc w:val="both"/>
               <w:rPr>
-                <w:rFonts w:ascii="Arial" w:hAnsi="Arial" w:cs="Arial"/>
-                <w:sz w:val="22"/>
-                <w:szCs w:val="22"/>
-                <w:u w:val="single"/>
-              </w:rPr>
-            </w:pPr>
-            <w:r>
-              <w:rPr>
-                <w:rFonts w:ascii="Arial" w:hAnsi="Arial" w:cs="Arial"/>
-                <w:sz w:val="22"/>
-                <w:szCs w:val="22"/>
-                <w:u w:val="single"/>
-              </w:rPr>
-              <w:t>{anggota4_pokja}</w:t>
-            </w:r>
-          </w:p>
-          <w:p>
-            <w:pPr>
-              <w:spacing w:line="276" w:lineRule="auto"/>
-              <w:rPr>
                 <w:rFonts w:ascii="Arial" w:eastAsia="Arial" w:hAnsi="Arial" w:cs="Arial"/>
                 <w:spacing w:val="2"/>
                 <w:sz w:val="22"/>
@@ -12718,8 +12551,9 @@
                 <w:rFonts w:ascii="Arial" w:hAnsi="Arial" w:cs="Arial"/>
                 <w:sz w:val="22"/>
                 <w:szCs w:val="22"/>
-              </w:rPr>
-              <w:t>NIP. {nip_anggota4_pokja}</w:t>
+                <w:u w:val="single"/>
+              </w:rPr>
+              <w:t>{anggota4_pokja}</w:t>
             </w:r>
           </w:p>
         </w:tc>
@@ -12822,26 +12656,6 @@
               <w:spacing w:line="276" w:lineRule="auto"/>
               <w:contextualSpacing/>
               <w:rPr>
-                <w:rFonts w:ascii="Arial" w:hAnsi="Arial" w:cs="Arial"/>
-                <w:sz w:val="22"/>
-                <w:szCs w:val="22"/>
-                <w:u w:val="single"/>
-              </w:rPr>
-            </w:pPr>
-            <w:r>
-              <w:rPr>
-                <w:rFonts w:ascii="Arial" w:hAnsi="Arial" w:cs="Arial"/>
-                <w:sz w:val="22"/>
-                <w:szCs w:val="22"/>
-                <w:u w:val="single"/>
-              </w:rPr>
-              <w:t>{anggota5_pokja}</w:t>
-            </w:r>
-          </w:p>
-          <w:p>
-            <w:pPr>
-              <w:spacing w:line="276" w:lineRule="auto"/>
-              <w:rPr>
                 <w:rFonts w:ascii="Arial" w:eastAsia="Arial" w:hAnsi="Arial" w:cs="Arial"/>
                 <w:spacing w:val="2"/>
                 <w:sz w:val="22"/>
@@ -12854,8 +12668,9 @@
                 <w:rFonts w:ascii="Arial" w:hAnsi="Arial" w:cs="Arial"/>
                 <w:sz w:val="22"/>
                 <w:szCs w:val="22"/>
-              </w:rPr>
-              <w:t>NIP. {nip_anggota5_pokja}</w:t>
+                <w:u w:val="single"/>
+              </w:rPr>
+              <w:t>{anggota5_pokja}</w:t>
             </w:r>
           </w:p>
         </w:tc>
@@ -13163,11 +12978,9 @@
             <w:pPr>
               <w:rPr>
                 <w:rFonts w:ascii="Arial" w:eastAsia="Arial" w:hAnsi="Arial" w:cs="Arial"/>
-                <w:spacing w:val="-2"/>
                 <w:sz w:val="22"/>
                 <w:szCs w:val="22"/>
-                <w:highlight w:val="yellow"/>
-                <w:u w:val="single"/>
+                <w:lang w:val="en-US"/>
               </w:rPr>
             </w:pPr>
             <w:r>
@@ -13176,29 +12989,34 @@
                 <w:spacing w:val="-2"/>
                 <w:sz w:val="22"/>
                 <w:szCs w:val="22"/>
-                <w:highlight w:val="yellow"/>
                 <w:u w:val="single"/>
-              </w:rPr>
-              <w:t>Maya Istarina, S.T., M.T.</w:t>
-            </w:r>
-          </w:p>
-          <w:p>
-            <w:pPr>
+                <w:lang w:val="en-US"/>
+              </w:rPr>
+              <w:t>{</w:t>
+            </w:r>
+            <w:proofErr w:type="spellStart"/>
+            <w:r>
               <w:rPr>
                 <w:rFonts w:ascii="Arial" w:eastAsia="Arial" w:hAnsi="Arial" w:cs="Arial"/>
+                <w:spacing w:val="-2"/>
                 <w:sz w:val="22"/>
                 <w:szCs w:val="22"/>
-                <w:highlight w:val="yellow"/>
-              </w:rPr>
-            </w:pPr>
+                <w:u w:val="single"/>
+                <w:lang w:val="en-US"/>
+              </w:rPr>
+              <w:t>nama_ppk</w:t>
+            </w:r>
+            <w:proofErr w:type="spellEnd"/>
             <w:r>
               <w:rPr>
                 <w:rFonts w:ascii="Arial" w:eastAsia="Arial" w:hAnsi="Arial" w:cs="Arial"/>
+                <w:spacing w:val="-2"/>
                 <w:sz w:val="22"/>
                 <w:szCs w:val="22"/>
-                <w:highlight w:val="yellow"/>
-              </w:rPr>
-              <w:t>NIP. 19781013 200112 2 004</w:t>
+                <w:u w:val="single"/>
+                <w:lang w:val="en-US"/>
+              </w:rPr>
+              <w:t>}</w:t>
             </w:r>
           </w:p>
         </w:tc>
@@ -13218,7 +13036,7 @@
                 <w:rFonts w:ascii="Arial" w:hAnsi="Arial" w:cs="Arial"/>
                 <w:sz w:val="22"/>
                 <w:szCs w:val="22"/>
-                <w:highlight w:val="yellow"/>
+                <w:lang w:val="en-US"/>
               </w:rPr>
             </w:pPr>
             <w:r>
@@ -13226,20 +13044,29 @@
                 <w:rFonts w:ascii="Arial" w:hAnsi="Arial" w:cs="Arial"/>
                 <w:sz w:val="22"/>
                 <w:szCs w:val="22"/>
-                <w:highlight w:val="yellow"/>
-              </w:rPr>
-              <w:t xml:space="preserve">PPK </w:t>
-            </w:r>
-            <w:r>
-              <w:rPr>
-                <w:rFonts w:ascii="Arial" w:eastAsia="Arial" w:hAnsi="Arial" w:cs="Arial"/>
-                <w:spacing w:val="-2"/>
+                <w:lang w:val="en-US"/>
+              </w:rPr>
+              <w:t>{</w:t>
+            </w:r>
+            <w:proofErr w:type="spellStart"/>
+            <w:r>
+              <w:rPr>
+                <w:rFonts w:ascii="Arial" w:hAnsi="Arial" w:cs="Arial"/>
                 <w:sz w:val="22"/>
                 <w:szCs w:val="22"/>
-                <w:highlight w:val="yellow"/>
-                <w:lang w:val="ms-MY"/>
-              </w:rPr>
-              <w:t>Pengawasan</w:t>
+                <w:lang w:val="en-US"/>
+              </w:rPr>
+              <w:t>ppk</w:t>
+            </w:r>
+            <w:proofErr w:type="spellEnd"/>
+            <w:r>
+              <w:rPr>
+                <w:rFonts w:ascii="Arial" w:hAnsi="Arial" w:cs="Arial"/>
+                <w:sz w:val="22"/>
+                <w:szCs w:val="22"/>
+                <w:lang w:val="en-US"/>
+              </w:rPr>
+              <w:t>}</w:t>
             </w:r>
           </w:p>
         </w:tc>
@@ -13289,7 +13116,7 @@
 </file>
 
 <file path=word/endnotes.xml><?xml version="1.0" encoding="utf-8"?>
-<w:endnotes xmlns:wpc="http://schemas.microsoft.com/office/word/2010/wordprocessingCanvas" xmlns:cx="http://schemas.microsoft.com/office/drawing/2014/chartex" xmlns:cx1="http://schemas.microsoft.com/office/drawing/2015/9/8/chartex" xmlns:cx2="http://schemas.microsoft.com/office/drawing/2015/10/21/chartex" xmlns:cx3="http://schemas.microsoft.com/office/drawing/2016/5/9/chartex" xmlns:cx4="http://schemas.microsoft.com/office/drawing/2016/5/10/chartex" xmlns:cx5="http://schemas.microsoft.com/office/drawing/2016/5/11/chartex" xmlns:cx6="http://schemas.microsoft.com/office/drawing/2016/5/12/chartex" xmlns:cx7="http://schemas.microsoft.com/office/drawing/2016/5/13/chartex" xmlns:cx8="http://schemas.microsoft.com/office/drawing/2016/5/14/chartex" xmlns:mc="http://schemas.openxmlformats.org/markup-compatibility/2006" xmlns:aink="http://schemas.microsoft.com/office/drawing/2016/ink" xmlns:am3d="http://schemas.microsoft.com/office/drawing/2017/model3d" xmlns:o="urn:schemas-microsoft-com:office:office" xmlns:oel="http://schemas.microsoft.com/office/2019/extlst" xmlns:r="http://schemas.openxmlformats.org/officeDocument/2006/relationships" xmlns:m="http://schemas.openxmlformats.org/officeDocument/2006/math" xmlns:v="urn:schemas-microsoft-com:vml" xmlns:wp14="http://schemas.microsoft.com/office/word/2010/wordprocessingDrawing" xmlns:wp="http://schemas.openxmlformats.org/drawingml/2006/wordprocessingDrawing" xmlns:w10="urn:schemas-microsoft-com:office:word" xmlns:w="http://schemas.openxmlformats.org/wordprocessingml/2006/main" xmlns:w14="http://schemas.microsoft.com/office/word/2010/wordml" xmlns:w15="http://schemas.microsoft.com/office/word/2012/wordml" xmlns:w16cex="http://schemas.microsoft.com/office/word/2018/wordml/cex" xmlns:w16cid="http://schemas.microsoft.com/office/word/2016/wordml/cid" xmlns:w16="http://schemas.microsoft.com/office/word/2018/wordml" xmlns:w16du="http://schemas.microsoft.com/office/word/2023/wordml/word16du" xmlns:w16sdtdh="http://schemas.microsoft.com/office/word/2020/wordml/sdtdatahash" xmlns:w16se="http://schemas.microsoft.com/office/word/2015/wordml/symex" xmlns:wpg="http://schemas.microsoft.com/office/word/2010/wordprocessingGroup" xmlns:wpi="http://schemas.microsoft.com/office/word/2010/wordprocessingInk" xmlns:wne="http://schemas.microsoft.com/office/word/2006/wordml" xmlns:wps="http://schemas.microsoft.com/office/word/2010/wordprocessingShape" mc:Ignorable="w14 w15 w16se w16cid w16 w16cex w16sdtdh wp14">
+<w:endnotes xmlns:wpc="http://schemas.microsoft.com/office/word/2010/wordprocessingCanvas" xmlns:cx="http://schemas.microsoft.com/office/drawing/2014/chartex" xmlns:cx1="http://schemas.microsoft.com/office/drawing/2015/9/8/chartex" xmlns:cx2="http://schemas.microsoft.com/office/drawing/2015/10/21/chartex" xmlns:cx3="http://schemas.microsoft.com/office/drawing/2016/5/9/chartex" xmlns:cx4="http://schemas.microsoft.com/office/drawing/2016/5/10/chartex" xmlns:cx5="http://schemas.microsoft.com/office/drawing/2016/5/11/chartex" xmlns:cx6="http://schemas.microsoft.com/office/drawing/2016/5/12/chartex" xmlns:cx7="http://schemas.microsoft.com/office/drawing/2016/5/13/chartex" xmlns:cx8="http://schemas.microsoft.com/office/drawing/2016/5/14/chartex" xmlns:mc="http://schemas.openxmlformats.org/markup-compatibility/2006" xmlns:aink="http://schemas.microsoft.com/office/drawing/2016/ink" xmlns:am3d="http://schemas.microsoft.com/office/drawing/2017/model3d" xmlns:o="urn:schemas-microsoft-com:office:office" xmlns:r="http://schemas.openxmlformats.org/officeDocument/2006/relationships" xmlns:m="http://schemas.openxmlformats.org/officeDocument/2006/math" xmlns:v="urn:schemas-microsoft-com:vml" xmlns:wp14="http://schemas.microsoft.com/office/word/2010/wordprocessingDrawing" xmlns:wp="http://schemas.openxmlformats.org/drawingml/2006/wordprocessingDrawing" xmlns:w10="urn:schemas-microsoft-com:office:word" xmlns:w="http://schemas.openxmlformats.org/wordprocessingml/2006/main" xmlns:w14="http://schemas.microsoft.com/office/word/2010/wordml" xmlns:w15="http://schemas.microsoft.com/office/word/2012/wordml" xmlns:w16cex="http://schemas.microsoft.com/office/word/2018/wordml/cex" xmlns:w16cid="http://schemas.microsoft.com/office/word/2016/wordml/cid" xmlns:w16="http://schemas.microsoft.com/office/word/2018/wordml" xmlns:w16sdtdh="http://schemas.microsoft.com/office/word/2020/wordml/sdtdatahash" xmlns:w16se="http://schemas.microsoft.com/office/word/2015/wordml/symex" xmlns:wpg="http://schemas.microsoft.com/office/word/2010/wordprocessingGroup" xmlns:wpi="http://schemas.microsoft.com/office/word/2010/wordprocessingInk" xmlns:wne="http://schemas.microsoft.com/office/word/2006/wordml" xmlns:wps="http://schemas.microsoft.com/office/word/2010/wordprocessingShape" mc:Ignorable="w14 w15 w16se w16cid w16 w16cex w16sdtdh wp14">
   <w:endnote w:type="separator" w:id="-1">
     <w:p>
       <w:r>
@@ -13311,17 +13138,7 @@
 </file>
 
 <file path=word/footer1.xml><?xml version="1.0" encoding="utf-8"?>
-<w:ftr xmlns:wpc="http://schemas.microsoft.com/office/word/2010/wordprocessingCanvas" xmlns:cx="http://schemas.microsoft.com/office/drawing/2014/chartex" xmlns:cx1="http://schemas.microsoft.com/office/drawing/2015/9/8/chartex" xmlns:cx2="http://schemas.microsoft.com/office/drawing/2015/10/21/chartex" xmlns:cx3="http://schemas.microsoft.com/office/drawing/2016/5/9/chartex" xmlns:cx4="http://schemas.microsoft.com/office/drawing/2016/5/10/chartex" xmlns:cx5="http://schemas.microsoft.com/office/drawing/2016/5/11/chartex" xmlns:cx6="http://schemas.microsoft.com/office/drawing/2016/5/12/chartex" xmlns:cx7="http://schemas.microsoft.com/office/drawing/2016/5/13/chartex" xmlns:cx8="http://schemas.microsoft.com/office/drawing/2016/5/14/chartex" xmlns:mc="http://schemas.openxmlformats.org/markup-compatibility/2006" xmlns:aink="http://schemas.microsoft.com/office/drawing/2016/ink" xmlns:am3d="http://schemas.microsoft.com/office/drawing/2017/model3d" xmlns:o="urn:schemas-microsoft-com:office:office" xmlns:oel="http://schemas.microsoft.com/office/2019/extlst" xmlns:r="http://schemas.openxmlformats.org/officeDocument/2006/relationships" xmlns:m="http://schemas.openxmlformats.org/officeDocument/2006/math" xmlns:v="urn:schemas-microsoft-com:vml" xmlns:wp14="http://schemas.microsoft.com/office/word/2010/wordprocessingDrawing" xmlns:wp="http://schemas.openxmlformats.org/drawingml/2006/wordprocessingDrawing" xmlns:w10="urn:schemas-microsoft-com:office:word" xmlns:w="http://schemas.openxmlformats.org/wordprocessingml/2006/main" xmlns:w14="http://schemas.microsoft.com/office/word/2010/wordml" xmlns:w15="http://schemas.microsoft.com/office/word/2012/wordml" xmlns:w16cex="http://schemas.microsoft.com/office/word/2018/wordml/cex" xmlns:w16cid="http://schemas.microsoft.com/office/word/2016/wordml/cid" xmlns:w16="http://schemas.microsoft.com/office/word/2018/wordml" xmlns:w16du="http://schemas.microsoft.com/office/word/2023/wordml/word16du" xmlns:w16sdtdh="http://schemas.microsoft.com/office/word/2020/wordml/sdtdatahash" xmlns:w16se="http://schemas.microsoft.com/office/word/2015/wordml/symex" xmlns:wpg="http://schemas.microsoft.com/office/word/2010/wordprocessingGroup" xmlns:wpi="http://schemas.microsoft.com/office/word/2010/wordprocessingInk" xmlns:wne="http://schemas.microsoft.com/office/word/2006/wordml" xmlns:wps="http://schemas.microsoft.com/office/word/2010/wordprocessingShape" mc:Ignorable="w14 w15 w16se w16cid w16 w16cex w16sdtdh wp14">
-  <w:p>
-    <w:pPr>
-      <w:pStyle w:val="Footer"/>
-    </w:pPr>
-  </w:p>
-</w:ftr>
-</file>
-
-<file path=word/footer2.xml><?xml version="1.0" encoding="utf-8"?>
-<w:ftr xmlns:wpc="http://schemas.microsoft.com/office/word/2010/wordprocessingCanvas" xmlns:cx="http://schemas.microsoft.com/office/drawing/2014/chartex" xmlns:cx1="http://schemas.microsoft.com/office/drawing/2015/9/8/chartex" xmlns:cx2="http://schemas.microsoft.com/office/drawing/2015/10/21/chartex" xmlns:cx3="http://schemas.microsoft.com/office/drawing/2016/5/9/chartex" xmlns:cx4="http://schemas.microsoft.com/office/drawing/2016/5/10/chartex" xmlns:cx5="http://schemas.microsoft.com/office/drawing/2016/5/11/chartex" xmlns:cx6="http://schemas.microsoft.com/office/drawing/2016/5/12/chartex" xmlns:cx7="http://schemas.microsoft.com/office/drawing/2016/5/13/chartex" xmlns:cx8="http://schemas.microsoft.com/office/drawing/2016/5/14/chartex" xmlns:mc="http://schemas.openxmlformats.org/markup-compatibility/2006" xmlns:aink="http://schemas.microsoft.com/office/drawing/2016/ink" xmlns:am3d="http://schemas.microsoft.com/office/drawing/2017/model3d" xmlns:o="urn:schemas-microsoft-com:office:office" xmlns:oel="http://schemas.microsoft.com/office/2019/extlst" xmlns:r="http://schemas.openxmlformats.org/officeDocument/2006/relationships" xmlns:m="http://schemas.openxmlformats.org/officeDocument/2006/math" xmlns:v="urn:schemas-microsoft-com:vml" xmlns:wp14="http://schemas.microsoft.com/office/word/2010/wordprocessingDrawing" xmlns:wp="http://schemas.openxmlformats.org/drawingml/2006/wordprocessingDrawing" xmlns:w10="urn:schemas-microsoft-com:office:word" xmlns:w="http://schemas.openxmlformats.org/wordprocessingml/2006/main" xmlns:w14="http://schemas.microsoft.com/office/word/2010/wordml" xmlns:w15="http://schemas.microsoft.com/office/word/2012/wordml" xmlns:w16cex="http://schemas.microsoft.com/office/word/2018/wordml/cex" xmlns:w16cid="http://schemas.microsoft.com/office/word/2016/wordml/cid" xmlns:w16="http://schemas.microsoft.com/office/word/2018/wordml" xmlns:w16du="http://schemas.microsoft.com/office/word/2023/wordml/word16du" xmlns:w16sdtdh="http://schemas.microsoft.com/office/word/2020/wordml/sdtdatahash" xmlns:w16se="http://schemas.microsoft.com/office/word/2015/wordml/symex" xmlns:wpg="http://schemas.microsoft.com/office/word/2010/wordprocessingGroup" xmlns:wpi="http://schemas.microsoft.com/office/word/2010/wordprocessingInk" xmlns:wne="http://schemas.microsoft.com/office/word/2006/wordml" xmlns:wps="http://schemas.microsoft.com/office/word/2010/wordprocessingShape" mc:Ignorable="w14 w15 w16se w16cid w16 w16cex w16sdtdh wp14">
+<w:ftr xmlns:wpc="http://schemas.microsoft.com/office/word/2010/wordprocessingCanvas" xmlns:cx="http://schemas.microsoft.com/office/drawing/2014/chartex" xmlns:cx1="http://schemas.microsoft.com/office/drawing/2015/9/8/chartex" xmlns:cx2="http://schemas.microsoft.com/office/drawing/2015/10/21/chartex" xmlns:cx3="http://schemas.microsoft.com/office/drawing/2016/5/9/chartex" xmlns:cx4="http://schemas.microsoft.com/office/drawing/2016/5/10/chartex" xmlns:cx5="http://schemas.microsoft.com/office/drawing/2016/5/11/chartex" xmlns:cx6="http://schemas.microsoft.com/office/drawing/2016/5/12/chartex" xmlns:cx7="http://schemas.microsoft.com/office/drawing/2016/5/13/chartex" xmlns:cx8="http://schemas.microsoft.com/office/drawing/2016/5/14/chartex" xmlns:mc="http://schemas.openxmlformats.org/markup-compatibility/2006" xmlns:aink="http://schemas.microsoft.com/office/drawing/2016/ink" xmlns:am3d="http://schemas.microsoft.com/office/drawing/2017/model3d" xmlns:o="urn:schemas-microsoft-com:office:office" xmlns:r="http://schemas.openxmlformats.org/officeDocument/2006/relationships" xmlns:m="http://schemas.openxmlformats.org/officeDocument/2006/math" xmlns:v="urn:schemas-microsoft-com:vml" xmlns:wp14="http://schemas.microsoft.com/office/word/2010/wordprocessingDrawing" xmlns:wp="http://schemas.openxmlformats.org/drawingml/2006/wordprocessingDrawing" xmlns:w10="urn:schemas-microsoft-com:office:word" xmlns:w="http://schemas.openxmlformats.org/wordprocessingml/2006/main" xmlns:w14="http://schemas.microsoft.com/office/word/2010/wordml" xmlns:w15="http://schemas.microsoft.com/office/word/2012/wordml" xmlns:w16cex="http://schemas.microsoft.com/office/word/2018/wordml/cex" xmlns:w16cid="http://schemas.microsoft.com/office/word/2016/wordml/cid" xmlns:w16="http://schemas.microsoft.com/office/word/2018/wordml" xmlns:w16sdtdh="http://schemas.microsoft.com/office/word/2020/wordml/sdtdatahash" xmlns:w16se="http://schemas.microsoft.com/office/word/2015/wordml/symex" xmlns:wpg="http://schemas.microsoft.com/office/word/2010/wordprocessingGroup" xmlns:wpi="http://schemas.microsoft.com/office/word/2010/wordprocessingInk" xmlns:wne="http://schemas.microsoft.com/office/word/2006/wordml" xmlns:wps="http://schemas.microsoft.com/office/word/2010/wordprocessingShape" mc:Ignorable="w14 w15 w16se w16cid w16 w16cex w16sdtdh wp14">
   <w:p>
     <w:pPr>
       <w:pStyle w:val="Footer"/>
@@ -13377,8 +13194,8 @@
 </w:ftr>
 </file>
 
-<file path=word/footer3.xml><?xml version="1.0" encoding="utf-8"?>
-<w:ftr xmlns:wpc="http://schemas.microsoft.com/office/word/2010/wordprocessingCanvas" xmlns:cx="http://schemas.microsoft.com/office/drawing/2014/chartex" xmlns:cx1="http://schemas.microsoft.com/office/drawing/2015/9/8/chartex" xmlns:cx2="http://schemas.microsoft.com/office/drawing/2015/10/21/chartex" xmlns:cx3="http://schemas.microsoft.com/office/drawing/2016/5/9/chartex" xmlns:cx4="http://schemas.microsoft.com/office/drawing/2016/5/10/chartex" xmlns:cx5="http://schemas.microsoft.com/office/drawing/2016/5/11/chartex" xmlns:cx6="http://schemas.microsoft.com/office/drawing/2016/5/12/chartex" xmlns:cx7="http://schemas.microsoft.com/office/drawing/2016/5/13/chartex" xmlns:cx8="http://schemas.microsoft.com/office/drawing/2016/5/14/chartex" xmlns:mc="http://schemas.openxmlformats.org/markup-compatibility/2006" xmlns:aink="http://schemas.microsoft.com/office/drawing/2016/ink" xmlns:am3d="http://schemas.microsoft.com/office/drawing/2017/model3d" xmlns:o="urn:schemas-microsoft-com:office:office" xmlns:oel="http://schemas.microsoft.com/office/2019/extlst" xmlns:r="http://schemas.openxmlformats.org/officeDocument/2006/relationships" xmlns:m="http://schemas.openxmlformats.org/officeDocument/2006/math" xmlns:v="urn:schemas-microsoft-com:vml" xmlns:wp14="http://schemas.microsoft.com/office/word/2010/wordprocessingDrawing" xmlns:wp="http://schemas.openxmlformats.org/drawingml/2006/wordprocessingDrawing" xmlns:w10="urn:schemas-microsoft-com:office:word" xmlns:w="http://schemas.openxmlformats.org/wordprocessingml/2006/main" xmlns:w14="http://schemas.microsoft.com/office/word/2010/wordml" xmlns:w15="http://schemas.microsoft.com/office/word/2012/wordml" xmlns:w16cex="http://schemas.microsoft.com/office/word/2018/wordml/cex" xmlns:w16cid="http://schemas.microsoft.com/office/word/2016/wordml/cid" xmlns:w16="http://schemas.microsoft.com/office/word/2018/wordml" xmlns:w16du="http://schemas.microsoft.com/office/word/2023/wordml/word16du" xmlns:w16sdtdh="http://schemas.microsoft.com/office/word/2020/wordml/sdtdatahash" xmlns:w16se="http://schemas.microsoft.com/office/word/2015/wordml/symex" xmlns:wpg="http://schemas.microsoft.com/office/word/2010/wordprocessingGroup" xmlns:wpi="http://schemas.microsoft.com/office/word/2010/wordprocessingInk" xmlns:wne="http://schemas.microsoft.com/office/word/2006/wordml" xmlns:wps="http://schemas.microsoft.com/office/word/2010/wordprocessingShape" mc:Ignorable="w14 w15 w16se w16cid w16 w16cex w16sdtdh wp14">
+<file path=word/footer2.xml><?xml version="1.0" encoding="utf-8"?>
+<w:ftr xmlns:wpc="http://schemas.microsoft.com/office/word/2010/wordprocessingCanvas" xmlns:cx="http://schemas.microsoft.com/office/drawing/2014/chartex" xmlns:cx1="http://schemas.microsoft.com/office/drawing/2015/9/8/chartex" xmlns:cx2="http://schemas.microsoft.com/office/drawing/2015/10/21/chartex" xmlns:cx3="http://schemas.microsoft.com/office/drawing/2016/5/9/chartex" xmlns:cx4="http://schemas.microsoft.com/office/drawing/2016/5/10/chartex" xmlns:cx5="http://schemas.microsoft.com/office/drawing/2016/5/11/chartex" xmlns:cx6="http://schemas.microsoft.com/office/drawing/2016/5/12/chartex" xmlns:cx7="http://schemas.microsoft.com/office/drawing/2016/5/13/chartex" xmlns:cx8="http://schemas.microsoft.com/office/drawing/2016/5/14/chartex" xmlns:mc="http://schemas.openxmlformats.org/markup-compatibility/2006" xmlns:aink="http://schemas.microsoft.com/office/drawing/2016/ink" xmlns:am3d="http://schemas.microsoft.com/office/drawing/2017/model3d" xmlns:o="urn:schemas-microsoft-com:office:office" xmlns:r="http://schemas.openxmlformats.org/officeDocument/2006/relationships" xmlns:m="http://schemas.openxmlformats.org/officeDocument/2006/math" xmlns:v="urn:schemas-microsoft-com:vml" xmlns:wp14="http://schemas.microsoft.com/office/word/2010/wordprocessingDrawing" xmlns:wp="http://schemas.openxmlformats.org/drawingml/2006/wordprocessingDrawing" xmlns:w10="urn:schemas-microsoft-com:office:word" xmlns:w="http://schemas.openxmlformats.org/wordprocessingml/2006/main" xmlns:w14="http://schemas.microsoft.com/office/word/2010/wordml" xmlns:w15="http://schemas.microsoft.com/office/word/2012/wordml" xmlns:w16cex="http://schemas.microsoft.com/office/word/2018/wordml/cex" xmlns:w16cid="http://schemas.microsoft.com/office/word/2016/wordml/cid" xmlns:w16="http://schemas.microsoft.com/office/word/2018/wordml" xmlns:w16sdtdh="http://schemas.microsoft.com/office/word/2020/wordml/sdtdatahash" xmlns:w16se="http://schemas.microsoft.com/office/word/2015/wordml/symex" xmlns:wpg="http://schemas.microsoft.com/office/word/2010/wordprocessingGroup" xmlns:wpi="http://schemas.microsoft.com/office/word/2010/wordprocessingInk" xmlns:wne="http://schemas.microsoft.com/office/word/2006/wordml" xmlns:wps="http://schemas.microsoft.com/office/word/2010/wordprocessingShape" mc:Ignorable="w14 w15 w16se w16cid w16 w16cex w16sdtdh wp14">
   <w:p>
     <w:pPr>
       <w:pStyle w:val="Footer"/>
@@ -13435,7 +13252,7 @@
 </file>
 
 <file path=word/footnotes.xml><?xml version="1.0" encoding="utf-8"?>
-<w:footnotes xmlns:wpc="http://schemas.microsoft.com/office/word/2010/wordprocessingCanvas" xmlns:cx="http://schemas.microsoft.com/office/drawing/2014/chartex" xmlns:cx1="http://schemas.microsoft.com/office/drawing/2015/9/8/chartex" xmlns:cx2="http://schemas.microsoft.com/office/drawing/2015/10/21/chartex" xmlns:cx3="http://schemas.microsoft.com/office/drawing/2016/5/9/chartex" xmlns:cx4="http://schemas.microsoft.com/office/drawing/2016/5/10/chartex" xmlns:cx5="http://schemas.microsoft.com/office/drawing/2016/5/11/chartex" xmlns:cx6="http://schemas.microsoft.com/office/drawing/2016/5/12/chartex" xmlns:cx7="http://schemas.microsoft.com/office/drawing/2016/5/13/chartex" xmlns:cx8="http://schemas.microsoft.com/office/drawing/2016/5/14/chartex" xmlns:mc="http://schemas.openxmlformats.org/markup-compatibility/2006" xmlns:aink="http://schemas.microsoft.com/office/drawing/2016/ink" xmlns:am3d="http://schemas.microsoft.com/office/drawing/2017/model3d" xmlns:o="urn:schemas-microsoft-com:office:office" xmlns:oel="http://schemas.microsoft.com/office/2019/extlst" xmlns:r="http://schemas.openxmlformats.org/officeDocument/2006/relationships" xmlns:m="http://schemas.openxmlformats.org/officeDocument/2006/math" xmlns:v="urn:schemas-microsoft-com:vml" xmlns:wp14="http://schemas.microsoft.com/office/word/2010/wordprocessingDrawing" xmlns:wp="http://schemas.openxmlformats.org/drawingml/2006/wordprocessingDrawing" xmlns:w10="urn:schemas-microsoft-com:office:word" xmlns:w="http://schemas.openxmlformats.org/wordprocessingml/2006/main" xmlns:w14="http://schemas.microsoft.com/office/word/2010/wordml" xmlns:w15="http://schemas.microsoft.com/office/word/2012/wordml" xmlns:w16cex="http://schemas.microsoft.com/office/word/2018/wordml/cex" xmlns:w16cid="http://schemas.microsoft.com/office/word/2016/wordml/cid" xmlns:w16="http://schemas.microsoft.com/office/word/2018/wordml" xmlns:w16du="http://schemas.microsoft.com/office/word/2023/wordml/word16du" xmlns:w16sdtdh="http://schemas.microsoft.com/office/word/2020/wordml/sdtdatahash" xmlns:w16se="http://schemas.microsoft.com/office/word/2015/wordml/symex" xmlns:wpg="http://schemas.microsoft.com/office/word/2010/wordprocessingGroup" xmlns:wpi="http://schemas.microsoft.com/office/word/2010/wordprocessingInk" xmlns:wne="http://schemas.microsoft.com/office/word/2006/wordml" xmlns:wps="http://schemas.microsoft.com/office/word/2010/wordprocessingShape" mc:Ignorable="w14 w15 w16se w16cid w16 w16cex w16sdtdh wp14">
+<w:footnotes xmlns:wpc="http://schemas.microsoft.com/office/word/2010/wordprocessingCanvas" xmlns:cx="http://schemas.microsoft.com/office/drawing/2014/chartex" xmlns:cx1="http://schemas.microsoft.com/office/drawing/2015/9/8/chartex" xmlns:cx2="http://schemas.microsoft.com/office/drawing/2015/10/21/chartex" xmlns:cx3="http://schemas.microsoft.com/office/drawing/2016/5/9/chartex" xmlns:cx4="http://schemas.microsoft.com/office/drawing/2016/5/10/chartex" xmlns:cx5="http://schemas.microsoft.com/office/drawing/2016/5/11/chartex" xmlns:cx6="http://schemas.microsoft.com/office/drawing/2016/5/12/chartex" xmlns:cx7="http://schemas.microsoft.com/office/drawing/2016/5/13/chartex" xmlns:cx8="http://schemas.microsoft.com/office/drawing/2016/5/14/chartex" xmlns:mc="http://schemas.openxmlformats.org/markup-compatibility/2006" xmlns:aink="http://schemas.microsoft.com/office/drawing/2016/ink" xmlns:am3d="http://schemas.microsoft.com/office/drawing/2017/model3d" xmlns:o="urn:schemas-microsoft-com:office:office" xmlns:r="http://schemas.openxmlformats.org/officeDocument/2006/relationships" xmlns:m="http://schemas.openxmlformats.org/officeDocument/2006/math" xmlns:v="urn:schemas-microsoft-com:vml" xmlns:wp14="http://schemas.microsoft.com/office/word/2010/wordprocessingDrawing" xmlns:wp="http://schemas.openxmlformats.org/drawingml/2006/wordprocessingDrawing" xmlns:w10="urn:schemas-microsoft-com:office:word" xmlns:w="http://schemas.openxmlformats.org/wordprocessingml/2006/main" xmlns:w14="http://schemas.microsoft.com/office/word/2010/wordml" xmlns:w15="http://schemas.microsoft.com/office/word/2012/wordml" xmlns:w16cex="http://schemas.microsoft.com/office/word/2018/wordml/cex" xmlns:w16cid="http://schemas.microsoft.com/office/word/2016/wordml/cid" xmlns:w16="http://schemas.microsoft.com/office/word/2018/wordml" xmlns:w16sdtdh="http://schemas.microsoft.com/office/word/2020/wordml/sdtdatahash" xmlns:w16se="http://schemas.microsoft.com/office/word/2015/wordml/symex" xmlns:wpg="http://schemas.microsoft.com/office/word/2010/wordprocessingGroup" xmlns:wpi="http://schemas.microsoft.com/office/word/2010/wordprocessingInk" xmlns:wne="http://schemas.microsoft.com/office/word/2006/wordml" xmlns:wps="http://schemas.microsoft.com/office/word/2010/wordprocessingShape" mc:Ignorable="w14 w15 w16se w16cid w16 w16cex w16sdtdh wp14">
   <w:footnote w:type="separator" w:id="-1">
     <w:p>
       <w:r>
@@ -13457,17 +13274,7 @@
 </file>
 
 <file path=word/header1.xml><?xml version="1.0" encoding="utf-8"?>
-<w:hdr xmlns:wpc="http://schemas.microsoft.com/office/word/2010/wordprocessingCanvas" xmlns:cx="http://schemas.microsoft.com/office/drawing/2014/chartex" xmlns:cx1="http://schemas.microsoft.com/office/drawing/2015/9/8/chartex" xmlns:cx2="http://schemas.microsoft.com/office/drawing/2015/10/21/chartex" xmlns:cx3="http://schemas.microsoft.com/office/drawing/2016/5/9/chartex" xmlns:cx4="http://schemas.microsoft.com/office/drawing/2016/5/10/chartex" xmlns:cx5="http://schemas.microsoft.com/office/drawing/2016/5/11/chartex" xmlns:cx6="http://schemas.microsoft.com/office/drawing/2016/5/12/chartex" xmlns:cx7="http://schemas.microsoft.com/office/drawing/2016/5/13/chartex" xmlns:cx8="http://schemas.microsoft.com/office/drawing/2016/5/14/chartex" xmlns:mc="http://schemas.openxmlformats.org/markup-compatibility/2006" xmlns:aink="http://schemas.microsoft.com/office/drawing/2016/ink" xmlns:am3d="http://schemas.microsoft.com/office/drawing/2017/model3d" xmlns:o="urn:schemas-microsoft-com:office:office" xmlns:oel="http://schemas.microsoft.com/office/2019/extlst" xmlns:r="http://schemas.openxmlformats.org/officeDocument/2006/relationships" xmlns:m="http://schemas.openxmlformats.org/officeDocument/2006/math" xmlns:v="urn:schemas-microsoft-com:vml" xmlns:wp14="http://schemas.microsoft.com/office/word/2010/wordprocessingDrawing" xmlns:wp="http://schemas.openxmlformats.org/drawingml/2006/wordprocessingDrawing" xmlns:w10="urn:schemas-microsoft-com:office:word" xmlns:w="http://schemas.openxmlformats.org/wordprocessingml/2006/main" xmlns:w14="http://schemas.microsoft.com/office/word/2010/wordml" xmlns:w15="http://schemas.microsoft.com/office/word/2012/wordml" xmlns:w16cex="http://schemas.microsoft.com/office/word/2018/wordml/cex" xmlns:w16cid="http://schemas.microsoft.com/office/word/2016/wordml/cid" xmlns:w16="http://schemas.microsoft.com/office/word/2018/wordml" xmlns:w16du="http://schemas.microsoft.com/office/word/2023/wordml/word16du" xmlns:w16sdtdh="http://schemas.microsoft.com/office/word/2020/wordml/sdtdatahash" xmlns:w16se="http://schemas.microsoft.com/office/word/2015/wordml/symex" xmlns:wpg="http://schemas.microsoft.com/office/word/2010/wordprocessingGroup" xmlns:wpi="http://schemas.microsoft.com/office/word/2010/wordprocessingInk" xmlns:wne="http://schemas.microsoft.com/office/word/2006/wordml" xmlns:wps="http://schemas.microsoft.com/office/word/2010/wordprocessingShape" mc:Ignorable="w14 w15 w16se w16cid w16 w16cex w16sdtdh wp14">
-  <w:p>
-    <w:pPr>
-      <w:pStyle w:val="Header"/>
-    </w:pPr>
-  </w:p>
-</w:hdr>
-</file>
-
-<file path=word/header2.xml><?xml version="1.0" encoding="utf-8"?>
-<w:hdr xmlns:wpc="http://schemas.microsoft.com/office/word/2010/wordprocessingCanvas" xmlns:cx="http://schemas.microsoft.com/office/drawing/2014/chartex" xmlns:cx1="http://schemas.microsoft.com/office/drawing/2015/9/8/chartex" xmlns:cx2="http://schemas.microsoft.com/office/drawing/2015/10/21/chartex" xmlns:cx3="http://schemas.microsoft.com/office/drawing/2016/5/9/chartex" xmlns:cx4="http://schemas.microsoft.com/office/drawing/2016/5/10/chartex" xmlns:cx5="http://schemas.microsoft.com/office/drawing/2016/5/11/chartex" xmlns:cx6="http://schemas.microsoft.com/office/drawing/2016/5/12/chartex" xmlns:cx7="http://schemas.microsoft.com/office/drawing/2016/5/13/chartex" xmlns:cx8="http://schemas.microsoft.com/office/drawing/2016/5/14/chartex" xmlns:mc="http://schemas.openxmlformats.org/markup-compatibility/2006" xmlns:aink="http://schemas.microsoft.com/office/drawing/2016/ink" xmlns:am3d="http://schemas.microsoft.com/office/drawing/2017/model3d" xmlns:o="urn:schemas-microsoft-com:office:office" xmlns:oel="http://schemas.microsoft.com/office/2019/extlst" xmlns:r="http://schemas.openxmlformats.org/officeDocument/2006/relationships" xmlns:m="http://schemas.openxmlformats.org/officeDocument/2006/math" xmlns:v="urn:schemas-microsoft-com:vml" xmlns:wp14="http://schemas.microsoft.com/office/word/2010/wordprocessingDrawing" xmlns:wp="http://schemas.openxmlformats.org/drawingml/2006/wordprocessingDrawing" xmlns:w10="urn:schemas-microsoft-com:office:word" xmlns:w="http://schemas.openxmlformats.org/wordprocessingml/2006/main" xmlns:w14="http://schemas.microsoft.com/office/word/2010/wordml" xmlns:w15="http://schemas.microsoft.com/office/word/2012/wordml" xmlns:w16cex="http://schemas.microsoft.com/office/word/2018/wordml/cex" xmlns:w16cid="http://schemas.microsoft.com/office/word/2016/wordml/cid" xmlns:w16="http://schemas.microsoft.com/office/word/2018/wordml" xmlns:w16du="http://schemas.microsoft.com/office/word/2023/wordml/word16du" xmlns:w16sdtdh="http://schemas.microsoft.com/office/word/2020/wordml/sdtdatahash" xmlns:w16se="http://schemas.microsoft.com/office/word/2015/wordml/symex" xmlns:wpg="http://schemas.microsoft.com/office/word/2010/wordprocessingGroup" xmlns:wpi="http://schemas.microsoft.com/office/word/2010/wordprocessingInk" xmlns:wne="http://schemas.microsoft.com/office/word/2006/wordml" xmlns:wps="http://schemas.microsoft.com/office/word/2010/wordprocessingShape" mc:Ignorable="w14 w15 w16se w16cid w16 w16cex w16sdtdh wp14">
+<w:hdr xmlns:wpc="http://schemas.microsoft.com/office/word/2010/wordprocessingCanvas" xmlns:cx="http://schemas.microsoft.com/office/drawing/2014/chartex" xmlns:cx1="http://schemas.microsoft.com/office/drawing/2015/9/8/chartex" xmlns:cx2="http://schemas.microsoft.com/office/drawing/2015/10/21/chartex" xmlns:cx3="http://schemas.microsoft.com/office/drawing/2016/5/9/chartex" xmlns:cx4="http://schemas.microsoft.com/office/drawing/2016/5/10/chartex" xmlns:cx5="http://schemas.microsoft.com/office/drawing/2016/5/11/chartex" xmlns:cx6="http://schemas.microsoft.com/office/drawing/2016/5/12/chartex" xmlns:cx7="http://schemas.microsoft.com/office/drawing/2016/5/13/chartex" xmlns:cx8="http://schemas.microsoft.com/office/drawing/2016/5/14/chartex" xmlns:mc="http://schemas.openxmlformats.org/markup-compatibility/2006" xmlns:aink="http://schemas.microsoft.com/office/drawing/2016/ink" xmlns:am3d="http://schemas.microsoft.com/office/drawing/2017/model3d" xmlns:o="urn:schemas-microsoft-com:office:office" xmlns:r="http://schemas.openxmlformats.org/officeDocument/2006/relationships" xmlns:m="http://schemas.openxmlformats.org/officeDocument/2006/math" xmlns:v="urn:schemas-microsoft-com:vml" xmlns:wp14="http://schemas.microsoft.com/office/word/2010/wordprocessingDrawing" xmlns:wp="http://schemas.openxmlformats.org/drawingml/2006/wordprocessingDrawing" xmlns:w10="urn:schemas-microsoft-com:office:word" xmlns:w="http://schemas.openxmlformats.org/wordprocessingml/2006/main" xmlns:w14="http://schemas.microsoft.com/office/word/2010/wordml" xmlns:w15="http://schemas.microsoft.com/office/word/2012/wordml" xmlns:w16cex="http://schemas.microsoft.com/office/word/2018/wordml/cex" xmlns:w16cid="http://schemas.microsoft.com/office/word/2016/wordml/cid" xmlns:w16="http://schemas.microsoft.com/office/word/2018/wordml" xmlns:w16sdtdh="http://schemas.microsoft.com/office/word/2020/wordml/sdtdatahash" xmlns:w16se="http://schemas.microsoft.com/office/word/2015/wordml/symex" xmlns:wpg="http://schemas.microsoft.com/office/word/2010/wordprocessingGroup" xmlns:wpi="http://schemas.microsoft.com/office/word/2010/wordprocessingInk" xmlns:wne="http://schemas.microsoft.com/office/word/2006/wordml" xmlns:wps="http://schemas.microsoft.com/office/word/2010/wordprocessingShape" mc:Ignorable="w14 w15 w16se w16cid w16 w16cex w16sdtdh wp14">
   <w:p>
     <w:pPr>
       <w:pStyle w:val="Header"/>
@@ -13482,8 +13289,8 @@
 </w:hdr>
 </file>
 
-<file path=word/header3.xml><?xml version="1.0" encoding="utf-8"?>
-<w:hdr xmlns:wpc="http://schemas.microsoft.com/office/word/2010/wordprocessingCanvas" xmlns:cx="http://schemas.microsoft.com/office/drawing/2014/chartex" xmlns:cx1="http://schemas.microsoft.com/office/drawing/2015/9/8/chartex" xmlns:cx2="http://schemas.microsoft.com/office/drawing/2015/10/21/chartex" xmlns:cx3="http://schemas.microsoft.com/office/drawing/2016/5/9/chartex" xmlns:cx4="http://schemas.microsoft.com/office/drawing/2016/5/10/chartex" xmlns:cx5="http://schemas.microsoft.com/office/drawing/2016/5/11/chartex" xmlns:cx6="http://schemas.microsoft.com/office/drawing/2016/5/12/chartex" xmlns:cx7="http://schemas.microsoft.com/office/drawing/2016/5/13/chartex" xmlns:cx8="http://schemas.microsoft.com/office/drawing/2016/5/14/chartex" xmlns:mc="http://schemas.openxmlformats.org/markup-compatibility/2006" xmlns:aink="http://schemas.microsoft.com/office/drawing/2016/ink" xmlns:am3d="http://schemas.microsoft.com/office/drawing/2017/model3d" xmlns:o="urn:schemas-microsoft-com:office:office" xmlns:oel="http://schemas.microsoft.com/office/2019/extlst" xmlns:r="http://schemas.openxmlformats.org/officeDocument/2006/relationships" xmlns:m="http://schemas.openxmlformats.org/officeDocument/2006/math" xmlns:v="urn:schemas-microsoft-com:vml" xmlns:wp14="http://schemas.microsoft.com/office/word/2010/wordprocessingDrawing" xmlns:wp="http://schemas.openxmlformats.org/drawingml/2006/wordprocessingDrawing" xmlns:w10="urn:schemas-microsoft-com:office:word" xmlns:w="http://schemas.openxmlformats.org/wordprocessingml/2006/main" xmlns:w14="http://schemas.microsoft.com/office/word/2010/wordml" xmlns:w15="http://schemas.microsoft.com/office/word/2012/wordml" xmlns:w16cex="http://schemas.microsoft.com/office/word/2018/wordml/cex" xmlns:w16cid="http://schemas.microsoft.com/office/word/2016/wordml/cid" xmlns:w16="http://schemas.microsoft.com/office/word/2018/wordml" xmlns:w16du="http://schemas.microsoft.com/office/word/2023/wordml/word16du" xmlns:w16sdtdh="http://schemas.microsoft.com/office/word/2020/wordml/sdtdatahash" xmlns:w16se="http://schemas.microsoft.com/office/word/2015/wordml/symex" xmlns:wpg="http://schemas.microsoft.com/office/word/2010/wordprocessingGroup" xmlns:wpi="http://schemas.microsoft.com/office/word/2010/wordprocessingInk" xmlns:wne="http://schemas.microsoft.com/office/word/2006/wordml" xmlns:wps="http://schemas.microsoft.com/office/word/2010/wordprocessingShape" mc:Ignorable="w14 w15 w16se w16cid w16 w16cex w16sdtdh wp14">
+<file path=word/header2.xml><?xml version="1.0" encoding="utf-8"?>
+<w:hdr xmlns:wpc="http://schemas.microsoft.com/office/word/2010/wordprocessingCanvas" xmlns:cx="http://schemas.microsoft.com/office/drawing/2014/chartex" xmlns:cx1="http://schemas.microsoft.com/office/drawing/2015/9/8/chartex" xmlns:cx2="http://schemas.microsoft.com/office/drawing/2015/10/21/chartex" xmlns:cx3="http://schemas.microsoft.com/office/drawing/2016/5/9/chartex" xmlns:cx4="http://schemas.microsoft.com/office/drawing/2016/5/10/chartex" xmlns:cx5="http://schemas.microsoft.com/office/drawing/2016/5/11/chartex" xmlns:cx6="http://schemas.microsoft.com/office/drawing/2016/5/12/chartex" xmlns:cx7="http://schemas.microsoft.com/office/drawing/2016/5/13/chartex" xmlns:cx8="http://schemas.microsoft.com/office/drawing/2016/5/14/chartex" xmlns:mc="http://schemas.openxmlformats.org/markup-compatibility/2006" xmlns:aink="http://schemas.microsoft.com/office/drawing/2016/ink" xmlns:am3d="http://schemas.microsoft.com/office/drawing/2017/model3d" xmlns:o="urn:schemas-microsoft-com:office:office" xmlns:r="http://schemas.openxmlformats.org/officeDocument/2006/relationships" xmlns:m="http://schemas.openxmlformats.org/officeDocument/2006/math" xmlns:v="urn:schemas-microsoft-com:vml" xmlns:wp14="http://schemas.microsoft.com/office/word/2010/wordprocessingDrawing" xmlns:wp="http://schemas.openxmlformats.org/drawingml/2006/wordprocessingDrawing" xmlns:w10="urn:schemas-microsoft-com:office:word" xmlns:w="http://schemas.openxmlformats.org/wordprocessingml/2006/main" xmlns:w14="http://schemas.microsoft.com/office/word/2010/wordml" xmlns:w15="http://schemas.microsoft.com/office/word/2012/wordml" xmlns:w16cex="http://schemas.microsoft.com/office/word/2018/wordml/cex" xmlns:w16cid="http://schemas.microsoft.com/office/word/2016/wordml/cid" xmlns:w16="http://schemas.microsoft.com/office/word/2018/wordml" xmlns:w16sdtdh="http://schemas.microsoft.com/office/word/2020/wordml/sdtdatahash" xmlns:w16se="http://schemas.microsoft.com/office/word/2015/wordml/symex" xmlns:wpg="http://schemas.microsoft.com/office/word/2010/wordprocessingGroup" xmlns:wpi="http://schemas.microsoft.com/office/word/2010/wordprocessingInk" xmlns:wne="http://schemas.microsoft.com/office/word/2006/wordml" xmlns:wps="http://schemas.microsoft.com/office/word/2010/wordprocessingShape" mc:Ignorable="w14 w15 w16se w16cid w16 w16cex w16sdtdh wp14">
   <w:p>
     <w:pPr>
       <w:widowControl w:val="0"/>
@@ -13505,74 +13312,69 @@
     <w:bookmarkStart w:id="4" w:name="_Hlk186188841"/>
     <w:bookmarkStart w:id="5" w:name="_Hlk186189107"/>
     <w:bookmarkStart w:id="6" w:name="_Hlk186189108"/>
-    <w:bookmarkStart w:id="7" w:name="_Hlk186189264"/>
-    <w:bookmarkStart w:id="8" w:name="_Hlk186189265"/>
-    <w:bookmarkStart w:id="9" w:name="_Hlk186189287"/>
-    <w:bookmarkStart w:id="10" w:name="_Hlk186189288"/>
-    <w:bookmarkStart w:id="11" w:name="_Hlk186189395"/>
-    <w:bookmarkStart w:id="12" w:name="_Hlk186189396"/>
     <w:r>
       <w:rPr>
-        <w:rFonts w:ascii="Arial" w:eastAsia="Calibri" w:hAnsi="Arial" w:cs="Arial"/>
-        <w:b/>
-        <w:bCs/>
         <w:noProof/>
-        <w:sz w:val="36"/>
-        <w:szCs w:val="36"/>
+        <w:lang w:val="en-US"/>
       </w:rPr>
       <w:drawing>
-        <wp:anchor distT="0" distB="0" distL="114300" distR="114300" simplePos="0" relativeHeight="251658240" behindDoc="0" locked="0" layoutInCell="1" allowOverlap="1" wp14:anchorId="71765772" wp14:editId="6405A0CE">
+        <wp:anchor distT="0" distB="0" distL="114300" distR="114300" simplePos="0" relativeHeight="251660288" behindDoc="0" locked="0" layoutInCell="1" allowOverlap="1" wp14:anchorId="6F43751E" wp14:editId="09F0EB6D">
           <wp:simplePos x="0" y="0"/>
-          <wp:positionH relativeFrom="column">
-            <wp:posOffset>-324221</wp:posOffset>
+          <wp:positionH relativeFrom="margin">
+            <wp:posOffset>-308344</wp:posOffset>
           </wp:positionH>
           <wp:positionV relativeFrom="paragraph">
-            <wp:posOffset>6985</wp:posOffset>
+            <wp:posOffset>6867</wp:posOffset>
           </wp:positionV>
-          <wp:extent cx="835200" cy="835200"/>
-          <wp:effectExtent l="0" t="0" r="3175" b="3175"/>
+          <wp:extent cx="810000" cy="810000"/>
+          <wp:effectExtent l="0" t="0" r="9525" b="9525"/>
           <wp:wrapNone/>
-          <wp:docPr id="1" name="Picture 1" descr="A yellow and blue logo&#10;&#10;Description automatically generated"/>
+          <wp:docPr id="1140675709" name="Picture 3"/>
           <wp:cNvGraphicFramePr>
-            <a:graphicFrameLocks xmlns:a="http://schemas.openxmlformats.org/drawingml/2006/main"/>
+            <a:graphicFrameLocks xmlns:a="http://schemas.openxmlformats.org/drawingml/2006/main" noChangeAspect="1"/>
           </wp:cNvGraphicFramePr>
           <a:graphic xmlns:a="http://schemas.openxmlformats.org/drawingml/2006/main">
             <a:graphicData uri="http://schemas.openxmlformats.org/drawingml/2006/picture">
               <pic:pic xmlns:pic="http://schemas.openxmlformats.org/drawingml/2006/picture">
                 <pic:nvPicPr>
-                  <pic:cNvPr id="469225509" name="Picture 469225509" descr="A yellow and blue logo&#10;&#10;Description automatically generated"/>
+                  <pic:cNvPr id="0" name="Picture 1"/>
                   <pic:cNvPicPr>
-                    <a:picLocks noChangeAspect="1"/>
+                    <a:picLocks noChangeAspect="1" noChangeArrowheads="1"/>
                   </pic:cNvPicPr>
                 </pic:nvPicPr>
                 <pic:blipFill>
-                  <a:blip r:embed="rId1" cstate="print">
+                  <a:blip r:embed="rId1">
                     <a:extLst>
                       <a:ext uri="{28A0092B-C50C-407E-A947-70E740481C1C}">
                         <a14:useLocalDpi xmlns:a14="http://schemas.microsoft.com/office/drawing/2010/main" val="0"/>
                       </a:ext>
                     </a:extLst>
                   </a:blip>
+                  <a:srcRect/>
                   <a:stretch>
                     <a:fillRect/>
                   </a:stretch>
                 </pic:blipFill>
-                <pic:spPr>
+                <pic:spPr bwMode="auto">
                   <a:xfrm>
                     <a:off x="0" y="0"/>
-                    <a:ext cx="835200" cy="835200"/>
+                    <a:ext cx="810000" cy="810000"/>
                   </a:xfrm>
                   <a:prstGeom prst="rect">
                     <a:avLst/>
                   </a:prstGeom>
+                  <a:noFill/>
+                  <a:ln>
+                    <a:noFill/>
+                  </a:ln>
                 </pic:spPr>
               </pic:pic>
             </a:graphicData>
           </a:graphic>
-          <wp14:sizeRelH relativeFrom="margin">
+          <wp14:sizeRelH relativeFrom="page">
             <wp14:pctWidth>0</wp14:pctWidth>
           </wp14:sizeRelH>
-          <wp14:sizeRelV relativeFrom="margin">
+          <wp14:sizeRelV relativeFrom="page">
             <wp14:pctHeight>0</wp14:pctHeight>
           </wp14:sizeRelV>
         </wp:anchor>
@@ -13650,8 +13452,9 @@
       <w:jc w:val="center"/>
       <w:rPr>
         <w:rFonts w:ascii="Arial" w:eastAsia="Calibri" w:hAnsi="Arial" w:cs="Arial"/>
-        <w:sz w:val="18"/>
-        <w:szCs w:val="18"/>
+        <w:spacing w:val="-8"/>
+        <w:sz w:val="16"/>
+        <w:szCs w:val="16"/>
       </w:rPr>
     </w:pPr>
     <w:r>
@@ -13659,61 +13462,34 @@
         <w:rFonts w:ascii="Arial" w:eastAsia="Calibri" w:hAnsi="Arial" w:cs="Arial"/>
         <w:b/>
         <w:bCs/>
-        <w:sz w:val="18"/>
-        <w:szCs w:val="18"/>
+        <w:spacing w:val="-8"/>
+        <w:sz w:val="16"/>
+        <w:szCs w:val="16"/>
       </w:rPr>
-      <w:t xml:space="preserve">TIM </w:t>
+      <w:t xml:space="preserve">KELOMPOK KERJA PEMILIHAN </w:t>
     </w:r>
     <w:r>
       <w:rPr>
         <w:rFonts w:ascii="Arial" w:eastAsia="Calibri" w:hAnsi="Arial" w:cs="Arial"/>
         <w:b/>
         <w:bCs/>
-        <w:sz w:val="18"/>
-        <w:szCs w:val="18"/>
+        <w:spacing w:val="-8"/>
+        <w:sz w:val="16"/>
+        <w:szCs w:val="16"/>
+        <w:lang w:val="en-US"/>
       </w:rPr>
-      <w:t>PELAKSANA</w:t>
+      <w:t xml:space="preserve">2.A.2 </w:t>
     </w:r>
     <w:r>
       <w:rPr>
         <w:rFonts w:ascii="Arial" w:eastAsia="Calibri" w:hAnsi="Arial" w:cs="Arial"/>
         <w:b/>
         <w:bCs/>
-        <w:sz w:val="18"/>
-        <w:szCs w:val="18"/>
+        <w:spacing w:val="-8"/>
+        <w:sz w:val="16"/>
+        <w:szCs w:val="16"/>
       </w:rPr>
-      <w:t xml:space="preserve"> </w:t>
-    </w:r>
-    <w:r>
-      <w:rPr>
-        <w:rFonts w:ascii="Arial" w:eastAsia="Calibri" w:hAnsi="Arial" w:cs="Arial"/>
-        <w:b/>
-        <w:bCs/>
-        <w:sz w:val="18"/>
-        <w:szCs w:val="18"/>
-        <w:lang w:val="sv-SE"/>
-      </w:rPr>
-      <w:t>1.B.13</w:t>
-    </w:r>
-    <w:r>
-      <w:rPr>
-        <w:rFonts w:ascii="Arial" w:eastAsia="Calibri" w:hAnsi="Arial" w:cs="Arial"/>
-        <w:b/>
-        <w:bCs/>
-        <w:sz w:val="18"/>
-        <w:szCs w:val="18"/>
-      </w:rPr>
-      <w:t xml:space="preserve"> BP2JK</w:t>
-    </w:r>
-    <w:r>
-      <w:rPr>
-        <w:rFonts w:ascii="Arial" w:eastAsia="Calibri" w:hAnsi="Arial" w:cs="Arial"/>
-        <w:b/>
-        <w:bCs/>
-        <w:sz w:val="18"/>
-        <w:szCs w:val="18"/>
-      </w:rPr>
-      <w:t xml:space="preserve"> WILAYAH KALIMANTAN SELATAN TAHUN ANGGARAN 2025</w:t>
+      <w:t>BP2JK WILAYAH KALIMANTAN SELATAN TAHUN ANGGARAN 2026</w:t>
     </w:r>
   </w:p>
   <w:p>
@@ -13725,48 +13501,97 @@
       <w:jc w:val="center"/>
       <w:rPr>
         <w:rFonts w:ascii="Arial" w:eastAsia="Calibri" w:hAnsi="Arial" w:cs="Arial"/>
-        <w:spacing w:val="1"/>
-        <w:sz w:val="14"/>
-        <w:szCs w:val="14"/>
+        <w:sz w:val="15"/>
+        <w:szCs w:val="15"/>
       </w:rPr>
     </w:pPr>
     <w:r>
       <w:rPr>
         <w:rFonts w:ascii="Arial" w:eastAsia="Calibri" w:hAnsi="Arial" w:cs="Arial"/>
-        <w:sz w:val="14"/>
-        <w:szCs w:val="14"/>
+        <w:sz w:val="15"/>
+        <w:szCs w:val="15"/>
       </w:rPr>
-      <w:t xml:space="preserve">Alamat: Jl. Yos Sudarso No. 37A Lt.2, Banjarmasin 70119 Telp.0511-6723416 email: </w:t>
+      <w:t xml:space="preserve">Jl. Yos Sudarso No. </w:t>
     </w:r>
-    <w:hyperlink r:id="rId2" w:history="1">
-      <w:r>
-        <w:rPr>
-          <w:rStyle w:val="Hyperlink"/>
-          <w:rFonts w:ascii="Arial" w:eastAsia="Calibri" w:hAnsi="Arial" w:cs="Arial"/>
-          <w:sz w:val="14"/>
-          <w:szCs w:val="14"/>
-        </w:rPr>
-        <w:t>{</w:t>
-      </w:r>
-      <w:r>
-        <w:rPr>
-          <w:rStyle w:val="Hyperlink"/>
-          <w:rFonts w:ascii="Arial" w:eastAsia="Calibri" w:hAnsi="Arial" w:cs="Arial"/>
-          <w:sz w:val="14"/>
-          <w:szCs w:val="14"/>
-        </w:rPr>
-        <w:t>email_ketua_timlak</w:t>
-      </w:r>
-      <w:r>
-        <w:rPr>
-          <w:rStyle w:val="Hyperlink"/>
-          <w:rFonts w:ascii="Arial" w:eastAsia="Calibri" w:hAnsi="Arial" w:cs="Arial"/>
-          <w:sz w:val="14"/>
-          <w:szCs w:val="14"/>
-        </w:rPr>
-        <w:t>}</w:t>
-      </w:r>
-    </w:hyperlink>
+    <w:r>
+      <w:rPr>
+        <w:rFonts w:ascii="Arial" w:eastAsia="Calibri" w:hAnsi="Arial" w:cs="Arial"/>
+        <w:sz w:val="15"/>
+        <w:szCs w:val="15"/>
+      </w:rPr>
+      <w:t xml:space="preserve">37A Lt.2, Banjarmasin 70119 Telepon (0511) 6723416 </w:t>
+    </w:r>
+    <w:r>
+      <w:rPr>
+        <w:rFonts w:ascii="Arial" w:eastAsia="Calibri" w:hAnsi="Arial" w:cs="Arial"/>
+        <w:sz w:val="15"/>
+        <w:szCs w:val="15"/>
+      </w:rPr>
+      <w:t xml:space="preserve">Surel </w:t>
+    </w:r>
+    <w:r>
+      <w:fldChar w:fldCharType="begin"/>
+    </w:r>
+    <w:r>
+      <w:instrText xml:space="preserve"> HYPERLINK "mailto:%7bemail_ketua_pokja%7ddi." </w:instrText>
+    </w:r>
+    <w:r>
+      <w:fldChar w:fldCharType="separate"/>
+    </w:r>
+    <w:r>
+      <w:rPr>
+        <w:rFonts w:ascii="Arial" w:eastAsia="Calibri" w:hAnsi="Arial" w:cs="Arial"/>
+        <w:color w:val="0000FF"/>
+        <w:sz w:val="15"/>
+        <w:szCs w:val="15"/>
+        <w:u w:val="single"/>
+        <w:lang w:val="en-US"/>
+      </w:rPr>
+      <w:t>{</w:t>
+    </w:r>
+    <w:proofErr w:type="spellStart"/>
+    <w:r>
+      <w:rPr>
+        <w:rFonts w:ascii="Arial" w:eastAsia="Calibri" w:hAnsi="Arial" w:cs="Arial"/>
+        <w:color w:val="0000FF"/>
+        <w:sz w:val="15"/>
+        <w:szCs w:val="15"/>
+        <w:u w:val="single"/>
+        <w:lang w:val="en-US"/>
+      </w:rPr>
+      <w:t>email_ketua_pokja</w:t>
+    </w:r>
+    <w:proofErr w:type="spellEnd"/>
+    <w:r>
+      <w:rPr>
+        <w:rFonts w:ascii="Arial" w:eastAsia="Calibri" w:hAnsi="Arial" w:cs="Arial"/>
+        <w:color w:val="0000FF"/>
+        <w:sz w:val="15"/>
+        <w:szCs w:val="15"/>
+        <w:u w:val="single"/>
+        <w:lang w:val="en-US"/>
+      </w:rPr>
+      <w:t>}</w:t>
+    </w:r>
+    <w:r>
+      <w:rPr>
+        <w:rFonts w:ascii="Arial" w:eastAsia="Calibri" w:hAnsi="Arial" w:cs="Arial"/>
+        <w:color w:val="0000FF"/>
+        <w:sz w:val="15"/>
+        <w:szCs w:val="15"/>
+        <w:u w:val="single"/>
+        <w:lang w:val="en-US"/>
+      </w:rPr>
+      <w:fldChar w:fldCharType="end"/>
+    </w:r>
+    <w:r>
+      <w:rPr>
+        <w:rFonts w:ascii="Arial" w:eastAsia="Calibri" w:hAnsi="Arial" w:cs="Arial"/>
+        <w:sz w:val="15"/>
+        <w:szCs w:val="15"/>
+      </w:rPr>
+      <w:t xml:space="preserve">  </w:t>
+    </w:r>
   </w:p>
   <w:bookmarkEnd w:id="1"/>
   <w:bookmarkEnd w:id="2"/>
@@ -13792,7 +13617,7 @@
       <mc:AlternateContent>
         <mc:Choice Requires="wps">
           <w:drawing>
-            <wp:anchor distT="0" distB="0" distL="114300" distR="114300" simplePos="0" relativeHeight="251658241" behindDoc="0" locked="0" layoutInCell="1" allowOverlap="1" wp14:anchorId="46F6EA5C" wp14:editId="09899801">
+            <wp:anchor distT="0" distB="0" distL="114300" distR="114300" simplePos="0" relativeHeight="251659264" behindDoc="0" locked="0" layoutInCell="1" allowOverlap="1" wp14:anchorId="7A845AE2" wp14:editId="429F8956">
               <wp:simplePos x="0" y="0"/>
               <wp:positionH relativeFrom="margin">
                 <wp:posOffset>567858</wp:posOffset>
@@ -13840,9 +13665,9 @@
             </wp:anchor>
           </w:drawing>
         </mc:Choice>
-        <mc:Fallback xmlns:w16sdtfl="http://schemas.microsoft.com/office/word/2024/wordml/sdtformatlock">
+        <mc:Fallback>
           <w:pict>
-            <v:line w14:anchorId="37FB699B" id="Straight Connector 984700384" o:spid="_x0000_s1026" style="position:absolute;z-index:251660288;visibility:visible;mso-wrap-style:square;mso-width-percent:0;mso-height-percent:0;mso-wrap-distance-left:9pt;mso-wrap-distance-top:0;mso-wrap-distance-right:9pt;mso-wrap-distance-bottom:0;mso-position-horizontal:absolute;mso-position-horizontal-relative:margin;mso-position-vertical:absolute;mso-position-vertical-relative:text;mso-width-percent:0;mso-height-percent:0;mso-width-relative:margin;mso-height-relative:margin" from="44.7pt,.75pt" to="468.4pt,.75pt" o:gfxdata="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" strokecolor="windowText" strokeweight="2.5pt">
+            <v:line w14:anchorId="1C030CF5" id="Straight Connector 984700384" o:spid="_x0000_s1026" style="position:absolute;z-index:251659264;visibility:visible;mso-wrap-style:square;mso-width-percent:0;mso-height-percent:0;mso-wrap-distance-left:9pt;mso-wrap-distance-top:0;mso-wrap-distance-right:9pt;mso-wrap-distance-bottom:0;mso-position-horizontal:absolute;mso-position-horizontal-relative:margin;mso-position-vertical:absolute;mso-position-vertical-relative:text;mso-width-percent:0;mso-height-percent:0;mso-width-relative:margin;mso-height-relative:margin" from="44.7pt,.75pt" to="468.4pt,.75pt" o:gfxdata="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" strokecolor="windowText" strokeweight="2.5pt">
               <v:stroke joinstyle="miter"/>
               <w10:wrap anchorx="margin"/>
             </v:line>
@@ -13854,18 +13679,28 @@
     <w:bookmarkEnd w:id="4"/>
     <w:bookmarkEnd w:id="5"/>
     <w:bookmarkEnd w:id="6"/>
-    <w:bookmarkEnd w:id="7"/>
-    <w:bookmarkEnd w:id="8"/>
-    <w:bookmarkEnd w:id="9"/>
-    <w:bookmarkEnd w:id="10"/>
-    <w:bookmarkEnd w:id="11"/>
-    <w:bookmarkEnd w:id="12"/>
+  </w:p>
+  <w:p>
+    <w:pPr>
+      <w:tabs>
+        <w:tab w:val="center" w:pos="4680"/>
+        <w:tab w:val="right" w:pos="9360"/>
+      </w:tabs>
+    </w:pPr>
+  </w:p>
+  <w:p>
+    <w:pPr>
+      <w:pStyle w:val="Header"/>
+      <w:rPr>
+        <w:rFonts w:eastAsia="Calibri"/>
+      </w:rPr>
+    </w:pPr>
   </w:p>
 </w:hdr>
 </file>
 
 <file path=word/numbering.xml><?xml version="1.0" encoding="utf-8"?>
-<w:numbering xmlns:wpc="http://schemas.microsoft.com/office/word/2010/wordprocessingCanvas" xmlns:cx="http://schemas.microsoft.com/office/drawing/2014/chartex" xmlns:cx1="http://schemas.microsoft.com/office/drawing/2015/9/8/chartex" xmlns:cx2="http://schemas.microsoft.com/office/drawing/2015/10/21/chartex" xmlns:cx3="http://schemas.microsoft.com/office/drawing/2016/5/9/chartex" xmlns:cx4="http://schemas.microsoft.com/office/drawing/2016/5/10/chartex" xmlns:cx5="http://schemas.microsoft.com/office/drawing/2016/5/11/chartex" xmlns:cx6="http://schemas.microsoft.com/office/drawing/2016/5/12/chartex" xmlns:cx7="http://schemas.microsoft.com/office/drawing/2016/5/13/chartex" xmlns:cx8="http://schemas.microsoft.com/office/drawing/2016/5/14/chartex" xmlns:mc="http://schemas.openxmlformats.org/markup-compatibility/2006" xmlns:aink="http://schemas.microsoft.com/office/drawing/2016/ink" xmlns:am3d="http://schemas.microsoft.com/office/drawing/2017/model3d" xmlns:o="urn:schemas-microsoft-com:office:office" xmlns:oel="http://schemas.microsoft.com/office/2019/extlst" xmlns:r="http://schemas.openxmlformats.org/officeDocument/2006/relationships" xmlns:m="http://schemas.openxmlformats.org/officeDocument/2006/math" xmlns:v="urn:schemas-microsoft-com:vml" xmlns:wp14="http://schemas.microsoft.com/office/word/2010/wordprocessingDrawing" xmlns:wp="http://schemas.openxmlformats.org/drawingml/2006/wordprocessingDrawing" xmlns:w10="urn:schemas-microsoft-com:office:word" xmlns:w="http://schemas.openxmlformats.org/wordprocessingml/2006/main" xmlns:w14="http://schemas.microsoft.com/office/word/2010/wordml" xmlns:w15="http://schemas.microsoft.com/office/word/2012/wordml" xmlns:w16cex="http://schemas.microsoft.com/office/word/2018/wordml/cex" xmlns:w16cid="http://schemas.microsoft.com/office/word/2016/wordml/cid" xmlns:w16="http://schemas.microsoft.com/office/word/2018/wordml" xmlns:w16du="http://schemas.microsoft.com/office/word/2023/wordml/word16du" xmlns:w16sdtdh="http://schemas.microsoft.com/office/word/2020/wordml/sdtdatahash" xmlns:w16se="http://schemas.microsoft.com/office/word/2015/wordml/symex" xmlns:wpg="http://schemas.microsoft.com/office/word/2010/wordprocessingGroup" xmlns:wpi="http://schemas.microsoft.com/office/word/2010/wordprocessingInk" xmlns:wne="http://schemas.microsoft.com/office/word/2006/wordml" xmlns:wps="http://schemas.microsoft.com/office/word/2010/wordprocessingShape" mc:Ignorable="w14 w15 w16se w16cid w16 w16cex w16sdtdh wp14">
+<w:numbering xmlns:wpc="http://schemas.microsoft.com/office/word/2010/wordprocessingCanvas" xmlns:cx="http://schemas.microsoft.com/office/drawing/2014/chartex" xmlns:cx1="http://schemas.microsoft.com/office/drawing/2015/9/8/chartex" xmlns:cx2="http://schemas.microsoft.com/office/drawing/2015/10/21/chartex" xmlns:cx3="http://schemas.microsoft.com/office/drawing/2016/5/9/chartex" xmlns:cx4="http://schemas.microsoft.com/office/drawing/2016/5/10/chartex" xmlns:cx5="http://schemas.microsoft.com/office/drawing/2016/5/11/chartex" xmlns:cx6="http://schemas.microsoft.com/office/drawing/2016/5/12/chartex" xmlns:cx7="http://schemas.microsoft.com/office/drawing/2016/5/13/chartex" xmlns:cx8="http://schemas.microsoft.com/office/drawing/2016/5/14/chartex" xmlns:mc="http://schemas.openxmlformats.org/markup-compatibility/2006" xmlns:aink="http://schemas.microsoft.com/office/drawing/2016/ink" xmlns:am3d="http://schemas.microsoft.com/office/drawing/2017/model3d" xmlns:o="urn:schemas-microsoft-com:office:office" xmlns:r="http://schemas.openxmlformats.org/officeDocument/2006/relationships" xmlns:m="http://schemas.openxmlformats.org/officeDocument/2006/math" xmlns:v="urn:schemas-microsoft-com:vml" xmlns:wp14="http://schemas.microsoft.com/office/word/2010/wordprocessingDrawing" xmlns:wp="http://schemas.openxmlformats.org/drawingml/2006/wordprocessingDrawing" xmlns:w10="urn:schemas-microsoft-com:office:word" xmlns:w="http://schemas.openxmlformats.org/wordprocessingml/2006/main" xmlns:w14="http://schemas.microsoft.com/office/word/2010/wordml" xmlns:w15="http://schemas.microsoft.com/office/word/2012/wordml" xmlns:w16cex="http://schemas.microsoft.com/office/word/2018/wordml/cex" xmlns:w16cid="http://schemas.microsoft.com/office/word/2016/wordml/cid" xmlns:w16="http://schemas.microsoft.com/office/word/2018/wordml" xmlns:w16sdtdh="http://schemas.microsoft.com/office/word/2020/wordml/sdtdatahash" xmlns:w16se="http://schemas.microsoft.com/office/word/2015/wordml/symex" xmlns:wpg="http://schemas.microsoft.com/office/word/2010/wordprocessingGroup" xmlns:wpi="http://schemas.microsoft.com/office/word/2010/wordprocessingInk" xmlns:wne="http://schemas.microsoft.com/office/word/2006/wordml" xmlns:wps="http://schemas.microsoft.com/office/word/2010/wordprocessingShape" mc:Ignorable="w14 w15 w16se w16cid w16 w16cex w16sdtdh wp14">
   <w:abstractNum w:abstractNumId="0" w15:restartNumberingAfterBreak="0">
     <w:nsid w:val="FFFFFF88"/>
     <w:multiLevelType w:val="singleLevel"/>
@@ -16086,76 +15921,76 @@
       </w:pPr>
     </w:lvl>
   </w:abstractNum>
-  <w:num w:numId="1" w16cid:durableId="621352247">
+  <w:num w:numId="1">
     <w:abstractNumId w:val="9"/>
   </w:num>
-  <w:num w:numId="2" w16cid:durableId="1715734260">
+  <w:num w:numId="2">
     <w:abstractNumId w:val="17"/>
   </w:num>
-  <w:num w:numId="3" w16cid:durableId="315185417">
+  <w:num w:numId="3">
     <w:abstractNumId w:val="19"/>
   </w:num>
-  <w:num w:numId="4" w16cid:durableId="1841433574">
+  <w:num w:numId="4">
     <w:abstractNumId w:val="0"/>
   </w:num>
-  <w:num w:numId="5" w16cid:durableId="1696808574">
+  <w:num w:numId="5">
     <w:abstractNumId w:val="6"/>
   </w:num>
-  <w:num w:numId="6" w16cid:durableId="1343435949">
+  <w:num w:numId="6">
     <w:abstractNumId w:val="13"/>
   </w:num>
-  <w:num w:numId="7" w16cid:durableId="1983001453">
+  <w:num w:numId="7">
     <w:abstractNumId w:val="4"/>
   </w:num>
-  <w:num w:numId="8" w16cid:durableId="1701323653">
+  <w:num w:numId="8">
     <w:abstractNumId w:val="3"/>
   </w:num>
-  <w:num w:numId="9" w16cid:durableId="1396196418">
+  <w:num w:numId="9">
     <w:abstractNumId w:val="7"/>
   </w:num>
-  <w:num w:numId="10" w16cid:durableId="1849245891">
+  <w:num w:numId="10">
     <w:abstractNumId w:val="20"/>
   </w:num>
-  <w:num w:numId="11" w16cid:durableId="410933482">
+  <w:num w:numId="11">
     <w:abstractNumId w:val="11"/>
   </w:num>
-  <w:num w:numId="12" w16cid:durableId="1431044184">
+  <w:num w:numId="12">
     <w:abstractNumId w:val="5"/>
   </w:num>
-  <w:num w:numId="13" w16cid:durableId="215893762">
+  <w:num w:numId="13">
     <w:abstractNumId w:val="18"/>
   </w:num>
-  <w:num w:numId="14" w16cid:durableId="674579716">
+  <w:num w:numId="14">
     <w:abstractNumId w:val="23"/>
   </w:num>
-  <w:num w:numId="15" w16cid:durableId="716129640">
+  <w:num w:numId="15">
     <w:abstractNumId w:val="8"/>
   </w:num>
-  <w:num w:numId="16" w16cid:durableId="1180510673">
+  <w:num w:numId="16">
     <w:abstractNumId w:val="1"/>
   </w:num>
-  <w:num w:numId="17" w16cid:durableId="210001434">
+  <w:num w:numId="17">
     <w:abstractNumId w:val="22"/>
   </w:num>
-  <w:num w:numId="18" w16cid:durableId="1855418384">
+  <w:num w:numId="18">
     <w:abstractNumId w:val="15"/>
   </w:num>
-  <w:num w:numId="19" w16cid:durableId="1728993577">
+  <w:num w:numId="19">
     <w:abstractNumId w:val="12"/>
   </w:num>
-  <w:num w:numId="20" w16cid:durableId="1843274120">
+  <w:num w:numId="20">
     <w:abstractNumId w:val="10"/>
   </w:num>
-  <w:num w:numId="21" w16cid:durableId="1257792168">
+  <w:num w:numId="21">
     <w:abstractNumId w:val="16"/>
   </w:num>
-  <w:num w:numId="22" w16cid:durableId="455025368">
+  <w:num w:numId="22">
     <w:abstractNumId w:val="21"/>
   </w:num>
-  <w:num w:numId="23" w16cid:durableId="584731799">
+  <w:num w:numId="23">
     <w:abstractNumId w:val="2"/>
   </w:num>
-  <w:num w:numId="24" w16cid:durableId="2064060730">
+  <w:num w:numId="24">
     <w:abstractNumId w:val="14"/>
   </w:num>
   <w:numIdMacAtCleanup w:val="22"/>
@@ -17617,6 +17452,22 @@
 </file>
 
 <file path=customXml/item1.xml><?xml version="1.0" encoding="utf-8"?>
+<p:properties xmlns:p="http://schemas.microsoft.com/office/2006/metadata/properties" xmlns:xsi="http://www.w3.org/2001/XMLSchema-instance" xmlns:pc="http://schemas.microsoft.com/office/infopath/2007/PartnerControls">
+  <documentManagement>
+    <TaxCatchAll xmlns="23b7ebbb-480e-4d36-8f38-fd0ac82dae9c" xsi:nil="true"/>
+    <lcf76f155ced4ddcb4097134ff3c332f xmlns="87f1a149-5420-40c2-b2e8-d8d0877ebc85">
+      <Terms xmlns="http://schemas.microsoft.com/office/infopath/2007/PartnerControls"/>
+    </lcf76f155ced4ddcb4097134ff3c332f>
+    <PIC xmlns="87f1a149-5420-40c2-b2e8-d8d0877ebc85" xsi:nil="true"/>
+  </documentManagement>
+</p:properties>
+</file>
+
+<file path=customXml/item2.xml><?xml version="1.0" encoding="utf-8"?>
+<b:Sources xmlns:b="http://schemas.openxmlformats.org/officeDocument/2006/bibliography" xmlns="http://schemas.openxmlformats.org/officeDocument/2006/bibliography" SelectedStyle="\APASixthEditionOfficeOnline.xsl" StyleName="APA" Version="6"/>
+</file>
+
+<file path=customXml/item3.xml><?xml version="1.0" encoding="utf-8"?>
 <ct:contentTypeSchema xmlns:ct="http://schemas.microsoft.com/office/2006/metadata/contentType" xmlns:ma="http://schemas.microsoft.com/office/2006/metadata/properties/metaAttributes" ct:_="" ma:_="" ma:contentTypeName="Document" ma:contentTypeID="0x010100AEF28E0A17E4AE4FA5DD6A9AABB5DBC8" ma:contentTypeVersion="16" ma:contentTypeDescription="Create a new document." ma:contentTypeScope="" ma:versionID="a17fa769c7c4fea18ba461e558e121e5">
   <xsd:schema xmlns:xsd="http://www.w3.org/2001/XMLSchema" xmlns:xs="http://www.w3.org/2001/XMLSchema" xmlns:p="http://schemas.microsoft.com/office/2006/metadata/properties" xmlns:ns2="87f1a149-5420-40c2-b2e8-d8d0877ebc85" xmlns:ns3="23b7ebbb-480e-4d36-8f38-fd0ac82dae9c" targetNamespace="http://schemas.microsoft.com/office/2006/metadata/properties" ma:root="true" ma:fieldsID="3bfa0fac8ae4d24da5269d6ff34039be" ns2:_="" ns3:_="">
     <xsd:import namespace="87f1a149-5420-40c2-b2e8-d8d0877ebc85"/>
@@ -17859,7 +17710,7 @@
 </ct:contentTypeSchema>
 </file>
 
-<file path=customXml/item2.xml><?xml version="1.0" encoding="utf-8"?>
+<file path=customXml/item4.xml><?xml version="1.0" encoding="utf-8"?>
 <?mso-contentType ?>
 <FormTemplates xmlns="http://schemas.microsoft.com/sharepoint/v3/contenttype/forms">
   <Display>DocumentLibraryForm</Display>
@@ -17868,23 +17719,26 @@
 </FormTemplates>
 </file>
 
-<file path=customXml/item3.xml><?xml version="1.0" encoding="utf-8"?>
-<p:properties xmlns:p="http://schemas.microsoft.com/office/2006/metadata/properties" xmlns:xsi="http://www.w3.org/2001/XMLSchema-instance" xmlns:pc="http://schemas.microsoft.com/office/infopath/2007/PartnerControls">
-  <documentManagement>
-    <TaxCatchAll xmlns="23b7ebbb-480e-4d36-8f38-fd0ac82dae9c" xsi:nil="true"/>
-    <lcf76f155ced4ddcb4097134ff3c332f xmlns="87f1a149-5420-40c2-b2e8-d8d0877ebc85">
-      <Terms xmlns="http://schemas.microsoft.com/office/infopath/2007/PartnerControls"/>
-    </lcf76f155ced4ddcb4097134ff3c332f>
-    <PIC xmlns="87f1a149-5420-40c2-b2e8-d8d0877ebc85" xsi:nil="true"/>
-  </documentManagement>
-</p:properties>
+<file path=customXml/itemProps1.xml><?xml version="1.0" encoding="utf-8"?>
+<ds:datastoreItem xmlns:ds="http://schemas.openxmlformats.org/officeDocument/2006/customXml" ds:itemID="{0EF6B3C1-2C0C-45C1-848E-2E47DFDB0FBC}">
+  <ds:schemaRefs>
+    <ds:schemaRef ds:uri="http://schemas.microsoft.com/office/2006/metadata/properties"/>
+    <ds:schemaRef ds:uri="http://schemas.microsoft.com/office/infopath/2007/PartnerControls"/>
+    <ds:schemaRef ds:uri="23b7ebbb-480e-4d36-8f38-fd0ac82dae9c"/>
+    <ds:schemaRef ds:uri="87f1a149-5420-40c2-b2e8-d8d0877ebc85"/>
+  </ds:schemaRefs>
+</ds:datastoreItem>
 </file>
 
-<file path=customXml/item4.xml><?xml version="1.0" encoding="utf-8"?>
-<b:Sources xmlns:b="http://schemas.openxmlformats.org/officeDocument/2006/bibliography" xmlns="http://schemas.openxmlformats.org/officeDocument/2006/bibliography" SelectedStyle="\APASixthEditionOfficeOnline.xsl" StyleName="APA" Version="6"/>
+<file path=customXml/itemProps2.xml><?xml version="1.0" encoding="utf-8"?>
+<ds:datastoreItem xmlns:ds="http://schemas.openxmlformats.org/officeDocument/2006/customXml" ds:itemID="{EFC08837-B120-45F2-B55C-7D9AC01C3A47}">
+  <ds:schemaRefs>
+    <ds:schemaRef ds:uri="http://schemas.openxmlformats.org/officeDocument/2006/bibliography"/>
+  </ds:schemaRefs>
+</ds:datastoreItem>
 </file>
 
-<file path=customXml/itemProps1.xml><?xml version="1.0" encoding="utf-8"?>
+<file path=customXml/itemProps3.xml><?xml version="1.0" encoding="utf-8"?>
 <ds:datastoreItem xmlns:ds="http://schemas.openxmlformats.org/officeDocument/2006/customXml" ds:itemID="{0BD8D8C7-E985-4EE2-B032-850EF33F6DE5}">
   <ds:schemaRefs>
     <ds:schemaRef ds:uri="http://schemas.microsoft.com/office/2006/metadata/contentType"/>
@@ -17903,29 +17757,10 @@
 </ds:datastoreItem>
 </file>
 
-<file path=customXml/itemProps2.xml><?xml version="1.0" encoding="utf-8"?>
+<file path=customXml/itemProps4.xml><?xml version="1.0" encoding="utf-8"?>
 <ds:datastoreItem xmlns:ds="http://schemas.openxmlformats.org/officeDocument/2006/customXml" ds:itemID="{ADE80AD1-B511-437D-9EC6-E71B406ED00D}">
   <ds:schemaRefs>
     <ds:schemaRef ds:uri="http://schemas.microsoft.com/sharepoint/v3/contenttype/forms"/>
   </ds:schemaRefs>
 </ds:datastoreItem>
-</file>
-
-<file path=customXml/itemProps3.xml><?xml version="1.0" encoding="utf-8"?>
-<ds:datastoreItem xmlns:ds="http://schemas.openxmlformats.org/officeDocument/2006/customXml" ds:itemID="{0EF6B3C1-2C0C-45C1-848E-2E47DFDB0FBC}">
-  <ds:schemaRefs>
-    <ds:schemaRef ds:uri="http://schemas.microsoft.com/office/2006/metadata/properties"/>
-    <ds:schemaRef ds:uri="http://schemas.microsoft.com/office/infopath/2007/PartnerControls"/>
-    <ds:schemaRef ds:uri="23b7ebbb-480e-4d36-8f38-fd0ac82dae9c"/>
-    <ds:schemaRef ds:uri="87f1a149-5420-40c2-b2e8-d8d0877ebc85"/>
-  </ds:schemaRefs>
-</ds:datastoreItem>
-</file>
-
-<file path=customXml/itemProps4.xml><?xml version="1.0" encoding="utf-8"?>
-<ds:datastoreItem xmlns:ds="http://schemas.openxmlformats.org/officeDocument/2006/customXml" ds:itemID="{EFC08837-B120-45F2-B55C-7D9AC01C3A47}">
-  <ds:schemaRefs>
-    <ds:schemaRef ds:uri="http://schemas.openxmlformats.org/officeDocument/2006/bibliography"/>
-  </ds:schemaRefs>
-</ds:datastoreItem>
 </file>
--- a/Master Folder/Master BA Timlak Konsultan/04. BA Reviu Dokumen Kualifikasi.docx
+++ b/Master Folder/Master BA Timlak Konsultan/04. BA Reviu Dokumen Kualifikasi.docx
@@ -11525,49 +11525,8 @@
                 <w:spacing w:val="2"/>
                 <w:sz w:val="22"/>
                 <w:szCs w:val="22"/>
-                <w:u w:val="single"/>
-              </w:rPr>
-              <w:t>{</w:t>
-            </w:r>
-            <w:r>
-              <w:rPr>
-                <w:rFonts w:ascii="Arial" w:eastAsia="Arial" w:hAnsi="Arial" w:cs="Arial"/>
-                <w:spacing w:val="2"/>
-                <w:sz w:val="22"/>
-                <w:szCs w:val="22"/>
-                <w:u w:val="single"/>
-              </w:rPr>
-              <w:t>ketua</w:t>
-            </w:r>
-            <w:r>
-              <w:rPr>
-                <w:rFonts w:ascii="Arial" w:eastAsia="Arial" w:hAnsi="Arial" w:cs="Arial"/>
-                <w:spacing w:val="2"/>
-                <w:sz w:val="22"/>
-                <w:szCs w:val="22"/>
-                <w:u w:val="single"/>
-              </w:rPr>
-              <w:t>_</w:t>
-            </w:r>
-            <w:r>
-              <w:rPr>
-                <w:rFonts w:ascii="Arial" w:eastAsia="Arial" w:hAnsi="Arial" w:cs="Arial"/>
-                <w:spacing w:val="2"/>
-                <w:sz w:val="22"/>
-                <w:szCs w:val="22"/>
-                <w:u w:val="single"/>
-              </w:rPr>
-              <w:t>timlak</w:t>
-            </w:r>
-            <w:r>
-              <w:rPr>
-                <w:rFonts w:ascii="Arial" w:eastAsia="Arial" w:hAnsi="Arial" w:cs="Arial"/>
-                <w:spacing w:val="2"/>
-                <w:sz w:val="22"/>
-                <w:szCs w:val="22"/>
-                <w:u w:val="single"/>
-              </w:rPr>
-              <w:t>}</w:t>
+              </w:rPr>
+              <w:t>{ketua_timlak}</w:t>
             </w:r>
           </w:p>
         </w:tc>
@@ -11679,29 +11638,8 @@
                 <w:spacing w:val="2"/>
                 <w:sz w:val="22"/>
                 <w:szCs w:val="22"/>
-                <w:u w:val="single"/>
-              </w:rPr>
-              <w:t>{sekre_</w:t>
-            </w:r>
-            <w:r>
-              <w:rPr>
-                <w:rFonts w:ascii="Arial" w:eastAsia="Arial" w:hAnsi="Arial" w:cs="Arial"/>
-                <w:spacing w:val="2"/>
-                <w:sz w:val="22"/>
-                <w:szCs w:val="22"/>
-                <w:u w:val="single"/>
-              </w:rPr>
-              <w:t>timlak</w:t>
-            </w:r>
-            <w:r>
-              <w:rPr>
-                <w:rFonts w:ascii="Arial" w:eastAsia="Arial" w:hAnsi="Arial" w:cs="Arial"/>
-                <w:spacing w:val="2"/>
-                <w:sz w:val="22"/>
-                <w:szCs w:val="22"/>
-                <w:u w:val="single"/>
-              </w:rPr>
-              <w:t>}</w:t>
+              </w:rPr>
+              <w:t>{sekre_timlak}</w:t>
             </w:r>
           </w:p>
         </w:tc>
@@ -11810,27 +11748,8 @@
                 <w:rFonts w:ascii="Arial" w:eastAsia="Arial" w:hAnsi="Arial" w:cs="Arial"/>
                 <w:sz w:val="22"/>
                 <w:szCs w:val="22"/>
-                <w:u w:val="single"/>
-              </w:rPr>
-              <w:t>{</w:t>
-            </w:r>
-            <w:r>
-              <w:rPr>
-                <w:rFonts w:ascii="Arial" w:eastAsia="Arial" w:hAnsi="Arial" w:cs="Arial"/>
-                <w:sz w:val="22"/>
-                <w:szCs w:val="22"/>
-                <w:u w:val="single"/>
-              </w:rPr>
-              <w:t>anggota_timlak</w:t>
-            </w:r>
-            <w:r>
-              <w:rPr>
-                <w:rFonts w:ascii="Arial" w:eastAsia="Arial" w:hAnsi="Arial" w:cs="Arial"/>
-                <w:sz w:val="22"/>
-                <w:szCs w:val="22"/>
-                <w:u w:val="single"/>
-              </w:rPr>
-              <w:t>}</w:t>
+              </w:rPr>
+              <w:t>{anggota_timlak}</w:t>
             </w:r>
           </w:p>
         </w:tc>
@@ -12197,7 +12116,6 @@
                 <w:rFonts w:ascii="Arial" w:hAnsi="Arial" w:cs="Arial"/>
                 <w:sz w:val="22"/>
                 <w:szCs w:val="22"/>
-                <w:u w:val="single"/>
               </w:rPr>
               <w:t>{ketua_pokja}</w:t>
             </w:r>
@@ -12314,7 +12232,6 @@
                 <w:rFonts w:ascii="Arial" w:hAnsi="Arial" w:cs="Arial"/>
                 <w:sz w:val="22"/>
                 <w:szCs w:val="22"/>
-                <w:u w:val="single"/>
               </w:rPr>
               <w:t>{sekre_pokja}</w:t>
             </w:r>
@@ -12432,7 +12349,6 @@
                 <w:rFonts w:ascii="Arial" w:hAnsi="Arial" w:cs="Arial"/>
                 <w:sz w:val="22"/>
                 <w:szCs w:val="22"/>
-                <w:u w:val="single"/>
               </w:rPr>
               <w:t>{anggota3_pokja}</w:t>
             </w:r>
@@ -12551,7 +12467,6 @@
                 <w:rFonts w:ascii="Arial" w:hAnsi="Arial" w:cs="Arial"/>
                 <w:sz w:val="22"/>
                 <w:szCs w:val="22"/>
-                <w:u w:val="single"/>
               </w:rPr>
               <w:t>{anggota4_pokja}</w:t>
             </w:r>
@@ -12668,7 +12583,6 @@
                 <w:rFonts w:ascii="Arial" w:hAnsi="Arial" w:cs="Arial"/>
                 <w:sz w:val="22"/>
                 <w:szCs w:val="22"/>
-                <w:u w:val="single"/>
               </w:rPr>
               <w:t>{anggota5_pokja}</w:t>
             </w:r>
@@ -12989,7 +12903,6 @@
                 <w:spacing w:val="-2"/>
                 <w:sz w:val="22"/>
                 <w:szCs w:val="22"/>
-                <w:u w:val="single"/>
                 <w:lang w:val="en-US"/>
               </w:rPr>
               <w:t>{</w:t>
@@ -13001,7 +12914,6 @@
                 <w:spacing w:val="-2"/>
                 <w:sz w:val="22"/>
                 <w:szCs w:val="22"/>
-                <w:u w:val="single"/>
                 <w:lang w:val="en-US"/>
               </w:rPr>
               <w:t>nama_ppk</w:t>
@@ -13013,7 +12925,6 @@
                 <w:spacing w:val="-2"/>
                 <w:sz w:val="22"/>
                 <w:szCs w:val="22"/>
-                <w:u w:val="single"/>
                 <w:lang w:val="en-US"/>
               </w:rPr>
               <w:t>}</w:t>
@@ -17452,22 +17363,15 @@
 </file>
 
 <file path=customXml/item1.xml><?xml version="1.0" encoding="utf-8"?>
-<p:properties xmlns:p="http://schemas.microsoft.com/office/2006/metadata/properties" xmlns:xsi="http://www.w3.org/2001/XMLSchema-instance" xmlns:pc="http://schemas.microsoft.com/office/infopath/2007/PartnerControls">
-  <documentManagement>
-    <TaxCatchAll xmlns="23b7ebbb-480e-4d36-8f38-fd0ac82dae9c" xsi:nil="true"/>
-    <lcf76f155ced4ddcb4097134ff3c332f xmlns="87f1a149-5420-40c2-b2e8-d8d0877ebc85">
-      <Terms xmlns="http://schemas.microsoft.com/office/infopath/2007/PartnerControls"/>
-    </lcf76f155ced4ddcb4097134ff3c332f>
-    <PIC xmlns="87f1a149-5420-40c2-b2e8-d8d0877ebc85" xsi:nil="true"/>
-  </documentManagement>
-</p:properties>
+<?mso-contentType ?>
+<FormTemplates xmlns="http://schemas.microsoft.com/sharepoint/v3/contenttype/forms">
+  <Display>DocumentLibraryForm</Display>
+  <Edit>DocumentLibraryForm</Edit>
+  <New>DocumentLibraryForm</New>
+</FormTemplates>
 </file>
 
 <file path=customXml/item2.xml><?xml version="1.0" encoding="utf-8"?>
-<b:Sources xmlns:b="http://schemas.openxmlformats.org/officeDocument/2006/bibliography" xmlns="http://schemas.openxmlformats.org/officeDocument/2006/bibliography" SelectedStyle="\APASixthEditionOfficeOnline.xsl" StyleName="APA" Version="6"/>
-</file>
-
-<file path=customXml/item3.xml><?xml version="1.0" encoding="utf-8"?>
 <ct:contentTypeSchema xmlns:ct="http://schemas.microsoft.com/office/2006/metadata/contentType" xmlns:ma="http://schemas.microsoft.com/office/2006/metadata/properties/metaAttributes" ct:_="" ma:_="" ma:contentTypeName="Document" ma:contentTypeID="0x010100AEF28E0A17E4AE4FA5DD6A9AABB5DBC8" ma:contentTypeVersion="16" ma:contentTypeDescription="Create a new document." ma:contentTypeScope="" ma:versionID="a17fa769c7c4fea18ba461e558e121e5">
   <xsd:schema xmlns:xsd="http://www.w3.org/2001/XMLSchema" xmlns:xs="http://www.w3.org/2001/XMLSchema" xmlns:p="http://schemas.microsoft.com/office/2006/metadata/properties" xmlns:ns2="87f1a149-5420-40c2-b2e8-d8d0877ebc85" xmlns:ns3="23b7ebbb-480e-4d36-8f38-fd0ac82dae9c" targetNamespace="http://schemas.microsoft.com/office/2006/metadata/properties" ma:root="true" ma:fieldsID="3bfa0fac8ae4d24da5269d6ff34039be" ns2:_="" ns3:_="">
     <xsd:import namespace="87f1a149-5420-40c2-b2e8-d8d0877ebc85"/>
@@ -17710,35 +17614,31 @@
 </ct:contentTypeSchema>
 </file>
 
+<file path=customXml/item3.xml><?xml version="1.0" encoding="utf-8"?>
+<b:Sources xmlns:b="http://schemas.openxmlformats.org/officeDocument/2006/bibliography" xmlns="http://schemas.openxmlformats.org/officeDocument/2006/bibliography" SelectedStyle="\APASixthEditionOfficeOnline.xsl" StyleName="APA" Version="6"/>
+</file>
+
 <file path=customXml/item4.xml><?xml version="1.0" encoding="utf-8"?>
-<?mso-contentType ?>
-<FormTemplates xmlns="http://schemas.microsoft.com/sharepoint/v3/contenttype/forms">
-  <Display>DocumentLibraryForm</Display>
-  <Edit>DocumentLibraryForm</Edit>
-  <New>DocumentLibraryForm</New>
-</FormTemplates>
+<p:properties xmlns:p="http://schemas.microsoft.com/office/2006/metadata/properties" xmlns:xsi="http://www.w3.org/2001/XMLSchema-instance" xmlns:pc="http://schemas.microsoft.com/office/infopath/2007/PartnerControls">
+  <documentManagement>
+    <TaxCatchAll xmlns="23b7ebbb-480e-4d36-8f38-fd0ac82dae9c" xsi:nil="true"/>
+    <lcf76f155ced4ddcb4097134ff3c332f xmlns="87f1a149-5420-40c2-b2e8-d8d0877ebc85">
+      <Terms xmlns="http://schemas.microsoft.com/office/infopath/2007/PartnerControls"/>
+    </lcf76f155ced4ddcb4097134ff3c332f>
+    <PIC xmlns="87f1a149-5420-40c2-b2e8-d8d0877ebc85" xsi:nil="true"/>
+  </documentManagement>
+</p:properties>
 </file>
 
 <file path=customXml/itemProps1.xml><?xml version="1.0" encoding="utf-8"?>
-<ds:datastoreItem xmlns:ds="http://schemas.openxmlformats.org/officeDocument/2006/customXml" ds:itemID="{0EF6B3C1-2C0C-45C1-848E-2E47DFDB0FBC}">
+<ds:datastoreItem xmlns:ds="http://schemas.openxmlformats.org/officeDocument/2006/customXml" ds:itemID="{ADE80AD1-B511-437D-9EC6-E71B406ED00D}">
   <ds:schemaRefs>
-    <ds:schemaRef ds:uri="http://schemas.microsoft.com/office/2006/metadata/properties"/>
-    <ds:schemaRef ds:uri="http://schemas.microsoft.com/office/infopath/2007/PartnerControls"/>
-    <ds:schemaRef ds:uri="23b7ebbb-480e-4d36-8f38-fd0ac82dae9c"/>
-    <ds:schemaRef ds:uri="87f1a149-5420-40c2-b2e8-d8d0877ebc85"/>
+    <ds:schemaRef ds:uri="http://schemas.microsoft.com/sharepoint/v3/contenttype/forms"/>
   </ds:schemaRefs>
 </ds:datastoreItem>
 </file>
 
 <file path=customXml/itemProps2.xml><?xml version="1.0" encoding="utf-8"?>
-<ds:datastoreItem xmlns:ds="http://schemas.openxmlformats.org/officeDocument/2006/customXml" ds:itemID="{EFC08837-B120-45F2-B55C-7D9AC01C3A47}">
-  <ds:schemaRefs>
-    <ds:schemaRef ds:uri="http://schemas.openxmlformats.org/officeDocument/2006/bibliography"/>
-  </ds:schemaRefs>
-</ds:datastoreItem>
-</file>
-
-<file path=customXml/itemProps3.xml><?xml version="1.0" encoding="utf-8"?>
 <ds:datastoreItem xmlns:ds="http://schemas.openxmlformats.org/officeDocument/2006/customXml" ds:itemID="{0BD8D8C7-E985-4EE2-B032-850EF33F6DE5}">
   <ds:schemaRefs>
     <ds:schemaRef ds:uri="http://schemas.microsoft.com/office/2006/metadata/contentType"/>
@@ -17757,10 +17657,21 @@
 </ds:datastoreItem>
 </file>
 
+<file path=customXml/itemProps3.xml><?xml version="1.0" encoding="utf-8"?>
+<ds:datastoreItem xmlns:ds="http://schemas.openxmlformats.org/officeDocument/2006/customXml" ds:itemID="{EFC08837-B120-45F2-B55C-7D9AC01C3A47}">
+  <ds:schemaRefs>
+    <ds:schemaRef ds:uri="http://schemas.openxmlformats.org/officeDocument/2006/bibliography"/>
+  </ds:schemaRefs>
+</ds:datastoreItem>
+</file>
+
 <file path=customXml/itemProps4.xml><?xml version="1.0" encoding="utf-8"?>
-<ds:datastoreItem xmlns:ds="http://schemas.openxmlformats.org/officeDocument/2006/customXml" ds:itemID="{ADE80AD1-B511-437D-9EC6-E71B406ED00D}">
+<ds:datastoreItem xmlns:ds="http://schemas.openxmlformats.org/officeDocument/2006/customXml" ds:itemID="{0EF6B3C1-2C0C-45C1-848E-2E47DFDB0FBC}">
   <ds:schemaRefs>
-    <ds:schemaRef ds:uri="http://schemas.microsoft.com/sharepoint/v3/contenttype/forms"/>
+    <ds:schemaRef ds:uri="http://schemas.microsoft.com/office/2006/metadata/properties"/>
+    <ds:schemaRef ds:uri="http://schemas.microsoft.com/office/infopath/2007/PartnerControls"/>
+    <ds:schemaRef ds:uri="23b7ebbb-480e-4d36-8f38-fd0ac82dae9c"/>
+    <ds:schemaRef ds:uri="87f1a149-5420-40c2-b2e8-d8d0877ebc85"/>
   </ds:schemaRefs>
 </ds:datastoreItem>
 </file>
--- a/Master Folder/Master BA Timlak Konsultan/04. BA Reviu Dokumen Kualifikasi.docx
+++ b/Master Folder/Master BA Timlak Konsultan/04. BA Reviu Dokumen Kualifikasi.docx
@@ -1,6 +1,6 @@
 
 <file path=word/document.xml><?xml version="1.0" encoding="utf-8"?>
-<w:document xmlns:wpc="http://schemas.microsoft.com/office/word/2010/wordprocessingCanvas" xmlns:cx="http://schemas.microsoft.com/office/drawing/2014/chartex" xmlns:cx1="http://schemas.microsoft.com/office/drawing/2015/9/8/chartex" xmlns:cx2="http://schemas.microsoft.com/office/drawing/2015/10/21/chartex" xmlns:cx3="http://schemas.microsoft.com/office/drawing/2016/5/9/chartex" xmlns:cx4="http://schemas.microsoft.com/office/drawing/2016/5/10/chartex" xmlns:cx5="http://schemas.microsoft.com/office/drawing/2016/5/11/chartex" xmlns:cx6="http://schemas.microsoft.com/office/drawing/2016/5/12/chartex" xmlns:cx7="http://schemas.microsoft.com/office/drawing/2016/5/13/chartex" xmlns:cx8="http://schemas.microsoft.com/office/drawing/2016/5/14/chartex" xmlns:mc="http://schemas.openxmlformats.org/markup-compatibility/2006" xmlns:aink="http://schemas.microsoft.com/office/drawing/2016/ink" xmlns:am3d="http://schemas.microsoft.com/office/drawing/2017/model3d" xmlns:o="urn:schemas-microsoft-com:office:office" xmlns:r="http://schemas.openxmlformats.org/officeDocument/2006/relationships" xmlns:m="http://schemas.openxmlformats.org/officeDocument/2006/math" xmlns:v="urn:schemas-microsoft-com:vml" xmlns:wp14="http://schemas.microsoft.com/office/word/2010/wordprocessingDrawing" xmlns:wp="http://schemas.openxmlformats.org/drawingml/2006/wordprocessingDrawing" xmlns:w10="urn:schemas-microsoft-com:office:word" xmlns:w="http://schemas.openxmlformats.org/wordprocessingml/2006/main" xmlns:w14="http://schemas.microsoft.com/office/word/2010/wordml" xmlns:w15="http://schemas.microsoft.com/office/word/2012/wordml" xmlns:w16cex="http://schemas.microsoft.com/office/word/2018/wordml/cex" xmlns:w16cid="http://schemas.microsoft.com/office/word/2016/wordml/cid" xmlns:w16="http://schemas.microsoft.com/office/word/2018/wordml" xmlns:w16sdtdh="http://schemas.microsoft.com/office/word/2020/wordml/sdtdatahash" xmlns:w16se="http://schemas.microsoft.com/office/word/2015/wordml/symex" xmlns:wpg="http://schemas.microsoft.com/office/word/2010/wordprocessingGroup" xmlns:wpi="http://schemas.microsoft.com/office/word/2010/wordprocessingInk" xmlns:wne="http://schemas.microsoft.com/office/word/2006/wordml" xmlns:wps="http://schemas.microsoft.com/office/word/2010/wordprocessingShape" mc:Ignorable="w14 w15 w16se w16cid w16 w16cex w16sdtdh wp14">
+<w:document xmlns:wpc="http://schemas.microsoft.com/office/word/2010/wordprocessingCanvas" xmlns:cx="http://schemas.microsoft.com/office/drawing/2014/chartex" xmlns:cx1="http://schemas.microsoft.com/office/drawing/2015/9/8/chartex" xmlns:cx2="http://schemas.microsoft.com/office/drawing/2015/10/21/chartex" xmlns:cx3="http://schemas.microsoft.com/office/drawing/2016/5/9/chartex" xmlns:cx4="http://schemas.microsoft.com/office/drawing/2016/5/10/chartex" xmlns:cx5="http://schemas.microsoft.com/office/drawing/2016/5/11/chartex" xmlns:cx6="http://schemas.microsoft.com/office/drawing/2016/5/12/chartex" xmlns:cx7="http://schemas.microsoft.com/office/drawing/2016/5/13/chartex" xmlns:cx8="http://schemas.microsoft.com/office/drawing/2016/5/14/chartex" xmlns:mc="http://schemas.openxmlformats.org/markup-compatibility/2006" xmlns:aink="http://schemas.microsoft.com/office/drawing/2016/ink" xmlns:am3d="http://schemas.microsoft.com/office/drawing/2017/model3d" xmlns:o="urn:schemas-microsoft-com:office:office" xmlns:oel="http://schemas.microsoft.com/office/2019/extlst" xmlns:r="http://schemas.openxmlformats.org/officeDocument/2006/relationships" xmlns:m="http://schemas.openxmlformats.org/officeDocument/2006/math" xmlns:v="urn:schemas-microsoft-com:vml" xmlns:wp14="http://schemas.microsoft.com/office/word/2010/wordprocessingDrawing" xmlns:wp="http://schemas.openxmlformats.org/drawingml/2006/wordprocessingDrawing" xmlns:w10="urn:schemas-microsoft-com:office:word" xmlns:w="http://schemas.openxmlformats.org/wordprocessingml/2006/main" xmlns:w14="http://schemas.microsoft.com/office/word/2010/wordml" xmlns:w15="http://schemas.microsoft.com/office/word/2012/wordml" xmlns:w16cex="http://schemas.microsoft.com/office/word/2018/wordml/cex" xmlns:w16cid="http://schemas.microsoft.com/office/word/2016/wordml/cid" xmlns:w16="http://schemas.microsoft.com/office/word/2018/wordml" xmlns:w16du="http://schemas.microsoft.com/office/word/2023/wordml/word16du" xmlns:w16sdtdh="http://schemas.microsoft.com/office/word/2020/wordml/sdtdatahash" xmlns:w16sdtfl="http://schemas.microsoft.com/office/word/2024/wordml/sdtformatlock" xmlns:w16se="http://schemas.microsoft.com/office/word/2015/wordml/symex" xmlns:wpg="http://schemas.microsoft.com/office/word/2010/wordprocessingGroup" xmlns:wpi="http://schemas.microsoft.com/office/word/2010/wordprocessingInk" xmlns:wne="http://schemas.microsoft.com/office/word/2006/wordml" xmlns:wps="http://schemas.microsoft.com/office/word/2010/wordprocessingShape" mc:Ignorable="w14 w15 w16se w16cid w16 w16cex w16sdtdh w16sdtfl w16du wp14">
   <w:body>
     <w:p>
       <w:pPr>
@@ -4173,10 +4173,12 @@
           <w:szCs w:val="22"/>
         </w:rPr>
         <w:sectPr>
-          <w:headerReference w:type="default" r:id="rId11"/>
-          <w:footerReference w:type="default" r:id="rId12"/>
-          <w:headerReference w:type="first" r:id="rId13"/>
-          <w:footerReference w:type="first" r:id="rId14"/>
+          <w:headerReference w:type="even" r:id="rId11"/>
+          <w:headerReference w:type="default" r:id="rId12"/>
+          <w:footerReference w:type="even" r:id="rId13"/>
+          <w:footerReference w:type="default" r:id="rId14"/>
+          <w:headerReference w:type="first" r:id="rId15"/>
+          <w:footerReference w:type="first" r:id="rId16"/>
           <w:pgSz w:w="11907" w:h="16840" w:code="9"/>
           <w:pgMar w:top="1134" w:right="1134" w:bottom="1418" w:left="1418" w:header="720" w:footer="284" w:gutter="0"/>
           <w:cols w:space="720"/>
@@ -4967,7 +4969,6 @@
               </w:rPr>
               <w:t xml:space="preserve">Lembar Data </w:t>
             </w:r>
-            <w:proofErr w:type="spellStart"/>
             <w:r>
               <w:rPr>
                 <w:rFonts w:ascii="Arial" w:hAnsi="Arial" w:cs="Arial"/>
@@ -4978,7 +4979,6 @@
               </w:rPr>
               <w:t>Kualifikasi</w:t>
             </w:r>
-            <w:proofErr w:type="spellEnd"/>
             <w:r>
               <w:rPr>
                 <w:rFonts w:ascii="Arial" w:hAnsi="Arial" w:cs="Arial"/>
@@ -12905,29 +12905,7 @@
                 <w:szCs w:val="22"/>
                 <w:lang w:val="en-US"/>
               </w:rPr>
-              <w:t>{</w:t>
-            </w:r>
-            <w:proofErr w:type="spellStart"/>
-            <w:r>
-              <w:rPr>
-                <w:rFonts w:ascii="Arial" w:eastAsia="Arial" w:hAnsi="Arial" w:cs="Arial"/>
-                <w:spacing w:val="-2"/>
-                <w:sz w:val="22"/>
-                <w:szCs w:val="22"/>
-                <w:lang w:val="en-US"/>
-              </w:rPr>
-              <w:t>nama_ppk</w:t>
-            </w:r>
-            <w:proofErr w:type="spellEnd"/>
-            <w:r>
-              <w:rPr>
-                <w:rFonts w:ascii="Arial" w:eastAsia="Arial" w:hAnsi="Arial" w:cs="Arial"/>
-                <w:spacing w:val="-2"/>
-                <w:sz w:val="22"/>
-                <w:szCs w:val="22"/>
-                <w:lang w:val="en-US"/>
-              </w:rPr>
-              <w:t>}</w:t>
+              <w:t>{nama_ppk}</w:t>
             </w:r>
           </w:p>
         </w:tc>
@@ -12957,27 +12935,7 @@
                 <w:szCs w:val="22"/>
                 <w:lang w:val="en-US"/>
               </w:rPr>
-              <w:t>{</w:t>
-            </w:r>
-            <w:proofErr w:type="spellStart"/>
-            <w:r>
-              <w:rPr>
-                <w:rFonts w:ascii="Arial" w:hAnsi="Arial" w:cs="Arial"/>
-                <w:sz w:val="22"/>
-                <w:szCs w:val="22"/>
-                <w:lang w:val="en-US"/>
-              </w:rPr>
-              <w:t>ppk</w:t>
-            </w:r>
-            <w:proofErr w:type="spellEnd"/>
-            <w:r>
-              <w:rPr>
-                <w:rFonts w:ascii="Arial" w:hAnsi="Arial" w:cs="Arial"/>
-                <w:sz w:val="22"/>
-                <w:szCs w:val="22"/>
-                <w:lang w:val="en-US"/>
-              </w:rPr>
-              <w:t>}</w:t>
+              <w:t>{ppk}</w:t>
             </w:r>
           </w:p>
         </w:tc>
@@ -13027,7 +12985,7 @@
 </file>
 
 <file path=word/endnotes.xml><?xml version="1.0" encoding="utf-8"?>
-<w:endnotes xmlns:wpc="http://schemas.microsoft.com/office/word/2010/wordprocessingCanvas" xmlns:cx="http://schemas.microsoft.com/office/drawing/2014/chartex" xmlns:cx1="http://schemas.microsoft.com/office/drawing/2015/9/8/chartex" xmlns:cx2="http://schemas.microsoft.com/office/drawing/2015/10/21/chartex" xmlns:cx3="http://schemas.microsoft.com/office/drawing/2016/5/9/chartex" xmlns:cx4="http://schemas.microsoft.com/office/drawing/2016/5/10/chartex" xmlns:cx5="http://schemas.microsoft.com/office/drawing/2016/5/11/chartex" xmlns:cx6="http://schemas.microsoft.com/office/drawing/2016/5/12/chartex" xmlns:cx7="http://schemas.microsoft.com/office/drawing/2016/5/13/chartex" xmlns:cx8="http://schemas.microsoft.com/office/drawing/2016/5/14/chartex" xmlns:mc="http://schemas.openxmlformats.org/markup-compatibility/2006" xmlns:aink="http://schemas.microsoft.com/office/drawing/2016/ink" xmlns:am3d="http://schemas.microsoft.com/office/drawing/2017/model3d" xmlns:o="urn:schemas-microsoft-com:office:office" xmlns:r="http://schemas.openxmlformats.org/officeDocument/2006/relationships" xmlns:m="http://schemas.openxmlformats.org/officeDocument/2006/math" xmlns:v="urn:schemas-microsoft-com:vml" xmlns:wp14="http://schemas.microsoft.com/office/word/2010/wordprocessingDrawing" xmlns:wp="http://schemas.openxmlformats.org/drawingml/2006/wordprocessingDrawing" xmlns:w10="urn:schemas-microsoft-com:office:word" xmlns:w="http://schemas.openxmlformats.org/wordprocessingml/2006/main" xmlns:w14="http://schemas.microsoft.com/office/word/2010/wordml" xmlns:w15="http://schemas.microsoft.com/office/word/2012/wordml" xmlns:w16cex="http://schemas.microsoft.com/office/word/2018/wordml/cex" xmlns:w16cid="http://schemas.microsoft.com/office/word/2016/wordml/cid" xmlns:w16="http://schemas.microsoft.com/office/word/2018/wordml" xmlns:w16sdtdh="http://schemas.microsoft.com/office/word/2020/wordml/sdtdatahash" xmlns:w16se="http://schemas.microsoft.com/office/word/2015/wordml/symex" xmlns:wpg="http://schemas.microsoft.com/office/word/2010/wordprocessingGroup" xmlns:wpi="http://schemas.microsoft.com/office/word/2010/wordprocessingInk" xmlns:wne="http://schemas.microsoft.com/office/word/2006/wordml" xmlns:wps="http://schemas.microsoft.com/office/word/2010/wordprocessingShape" mc:Ignorable="w14 w15 w16se w16cid w16 w16cex w16sdtdh wp14">
+<w:endnotes xmlns:wpc="http://schemas.microsoft.com/office/word/2010/wordprocessingCanvas" xmlns:cx="http://schemas.microsoft.com/office/drawing/2014/chartex" xmlns:cx1="http://schemas.microsoft.com/office/drawing/2015/9/8/chartex" xmlns:cx2="http://schemas.microsoft.com/office/drawing/2015/10/21/chartex" xmlns:cx3="http://schemas.microsoft.com/office/drawing/2016/5/9/chartex" xmlns:cx4="http://schemas.microsoft.com/office/drawing/2016/5/10/chartex" xmlns:cx5="http://schemas.microsoft.com/office/drawing/2016/5/11/chartex" xmlns:cx6="http://schemas.microsoft.com/office/drawing/2016/5/12/chartex" xmlns:cx7="http://schemas.microsoft.com/office/drawing/2016/5/13/chartex" xmlns:cx8="http://schemas.microsoft.com/office/drawing/2016/5/14/chartex" xmlns:mc="http://schemas.openxmlformats.org/markup-compatibility/2006" xmlns:aink="http://schemas.microsoft.com/office/drawing/2016/ink" xmlns:am3d="http://schemas.microsoft.com/office/drawing/2017/model3d" xmlns:o="urn:schemas-microsoft-com:office:office" xmlns:oel="http://schemas.microsoft.com/office/2019/extlst" xmlns:r="http://schemas.openxmlformats.org/officeDocument/2006/relationships" xmlns:m="http://schemas.openxmlformats.org/officeDocument/2006/math" xmlns:v="urn:schemas-microsoft-com:vml" xmlns:wp14="http://schemas.microsoft.com/office/word/2010/wordprocessingDrawing" xmlns:wp="http://schemas.openxmlformats.org/drawingml/2006/wordprocessingDrawing" xmlns:w10="urn:schemas-microsoft-com:office:word" xmlns:w="http://schemas.openxmlformats.org/wordprocessingml/2006/main" xmlns:w14="http://schemas.microsoft.com/office/word/2010/wordml" xmlns:w15="http://schemas.microsoft.com/office/word/2012/wordml" xmlns:w16cex="http://schemas.microsoft.com/office/word/2018/wordml/cex" xmlns:w16cid="http://schemas.microsoft.com/office/word/2016/wordml/cid" xmlns:w16="http://schemas.microsoft.com/office/word/2018/wordml" xmlns:w16du="http://schemas.microsoft.com/office/word/2023/wordml/word16du" xmlns:w16sdtdh="http://schemas.microsoft.com/office/word/2020/wordml/sdtdatahash" xmlns:w16sdtfl="http://schemas.microsoft.com/office/word/2024/wordml/sdtformatlock" xmlns:w16se="http://schemas.microsoft.com/office/word/2015/wordml/symex" xmlns:wpg="http://schemas.microsoft.com/office/word/2010/wordprocessingGroup" xmlns:wpi="http://schemas.microsoft.com/office/word/2010/wordprocessingInk" xmlns:wne="http://schemas.microsoft.com/office/word/2006/wordml" xmlns:wps="http://schemas.microsoft.com/office/word/2010/wordprocessingShape" mc:Ignorable="w14 w15 w16se w16cid w16 w16cex w16sdtdh w16sdtfl w16du wp14">
   <w:endnote w:type="separator" w:id="-1">
     <w:p>
       <w:r>
@@ -13049,7 +13007,17 @@
 </file>
 
 <file path=word/footer1.xml><?xml version="1.0" encoding="utf-8"?>
-<w:ftr xmlns:wpc="http://schemas.microsoft.com/office/word/2010/wordprocessingCanvas" xmlns:cx="http://schemas.microsoft.com/office/drawing/2014/chartex" xmlns:cx1="http://schemas.microsoft.com/office/drawing/2015/9/8/chartex" xmlns:cx2="http://schemas.microsoft.com/office/drawing/2015/10/21/chartex" xmlns:cx3="http://schemas.microsoft.com/office/drawing/2016/5/9/chartex" xmlns:cx4="http://schemas.microsoft.com/office/drawing/2016/5/10/chartex" xmlns:cx5="http://schemas.microsoft.com/office/drawing/2016/5/11/chartex" xmlns:cx6="http://schemas.microsoft.com/office/drawing/2016/5/12/chartex" xmlns:cx7="http://schemas.microsoft.com/office/drawing/2016/5/13/chartex" xmlns:cx8="http://schemas.microsoft.com/office/drawing/2016/5/14/chartex" xmlns:mc="http://schemas.openxmlformats.org/markup-compatibility/2006" xmlns:aink="http://schemas.microsoft.com/office/drawing/2016/ink" xmlns:am3d="http://schemas.microsoft.com/office/drawing/2017/model3d" xmlns:o="urn:schemas-microsoft-com:office:office" xmlns:r="http://schemas.openxmlformats.org/officeDocument/2006/relationships" xmlns:m="http://schemas.openxmlformats.org/officeDocument/2006/math" xmlns:v="urn:schemas-microsoft-com:vml" xmlns:wp14="http://schemas.microsoft.com/office/word/2010/wordprocessingDrawing" xmlns:wp="http://schemas.openxmlformats.org/drawingml/2006/wordprocessingDrawing" xmlns:w10="urn:schemas-microsoft-com:office:word" xmlns:w="http://schemas.openxmlformats.org/wordprocessingml/2006/main" xmlns:w14="http://schemas.microsoft.com/office/word/2010/wordml" xmlns:w15="http://schemas.microsoft.com/office/word/2012/wordml" xmlns:w16cex="http://schemas.microsoft.com/office/word/2018/wordml/cex" xmlns:w16cid="http://schemas.microsoft.com/office/word/2016/wordml/cid" xmlns:w16="http://schemas.microsoft.com/office/word/2018/wordml" xmlns:w16sdtdh="http://schemas.microsoft.com/office/word/2020/wordml/sdtdatahash" xmlns:w16se="http://schemas.microsoft.com/office/word/2015/wordml/symex" xmlns:wpg="http://schemas.microsoft.com/office/word/2010/wordprocessingGroup" xmlns:wpi="http://schemas.microsoft.com/office/word/2010/wordprocessingInk" xmlns:wne="http://schemas.microsoft.com/office/word/2006/wordml" xmlns:wps="http://schemas.microsoft.com/office/word/2010/wordprocessingShape" mc:Ignorable="w14 w15 w16se w16cid w16 w16cex w16sdtdh wp14">
+<w:ftr xmlns:wpc="http://schemas.microsoft.com/office/word/2010/wordprocessingCanvas" xmlns:cx="http://schemas.microsoft.com/office/drawing/2014/chartex" xmlns:cx1="http://schemas.microsoft.com/office/drawing/2015/9/8/chartex" xmlns:cx2="http://schemas.microsoft.com/office/drawing/2015/10/21/chartex" xmlns:cx3="http://schemas.microsoft.com/office/drawing/2016/5/9/chartex" xmlns:cx4="http://schemas.microsoft.com/office/drawing/2016/5/10/chartex" xmlns:cx5="http://schemas.microsoft.com/office/drawing/2016/5/11/chartex" xmlns:cx6="http://schemas.microsoft.com/office/drawing/2016/5/12/chartex" xmlns:cx7="http://schemas.microsoft.com/office/drawing/2016/5/13/chartex" xmlns:cx8="http://schemas.microsoft.com/office/drawing/2016/5/14/chartex" xmlns:mc="http://schemas.openxmlformats.org/markup-compatibility/2006" xmlns:aink="http://schemas.microsoft.com/office/drawing/2016/ink" xmlns:am3d="http://schemas.microsoft.com/office/drawing/2017/model3d" xmlns:o="urn:schemas-microsoft-com:office:office" xmlns:oel="http://schemas.microsoft.com/office/2019/extlst" xmlns:r="http://schemas.openxmlformats.org/officeDocument/2006/relationships" xmlns:m="http://schemas.openxmlformats.org/officeDocument/2006/math" xmlns:v="urn:schemas-microsoft-com:vml" xmlns:wp14="http://schemas.microsoft.com/office/word/2010/wordprocessingDrawing" xmlns:wp="http://schemas.openxmlformats.org/drawingml/2006/wordprocessingDrawing" xmlns:w10="urn:schemas-microsoft-com:office:word" xmlns:w="http://schemas.openxmlformats.org/wordprocessingml/2006/main" xmlns:w14="http://schemas.microsoft.com/office/word/2010/wordml" xmlns:w15="http://schemas.microsoft.com/office/word/2012/wordml" xmlns:w16cex="http://schemas.microsoft.com/office/word/2018/wordml/cex" xmlns:w16cid="http://schemas.microsoft.com/office/word/2016/wordml/cid" xmlns:w16="http://schemas.microsoft.com/office/word/2018/wordml" xmlns:w16du="http://schemas.microsoft.com/office/word/2023/wordml/word16du" xmlns:w16sdtdh="http://schemas.microsoft.com/office/word/2020/wordml/sdtdatahash" xmlns:w16sdtfl="http://schemas.microsoft.com/office/word/2024/wordml/sdtformatlock" xmlns:w16se="http://schemas.microsoft.com/office/word/2015/wordml/symex" xmlns:wpg="http://schemas.microsoft.com/office/word/2010/wordprocessingGroup" xmlns:wpi="http://schemas.microsoft.com/office/word/2010/wordprocessingInk" xmlns:wne="http://schemas.microsoft.com/office/word/2006/wordml" xmlns:wps="http://schemas.microsoft.com/office/word/2010/wordprocessingShape" mc:Ignorable="w14 w15 w16se w16cid w16 w16cex w16sdtdh w16sdtfl w16du wp14">
+  <w:p>
+    <w:pPr>
+      <w:pStyle w:val="Footer"/>
+    </w:pPr>
+  </w:p>
+</w:ftr>
+</file>
+
+<file path=word/footer2.xml><?xml version="1.0" encoding="utf-8"?>
+<w:ftr xmlns:wpc="http://schemas.microsoft.com/office/word/2010/wordprocessingCanvas" xmlns:cx="http://schemas.microsoft.com/office/drawing/2014/chartex" xmlns:cx1="http://schemas.microsoft.com/office/drawing/2015/9/8/chartex" xmlns:cx2="http://schemas.microsoft.com/office/drawing/2015/10/21/chartex" xmlns:cx3="http://schemas.microsoft.com/office/drawing/2016/5/9/chartex" xmlns:cx4="http://schemas.microsoft.com/office/drawing/2016/5/10/chartex" xmlns:cx5="http://schemas.microsoft.com/office/drawing/2016/5/11/chartex" xmlns:cx6="http://schemas.microsoft.com/office/drawing/2016/5/12/chartex" xmlns:cx7="http://schemas.microsoft.com/office/drawing/2016/5/13/chartex" xmlns:cx8="http://schemas.microsoft.com/office/drawing/2016/5/14/chartex" xmlns:mc="http://schemas.openxmlformats.org/markup-compatibility/2006" xmlns:aink="http://schemas.microsoft.com/office/drawing/2016/ink" xmlns:am3d="http://schemas.microsoft.com/office/drawing/2017/model3d" xmlns:o="urn:schemas-microsoft-com:office:office" xmlns:oel="http://schemas.microsoft.com/office/2019/extlst" xmlns:r="http://schemas.openxmlformats.org/officeDocument/2006/relationships" xmlns:m="http://schemas.openxmlformats.org/officeDocument/2006/math" xmlns:v="urn:schemas-microsoft-com:vml" xmlns:wp14="http://schemas.microsoft.com/office/word/2010/wordprocessingDrawing" xmlns:wp="http://schemas.openxmlformats.org/drawingml/2006/wordprocessingDrawing" xmlns:w10="urn:schemas-microsoft-com:office:word" xmlns:w="http://schemas.openxmlformats.org/wordprocessingml/2006/main" xmlns:w14="http://schemas.microsoft.com/office/word/2010/wordml" xmlns:w15="http://schemas.microsoft.com/office/word/2012/wordml" xmlns:w16cex="http://schemas.microsoft.com/office/word/2018/wordml/cex" xmlns:w16cid="http://schemas.microsoft.com/office/word/2016/wordml/cid" xmlns:w16="http://schemas.microsoft.com/office/word/2018/wordml" xmlns:w16du="http://schemas.microsoft.com/office/word/2023/wordml/word16du" xmlns:w16sdtdh="http://schemas.microsoft.com/office/word/2020/wordml/sdtdatahash" xmlns:w16sdtfl="http://schemas.microsoft.com/office/word/2024/wordml/sdtformatlock" xmlns:w16se="http://schemas.microsoft.com/office/word/2015/wordml/symex" xmlns:wpg="http://schemas.microsoft.com/office/word/2010/wordprocessingGroup" xmlns:wpi="http://schemas.microsoft.com/office/word/2010/wordprocessingInk" xmlns:wne="http://schemas.microsoft.com/office/word/2006/wordml" xmlns:wps="http://schemas.microsoft.com/office/word/2010/wordprocessingShape" mc:Ignorable="w14 w15 w16se w16cid w16 w16cex w16sdtdh w16sdtfl w16du wp14">
   <w:p>
     <w:pPr>
       <w:pStyle w:val="Footer"/>
@@ -13105,8 +13073,8 @@
 </w:ftr>
 </file>
 
-<file path=word/footer2.xml><?xml version="1.0" encoding="utf-8"?>
-<w:ftr xmlns:wpc="http://schemas.microsoft.com/office/word/2010/wordprocessingCanvas" xmlns:cx="http://schemas.microsoft.com/office/drawing/2014/chartex" xmlns:cx1="http://schemas.microsoft.com/office/drawing/2015/9/8/chartex" xmlns:cx2="http://schemas.microsoft.com/office/drawing/2015/10/21/chartex" xmlns:cx3="http://schemas.microsoft.com/office/drawing/2016/5/9/chartex" xmlns:cx4="http://schemas.microsoft.com/office/drawing/2016/5/10/chartex" xmlns:cx5="http://schemas.microsoft.com/office/drawing/2016/5/11/chartex" xmlns:cx6="http://schemas.microsoft.com/office/drawing/2016/5/12/chartex" xmlns:cx7="http://schemas.microsoft.com/office/drawing/2016/5/13/chartex" xmlns:cx8="http://schemas.microsoft.com/office/drawing/2016/5/14/chartex" xmlns:mc="http://schemas.openxmlformats.org/markup-compatibility/2006" xmlns:aink="http://schemas.microsoft.com/office/drawing/2016/ink" xmlns:am3d="http://schemas.microsoft.com/office/drawing/2017/model3d" xmlns:o="urn:schemas-microsoft-com:office:office" xmlns:r="http://schemas.openxmlformats.org/officeDocument/2006/relationships" xmlns:m="http://schemas.openxmlformats.org/officeDocument/2006/math" xmlns:v="urn:schemas-microsoft-com:vml" xmlns:wp14="http://schemas.microsoft.com/office/word/2010/wordprocessingDrawing" xmlns:wp="http://schemas.openxmlformats.org/drawingml/2006/wordprocessingDrawing" xmlns:w10="urn:schemas-microsoft-com:office:word" xmlns:w="http://schemas.openxmlformats.org/wordprocessingml/2006/main" xmlns:w14="http://schemas.microsoft.com/office/word/2010/wordml" xmlns:w15="http://schemas.microsoft.com/office/word/2012/wordml" xmlns:w16cex="http://schemas.microsoft.com/office/word/2018/wordml/cex" xmlns:w16cid="http://schemas.microsoft.com/office/word/2016/wordml/cid" xmlns:w16="http://schemas.microsoft.com/office/word/2018/wordml" xmlns:w16sdtdh="http://schemas.microsoft.com/office/word/2020/wordml/sdtdatahash" xmlns:w16se="http://schemas.microsoft.com/office/word/2015/wordml/symex" xmlns:wpg="http://schemas.microsoft.com/office/word/2010/wordprocessingGroup" xmlns:wpi="http://schemas.microsoft.com/office/word/2010/wordprocessingInk" xmlns:wne="http://schemas.microsoft.com/office/word/2006/wordml" xmlns:wps="http://schemas.microsoft.com/office/word/2010/wordprocessingShape" mc:Ignorable="w14 w15 w16se w16cid w16 w16cex w16sdtdh wp14">
+<file path=word/footer3.xml><?xml version="1.0" encoding="utf-8"?>
+<w:ftr xmlns:wpc="http://schemas.microsoft.com/office/word/2010/wordprocessingCanvas" xmlns:cx="http://schemas.microsoft.com/office/drawing/2014/chartex" xmlns:cx1="http://schemas.microsoft.com/office/drawing/2015/9/8/chartex" xmlns:cx2="http://schemas.microsoft.com/office/drawing/2015/10/21/chartex" xmlns:cx3="http://schemas.microsoft.com/office/drawing/2016/5/9/chartex" xmlns:cx4="http://schemas.microsoft.com/office/drawing/2016/5/10/chartex" xmlns:cx5="http://schemas.microsoft.com/office/drawing/2016/5/11/chartex" xmlns:cx6="http://schemas.microsoft.com/office/drawing/2016/5/12/chartex" xmlns:cx7="http://schemas.microsoft.com/office/drawing/2016/5/13/chartex" xmlns:cx8="http://schemas.microsoft.com/office/drawing/2016/5/14/chartex" xmlns:mc="http://schemas.openxmlformats.org/markup-compatibility/2006" xmlns:aink="http://schemas.microsoft.com/office/drawing/2016/ink" xmlns:am3d="http://schemas.microsoft.com/office/drawing/2017/model3d" xmlns:o="urn:schemas-microsoft-com:office:office" xmlns:oel="http://schemas.microsoft.com/office/2019/extlst" xmlns:r="http://schemas.openxmlformats.org/officeDocument/2006/relationships" xmlns:m="http://schemas.openxmlformats.org/officeDocument/2006/math" xmlns:v="urn:schemas-microsoft-com:vml" xmlns:wp14="http://schemas.microsoft.com/office/word/2010/wordprocessingDrawing" xmlns:wp="http://schemas.openxmlformats.org/drawingml/2006/wordprocessingDrawing" xmlns:w10="urn:schemas-microsoft-com:office:word" xmlns:w="http://schemas.openxmlformats.org/wordprocessingml/2006/main" xmlns:w14="http://schemas.microsoft.com/office/word/2010/wordml" xmlns:w15="http://schemas.microsoft.com/office/word/2012/wordml" xmlns:w16cex="http://schemas.microsoft.com/office/word/2018/wordml/cex" xmlns:w16cid="http://schemas.microsoft.com/office/word/2016/wordml/cid" xmlns:w16="http://schemas.microsoft.com/office/word/2018/wordml" xmlns:w16du="http://schemas.microsoft.com/office/word/2023/wordml/word16du" xmlns:w16sdtdh="http://schemas.microsoft.com/office/word/2020/wordml/sdtdatahash" xmlns:w16sdtfl="http://schemas.microsoft.com/office/word/2024/wordml/sdtformatlock" xmlns:w16se="http://schemas.microsoft.com/office/word/2015/wordml/symex" xmlns:wpg="http://schemas.microsoft.com/office/word/2010/wordprocessingGroup" xmlns:wpi="http://schemas.microsoft.com/office/word/2010/wordprocessingInk" xmlns:wne="http://schemas.microsoft.com/office/word/2006/wordml" xmlns:wps="http://schemas.microsoft.com/office/word/2010/wordprocessingShape" mc:Ignorable="w14 w15 w16se w16cid w16 w16cex w16sdtdh w16sdtfl w16du wp14">
   <w:p>
     <w:pPr>
       <w:pStyle w:val="Footer"/>
@@ -13163,7 +13131,7 @@
 </file>
 
 <file path=word/footnotes.xml><?xml version="1.0" encoding="utf-8"?>
-<w:footnotes xmlns:wpc="http://schemas.microsoft.com/office/word/2010/wordprocessingCanvas" xmlns:cx="http://schemas.microsoft.com/office/drawing/2014/chartex" xmlns:cx1="http://schemas.microsoft.com/office/drawing/2015/9/8/chartex" xmlns:cx2="http://schemas.microsoft.com/office/drawing/2015/10/21/chartex" xmlns:cx3="http://schemas.microsoft.com/office/drawing/2016/5/9/chartex" xmlns:cx4="http://schemas.microsoft.com/office/drawing/2016/5/10/chartex" xmlns:cx5="http://schemas.microsoft.com/office/drawing/2016/5/11/chartex" xmlns:cx6="http://schemas.microsoft.com/office/drawing/2016/5/12/chartex" xmlns:cx7="http://schemas.microsoft.com/office/drawing/2016/5/13/chartex" xmlns:cx8="http://schemas.microsoft.com/office/drawing/2016/5/14/chartex" xmlns:mc="http://schemas.openxmlformats.org/markup-compatibility/2006" xmlns:aink="http://schemas.microsoft.com/office/drawing/2016/ink" xmlns:am3d="http://schemas.microsoft.com/office/drawing/2017/model3d" xmlns:o="urn:schemas-microsoft-com:office:office" xmlns:r="http://schemas.openxmlformats.org/officeDocument/2006/relationships" xmlns:m="http://schemas.openxmlformats.org/officeDocument/2006/math" xmlns:v="urn:schemas-microsoft-com:vml" xmlns:wp14="http://schemas.microsoft.com/office/word/2010/wordprocessingDrawing" xmlns:wp="http://schemas.openxmlformats.org/drawingml/2006/wordprocessingDrawing" xmlns:w10="urn:schemas-microsoft-com:office:word" xmlns:w="http://schemas.openxmlformats.org/wordprocessingml/2006/main" xmlns:w14="http://schemas.microsoft.com/office/word/2010/wordml" xmlns:w15="http://schemas.microsoft.com/office/word/2012/wordml" xmlns:w16cex="http://schemas.microsoft.com/office/word/2018/wordml/cex" xmlns:w16cid="http://schemas.microsoft.com/office/word/2016/wordml/cid" xmlns:w16="http://schemas.microsoft.com/office/word/2018/wordml" xmlns:w16sdtdh="http://schemas.microsoft.com/office/word/2020/wordml/sdtdatahash" xmlns:w16se="http://schemas.microsoft.com/office/word/2015/wordml/symex" xmlns:wpg="http://schemas.microsoft.com/office/word/2010/wordprocessingGroup" xmlns:wpi="http://schemas.microsoft.com/office/word/2010/wordprocessingInk" xmlns:wne="http://schemas.microsoft.com/office/word/2006/wordml" xmlns:wps="http://schemas.microsoft.com/office/word/2010/wordprocessingShape" mc:Ignorable="w14 w15 w16se w16cid w16 w16cex w16sdtdh wp14">
+<w:footnotes xmlns:wpc="http://schemas.microsoft.com/office/word/2010/wordprocessingCanvas" xmlns:cx="http://schemas.microsoft.com/office/drawing/2014/chartex" xmlns:cx1="http://schemas.microsoft.com/office/drawing/2015/9/8/chartex" xmlns:cx2="http://schemas.microsoft.com/office/drawing/2015/10/21/chartex" xmlns:cx3="http://schemas.microsoft.com/office/drawing/2016/5/9/chartex" xmlns:cx4="http://schemas.microsoft.com/office/drawing/2016/5/10/chartex" xmlns:cx5="http://schemas.microsoft.com/office/drawing/2016/5/11/chartex" xmlns:cx6="http://schemas.microsoft.com/office/drawing/2016/5/12/chartex" xmlns:cx7="http://schemas.microsoft.com/office/drawing/2016/5/13/chartex" xmlns:cx8="http://schemas.microsoft.com/office/drawing/2016/5/14/chartex" xmlns:mc="http://schemas.openxmlformats.org/markup-compatibility/2006" xmlns:aink="http://schemas.microsoft.com/office/drawing/2016/ink" xmlns:am3d="http://schemas.microsoft.com/office/drawing/2017/model3d" xmlns:o="urn:schemas-microsoft-com:office:office" xmlns:oel="http://schemas.microsoft.com/office/2019/extlst" xmlns:r="http://schemas.openxmlformats.org/officeDocument/2006/relationships" xmlns:m="http://schemas.openxmlformats.org/officeDocument/2006/math" xmlns:v="urn:schemas-microsoft-com:vml" xmlns:wp14="http://schemas.microsoft.com/office/word/2010/wordprocessingDrawing" xmlns:wp="http://schemas.openxmlformats.org/drawingml/2006/wordprocessingDrawing" xmlns:w10="urn:schemas-microsoft-com:office:word" xmlns:w="http://schemas.openxmlformats.org/wordprocessingml/2006/main" xmlns:w14="http://schemas.microsoft.com/office/word/2010/wordml" xmlns:w15="http://schemas.microsoft.com/office/word/2012/wordml" xmlns:w16cex="http://schemas.microsoft.com/office/word/2018/wordml/cex" xmlns:w16cid="http://schemas.microsoft.com/office/word/2016/wordml/cid" xmlns:w16="http://schemas.microsoft.com/office/word/2018/wordml" xmlns:w16du="http://schemas.microsoft.com/office/word/2023/wordml/word16du" xmlns:w16sdtdh="http://schemas.microsoft.com/office/word/2020/wordml/sdtdatahash" xmlns:w16sdtfl="http://schemas.microsoft.com/office/word/2024/wordml/sdtformatlock" xmlns:w16se="http://schemas.microsoft.com/office/word/2015/wordml/symex" xmlns:wpg="http://schemas.microsoft.com/office/word/2010/wordprocessingGroup" xmlns:wpi="http://schemas.microsoft.com/office/word/2010/wordprocessingInk" xmlns:wne="http://schemas.microsoft.com/office/word/2006/wordml" xmlns:wps="http://schemas.microsoft.com/office/word/2010/wordprocessingShape" mc:Ignorable="w14 w15 w16se w16cid w16 w16cex w16sdtdh w16sdtfl w16du wp14">
   <w:footnote w:type="separator" w:id="-1">
     <w:p>
       <w:r>
@@ -13185,7 +13153,17 @@
 </file>
 
 <file path=word/header1.xml><?xml version="1.0" encoding="utf-8"?>
-<w:hdr xmlns:wpc="http://schemas.microsoft.com/office/word/2010/wordprocessingCanvas" xmlns:cx="http://schemas.microsoft.com/office/drawing/2014/chartex" xmlns:cx1="http://schemas.microsoft.com/office/drawing/2015/9/8/chartex" xmlns:cx2="http://schemas.microsoft.com/office/drawing/2015/10/21/chartex" xmlns:cx3="http://schemas.microsoft.com/office/drawing/2016/5/9/chartex" xmlns:cx4="http://schemas.microsoft.com/office/drawing/2016/5/10/chartex" xmlns:cx5="http://schemas.microsoft.com/office/drawing/2016/5/11/chartex" xmlns:cx6="http://schemas.microsoft.com/office/drawing/2016/5/12/chartex" xmlns:cx7="http://schemas.microsoft.com/office/drawing/2016/5/13/chartex" xmlns:cx8="http://schemas.microsoft.com/office/drawing/2016/5/14/chartex" xmlns:mc="http://schemas.openxmlformats.org/markup-compatibility/2006" xmlns:aink="http://schemas.microsoft.com/office/drawing/2016/ink" xmlns:am3d="http://schemas.microsoft.com/office/drawing/2017/model3d" xmlns:o="urn:schemas-microsoft-com:office:office" xmlns:r="http://schemas.openxmlformats.org/officeDocument/2006/relationships" xmlns:m="http://schemas.openxmlformats.org/officeDocument/2006/math" xmlns:v="urn:schemas-microsoft-com:vml" xmlns:wp14="http://schemas.microsoft.com/office/word/2010/wordprocessingDrawing" xmlns:wp="http://schemas.openxmlformats.org/drawingml/2006/wordprocessingDrawing" xmlns:w10="urn:schemas-microsoft-com:office:word" xmlns:w="http://schemas.openxmlformats.org/wordprocessingml/2006/main" xmlns:w14="http://schemas.microsoft.com/office/word/2010/wordml" xmlns:w15="http://schemas.microsoft.com/office/word/2012/wordml" xmlns:w16cex="http://schemas.microsoft.com/office/word/2018/wordml/cex" xmlns:w16cid="http://schemas.microsoft.com/office/word/2016/wordml/cid" xmlns:w16="http://schemas.microsoft.com/office/word/2018/wordml" xmlns:w16sdtdh="http://schemas.microsoft.com/office/word/2020/wordml/sdtdatahash" xmlns:w16se="http://schemas.microsoft.com/office/word/2015/wordml/symex" xmlns:wpg="http://schemas.microsoft.com/office/word/2010/wordprocessingGroup" xmlns:wpi="http://schemas.microsoft.com/office/word/2010/wordprocessingInk" xmlns:wne="http://schemas.microsoft.com/office/word/2006/wordml" xmlns:wps="http://schemas.microsoft.com/office/word/2010/wordprocessingShape" mc:Ignorable="w14 w15 w16se w16cid w16 w16cex w16sdtdh wp14">
+<w:hdr xmlns:wpc="http://schemas.microsoft.com/office/word/2010/wordprocessingCanvas" xmlns:cx="http://schemas.microsoft.com/office/drawing/2014/chartex" xmlns:cx1="http://schemas.microsoft.com/office/drawing/2015/9/8/chartex" xmlns:cx2="http://schemas.microsoft.com/office/drawing/2015/10/21/chartex" xmlns:cx3="http://schemas.microsoft.com/office/drawing/2016/5/9/chartex" xmlns:cx4="http://schemas.microsoft.com/office/drawing/2016/5/10/chartex" xmlns:cx5="http://schemas.microsoft.com/office/drawing/2016/5/11/chartex" xmlns:cx6="http://schemas.microsoft.com/office/drawing/2016/5/12/chartex" xmlns:cx7="http://schemas.microsoft.com/office/drawing/2016/5/13/chartex" xmlns:cx8="http://schemas.microsoft.com/office/drawing/2016/5/14/chartex" xmlns:mc="http://schemas.openxmlformats.org/markup-compatibility/2006" xmlns:aink="http://schemas.microsoft.com/office/drawing/2016/ink" xmlns:am3d="http://schemas.microsoft.com/office/drawing/2017/model3d" xmlns:o="urn:schemas-microsoft-com:office:office" xmlns:oel="http://schemas.microsoft.com/office/2019/extlst" xmlns:r="http://schemas.openxmlformats.org/officeDocument/2006/relationships" xmlns:m="http://schemas.openxmlformats.org/officeDocument/2006/math" xmlns:v="urn:schemas-microsoft-com:vml" xmlns:wp14="http://schemas.microsoft.com/office/word/2010/wordprocessingDrawing" xmlns:wp="http://schemas.openxmlformats.org/drawingml/2006/wordprocessingDrawing" xmlns:w10="urn:schemas-microsoft-com:office:word" xmlns:w="http://schemas.openxmlformats.org/wordprocessingml/2006/main" xmlns:w14="http://schemas.microsoft.com/office/word/2010/wordml" xmlns:w15="http://schemas.microsoft.com/office/word/2012/wordml" xmlns:w16cex="http://schemas.microsoft.com/office/word/2018/wordml/cex" xmlns:w16cid="http://schemas.microsoft.com/office/word/2016/wordml/cid" xmlns:w16="http://schemas.microsoft.com/office/word/2018/wordml" xmlns:w16du="http://schemas.microsoft.com/office/word/2023/wordml/word16du" xmlns:w16sdtdh="http://schemas.microsoft.com/office/word/2020/wordml/sdtdatahash" xmlns:w16sdtfl="http://schemas.microsoft.com/office/word/2024/wordml/sdtformatlock" xmlns:w16se="http://schemas.microsoft.com/office/word/2015/wordml/symex" xmlns:wpg="http://schemas.microsoft.com/office/word/2010/wordprocessingGroup" xmlns:wpi="http://schemas.microsoft.com/office/word/2010/wordprocessingInk" xmlns:wne="http://schemas.microsoft.com/office/word/2006/wordml" xmlns:wps="http://schemas.microsoft.com/office/word/2010/wordprocessingShape" mc:Ignorable="w14 w15 w16se w16cid w16 w16cex w16sdtdh w16sdtfl w16du wp14">
+  <w:p>
+    <w:pPr>
+      <w:pStyle w:val="Header"/>
+    </w:pPr>
+  </w:p>
+</w:hdr>
+</file>
+
+<file path=word/header2.xml><?xml version="1.0" encoding="utf-8"?>
+<w:hdr xmlns:wpc="http://schemas.microsoft.com/office/word/2010/wordprocessingCanvas" xmlns:cx="http://schemas.microsoft.com/office/drawing/2014/chartex" xmlns:cx1="http://schemas.microsoft.com/office/drawing/2015/9/8/chartex" xmlns:cx2="http://schemas.microsoft.com/office/drawing/2015/10/21/chartex" xmlns:cx3="http://schemas.microsoft.com/office/drawing/2016/5/9/chartex" xmlns:cx4="http://schemas.microsoft.com/office/drawing/2016/5/10/chartex" xmlns:cx5="http://schemas.microsoft.com/office/drawing/2016/5/11/chartex" xmlns:cx6="http://schemas.microsoft.com/office/drawing/2016/5/12/chartex" xmlns:cx7="http://schemas.microsoft.com/office/drawing/2016/5/13/chartex" xmlns:cx8="http://schemas.microsoft.com/office/drawing/2016/5/14/chartex" xmlns:mc="http://schemas.openxmlformats.org/markup-compatibility/2006" xmlns:aink="http://schemas.microsoft.com/office/drawing/2016/ink" xmlns:am3d="http://schemas.microsoft.com/office/drawing/2017/model3d" xmlns:o="urn:schemas-microsoft-com:office:office" xmlns:oel="http://schemas.microsoft.com/office/2019/extlst" xmlns:r="http://schemas.openxmlformats.org/officeDocument/2006/relationships" xmlns:m="http://schemas.openxmlformats.org/officeDocument/2006/math" xmlns:v="urn:schemas-microsoft-com:vml" xmlns:wp14="http://schemas.microsoft.com/office/word/2010/wordprocessingDrawing" xmlns:wp="http://schemas.openxmlformats.org/drawingml/2006/wordprocessingDrawing" xmlns:w10="urn:schemas-microsoft-com:office:word" xmlns:w="http://schemas.openxmlformats.org/wordprocessingml/2006/main" xmlns:w14="http://schemas.microsoft.com/office/word/2010/wordml" xmlns:w15="http://schemas.microsoft.com/office/word/2012/wordml" xmlns:w16cex="http://schemas.microsoft.com/office/word/2018/wordml/cex" xmlns:w16cid="http://schemas.microsoft.com/office/word/2016/wordml/cid" xmlns:w16="http://schemas.microsoft.com/office/word/2018/wordml" xmlns:w16du="http://schemas.microsoft.com/office/word/2023/wordml/word16du" xmlns:w16sdtdh="http://schemas.microsoft.com/office/word/2020/wordml/sdtdatahash" xmlns:w16sdtfl="http://schemas.microsoft.com/office/word/2024/wordml/sdtformatlock" xmlns:w16se="http://schemas.microsoft.com/office/word/2015/wordml/symex" xmlns:wpg="http://schemas.microsoft.com/office/word/2010/wordprocessingGroup" xmlns:wpi="http://schemas.microsoft.com/office/word/2010/wordprocessingInk" xmlns:wne="http://schemas.microsoft.com/office/word/2006/wordml" xmlns:wps="http://schemas.microsoft.com/office/word/2010/wordprocessingShape" mc:Ignorable="w14 w15 w16se w16cid w16 w16cex w16sdtdh w16sdtfl w16du wp14">
   <w:p>
     <w:pPr>
       <w:pStyle w:val="Header"/>
@@ -13200,8 +13178,8 @@
 </w:hdr>
 </file>
 
-<file path=word/header2.xml><?xml version="1.0" encoding="utf-8"?>
-<w:hdr xmlns:wpc="http://schemas.microsoft.com/office/word/2010/wordprocessingCanvas" xmlns:cx="http://schemas.microsoft.com/office/drawing/2014/chartex" xmlns:cx1="http://schemas.microsoft.com/office/drawing/2015/9/8/chartex" xmlns:cx2="http://schemas.microsoft.com/office/drawing/2015/10/21/chartex" xmlns:cx3="http://schemas.microsoft.com/office/drawing/2016/5/9/chartex" xmlns:cx4="http://schemas.microsoft.com/office/drawing/2016/5/10/chartex" xmlns:cx5="http://schemas.microsoft.com/office/drawing/2016/5/11/chartex" xmlns:cx6="http://schemas.microsoft.com/office/drawing/2016/5/12/chartex" xmlns:cx7="http://schemas.microsoft.com/office/drawing/2016/5/13/chartex" xmlns:cx8="http://schemas.microsoft.com/office/drawing/2016/5/14/chartex" xmlns:mc="http://schemas.openxmlformats.org/markup-compatibility/2006" xmlns:aink="http://schemas.microsoft.com/office/drawing/2016/ink" xmlns:am3d="http://schemas.microsoft.com/office/drawing/2017/model3d" xmlns:o="urn:schemas-microsoft-com:office:office" xmlns:r="http://schemas.openxmlformats.org/officeDocument/2006/relationships" xmlns:m="http://schemas.openxmlformats.org/officeDocument/2006/math" xmlns:v="urn:schemas-microsoft-com:vml" xmlns:wp14="http://schemas.microsoft.com/office/word/2010/wordprocessingDrawing" xmlns:wp="http://schemas.openxmlformats.org/drawingml/2006/wordprocessingDrawing" xmlns:w10="urn:schemas-microsoft-com:office:word" xmlns:w="http://schemas.openxmlformats.org/wordprocessingml/2006/main" xmlns:w14="http://schemas.microsoft.com/office/word/2010/wordml" xmlns:w15="http://schemas.microsoft.com/office/word/2012/wordml" xmlns:w16cex="http://schemas.microsoft.com/office/word/2018/wordml/cex" xmlns:w16cid="http://schemas.microsoft.com/office/word/2016/wordml/cid" xmlns:w16="http://schemas.microsoft.com/office/word/2018/wordml" xmlns:w16sdtdh="http://schemas.microsoft.com/office/word/2020/wordml/sdtdatahash" xmlns:w16se="http://schemas.microsoft.com/office/word/2015/wordml/symex" xmlns:wpg="http://schemas.microsoft.com/office/word/2010/wordprocessingGroup" xmlns:wpi="http://schemas.microsoft.com/office/word/2010/wordprocessingInk" xmlns:wne="http://schemas.microsoft.com/office/word/2006/wordml" xmlns:wps="http://schemas.microsoft.com/office/word/2010/wordprocessingShape" mc:Ignorable="w14 w15 w16se w16cid w16 w16cex w16sdtdh wp14">
+<file path=word/header3.xml><?xml version="1.0" encoding="utf-8"?>
+<w:hdr xmlns:wpc="http://schemas.microsoft.com/office/word/2010/wordprocessingCanvas" xmlns:cx="http://schemas.microsoft.com/office/drawing/2014/chartex" xmlns:cx1="http://schemas.microsoft.com/office/drawing/2015/9/8/chartex" xmlns:cx2="http://schemas.microsoft.com/office/drawing/2015/10/21/chartex" xmlns:cx3="http://schemas.microsoft.com/office/drawing/2016/5/9/chartex" xmlns:cx4="http://schemas.microsoft.com/office/drawing/2016/5/10/chartex" xmlns:cx5="http://schemas.microsoft.com/office/drawing/2016/5/11/chartex" xmlns:cx6="http://schemas.microsoft.com/office/drawing/2016/5/12/chartex" xmlns:cx7="http://schemas.microsoft.com/office/drawing/2016/5/13/chartex" xmlns:cx8="http://schemas.microsoft.com/office/drawing/2016/5/14/chartex" xmlns:mc="http://schemas.openxmlformats.org/markup-compatibility/2006" xmlns:aink="http://schemas.microsoft.com/office/drawing/2016/ink" xmlns:am3d="http://schemas.microsoft.com/office/drawing/2017/model3d" xmlns:o="urn:schemas-microsoft-com:office:office" xmlns:oel="http://schemas.microsoft.com/office/2019/extlst" xmlns:r="http://schemas.openxmlformats.org/officeDocument/2006/relationships" xmlns:m="http://schemas.openxmlformats.org/officeDocument/2006/math" xmlns:v="urn:schemas-microsoft-com:vml" xmlns:wp14="http://schemas.microsoft.com/office/word/2010/wordprocessingDrawing" xmlns:wp="http://schemas.openxmlformats.org/drawingml/2006/wordprocessingDrawing" xmlns:w10="urn:schemas-microsoft-com:office:word" xmlns:w="http://schemas.openxmlformats.org/wordprocessingml/2006/main" xmlns:w14="http://schemas.microsoft.com/office/word/2010/wordml" xmlns:w15="http://schemas.microsoft.com/office/word/2012/wordml" xmlns:w16cex="http://schemas.microsoft.com/office/word/2018/wordml/cex" xmlns:w16cid="http://schemas.microsoft.com/office/word/2016/wordml/cid" xmlns:w16="http://schemas.microsoft.com/office/word/2018/wordml" xmlns:w16du="http://schemas.microsoft.com/office/word/2023/wordml/word16du" xmlns:w16sdtdh="http://schemas.microsoft.com/office/word/2020/wordml/sdtdatahash" xmlns:w16sdtfl="http://schemas.microsoft.com/office/word/2024/wordml/sdtformatlock" xmlns:w16se="http://schemas.microsoft.com/office/word/2015/wordml/symex" xmlns:wpg="http://schemas.microsoft.com/office/word/2010/wordprocessingGroup" xmlns:wpi="http://schemas.microsoft.com/office/word/2010/wordprocessingInk" xmlns:wne="http://schemas.microsoft.com/office/word/2006/wordml" xmlns:wps="http://schemas.microsoft.com/office/word/2010/wordprocessingShape" mc:Ignorable="w14 w15 w16se w16cid w16 w16cex w16sdtdh w16sdtfl w16du wp14">
   <w:p>
     <w:pPr>
       <w:widowControl w:val="0"/>
@@ -13223,69 +13201,74 @@
     <w:bookmarkStart w:id="4" w:name="_Hlk186188841"/>
     <w:bookmarkStart w:id="5" w:name="_Hlk186189107"/>
     <w:bookmarkStart w:id="6" w:name="_Hlk186189108"/>
+    <w:bookmarkStart w:id="7" w:name="_Hlk186189264"/>
+    <w:bookmarkStart w:id="8" w:name="_Hlk186189265"/>
+    <w:bookmarkStart w:id="9" w:name="_Hlk186189287"/>
+    <w:bookmarkStart w:id="10" w:name="_Hlk186189288"/>
+    <w:bookmarkStart w:id="11" w:name="_Hlk186189395"/>
+    <w:bookmarkStart w:id="12" w:name="_Hlk186189396"/>
     <w:r>
       <w:rPr>
+        <w:rFonts w:ascii="Arial" w:eastAsia="Calibri" w:hAnsi="Arial" w:cs="Arial"/>
+        <w:b/>
+        <w:bCs/>
         <w:noProof/>
-        <w:lang w:val="en-US"/>
+        <w:sz w:val="36"/>
+        <w:szCs w:val="36"/>
       </w:rPr>
       <w:drawing>
-        <wp:anchor distT="0" distB="0" distL="114300" distR="114300" simplePos="0" relativeHeight="251660288" behindDoc="0" locked="0" layoutInCell="1" allowOverlap="1" wp14:anchorId="6F43751E" wp14:editId="09F0EB6D">
+        <wp:anchor distT="0" distB="0" distL="114300" distR="114300" simplePos="0" relativeHeight="251659264" behindDoc="0" locked="0" layoutInCell="1" allowOverlap="1" wp14:anchorId="654F296C" wp14:editId="28F50D78">
           <wp:simplePos x="0" y="0"/>
-          <wp:positionH relativeFrom="margin">
-            <wp:posOffset>-308344</wp:posOffset>
+          <wp:positionH relativeFrom="column">
+            <wp:posOffset>-324221</wp:posOffset>
           </wp:positionH>
           <wp:positionV relativeFrom="paragraph">
-            <wp:posOffset>6867</wp:posOffset>
+            <wp:posOffset>6985</wp:posOffset>
           </wp:positionV>
-          <wp:extent cx="810000" cy="810000"/>
-          <wp:effectExtent l="0" t="0" r="9525" b="9525"/>
+          <wp:extent cx="835200" cy="835200"/>
+          <wp:effectExtent l="0" t="0" r="3175" b="3175"/>
           <wp:wrapNone/>
-          <wp:docPr id="1140675709" name="Picture 3"/>
+          <wp:docPr id="1" name="Picture 1" descr="A yellow and blue logo&#10;&#10;Description automatically generated"/>
           <wp:cNvGraphicFramePr>
-            <a:graphicFrameLocks xmlns:a="http://schemas.openxmlformats.org/drawingml/2006/main" noChangeAspect="1"/>
+            <a:graphicFrameLocks xmlns:a="http://schemas.openxmlformats.org/drawingml/2006/main"/>
           </wp:cNvGraphicFramePr>
           <a:graphic xmlns:a="http://schemas.openxmlformats.org/drawingml/2006/main">
             <a:graphicData uri="http://schemas.openxmlformats.org/drawingml/2006/picture">
               <pic:pic xmlns:pic="http://schemas.openxmlformats.org/drawingml/2006/picture">
                 <pic:nvPicPr>
-                  <pic:cNvPr id="0" name="Picture 1"/>
+                  <pic:cNvPr id="469225509" name="Picture 469225509" descr="A yellow and blue logo&#10;&#10;Description automatically generated"/>
                   <pic:cNvPicPr>
-                    <a:picLocks noChangeAspect="1" noChangeArrowheads="1"/>
+                    <a:picLocks noChangeAspect="1"/>
                   </pic:cNvPicPr>
                 </pic:nvPicPr>
                 <pic:blipFill>
-                  <a:blip r:embed="rId1">
+                  <a:blip r:embed="rId1" cstate="print">
                     <a:extLst>
                       <a:ext uri="{28A0092B-C50C-407E-A947-70E740481C1C}">
                         <a14:useLocalDpi xmlns:a14="http://schemas.microsoft.com/office/drawing/2010/main" val="0"/>
                       </a:ext>
                     </a:extLst>
                   </a:blip>
-                  <a:srcRect/>
                   <a:stretch>
                     <a:fillRect/>
                   </a:stretch>
                 </pic:blipFill>
-                <pic:spPr bwMode="auto">
+                <pic:spPr>
                   <a:xfrm>
                     <a:off x="0" y="0"/>
-                    <a:ext cx="810000" cy="810000"/>
+                    <a:ext cx="835200" cy="835200"/>
                   </a:xfrm>
                   <a:prstGeom prst="rect">
                     <a:avLst/>
                   </a:prstGeom>
-                  <a:noFill/>
-                  <a:ln>
-                    <a:noFill/>
-                  </a:ln>
                 </pic:spPr>
               </pic:pic>
             </a:graphicData>
           </a:graphic>
-          <wp14:sizeRelH relativeFrom="page">
+          <wp14:sizeRelH relativeFrom="margin">
             <wp14:pctWidth>0</wp14:pctWidth>
           </wp14:sizeRelH>
-          <wp14:sizeRelV relativeFrom="page">
+          <wp14:sizeRelV relativeFrom="margin">
             <wp14:pctHeight>0</wp14:pctHeight>
           </wp14:sizeRelV>
         </wp:anchor>
@@ -13363,9 +13346,8 @@
       <w:jc w:val="center"/>
       <w:rPr>
         <w:rFonts w:ascii="Arial" w:eastAsia="Calibri" w:hAnsi="Arial" w:cs="Arial"/>
-        <w:spacing w:val="-8"/>
-        <w:sz w:val="16"/>
-        <w:szCs w:val="16"/>
+        <w:sz w:val="18"/>
+        <w:szCs w:val="18"/>
       </w:rPr>
     </w:pPr>
     <w:r>
@@ -13373,34 +13355,31 @@
         <w:rFonts w:ascii="Arial" w:eastAsia="Calibri" w:hAnsi="Arial" w:cs="Arial"/>
         <w:b/>
         <w:bCs/>
-        <w:spacing w:val="-8"/>
-        <w:sz w:val="16"/>
-        <w:szCs w:val="16"/>
+        <w:sz w:val="18"/>
+        <w:szCs w:val="18"/>
       </w:rPr>
-      <w:t xml:space="preserve">KELOMPOK KERJA PEMILIHAN </w:t>
+      <w:t xml:space="preserve">TIM PELAKSANA </w:t>
     </w:r>
     <w:r>
       <w:rPr>
         <w:rFonts w:ascii="Arial" w:eastAsia="Calibri" w:hAnsi="Arial" w:cs="Arial"/>
         <w:b/>
         <w:bCs/>
-        <w:spacing w:val="-8"/>
-        <w:sz w:val="16"/>
-        <w:szCs w:val="16"/>
+        <w:sz w:val="18"/>
+        <w:szCs w:val="18"/>
         <w:lang w:val="en-US"/>
       </w:rPr>
-      <w:t xml:space="preserve">2.A.2 </w:t>
+      <w:t>1.C.1</w:t>
     </w:r>
     <w:r>
       <w:rPr>
         <w:rFonts w:ascii="Arial" w:eastAsia="Calibri" w:hAnsi="Arial" w:cs="Arial"/>
         <w:b/>
         <w:bCs/>
-        <w:spacing w:val="-8"/>
-        <w:sz w:val="16"/>
-        <w:szCs w:val="16"/>
+        <w:sz w:val="18"/>
+        <w:szCs w:val="18"/>
       </w:rPr>
-      <w:t>BP2JK WILAYAH KALIMANTAN SELATAN TAHUN ANGGARAN 2026</w:t>
+      <w:t xml:space="preserve"> BP2JK WILAYAH KALIMANTAN SELATAN TAHUN ANGGARAN 2026</w:t>
     </w:r>
   </w:p>
   <w:p>
@@ -13412,97 +13391,30 @@
       <w:jc w:val="center"/>
       <w:rPr>
         <w:rFonts w:ascii="Arial" w:eastAsia="Calibri" w:hAnsi="Arial" w:cs="Arial"/>
-        <w:sz w:val="15"/>
-        <w:szCs w:val="15"/>
+        <w:spacing w:val="1"/>
+        <w:sz w:val="14"/>
+        <w:szCs w:val="14"/>
       </w:rPr>
     </w:pPr>
     <w:r>
       <w:rPr>
         <w:rFonts w:ascii="Arial" w:eastAsia="Calibri" w:hAnsi="Arial" w:cs="Arial"/>
-        <w:sz w:val="15"/>
-        <w:szCs w:val="15"/>
+        <w:sz w:val="14"/>
+        <w:szCs w:val="14"/>
       </w:rPr>
-      <w:t xml:space="preserve">Jl. Yos Sudarso No. </w:t>
+      <w:t xml:space="preserve">Alamat: Jl. Yos Sudarso No. 37A Lt.2, Banjarmasin 70119 Telp.0511-6723416 email: </w:t>
     </w:r>
-    <w:r>
-      <w:rPr>
-        <w:rFonts w:ascii="Arial" w:eastAsia="Calibri" w:hAnsi="Arial" w:cs="Arial"/>
-        <w:sz w:val="15"/>
-        <w:szCs w:val="15"/>
-      </w:rPr>
-      <w:t xml:space="preserve">37A Lt.2, Banjarmasin 70119 Telepon (0511) 6723416 </w:t>
-    </w:r>
-    <w:r>
-      <w:rPr>
-        <w:rFonts w:ascii="Arial" w:eastAsia="Calibri" w:hAnsi="Arial" w:cs="Arial"/>
-        <w:sz w:val="15"/>
-        <w:szCs w:val="15"/>
-      </w:rPr>
-      <w:t xml:space="preserve">Surel </w:t>
-    </w:r>
-    <w:r>
-      <w:fldChar w:fldCharType="begin"/>
-    </w:r>
-    <w:r>
-      <w:instrText xml:space="preserve"> HYPERLINK "mailto:%7bemail_ketua_pokja%7ddi." </w:instrText>
-    </w:r>
-    <w:r>
-      <w:fldChar w:fldCharType="separate"/>
-    </w:r>
-    <w:r>
-      <w:rPr>
-        <w:rFonts w:ascii="Arial" w:eastAsia="Calibri" w:hAnsi="Arial" w:cs="Arial"/>
-        <w:color w:val="0000FF"/>
-        <w:sz w:val="15"/>
-        <w:szCs w:val="15"/>
-        <w:u w:val="single"/>
-        <w:lang w:val="en-US"/>
-      </w:rPr>
-      <w:t>{</w:t>
-    </w:r>
-    <w:proofErr w:type="spellStart"/>
-    <w:r>
-      <w:rPr>
-        <w:rFonts w:ascii="Arial" w:eastAsia="Calibri" w:hAnsi="Arial" w:cs="Arial"/>
-        <w:color w:val="0000FF"/>
-        <w:sz w:val="15"/>
-        <w:szCs w:val="15"/>
-        <w:u w:val="single"/>
-        <w:lang w:val="en-US"/>
-      </w:rPr>
-      <w:t>email_ketua_pokja</w:t>
-    </w:r>
-    <w:proofErr w:type="spellEnd"/>
-    <w:r>
-      <w:rPr>
-        <w:rFonts w:ascii="Arial" w:eastAsia="Calibri" w:hAnsi="Arial" w:cs="Arial"/>
-        <w:color w:val="0000FF"/>
-        <w:sz w:val="15"/>
-        <w:szCs w:val="15"/>
-        <w:u w:val="single"/>
-        <w:lang w:val="en-US"/>
-      </w:rPr>
-      <w:t>}</w:t>
-    </w:r>
-    <w:r>
-      <w:rPr>
-        <w:rFonts w:ascii="Arial" w:eastAsia="Calibri" w:hAnsi="Arial" w:cs="Arial"/>
-        <w:color w:val="0000FF"/>
-        <w:sz w:val="15"/>
-        <w:szCs w:val="15"/>
-        <w:u w:val="single"/>
-        <w:lang w:val="en-US"/>
-      </w:rPr>
-      <w:fldChar w:fldCharType="end"/>
-    </w:r>
-    <w:r>
-      <w:rPr>
-        <w:rFonts w:ascii="Arial" w:eastAsia="Calibri" w:hAnsi="Arial" w:cs="Arial"/>
-        <w:sz w:val="15"/>
-        <w:szCs w:val="15"/>
-      </w:rPr>
-      <w:t xml:space="preserve">  </w:t>
-    </w:r>
+    <w:hyperlink r:id="rId2" w:history="1">
+      <w:r>
+        <w:rPr>
+          <w:rStyle w:val="Hyperlink"/>
+          <w:rFonts w:ascii="Arial" w:eastAsia="Calibri" w:hAnsi="Arial" w:cs="Arial"/>
+          <w:sz w:val="14"/>
+          <w:szCs w:val="14"/>
+        </w:rPr>
+        <w:t>mirzareynaldi@pu.go.id</w:t>
+      </w:r>
+    </w:hyperlink>
   </w:p>
   <w:bookmarkEnd w:id="1"/>
   <w:bookmarkEnd w:id="2"/>
@@ -13528,7 +13440,7 @@
       <mc:AlternateContent>
         <mc:Choice Requires="wps">
           <w:drawing>
-            <wp:anchor distT="0" distB="0" distL="114300" distR="114300" simplePos="0" relativeHeight="251659264" behindDoc="0" locked="0" layoutInCell="1" allowOverlap="1" wp14:anchorId="7A845AE2" wp14:editId="429F8956">
+            <wp:anchor distT="0" distB="0" distL="114300" distR="114300" simplePos="0" relativeHeight="251660288" behindDoc="0" locked="0" layoutInCell="1" allowOverlap="1" wp14:anchorId="5C128A63" wp14:editId="4E53D0FB">
               <wp:simplePos x="0" y="0"/>
               <wp:positionH relativeFrom="margin">
                 <wp:posOffset>567858</wp:posOffset>
@@ -13578,7 +13490,7 @@
         </mc:Choice>
         <mc:Fallback>
           <w:pict>
-            <v:line w14:anchorId="1C030CF5" id="Straight Connector 984700384" o:spid="_x0000_s1026" style="position:absolute;z-index:251659264;visibility:visible;mso-wrap-style:square;mso-width-percent:0;mso-height-percent:0;mso-wrap-distance-left:9pt;mso-wrap-distance-top:0;mso-wrap-distance-right:9pt;mso-wrap-distance-bottom:0;mso-position-horizontal:absolute;mso-position-horizontal-relative:margin;mso-position-vertical:absolute;mso-position-vertical-relative:text;mso-width-percent:0;mso-height-percent:0;mso-width-relative:margin;mso-height-relative:margin" from="44.7pt,.75pt" to="468.4pt,.75pt" o:gfxdata="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" strokecolor="windowText" strokeweight="2.5pt">
+            <v:line w14:anchorId="7C70F0EA" id="Straight Connector 984700384" o:spid="_x0000_s1026" style="position:absolute;z-index:251660288;visibility:visible;mso-wrap-style:square;mso-width-percent:0;mso-height-percent:0;mso-wrap-distance-left:9pt;mso-wrap-distance-top:0;mso-wrap-distance-right:9pt;mso-wrap-distance-bottom:0;mso-position-horizontal:absolute;mso-position-horizontal-relative:margin;mso-position-vertical:absolute;mso-position-vertical-relative:text;mso-width-percent:0;mso-height-percent:0;mso-width-relative:margin;mso-height-relative:margin" from="44.7pt,.75pt" to="468.4pt,.75pt" o:gfxdata="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" strokecolor="windowText" strokeweight="2.5pt">
               <v:stroke joinstyle="miter"/>
               <w10:wrap anchorx="margin"/>
             </v:line>
@@ -13590,28 +13502,28 @@
     <w:bookmarkEnd w:id="4"/>
     <w:bookmarkEnd w:id="5"/>
     <w:bookmarkEnd w:id="6"/>
+    <w:bookmarkEnd w:id="7"/>
+    <w:bookmarkEnd w:id="8"/>
+    <w:bookmarkEnd w:id="9"/>
+    <w:bookmarkEnd w:id="10"/>
+    <w:bookmarkEnd w:id="11"/>
+    <w:bookmarkEnd w:id="12"/>
   </w:p>
   <w:p>
     <w:pPr>
-      <w:tabs>
-        <w:tab w:val="center" w:pos="4680"/>
-        <w:tab w:val="right" w:pos="9360"/>
-      </w:tabs>
+      <w:pStyle w:val="Header"/>
     </w:pPr>
   </w:p>
   <w:p>
     <w:pPr>
       <w:pStyle w:val="Header"/>
-      <w:rPr>
-        <w:rFonts w:eastAsia="Calibri"/>
-      </w:rPr>
     </w:pPr>
   </w:p>
 </w:hdr>
 </file>
 
 <file path=word/numbering.xml><?xml version="1.0" encoding="utf-8"?>
-<w:numbering xmlns:wpc="http://schemas.microsoft.com/office/word/2010/wordprocessingCanvas" xmlns:cx="http://schemas.microsoft.com/office/drawing/2014/chartex" xmlns:cx1="http://schemas.microsoft.com/office/drawing/2015/9/8/chartex" xmlns:cx2="http://schemas.microsoft.com/office/drawing/2015/10/21/chartex" xmlns:cx3="http://schemas.microsoft.com/office/drawing/2016/5/9/chartex" xmlns:cx4="http://schemas.microsoft.com/office/drawing/2016/5/10/chartex" xmlns:cx5="http://schemas.microsoft.com/office/drawing/2016/5/11/chartex" xmlns:cx6="http://schemas.microsoft.com/office/drawing/2016/5/12/chartex" xmlns:cx7="http://schemas.microsoft.com/office/drawing/2016/5/13/chartex" xmlns:cx8="http://schemas.microsoft.com/office/drawing/2016/5/14/chartex" xmlns:mc="http://schemas.openxmlformats.org/markup-compatibility/2006" xmlns:aink="http://schemas.microsoft.com/office/drawing/2016/ink" xmlns:am3d="http://schemas.microsoft.com/office/drawing/2017/model3d" xmlns:o="urn:schemas-microsoft-com:office:office" xmlns:r="http://schemas.openxmlformats.org/officeDocument/2006/relationships" xmlns:m="http://schemas.openxmlformats.org/officeDocument/2006/math" xmlns:v="urn:schemas-microsoft-com:vml" xmlns:wp14="http://schemas.microsoft.com/office/word/2010/wordprocessingDrawing" xmlns:wp="http://schemas.openxmlformats.org/drawingml/2006/wordprocessingDrawing" xmlns:w10="urn:schemas-microsoft-com:office:word" xmlns:w="http://schemas.openxmlformats.org/wordprocessingml/2006/main" xmlns:w14="http://schemas.microsoft.com/office/word/2010/wordml" xmlns:w15="http://schemas.microsoft.com/office/word/2012/wordml" xmlns:w16cex="http://schemas.microsoft.com/office/word/2018/wordml/cex" xmlns:w16cid="http://schemas.microsoft.com/office/word/2016/wordml/cid" xmlns:w16="http://schemas.microsoft.com/office/word/2018/wordml" xmlns:w16sdtdh="http://schemas.microsoft.com/office/word/2020/wordml/sdtdatahash" xmlns:w16se="http://schemas.microsoft.com/office/word/2015/wordml/symex" xmlns:wpg="http://schemas.microsoft.com/office/word/2010/wordprocessingGroup" xmlns:wpi="http://schemas.microsoft.com/office/word/2010/wordprocessingInk" xmlns:wne="http://schemas.microsoft.com/office/word/2006/wordml" xmlns:wps="http://schemas.microsoft.com/office/word/2010/wordprocessingShape" mc:Ignorable="w14 w15 w16se w16cid w16 w16cex w16sdtdh wp14">
+<w:numbering xmlns:wpc="http://schemas.microsoft.com/office/word/2010/wordprocessingCanvas" xmlns:cx="http://schemas.microsoft.com/office/drawing/2014/chartex" xmlns:cx1="http://schemas.microsoft.com/office/drawing/2015/9/8/chartex" xmlns:cx2="http://schemas.microsoft.com/office/drawing/2015/10/21/chartex" xmlns:cx3="http://schemas.microsoft.com/office/drawing/2016/5/9/chartex" xmlns:cx4="http://schemas.microsoft.com/office/drawing/2016/5/10/chartex" xmlns:cx5="http://schemas.microsoft.com/office/drawing/2016/5/11/chartex" xmlns:cx6="http://schemas.microsoft.com/office/drawing/2016/5/12/chartex" xmlns:cx7="http://schemas.microsoft.com/office/drawing/2016/5/13/chartex" xmlns:cx8="http://schemas.microsoft.com/office/drawing/2016/5/14/chartex" xmlns:mc="http://schemas.openxmlformats.org/markup-compatibility/2006" xmlns:aink="http://schemas.microsoft.com/office/drawing/2016/ink" xmlns:am3d="http://schemas.microsoft.com/office/drawing/2017/model3d" xmlns:o="urn:schemas-microsoft-com:office:office" xmlns:oel="http://schemas.microsoft.com/office/2019/extlst" xmlns:r="http://schemas.openxmlformats.org/officeDocument/2006/relationships" xmlns:m="http://schemas.openxmlformats.org/officeDocument/2006/math" xmlns:v="urn:schemas-microsoft-com:vml" xmlns:wp14="http://schemas.microsoft.com/office/word/2010/wordprocessingDrawing" xmlns:wp="http://schemas.openxmlformats.org/drawingml/2006/wordprocessingDrawing" xmlns:w10="urn:schemas-microsoft-com:office:word" xmlns:w="http://schemas.openxmlformats.org/wordprocessingml/2006/main" xmlns:w14="http://schemas.microsoft.com/office/word/2010/wordml" xmlns:w15="http://schemas.microsoft.com/office/word/2012/wordml" xmlns:w16cex="http://schemas.microsoft.com/office/word/2018/wordml/cex" xmlns:w16cid="http://schemas.microsoft.com/office/word/2016/wordml/cid" xmlns:w16="http://schemas.microsoft.com/office/word/2018/wordml" xmlns:w16du="http://schemas.microsoft.com/office/word/2023/wordml/word16du" xmlns:w16sdtdh="http://schemas.microsoft.com/office/word/2020/wordml/sdtdatahash" xmlns:w16sdtfl="http://schemas.microsoft.com/office/word/2024/wordml/sdtformatlock" xmlns:w16se="http://schemas.microsoft.com/office/word/2015/wordml/symex" xmlns:wpg="http://schemas.microsoft.com/office/word/2010/wordprocessingGroup" xmlns:wpi="http://schemas.microsoft.com/office/word/2010/wordprocessingInk" xmlns:wne="http://schemas.microsoft.com/office/word/2006/wordml" xmlns:wps="http://schemas.microsoft.com/office/word/2010/wordprocessingShape" mc:Ignorable="w14 w15 w16se w16cid w16 w16cex w16sdtdh w16sdtfl w16du wp14">
   <w:abstractNum w:abstractNumId="0" w15:restartNumberingAfterBreak="0">
     <w:nsid w:val="FFFFFF88"/>
     <w:multiLevelType w:val="singleLevel"/>
@@ -15832,76 +15744,76 @@
       </w:pPr>
     </w:lvl>
   </w:abstractNum>
-  <w:num w:numId="1">
+  <w:num w:numId="1" w16cid:durableId="701714776">
     <w:abstractNumId w:val="9"/>
   </w:num>
-  <w:num w:numId="2">
+  <w:num w:numId="2" w16cid:durableId="1150906171">
     <w:abstractNumId w:val="17"/>
   </w:num>
-  <w:num w:numId="3">
+  <w:num w:numId="3" w16cid:durableId="748890361">
     <w:abstractNumId w:val="19"/>
   </w:num>
-  <w:num w:numId="4">
+  <w:num w:numId="4" w16cid:durableId="1342010139">
     <w:abstractNumId w:val="0"/>
   </w:num>
-  <w:num w:numId="5">
+  <w:num w:numId="5" w16cid:durableId="470905023">
     <w:abstractNumId w:val="6"/>
   </w:num>
-  <w:num w:numId="6">
+  <w:num w:numId="6" w16cid:durableId="960260540">
     <w:abstractNumId w:val="13"/>
   </w:num>
-  <w:num w:numId="7">
+  <w:num w:numId="7" w16cid:durableId="2018800976">
     <w:abstractNumId w:val="4"/>
   </w:num>
-  <w:num w:numId="8">
+  <w:num w:numId="8" w16cid:durableId="556402952">
     <w:abstractNumId w:val="3"/>
   </w:num>
-  <w:num w:numId="9">
+  <w:num w:numId="9" w16cid:durableId="1429155134">
     <w:abstractNumId w:val="7"/>
   </w:num>
-  <w:num w:numId="10">
+  <w:num w:numId="10" w16cid:durableId="333067616">
     <w:abstractNumId w:val="20"/>
   </w:num>
-  <w:num w:numId="11">
+  <w:num w:numId="11" w16cid:durableId="93476599">
     <w:abstractNumId w:val="11"/>
   </w:num>
-  <w:num w:numId="12">
+  <w:num w:numId="12" w16cid:durableId="181282959">
     <w:abstractNumId w:val="5"/>
   </w:num>
-  <w:num w:numId="13">
+  <w:num w:numId="13" w16cid:durableId="568804136">
     <w:abstractNumId w:val="18"/>
   </w:num>
-  <w:num w:numId="14">
+  <w:num w:numId="14" w16cid:durableId="704715499">
     <w:abstractNumId w:val="23"/>
   </w:num>
-  <w:num w:numId="15">
+  <w:num w:numId="15" w16cid:durableId="1774781153">
     <w:abstractNumId w:val="8"/>
   </w:num>
-  <w:num w:numId="16">
+  <w:num w:numId="16" w16cid:durableId="1114861943">
     <w:abstractNumId w:val="1"/>
   </w:num>
-  <w:num w:numId="17">
+  <w:num w:numId="17" w16cid:durableId="788862568">
     <w:abstractNumId w:val="22"/>
   </w:num>
-  <w:num w:numId="18">
+  <w:num w:numId="18" w16cid:durableId="613560872">
     <w:abstractNumId w:val="15"/>
   </w:num>
-  <w:num w:numId="19">
+  <w:num w:numId="19" w16cid:durableId="946279539">
     <w:abstractNumId w:val="12"/>
   </w:num>
-  <w:num w:numId="20">
+  <w:num w:numId="20" w16cid:durableId="807355993">
     <w:abstractNumId w:val="10"/>
   </w:num>
-  <w:num w:numId="21">
+  <w:num w:numId="21" w16cid:durableId="1883128475">
     <w:abstractNumId w:val="16"/>
   </w:num>
-  <w:num w:numId="22">
+  <w:num w:numId="22" w16cid:durableId="513303241">
     <w:abstractNumId w:val="21"/>
   </w:num>
-  <w:num w:numId="23">
+  <w:num w:numId="23" w16cid:durableId="723020085">
     <w:abstractNumId w:val="2"/>
   </w:num>
-  <w:num w:numId="24">
+  <w:num w:numId="24" w16cid:durableId="706560773">
     <w:abstractNumId w:val="14"/>
   </w:num>
   <w:numIdMacAtCleanup w:val="22"/>
@@ -15909,7 +15821,7 @@
 </file>
 
 <file path=word/styles.xml><?xml version="1.0" encoding="utf-8"?>
-<w:styles xmlns:mc="http://schemas.openxmlformats.org/markup-compatibility/2006" xmlns:r="http://schemas.openxmlformats.org/officeDocument/2006/relationships" xmlns:w="http://schemas.openxmlformats.org/wordprocessingml/2006/main" xmlns:w14="http://schemas.microsoft.com/office/word/2010/wordml" xmlns:w15="http://schemas.microsoft.com/office/word/2012/wordml" xmlns:w16cex="http://schemas.microsoft.com/office/word/2018/wordml/cex" xmlns:w16cid="http://schemas.microsoft.com/office/word/2016/wordml/cid" xmlns:w16="http://schemas.microsoft.com/office/word/2018/wordml" xmlns:w16sdtdh="http://schemas.microsoft.com/office/word/2020/wordml/sdtdatahash" xmlns:w16se="http://schemas.microsoft.com/office/word/2015/wordml/symex" mc:Ignorable="w14 w15 w16se w16cid w16 w16cex w16sdtdh">
+<w:styles xmlns:mc="http://schemas.openxmlformats.org/markup-compatibility/2006" xmlns:r="http://schemas.openxmlformats.org/officeDocument/2006/relationships" xmlns:w="http://schemas.openxmlformats.org/wordprocessingml/2006/main" xmlns:w14="http://schemas.microsoft.com/office/word/2010/wordml" xmlns:w15="http://schemas.microsoft.com/office/word/2012/wordml" xmlns:w16cex="http://schemas.microsoft.com/office/word/2018/wordml/cex" xmlns:w16cid="http://schemas.microsoft.com/office/word/2016/wordml/cid" xmlns:w16="http://schemas.microsoft.com/office/word/2018/wordml" xmlns:w16du="http://schemas.microsoft.com/office/word/2023/wordml/word16du" xmlns:w16sdtdh="http://schemas.microsoft.com/office/word/2020/wordml/sdtdatahash" xmlns:w16sdtfl="http://schemas.microsoft.com/office/word/2024/wordml/sdtformatlock" xmlns:w16se="http://schemas.microsoft.com/office/word/2015/wordml/symex" mc:Ignorable="w14 w15 w16se w16cid w16 w16cex w16sdtdh w16sdtfl w16du">
   <w:docDefaults>
     <w:rPrDefault>
       <w:rPr>
@@ -17363,12 +17275,7 @@
 </file>
 
 <file path=customXml/item1.xml><?xml version="1.0" encoding="utf-8"?>
-<?mso-contentType ?>
-<FormTemplates xmlns="http://schemas.microsoft.com/sharepoint/v3/contenttype/forms">
-  <Display>DocumentLibraryForm</Display>
-  <Edit>DocumentLibraryForm</Edit>
-  <New>DocumentLibraryForm</New>
-</FormTemplates>
+<b:Sources xmlns:b="http://schemas.openxmlformats.org/officeDocument/2006/bibliography" xmlns="http://schemas.openxmlformats.org/officeDocument/2006/bibliography" SelectedStyle="\APASixthEditionOfficeOnline.xsl" StyleName="APA" Version="6"/>
 </file>
 
 <file path=customXml/item2.xml><?xml version="1.0" encoding="utf-8"?>
@@ -17615,7 +17522,12 @@
 </file>
 
 <file path=customXml/item3.xml><?xml version="1.0" encoding="utf-8"?>
-<b:Sources xmlns:b="http://schemas.openxmlformats.org/officeDocument/2006/bibliography" xmlns="http://schemas.openxmlformats.org/officeDocument/2006/bibliography" SelectedStyle="\APASixthEditionOfficeOnline.xsl" StyleName="APA" Version="6"/>
+<?mso-contentType ?>
+<FormTemplates xmlns="http://schemas.microsoft.com/sharepoint/v3/contenttype/forms">
+  <Display>DocumentLibraryForm</Display>
+  <Edit>DocumentLibraryForm</Edit>
+  <New>DocumentLibraryForm</New>
+</FormTemplates>
 </file>
 
 <file path=customXml/item4.xml><?xml version="1.0" encoding="utf-8"?>
@@ -17631,9 +17543,9 @@
 </file>
 
 <file path=customXml/itemProps1.xml><?xml version="1.0" encoding="utf-8"?>
-<ds:datastoreItem xmlns:ds="http://schemas.openxmlformats.org/officeDocument/2006/customXml" ds:itemID="{ADE80AD1-B511-437D-9EC6-E71B406ED00D}">
+<ds:datastoreItem xmlns:ds="http://schemas.openxmlformats.org/officeDocument/2006/customXml" ds:itemID="{EFC08837-B120-45F2-B55C-7D9AC01C3A47}">
   <ds:schemaRefs>
-    <ds:schemaRef ds:uri="http://schemas.microsoft.com/sharepoint/v3/contenttype/forms"/>
+    <ds:schemaRef ds:uri="http://schemas.openxmlformats.org/officeDocument/2006/bibliography"/>
   </ds:schemaRefs>
 </ds:datastoreItem>
 </file>
@@ -17658,9 +17570,9 @@
 </file>
 
 <file path=customXml/itemProps3.xml><?xml version="1.0" encoding="utf-8"?>
-<ds:datastoreItem xmlns:ds="http://schemas.openxmlformats.org/officeDocument/2006/customXml" ds:itemID="{EFC08837-B120-45F2-B55C-7D9AC01C3A47}">
+<ds:datastoreItem xmlns:ds="http://schemas.openxmlformats.org/officeDocument/2006/customXml" ds:itemID="{ADE80AD1-B511-437D-9EC6-E71B406ED00D}">
   <ds:schemaRefs>
-    <ds:schemaRef ds:uri="http://schemas.openxmlformats.org/officeDocument/2006/bibliography"/>
+    <ds:schemaRef ds:uri="http://schemas.microsoft.com/sharepoint/v3/contenttype/forms"/>
   </ds:schemaRefs>
 </ds:datastoreItem>
 </file>

--- a/Master Folder/Master BA Timlak Konsultan/04. BA Reviu Dokumen Kualifikasi.docx
+++ b/Master Folder/Master BA Timlak Konsultan/04. BA Reviu Dokumen Kualifikasi.docx
@@ -1,6 +1,6 @@
 
 <file path=word/document.xml><?xml version="1.0" encoding="utf-8"?>
-<w:document xmlns:wpc="http://schemas.microsoft.com/office/word/2010/wordprocessingCanvas" xmlns:cx="http://schemas.microsoft.com/office/drawing/2014/chartex" xmlns:cx1="http://schemas.microsoft.com/office/drawing/2015/9/8/chartex" xmlns:cx2="http://schemas.microsoft.com/office/drawing/2015/10/21/chartex" xmlns:cx3="http://schemas.microsoft.com/office/drawing/2016/5/9/chartex" xmlns:cx4="http://schemas.microsoft.com/office/drawing/2016/5/10/chartex" xmlns:cx5="http://schemas.microsoft.com/office/drawing/2016/5/11/chartex" xmlns:cx6="http://schemas.microsoft.com/office/drawing/2016/5/12/chartex" xmlns:cx7="http://schemas.microsoft.com/office/drawing/2016/5/13/chartex" xmlns:cx8="http://schemas.microsoft.com/office/drawing/2016/5/14/chartex" xmlns:mc="http://schemas.openxmlformats.org/markup-compatibility/2006" xmlns:aink="http://schemas.microsoft.com/office/drawing/2016/ink" xmlns:am3d="http://schemas.microsoft.com/office/drawing/2017/model3d" xmlns:o="urn:schemas-microsoft-com:office:office" xmlns:oel="http://schemas.microsoft.com/office/2019/extlst" xmlns:r="http://schemas.openxmlformats.org/officeDocument/2006/relationships" xmlns:m="http://schemas.openxmlformats.org/officeDocument/2006/math" xmlns:v="urn:schemas-microsoft-com:vml" xmlns:wp14="http://schemas.microsoft.com/office/word/2010/wordprocessingDrawing" xmlns:wp="http://schemas.openxmlformats.org/drawingml/2006/wordprocessingDrawing" xmlns:w10="urn:schemas-microsoft-com:office:word" xmlns:w="http://schemas.openxmlformats.org/wordprocessingml/2006/main" xmlns:w14="http://schemas.microsoft.com/office/word/2010/wordml" xmlns:w15="http://schemas.microsoft.com/office/word/2012/wordml" xmlns:w16cex="http://schemas.microsoft.com/office/word/2018/wordml/cex" xmlns:w16cid="http://schemas.microsoft.com/office/word/2016/wordml/cid" xmlns:w16="http://schemas.microsoft.com/office/word/2018/wordml" xmlns:w16du="http://schemas.microsoft.com/office/word/2023/wordml/word16du" xmlns:w16sdtdh="http://schemas.microsoft.com/office/word/2020/wordml/sdtdatahash" xmlns:w16sdtfl="http://schemas.microsoft.com/office/word/2024/wordml/sdtformatlock" xmlns:w16se="http://schemas.microsoft.com/office/word/2015/wordml/symex" xmlns:wpg="http://schemas.microsoft.com/office/word/2010/wordprocessingGroup" xmlns:wpi="http://schemas.microsoft.com/office/word/2010/wordprocessingInk" xmlns:wne="http://schemas.microsoft.com/office/word/2006/wordml" xmlns:wps="http://schemas.microsoft.com/office/word/2010/wordprocessingShape" mc:Ignorable="w14 w15 w16se w16cid w16 w16cex w16sdtdh w16sdtfl w16du wp14">
+<w:document xmlns:wpc="http://schemas.microsoft.com/office/word/2010/wordprocessingCanvas" xmlns:cx="http://schemas.microsoft.com/office/drawing/2014/chartex" xmlns:cx1="http://schemas.microsoft.com/office/drawing/2015/9/8/chartex" xmlns:cx2="http://schemas.microsoft.com/office/drawing/2015/10/21/chartex" xmlns:cx3="http://schemas.microsoft.com/office/drawing/2016/5/9/chartex" xmlns:cx4="http://schemas.microsoft.com/office/drawing/2016/5/10/chartex" xmlns:cx5="http://schemas.microsoft.com/office/drawing/2016/5/11/chartex" xmlns:cx6="http://schemas.microsoft.com/office/drawing/2016/5/12/chartex" xmlns:cx7="http://schemas.microsoft.com/office/drawing/2016/5/13/chartex" xmlns:cx8="http://schemas.microsoft.com/office/drawing/2016/5/14/chartex" xmlns:mc="http://schemas.openxmlformats.org/markup-compatibility/2006" xmlns:aink="http://schemas.microsoft.com/office/drawing/2016/ink" xmlns:am3d="http://schemas.microsoft.com/office/drawing/2017/model3d" xmlns:o="urn:schemas-microsoft-com:office:office" xmlns:r="http://schemas.openxmlformats.org/officeDocument/2006/relationships" xmlns:m="http://schemas.openxmlformats.org/officeDocument/2006/math" xmlns:v="urn:schemas-microsoft-com:vml" xmlns:wp14="http://schemas.microsoft.com/office/word/2010/wordprocessingDrawing" xmlns:wp="http://schemas.openxmlformats.org/drawingml/2006/wordprocessingDrawing" xmlns:w10="urn:schemas-microsoft-com:office:word" xmlns:w="http://schemas.openxmlformats.org/wordprocessingml/2006/main" xmlns:w14="http://schemas.microsoft.com/office/word/2010/wordml" xmlns:w15="http://schemas.microsoft.com/office/word/2012/wordml" xmlns:w16cex="http://schemas.microsoft.com/office/word/2018/wordml/cex" xmlns:w16cid="http://schemas.microsoft.com/office/word/2016/wordml/cid" xmlns:w16="http://schemas.microsoft.com/office/word/2018/wordml" xmlns:w16sdtdh="http://schemas.microsoft.com/office/word/2020/wordml/sdtdatahash" xmlns:w16se="http://schemas.microsoft.com/office/word/2015/wordml/symex" xmlns:wpg="http://schemas.microsoft.com/office/word/2010/wordprocessingGroup" xmlns:wpi="http://schemas.microsoft.com/office/word/2010/wordprocessingInk" xmlns:wne="http://schemas.microsoft.com/office/word/2006/wordml" xmlns:wps="http://schemas.microsoft.com/office/word/2010/wordprocessingShape" mc:Ignorable="w14 w15 w16se w16cid w16 w16cex w16sdtdh wp14">
   <w:body>
     <w:p>
       <w:pPr>
@@ -253,24 +253,52 @@
           <w:rFonts w:ascii="Arial" w:eastAsia="Arial" w:hAnsi="Arial" w:cs="Arial"/>
           <w:sz w:val="22"/>
           <w:szCs w:val="22"/>
-        </w:rPr>
-        <w:t>{nomor_timlak_</w:t>
-      </w:r>
-      <w:r>
-        <w:rPr>
-          <w:rFonts w:ascii="Arial" w:eastAsia="Arial" w:hAnsi="Arial" w:cs="Arial"/>
-          <w:sz w:val="22"/>
-          <w:szCs w:val="22"/>
-        </w:rPr>
-        <w:t>04</w:t>
-      </w:r>
-      <w:r>
-        <w:rPr>
-          <w:rFonts w:ascii="Arial" w:eastAsia="Arial" w:hAnsi="Arial" w:cs="Arial"/>
-          <w:sz w:val="22"/>
-          <w:szCs w:val="22"/>
+          <w:lang w:val="en-US"/>
+        </w:rPr>
+        <w:t>{kode_</w:t>
+      </w:r>
+      <w:r>
+        <w:rPr>
+          <w:rFonts w:ascii="Arial" w:eastAsia="Arial" w:hAnsi="Arial" w:cs="Arial"/>
+          <w:sz w:val="22"/>
+          <w:szCs w:val="22"/>
+          <w:lang w:val="en-US"/>
+        </w:rPr>
+        <w:t>klasifikasi</w:t>
+      </w:r>
+      <w:r>
+        <w:rPr>
+          <w:rFonts w:ascii="Arial" w:eastAsia="Arial" w:hAnsi="Arial" w:cs="Arial"/>
+          <w:sz w:val="22"/>
+          <w:szCs w:val="22"/>
+          <w:lang w:val="en-US"/>
         </w:rPr>
         <w:t>}</w:t>
+      </w:r>
+      <w:r>
+        <w:rPr>
+          <w:rFonts w:ascii="Arial" w:eastAsia="Arial" w:hAnsi="Arial" w:cs="Arial"/>
+          <w:sz w:val="22"/>
+          <w:szCs w:val="22"/>
+        </w:rPr>
+        <w:t>/R/Bp2jk17/TIMLAK-</w:t>
+      </w:r>
+      <w:r>
+        <w:rPr>
+          <w:rFonts w:ascii="Arial" w:eastAsia="Arial" w:hAnsi="Arial" w:cs="Arial"/>
+          <w:sz w:val="22"/>
+          <w:szCs w:val="22"/>
+          <w:lang w:val="en-US"/>
+        </w:rPr>
+        <w:t>{kode_pokja}</w:t>
+      </w:r>
+      <w:r>
+        <w:rPr>
+          <w:rFonts w:ascii="Arial" w:eastAsia="Arial" w:hAnsi="Arial" w:cs="Arial"/>
+          <w:sz w:val="22"/>
+          <w:szCs w:val="22"/>
+        </w:rPr>
+        <w:t>/2026/02</w:t>
       </w:r>
     </w:p>
     <w:p>
@@ -417,7 +445,7 @@
           <w:sz w:val="22"/>
           <w:szCs w:val="22"/>
         </w:rPr>
-        <w:t>{hari_sebut_timlak_04}</w:t>
+        <w:t>{hari_</w:t>
       </w:r>
       <w:r>
         <w:rPr>
@@ -427,6 +455,29 @@
           <w:spacing w:val="7"/>
           <w:sz w:val="22"/>
           <w:szCs w:val="22"/>
+          <w:lang w:val="en-US"/>
+        </w:rPr>
+        <w:t>reviu</w:t>
+      </w:r>
+      <w:r>
+        <w:rPr>
+          <w:rFonts w:ascii="Arial" w:eastAsia="Arial" w:hAnsi="Arial" w:cs="Arial"/>
+          <w:b/>
+          <w:bCs/>
+          <w:spacing w:val="7"/>
+          <w:sz w:val="22"/>
+          <w:szCs w:val="22"/>
+        </w:rPr>
+        <w:t>}</w:t>
+      </w:r>
+      <w:r>
+        <w:rPr>
+          <w:rFonts w:ascii="Arial" w:eastAsia="Arial" w:hAnsi="Arial" w:cs="Arial"/>
+          <w:b/>
+          <w:bCs/>
+          <w:spacing w:val="7"/>
+          <w:sz w:val="22"/>
+          <w:szCs w:val="22"/>
         </w:rPr>
         <w:t xml:space="preserve"> </w:t>
       </w:r>
@@ -503,60 +554,7 @@
           <w:sz w:val="22"/>
           <w:szCs w:val="22"/>
         </w:rPr>
-        <w:t xml:space="preserve">{tanggal_sebut_timlak_04} </w:t>
-      </w:r>
-      <w:r>
-        <w:rPr>
-          <w:rFonts w:ascii="Arial" w:eastAsia="Arial" w:hAnsi="Arial" w:cs="Arial"/>
-          <w:spacing w:val="-2"/>
-          <w:sz w:val="22"/>
-          <w:szCs w:val="22"/>
-        </w:rPr>
-        <w:t>b</w:t>
-      </w:r>
-      <w:r>
-        <w:rPr>
-          <w:rFonts w:ascii="Arial" w:eastAsia="Arial" w:hAnsi="Arial" w:cs="Arial"/>
-          <w:spacing w:val="2"/>
-          <w:sz w:val="22"/>
-          <w:szCs w:val="22"/>
-        </w:rPr>
-        <w:t>u</w:t>
-      </w:r>
-      <w:r>
-        <w:rPr>
-          <w:rFonts w:ascii="Arial" w:eastAsia="Arial" w:hAnsi="Arial" w:cs="Arial"/>
-          <w:spacing w:val="-4"/>
-          <w:sz w:val="22"/>
-          <w:szCs w:val="22"/>
-        </w:rPr>
-        <w:t>l</w:t>
-      </w:r>
-      <w:r>
-        <w:rPr>
-          <w:rFonts w:ascii="Arial" w:eastAsia="Arial" w:hAnsi="Arial" w:cs="Arial"/>
-          <w:spacing w:val="2"/>
-          <w:sz w:val="22"/>
-          <w:szCs w:val="22"/>
-        </w:rPr>
-        <w:t>a</w:t>
-      </w:r>
-      <w:r>
-        <w:rPr>
-          <w:rFonts w:ascii="Arial" w:eastAsia="Arial" w:hAnsi="Arial" w:cs="Arial"/>
-          <w:sz w:val="22"/>
-          <w:szCs w:val="22"/>
-        </w:rPr>
-        <w:t>n</w:t>
-      </w:r>
-      <w:r>
-        <w:rPr>
-          <w:rFonts w:ascii="Arial" w:eastAsia="Arial" w:hAnsi="Arial" w:cs="Arial"/>
-          <w:spacing w:val="6"/>
-          <w:sz w:val="22"/>
-          <w:szCs w:val="22"/>
-        </w:rPr>
-        <w:t xml:space="preserve"> </w:t>
+        <w:t>{tanggal_sebut_</w:t>
       </w:r>
       <w:r>
         <w:rPr>
@@ -566,52 +564,9 @@
           <w:spacing w:val="7"/>
           <w:sz w:val="22"/>
           <w:szCs w:val="22"/>
-        </w:rPr>
-        <w:t xml:space="preserve">{bulan_sebut_timlak_04} </w:t>
-      </w:r>
-      <w:r>
-        <w:rPr>
-          <w:rFonts w:ascii="Arial" w:eastAsia="Arial" w:hAnsi="Arial" w:cs="Arial"/>
-          <w:spacing w:val="-1"/>
-          <w:sz w:val="22"/>
-          <w:szCs w:val="22"/>
-        </w:rPr>
-        <w:t>t</w:t>
-      </w:r>
-      <w:r>
-        <w:rPr>
-          <w:rFonts w:ascii="Arial" w:eastAsia="Arial" w:hAnsi="Arial" w:cs="Arial"/>
-          <w:spacing w:val="2"/>
-          <w:sz w:val="22"/>
-          <w:szCs w:val="22"/>
-        </w:rPr>
-        <w:t>ah</w:t>
-      </w:r>
-      <w:r>
-        <w:rPr>
-          <w:rFonts w:ascii="Arial" w:eastAsia="Arial" w:hAnsi="Arial" w:cs="Arial"/>
-          <w:spacing w:val="-2"/>
-          <w:sz w:val="22"/>
-          <w:szCs w:val="22"/>
-        </w:rPr>
-        <w:t>u</w:t>
-      </w:r>
-      <w:r>
-        <w:rPr>
-          <w:rFonts w:ascii="Arial" w:eastAsia="Arial" w:hAnsi="Arial" w:cs="Arial"/>
-          <w:sz w:val="22"/>
-          <w:szCs w:val="22"/>
-        </w:rPr>
-        <w:t>n</w:t>
-      </w:r>
-      <w:r>
-        <w:rPr>
-          <w:rFonts w:ascii="Arial" w:eastAsia="Arial" w:hAnsi="Arial" w:cs="Arial"/>
-          <w:spacing w:val="6"/>
-          <w:sz w:val="22"/>
-          <w:szCs w:val="22"/>
-        </w:rPr>
-        <w:t xml:space="preserve"> </w:t>
+          <w:lang w:val="en-US"/>
+        </w:rPr>
+        <w:t>reviu</w:t>
       </w:r>
       <w:r>
         <w:rPr>
@@ -622,7 +577,170 @@
           <w:sz w:val="22"/>
           <w:szCs w:val="22"/>
         </w:rPr>
-        <w:t xml:space="preserve">{tahun_sebut_timlak_04} </w:t>
+        <w:t xml:space="preserve">} </w:t>
+      </w:r>
+      <w:r>
+        <w:rPr>
+          <w:rFonts w:ascii="Arial" w:eastAsia="Arial" w:hAnsi="Arial" w:cs="Arial"/>
+          <w:spacing w:val="-2"/>
+          <w:sz w:val="22"/>
+          <w:szCs w:val="22"/>
+        </w:rPr>
+        <w:t>b</w:t>
+      </w:r>
+      <w:r>
+        <w:rPr>
+          <w:rFonts w:ascii="Arial" w:eastAsia="Arial" w:hAnsi="Arial" w:cs="Arial"/>
+          <w:spacing w:val="2"/>
+          <w:sz w:val="22"/>
+          <w:szCs w:val="22"/>
+        </w:rPr>
+        <w:t>u</w:t>
+      </w:r>
+      <w:r>
+        <w:rPr>
+          <w:rFonts w:ascii="Arial" w:eastAsia="Arial" w:hAnsi="Arial" w:cs="Arial"/>
+          <w:spacing w:val="-4"/>
+          <w:sz w:val="22"/>
+          <w:szCs w:val="22"/>
+        </w:rPr>
+        <w:t>l</w:t>
+      </w:r>
+      <w:r>
+        <w:rPr>
+          <w:rFonts w:ascii="Arial" w:eastAsia="Arial" w:hAnsi="Arial" w:cs="Arial"/>
+          <w:spacing w:val="2"/>
+          <w:sz w:val="22"/>
+          <w:szCs w:val="22"/>
+        </w:rPr>
+        <w:t>a</w:t>
+      </w:r>
+      <w:r>
+        <w:rPr>
+          <w:rFonts w:ascii="Arial" w:eastAsia="Arial" w:hAnsi="Arial" w:cs="Arial"/>
+          <w:sz w:val="22"/>
+          <w:szCs w:val="22"/>
+        </w:rPr>
+        <w:t>n</w:t>
+      </w:r>
+      <w:r>
+        <w:rPr>
+          <w:rFonts w:ascii="Arial" w:eastAsia="Arial" w:hAnsi="Arial" w:cs="Arial"/>
+          <w:spacing w:val="6"/>
+          <w:sz w:val="22"/>
+          <w:szCs w:val="22"/>
+        </w:rPr>
+        <w:t xml:space="preserve"> </w:t>
+      </w:r>
+      <w:r>
+        <w:rPr>
+          <w:rFonts w:ascii="Arial" w:eastAsia="Arial" w:hAnsi="Arial" w:cs="Arial"/>
+          <w:b/>
+          <w:bCs/>
+          <w:spacing w:val="7"/>
+          <w:sz w:val="22"/>
+          <w:szCs w:val="22"/>
+        </w:rPr>
+        <w:t>{bulan_</w:t>
+      </w:r>
+      <w:r>
+        <w:rPr>
+          <w:rFonts w:ascii="Arial" w:eastAsia="Arial" w:hAnsi="Arial" w:cs="Arial"/>
+          <w:b/>
+          <w:bCs/>
+          <w:spacing w:val="7"/>
+          <w:sz w:val="22"/>
+          <w:szCs w:val="22"/>
+        </w:rPr>
+        <w:t>sebut_reviu</w:t>
+      </w:r>
+      <w:r>
+        <w:rPr>
+          <w:rFonts w:ascii="Arial" w:eastAsia="Arial" w:hAnsi="Arial" w:cs="Arial"/>
+          <w:b/>
+          <w:bCs/>
+          <w:spacing w:val="7"/>
+          <w:sz w:val="22"/>
+          <w:szCs w:val="22"/>
+        </w:rPr>
+        <w:t xml:space="preserve">} </w:t>
+      </w:r>
+      <w:r>
+        <w:rPr>
+          <w:rFonts w:ascii="Arial" w:eastAsia="Arial" w:hAnsi="Arial" w:cs="Arial"/>
+          <w:spacing w:val="-1"/>
+          <w:sz w:val="22"/>
+          <w:szCs w:val="22"/>
+        </w:rPr>
+        <w:t>t</w:t>
+      </w:r>
+      <w:r>
+        <w:rPr>
+          <w:rFonts w:ascii="Arial" w:eastAsia="Arial" w:hAnsi="Arial" w:cs="Arial"/>
+          <w:spacing w:val="2"/>
+          <w:sz w:val="22"/>
+          <w:szCs w:val="22"/>
+        </w:rPr>
+        <w:t>ah</w:t>
+      </w:r>
+      <w:r>
+        <w:rPr>
+          <w:rFonts w:ascii="Arial" w:eastAsia="Arial" w:hAnsi="Arial" w:cs="Arial"/>
+          <w:spacing w:val="-2"/>
+          <w:sz w:val="22"/>
+          <w:szCs w:val="22"/>
+        </w:rPr>
+        <w:t>u</w:t>
+      </w:r>
+      <w:r>
+        <w:rPr>
+          <w:rFonts w:ascii="Arial" w:eastAsia="Arial" w:hAnsi="Arial" w:cs="Arial"/>
+          <w:sz w:val="22"/>
+          <w:szCs w:val="22"/>
+        </w:rPr>
+        <w:t>n</w:t>
+      </w:r>
+      <w:r>
+        <w:rPr>
+          <w:rFonts w:ascii="Arial" w:eastAsia="Arial" w:hAnsi="Arial" w:cs="Arial"/>
+          <w:spacing w:val="6"/>
+          <w:sz w:val="22"/>
+          <w:szCs w:val="22"/>
+        </w:rPr>
+        <w:t xml:space="preserve"> </w:t>
+      </w:r>
+      <w:r>
+        <w:rPr>
+          <w:rFonts w:ascii="Arial" w:eastAsia="Arial" w:hAnsi="Arial" w:cs="Arial"/>
+          <w:b/>
+          <w:bCs/>
+          <w:spacing w:val="7"/>
+          <w:sz w:val="22"/>
+          <w:szCs w:val="22"/>
+        </w:rPr>
+        <w:t>{tahun_</w:t>
+      </w:r>
+      <w:r>
+        <w:rPr>
+          <w:rFonts w:ascii="Arial" w:eastAsia="Arial" w:hAnsi="Arial" w:cs="Arial"/>
+          <w:b/>
+          <w:bCs/>
+          <w:spacing w:val="7"/>
+          <w:sz w:val="22"/>
+          <w:szCs w:val="22"/>
+        </w:rPr>
+        <w:t>sebut_reviu</w:t>
+      </w:r>
+      <w:r>
+        <w:rPr>
+          <w:rFonts w:ascii="Arial" w:eastAsia="Arial" w:hAnsi="Arial" w:cs="Arial"/>
+          <w:b/>
+          <w:bCs/>
+          <w:spacing w:val="7"/>
+          <w:sz w:val="22"/>
+          <w:szCs w:val="22"/>
+        </w:rPr>
+        <w:t xml:space="preserve">} </w:t>
       </w:r>
       <w:r>
         <w:rPr>
@@ -1257,7 +1375,24 @@
                 <w:sz w:val="22"/>
                 <w:szCs w:val="22"/>
               </w:rPr>
-              <w:t>{kegiatan}</w:t>
+              <w:t>{</w:t>
+            </w:r>
+            <w:r>
+              <w:rPr>
+                <w:rFonts w:ascii="Arial" w:hAnsi="Arial" w:cs="Arial"/>
+                <w:sz w:val="22"/>
+                <w:szCs w:val="22"/>
+                <w:lang w:val="en-US"/>
+              </w:rPr>
+              <w:t>ppk</w:t>
+            </w:r>
+            <w:r>
+              <w:rPr>
+                <w:rFonts w:ascii="Arial" w:hAnsi="Arial" w:cs="Arial"/>
+                <w:sz w:val="22"/>
+                <w:szCs w:val="22"/>
+              </w:rPr>
+              <w:t>}</w:t>
             </w:r>
           </w:p>
         </w:tc>
@@ -1480,7 +1615,26 @@
                 <w:sz w:val="22"/>
                 <w:szCs w:val="22"/>
               </w:rPr>
-              <w:t>{metode_pengadaan}</w:t>
+              <w:t>{metode_</w:t>
+            </w:r>
+            <w:r>
+              <w:t xml:space="preserve"> </w:t>
+            </w:r>
+            <w:r>
+              <w:rPr>
+                <w:rFonts w:ascii="Arial" w:hAnsi="Arial" w:cs="Arial"/>
+                <w:sz w:val="22"/>
+                <w:szCs w:val="22"/>
+              </w:rPr>
+              <w:t>pemilihan</w:t>
+            </w:r>
+            <w:r>
+              <w:rPr>
+                <w:rFonts w:ascii="Arial" w:hAnsi="Arial" w:cs="Arial"/>
+                <w:sz w:val="22"/>
+                <w:szCs w:val="22"/>
+              </w:rPr>
+              <w:t>}</w:t>
             </w:r>
           </w:p>
         </w:tc>
@@ -4173,12 +4327,10 @@
           <w:szCs w:val="22"/>
         </w:rPr>
         <w:sectPr>
-          <w:headerReference w:type="even" r:id="rId11"/>
-          <w:headerReference w:type="default" r:id="rId12"/>
-          <w:footerReference w:type="even" r:id="rId13"/>
-          <w:footerReference w:type="default" r:id="rId14"/>
-          <w:headerReference w:type="first" r:id="rId15"/>
-          <w:footerReference w:type="first" r:id="rId16"/>
+          <w:headerReference w:type="default" r:id="rId11"/>
+          <w:footerReference w:type="default" r:id="rId12"/>
+          <w:headerReference w:type="first" r:id="rId13"/>
+          <w:footerReference w:type="first" r:id="rId14"/>
           <w:pgSz w:w="11907" w:h="16840" w:code="9"/>
           <w:pgMar w:top="1134" w:right="1134" w:bottom="1418" w:left="1418" w:header="720" w:footer="284" w:gutter="0"/>
           <w:cols w:space="720"/>
@@ -12350,7 +12502,24 @@
                 <w:sz w:val="22"/>
                 <w:szCs w:val="22"/>
               </w:rPr>
-              <w:t>{anggota3_pokja}</w:t>
+              <w:t>{anggota_pokja</w:t>
+            </w:r>
+            <w:r>
+              <w:rPr>
+                <w:rFonts w:ascii="Arial" w:hAnsi="Arial" w:cs="Arial"/>
+                <w:sz w:val="22"/>
+                <w:szCs w:val="22"/>
+                <w:lang w:val="en-US"/>
+              </w:rPr>
+              <w:t>1</w:t>
+            </w:r>
+            <w:r>
+              <w:rPr>
+                <w:rFonts w:ascii="Arial" w:hAnsi="Arial" w:cs="Arial"/>
+                <w:sz w:val="22"/>
+                <w:szCs w:val="22"/>
+              </w:rPr>
+              <w:t>}</w:t>
             </w:r>
           </w:p>
         </w:tc>
@@ -12468,7 +12637,24 @@
                 <w:sz w:val="22"/>
                 <w:szCs w:val="22"/>
               </w:rPr>
-              <w:t>{anggota4_pokja}</w:t>
+              <w:t>{anggota_pokja</w:t>
+            </w:r>
+            <w:r>
+              <w:rPr>
+                <w:rFonts w:ascii="Arial" w:hAnsi="Arial" w:cs="Arial"/>
+                <w:sz w:val="22"/>
+                <w:szCs w:val="22"/>
+                <w:lang w:val="en-US"/>
+              </w:rPr>
+              <w:t>2</w:t>
+            </w:r>
+            <w:r>
+              <w:rPr>
+                <w:rFonts w:ascii="Arial" w:hAnsi="Arial" w:cs="Arial"/>
+                <w:sz w:val="22"/>
+                <w:szCs w:val="22"/>
+              </w:rPr>
+              <w:t>}</w:t>
             </w:r>
           </w:p>
         </w:tc>
@@ -12584,7 +12770,24 @@
                 <w:sz w:val="22"/>
                 <w:szCs w:val="22"/>
               </w:rPr>
-              <w:t>{anggota5_pokja}</w:t>
+              <w:t>{anggota_pokja</w:t>
+            </w:r>
+            <w:r>
+              <w:rPr>
+                <w:rFonts w:ascii="Arial" w:hAnsi="Arial" w:cs="Arial"/>
+                <w:sz w:val="22"/>
+                <w:szCs w:val="22"/>
+                <w:lang w:val="en-US"/>
+              </w:rPr>
+              <w:t>3</w:t>
+            </w:r>
+            <w:r>
+              <w:rPr>
+                <w:rFonts w:ascii="Arial" w:hAnsi="Arial" w:cs="Arial"/>
+                <w:sz w:val="22"/>
+                <w:szCs w:val="22"/>
+              </w:rPr>
+              <w:t>}</w:t>
             </w:r>
           </w:p>
         </w:tc>
@@ -12704,6 +12907,21 @@
         </w:rPr>
         <w:t>}</w:t>
       </w:r>
+    </w:p>
+    <w:p>
+      <w:pPr>
+        <w:spacing w:before="2" w:line="276" w:lineRule="auto"/>
+        <w:ind w:left="567" w:right="74"/>
+        <w:jc w:val="center"/>
+        <w:rPr>
+          <w:rFonts w:ascii="Arial" w:eastAsia="Arial" w:hAnsi="Arial" w:cs="Arial"/>
+          <w:b/>
+          <w:bCs/>
+          <w:sz w:val="22"/>
+          <w:szCs w:val="22"/>
+          <w:lang w:val="ms-MY"/>
+        </w:rPr>
+      </w:pPr>
     </w:p>
     <w:tbl>
       <w:tblPr>
@@ -12985,7 +13203,7 @@
 </file>
 
 <file path=word/endnotes.xml><?xml version="1.0" encoding="utf-8"?>
-<w:endnotes xmlns:wpc="http://schemas.microsoft.com/office/word/2010/wordprocessingCanvas" xmlns:cx="http://schemas.microsoft.com/office/drawing/2014/chartex" xmlns:cx1="http://schemas.microsoft.com/office/drawing/2015/9/8/chartex" xmlns:cx2="http://schemas.microsoft.com/office/drawing/2015/10/21/chartex" xmlns:cx3="http://schemas.microsoft.com/office/drawing/2016/5/9/chartex" xmlns:cx4="http://schemas.microsoft.com/office/drawing/2016/5/10/chartex" xmlns:cx5="http://schemas.microsoft.com/office/drawing/2016/5/11/chartex" xmlns:cx6="http://schemas.microsoft.com/office/drawing/2016/5/12/chartex" xmlns:cx7="http://schemas.microsoft.com/office/drawing/2016/5/13/chartex" xmlns:cx8="http://schemas.microsoft.com/office/drawing/2016/5/14/chartex" xmlns:mc="http://schemas.openxmlformats.org/markup-compatibility/2006" xmlns:aink="http://schemas.microsoft.com/office/drawing/2016/ink" xmlns:am3d="http://schemas.microsoft.com/office/drawing/2017/model3d" xmlns:o="urn:schemas-microsoft-com:office:office" xmlns:oel="http://schemas.microsoft.com/office/2019/extlst" xmlns:r="http://schemas.openxmlformats.org/officeDocument/2006/relationships" xmlns:m="http://schemas.openxmlformats.org/officeDocument/2006/math" xmlns:v="urn:schemas-microsoft-com:vml" xmlns:wp14="http://schemas.microsoft.com/office/word/2010/wordprocessingDrawing" xmlns:wp="http://schemas.openxmlformats.org/drawingml/2006/wordprocessingDrawing" xmlns:w10="urn:schemas-microsoft-com:office:word" xmlns:w="http://schemas.openxmlformats.org/wordprocessingml/2006/main" xmlns:w14="http://schemas.microsoft.com/office/word/2010/wordml" xmlns:w15="http://schemas.microsoft.com/office/word/2012/wordml" xmlns:w16cex="http://schemas.microsoft.com/office/word/2018/wordml/cex" xmlns:w16cid="http://schemas.microsoft.com/office/word/2016/wordml/cid" xmlns:w16="http://schemas.microsoft.com/office/word/2018/wordml" xmlns:w16du="http://schemas.microsoft.com/office/word/2023/wordml/word16du" xmlns:w16sdtdh="http://schemas.microsoft.com/office/word/2020/wordml/sdtdatahash" xmlns:w16sdtfl="http://schemas.microsoft.com/office/word/2024/wordml/sdtformatlock" xmlns:w16se="http://schemas.microsoft.com/office/word/2015/wordml/symex" xmlns:wpg="http://schemas.microsoft.com/office/word/2010/wordprocessingGroup" xmlns:wpi="http://schemas.microsoft.com/office/word/2010/wordprocessingInk" xmlns:wne="http://schemas.microsoft.com/office/word/2006/wordml" xmlns:wps="http://schemas.microsoft.com/office/word/2010/wordprocessingShape" mc:Ignorable="w14 w15 w16se w16cid w16 w16cex w16sdtdh w16sdtfl w16du wp14">
+<w:endnotes xmlns:wpc="http://schemas.microsoft.com/office/word/2010/wordprocessingCanvas" xmlns:cx="http://schemas.microsoft.com/office/drawing/2014/chartex" xmlns:cx1="http://schemas.microsoft.com/office/drawing/2015/9/8/chartex" xmlns:cx2="http://schemas.microsoft.com/office/drawing/2015/10/21/chartex" xmlns:cx3="http://schemas.microsoft.com/office/drawing/2016/5/9/chartex" xmlns:cx4="http://schemas.microsoft.com/office/drawing/2016/5/10/chartex" xmlns:cx5="http://schemas.microsoft.com/office/drawing/2016/5/11/chartex" xmlns:cx6="http://schemas.microsoft.com/office/drawing/2016/5/12/chartex" xmlns:cx7="http://schemas.microsoft.com/office/drawing/2016/5/13/chartex" xmlns:cx8="http://schemas.microsoft.com/office/drawing/2016/5/14/chartex" xmlns:mc="http://schemas.openxmlformats.org/markup-compatibility/2006" xmlns:aink="http://schemas.microsoft.com/office/drawing/2016/ink" xmlns:am3d="http://schemas.microsoft.com/office/drawing/2017/model3d" xmlns:o="urn:schemas-microsoft-com:office:office" xmlns:r="http://schemas.openxmlformats.org/officeDocument/2006/relationships" xmlns:m="http://schemas.openxmlformats.org/officeDocument/2006/math" xmlns:v="urn:schemas-microsoft-com:vml" xmlns:wp14="http://schemas.microsoft.com/office/word/2010/wordprocessingDrawing" xmlns:wp="http://schemas.openxmlformats.org/drawingml/2006/wordprocessingDrawing" xmlns:w10="urn:schemas-microsoft-com:office:word" xmlns:w="http://schemas.openxmlformats.org/wordprocessingml/2006/main" xmlns:w14="http://schemas.microsoft.com/office/word/2010/wordml" xmlns:w15="http://schemas.microsoft.com/office/word/2012/wordml" xmlns:w16cex="http://schemas.microsoft.com/office/word/2018/wordml/cex" xmlns:w16cid="http://schemas.microsoft.com/office/word/2016/wordml/cid" xmlns:w16="http://schemas.microsoft.com/office/word/2018/wordml" xmlns:w16sdtdh="http://schemas.microsoft.com/office/word/2020/wordml/sdtdatahash" xmlns:w16se="http://schemas.microsoft.com/office/word/2015/wordml/symex" xmlns:wpg="http://schemas.microsoft.com/office/word/2010/wordprocessingGroup" xmlns:wpi="http://schemas.microsoft.com/office/word/2010/wordprocessingInk" xmlns:wne="http://schemas.microsoft.com/office/word/2006/wordml" xmlns:wps="http://schemas.microsoft.com/office/word/2010/wordprocessingShape" mc:Ignorable="w14 w15 w16se w16cid w16 w16cex w16sdtdh wp14">
   <w:endnote w:type="separator" w:id="-1">
     <w:p>
       <w:r>
@@ -13007,17 +13225,7 @@
 </file>
 
 <file path=word/footer1.xml><?xml version="1.0" encoding="utf-8"?>
-<w:ftr xmlns:wpc="http://schemas.microsoft.com/office/word/2010/wordprocessingCanvas" xmlns:cx="http://schemas.microsoft.com/office/drawing/2014/chartex" xmlns:cx1="http://schemas.microsoft.com/office/drawing/2015/9/8/chartex" xmlns:cx2="http://schemas.microsoft.com/office/drawing/2015/10/21/chartex" xmlns:cx3="http://schemas.microsoft.com/office/drawing/2016/5/9/chartex" xmlns:cx4="http://schemas.microsoft.com/office/drawing/2016/5/10/chartex" xmlns:cx5="http://schemas.microsoft.com/office/drawing/2016/5/11/chartex" xmlns:cx6="http://schemas.microsoft.com/office/drawing/2016/5/12/chartex" xmlns:cx7="http://schemas.microsoft.com/office/drawing/2016/5/13/chartex" xmlns:cx8="http://schemas.microsoft.com/office/drawing/2016/5/14/chartex" xmlns:mc="http://schemas.openxmlformats.org/markup-compatibility/2006" xmlns:aink="http://schemas.microsoft.com/office/drawing/2016/ink" xmlns:am3d="http://schemas.microsoft.com/office/drawing/2017/model3d" xmlns:o="urn:schemas-microsoft-com:office:office" xmlns:oel="http://schemas.microsoft.com/office/2019/extlst" xmlns:r="http://schemas.openxmlformats.org/officeDocument/2006/relationships" xmlns:m="http://schemas.openxmlformats.org/officeDocument/2006/math" xmlns:v="urn:schemas-microsoft-com:vml" xmlns:wp14="http://schemas.microsoft.com/office/word/2010/wordprocessingDrawing" xmlns:wp="http://schemas.openxmlformats.org/drawingml/2006/wordprocessingDrawing" xmlns:w10="urn:schemas-microsoft-com:office:word" xmlns:w="http://schemas.openxmlformats.org/wordprocessingml/2006/main" xmlns:w14="http://schemas.microsoft.com/office/word/2010/wordml" xmlns:w15="http://schemas.microsoft.com/office/word/2012/wordml" xmlns:w16cex="http://schemas.microsoft.com/office/word/2018/wordml/cex" xmlns:w16cid="http://schemas.microsoft.com/office/word/2016/wordml/cid" xmlns:w16="http://schemas.microsoft.com/office/word/2018/wordml" xmlns:w16du="http://schemas.microsoft.com/office/word/2023/wordml/word16du" xmlns:w16sdtdh="http://schemas.microsoft.com/office/word/2020/wordml/sdtdatahash" xmlns:w16sdtfl="http://schemas.microsoft.com/office/word/2024/wordml/sdtformatlock" xmlns:w16se="http://schemas.microsoft.com/office/word/2015/wordml/symex" xmlns:wpg="http://schemas.microsoft.com/office/word/2010/wordprocessingGroup" xmlns:wpi="http://schemas.microsoft.com/office/word/2010/wordprocessingInk" xmlns:wne="http://schemas.microsoft.com/office/word/2006/wordml" xmlns:wps="http://schemas.microsoft.com/office/word/2010/wordprocessingShape" mc:Ignorable="w14 w15 w16se w16cid w16 w16cex w16sdtdh w16sdtfl w16du wp14">
-  <w:p>
-    <w:pPr>
-      <w:pStyle w:val="Footer"/>
-    </w:pPr>
-  </w:p>
-</w:ftr>
-</file>
-
-<file path=word/footer2.xml><?xml version="1.0" encoding="utf-8"?>
-<w:ftr xmlns:wpc="http://schemas.microsoft.com/office/word/2010/wordprocessingCanvas" xmlns:cx="http://schemas.microsoft.com/office/drawing/2014/chartex" xmlns:cx1="http://schemas.microsoft.com/office/drawing/2015/9/8/chartex" xmlns:cx2="http://schemas.microsoft.com/office/drawing/2015/10/21/chartex" xmlns:cx3="http://schemas.microsoft.com/office/drawing/2016/5/9/chartex" xmlns:cx4="http://schemas.microsoft.com/office/drawing/2016/5/10/chartex" xmlns:cx5="http://schemas.microsoft.com/office/drawing/2016/5/11/chartex" xmlns:cx6="http://schemas.microsoft.com/office/drawing/2016/5/12/chartex" xmlns:cx7="http://schemas.microsoft.com/office/drawing/2016/5/13/chartex" xmlns:cx8="http://schemas.microsoft.com/office/drawing/2016/5/14/chartex" xmlns:mc="http://schemas.openxmlformats.org/markup-compatibility/2006" xmlns:aink="http://schemas.microsoft.com/office/drawing/2016/ink" xmlns:am3d="http://schemas.microsoft.com/office/drawing/2017/model3d" xmlns:o="urn:schemas-microsoft-com:office:office" xmlns:oel="http://schemas.microsoft.com/office/2019/extlst" xmlns:r="http://schemas.openxmlformats.org/officeDocument/2006/relationships" xmlns:m="http://schemas.openxmlformats.org/officeDocument/2006/math" xmlns:v="urn:schemas-microsoft-com:vml" xmlns:wp14="http://schemas.microsoft.com/office/word/2010/wordprocessingDrawing" xmlns:wp="http://schemas.openxmlformats.org/drawingml/2006/wordprocessingDrawing" xmlns:w10="urn:schemas-microsoft-com:office:word" xmlns:w="http://schemas.openxmlformats.org/wordprocessingml/2006/main" xmlns:w14="http://schemas.microsoft.com/office/word/2010/wordml" xmlns:w15="http://schemas.microsoft.com/office/word/2012/wordml" xmlns:w16cex="http://schemas.microsoft.com/office/word/2018/wordml/cex" xmlns:w16cid="http://schemas.microsoft.com/office/word/2016/wordml/cid" xmlns:w16="http://schemas.microsoft.com/office/word/2018/wordml" xmlns:w16du="http://schemas.microsoft.com/office/word/2023/wordml/word16du" xmlns:w16sdtdh="http://schemas.microsoft.com/office/word/2020/wordml/sdtdatahash" xmlns:w16sdtfl="http://schemas.microsoft.com/office/word/2024/wordml/sdtformatlock" xmlns:w16se="http://schemas.microsoft.com/office/word/2015/wordml/symex" xmlns:wpg="http://schemas.microsoft.com/office/word/2010/wordprocessingGroup" xmlns:wpi="http://schemas.microsoft.com/office/word/2010/wordprocessingInk" xmlns:wne="http://schemas.microsoft.com/office/word/2006/wordml" xmlns:wps="http://schemas.microsoft.com/office/word/2010/wordprocessingShape" mc:Ignorable="w14 w15 w16se w16cid w16 w16cex w16sdtdh w16sdtfl w16du wp14">
+<w:ftr xmlns:wpc="http://schemas.microsoft.com/office/word/2010/wordprocessingCanvas" xmlns:cx="http://schemas.microsoft.com/office/drawing/2014/chartex" xmlns:cx1="http://schemas.microsoft.com/office/drawing/2015/9/8/chartex" xmlns:cx2="http://schemas.microsoft.com/office/drawing/2015/10/21/chartex" xmlns:cx3="http://schemas.microsoft.com/office/drawing/2016/5/9/chartex" xmlns:cx4="http://schemas.microsoft.com/office/drawing/2016/5/10/chartex" xmlns:cx5="http://schemas.microsoft.com/office/drawing/2016/5/11/chartex" xmlns:cx6="http://schemas.microsoft.com/office/drawing/2016/5/12/chartex" xmlns:cx7="http://schemas.microsoft.com/office/drawing/2016/5/13/chartex" xmlns:cx8="http://schemas.microsoft.com/office/drawing/2016/5/14/chartex" xmlns:mc="http://schemas.openxmlformats.org/markup-compatibility/2006" xmlns:aink="http://schemas.microsoft.com/office/drawing/2016/ink" xmlns:am3d="http://schemas.microsoft.com/office/drawing/2017/model3d" xmlns:o="urn:schemas-microsoft-com:office:office" xmlns:r="http://schemas.openxmlformats.org/officeDocument/2006/relationships" xmlns:m="http://schemas.openxmlformats.org/officeDocument/2006/math" xmlns:v="urn:schemas-microsoft-com:vml" xmlns:wp14="http://schemas.microsoft.com/office/word/2010/wordprocessingDrawing" xmlns:wp="http://schemas.openxmlformats.org/drawingml/2006/wordprocessingDrawing" xmlns:w10="urn:schemas-microsoft-com:office:word" xmlns:w="http://schemas.openxmlformats.org/wordprocessingml/2006/main" xmlns:w14="http://schemas.microsoft.com/office/word/2010/wordml" xmlns:w15="http://schemas.microsoft.com/office/word/2012/wordml" xmlns:w16cex="http://schemas.microsoft.com/office/word/2018/wordml/cex" xmlns:w16cid="http://schemas.microsoft.com/office/word/2016/wordml/cid" xmlns:w16="http://schemas.microsoft.com/office/word/2018/wordml" xmlns:w16sdtdh="http://schemas.microsoft.com/office/word/2020/wordml/sdtdatahash" xmlns:w16se="http://schemas.microsoft.com/office/word/2015/wordml/symex" xmlns:wpg="http://schemas.microsoft.com/office/word/2010/wordprocessingGroup" xmlns:wpi="http://schemas.microsoft.com/office/word/2010/wordprocessingInk" xmlns:wne="http://schemas.microsoft.com/office/word/2006/wordml" xmlns:wps="http://schemas.microsoft.com/office/word/2010/wordprocessingShape" mc:Ignorable="w14 w15 w16se w16cid w16 w16cex w16sdtdh wp14">
   <w:p>
     <w:pPr>
       <w:pStyle w:val="Footer"/>
@@ -13073,8 +13281,8 @@
 </w:ftr>
 </file>
 
-<file path=word/footer3.xml><?xml version="1.0" encoding="utf-8"?>
-<w:ftr xmlns:wpc="http://schemas.microsoft.com/office/word/2010/wordprocessingCanvas" xmlns:cx="http://schemas.microsoft.com/office/drawing/2014/chartex" xmlns:cx1="http://schemas.microsoft.com/office/drawing/2015/9/8/chartex" xmlns:cx2="http://schemas.microsoft.com/office/drawing/2015/10/21/chartex" xmlns:cx3="http://schemas.microsoft.com/office/drawing/2016/5/9/chartex" xmlns:cx4="http://schemas.microsoft.com/office/drawing/2016/5/10/chartex" xmlns:cx5="http://schemas.microsoft.com/office/drawing/2016/5/11/chartex" xmlns:cx6="http://schemas.microsoft.com/office/drawing/2016/5/12/chartex" xmlns:cx7="http://schemas.microsoft.com/office/drawing/2016/5/13/chartex" xmlns:cx8="http://schemas.microsoft.com/office/drawing/2016/5/14/chartex" xmlns:mc="http://schemas.openxmlformats.org/markup-compatibility/2006" xmlns:aink="http://schemas.microsoft.com/office/drawing/2016/ink" xmlns:am3d="http://schemas.microsoft.com/office/drawing/2017/model3d" xmlns:o="urn:schemas-microsoft-com:office:office" xmlns:oel="http://schemas.microsoft.com/office/2019/extlst" xmlns:r="http://schemas.openxmlformats.org/officeDocument/2006/relationships" xmlns:m="http://schemas.openxmlformats.org/officeDocument/2006/math" xmlns:v="urn:schemas-microsoft-com:vml" xmlns:wp14="http://schemas.microsoft.com/office/word/2010/wordprocessingDrawing" xmlns:wp="http://schemas.openxmlformats.org/drawingml/2006/wordprocessingDrawing" xmlns:w10="urn:schemas-microsoft-com:office:word" xmlns:w="http://schemas.openxmlformats.org/wordprocessingml/2006/main" xmlns:w14="http://schemas.microsoft.com/office/word/2010/wordml" xmlns:w15="http://schemas.microsoft.com/office/word/2012/wordml" xmlns:w16cex="http://schemas.microsoft.com/office/word/2018/wordml/cex" xmlns:w16cid="http://schemas.microsoft.com/office/word/2016/wordml/cid" xmlns:w16="http://schemas.microsoft.com/office/word/2018/wordml" xmlns:w16du="http://schemas.microsoft.com/office/word/2023/wordml/word16du" xmlns:w16sdtdh="http://schemas.microsoft.com/office/word/2020/wordml/sdtdatahash" xmlns:w16sdtfl="http://schemas.microsoft.com/office/word/2024/wordml/sdtformatlock" xmlns:w16se="http://schemas.microsoft.com/office/word/2015/wordml/symex" xmlns:wpg="http://schemas.microsoft.com/office/word/2010/wordprocessingGroup" xmlns:wpi="http://schemas.microsoft.com/office/word/2010/wordprocessingInk" xmlns:wne="http://schemas.microsoft.com/office/word/2006/wordml" xmlns:wps="http://schemas.microsoft.com/office/word/2010/wordprocessingShape" mc:Ignorable="w14 w15 w16se w16cid w16 w16cex w16sdtdh w16sdtfl w16du wp14">
+<file path=word/footer2.xml><?xml version="1.0" encoding="utf-8"?>
+<w:ftr xmlns:wpc="http://schemas.microsoft.com/office/word/2010/wordprocessingCanvas" xmlns:cx="http://schemas.microsoft.com/office/drawing/2014/chartex" xmlns:cx1="http://schemas.microsoft.com/office/drawing/2015/9/8/chartex" xmlns:cx2="http://schemas.microsoft.com/office/drawing/2015/10/21/chartex" xmlns:cx3="http://schemas.microsoft.com/office/drawing/2016/5/9/chartex" xmlns:cx4="http://schemas.microsoft.com/office/drawing/2016/5/10/chartex" xmlns:cx5="http://schemas.microsoft.com/office/drawing/2016/5/11/chartex" xmlns:cx6="http://schemas.microsoft.com/office/drawing/2016/5/12/chartex" xmlns:cx7="http://schemas.microsoft.com/office/drawing/2016/5/13/chartex" xmlns:cx8="http://schemas.microsoft.com/office/drawing/2016/5/14/chartex" xmlns:mc="http://schemas.openxmlformats.org/markup-compatibility/2006" xmlns:aink="http://schemas.microsoft.com/office/drawing/2016/ink" xmlns:am3d="http://schemas.microsoft.com/office/drawing/2017/model3d" xmlns:o="urn:schemas-microsoft-com:office:office" xmlns:r="http://schemas.openxmlformats.org/officeDocument/2006/relationships" xmlns:m="http://schemas.openxmlformats.org/officeDocument/2006/math" xmlns:v="urn:schemas-microsoft-com:vml" xmlns:wp14="http://schemas.microsoft.com/office/word/2010/wordprocessingDrawing" xmlns:wp="http://schemas.openxmlformats.org/drawingml/2006/wordprocessingDrawing" xmlns:w10="urn:schemas-microsoft-com:office:word" xmlns:w="http://schemas.openxmlformats.org/wordprocessingml/2006/main" xmlns:w14="http://schemas.microsoft.com/office/word/2010/wordml" xmlns:w15="http://schemas.microsoft.com/office/word/2012/wordml" xmlns:w16cex="http://schemas.microsoft.com/office/word/2018/wordml/cex" xmlns:w16cid="http://schemas.microsoft.com/office/word/2016/wordml/cid" xmlns:w16="http://schemas.microsoft.com/office/word/2018/wordml" xmlns:w16sdtdh="http://schemas.microsoft.com/office/word/2020/wordml/sdtdatahash" xmlns:w16se="http://schemas.microsoft.com/office/word/2015/wordml/symex" xmlns:wpg="http://schemas.microsoft.com/office/word/2010/wordprocessingGroup" xmlns:wpi="http://schemas.microsoft.com/office/word/2010/wordprocessingInk" xmlns:wne="http://schemas.microsoft.com/office/word/2006/wordml" xmlns:wps="http://schemas.microsoft.com/office/word/2010/wordprocessingShape" mc:Ignorable="w14 w15 w16se w16cid w16 w16cex w16sdtdh wp14">
   <w:p>
     <w:pPr>
       <w:pStyle w:val="Footer"/>
@@ -13131,7 +13339,7 @@
 </file>
 
 <file path=word/footnotes.xml><?xml version="1.0" encoding="utf-8"?>
-<w:footnotes xmlns:wpc="http://schemas.microsoft.com/office/word/2010/wordprocessingCanvas" xmlns:cx="http://schemas.microsoft.com/office/drawing/2014/chartex" xmlns:cx1="http://schemas.microsoft.com/office/drawing/2015/9/8/chartex" xmlns:cx2="http://schemas.microsoft.com/office/drawing/2015/10/21/chartex" xmlns:cx3="http://schemas.microsoft.com/office/drawing/2016/5/9/chartex" xmlns:cx4="http://schemas.microsoft.com/office/drawing/2016/5/10/chartex" xmlns:cx5="http://schemas.microsoft.com/office/drawing/2016/5/11/chartex" xmlns:cx6="http://schemas.microsoft.com/office/drawing/2016/5/12/chartex" xmlns:cx7="http://schemas.microsoft.com/office/drawing/2016/5/13/chartex" xmlns:cx8="http://schemas.microsoft.com/office/drawing/2016/5/14/chartex" xmlns:mc="http://schemas.openxmlformats.org/markup-compatibility/2006" xmlns:aink="http://schemas.microsoft.com/office/drawing/2016/ink" xmlns:am3d="http://schemas.microsoft.com/office/drawing/2017/model3d" xmlns:o="urn:schemas-microsoft-com:office:office" xmlns:oel="http://schemas.microsoft.com/office/2019/extlst" xmlns:r="http://schemas.openxmlformats.org/officeDocument/2006/relationships" xmlns:m="http://schemas.openxmlformats.org/officeDocument/2006/math" xmlns:v="urn:schemas-microsoft-com:vml" xmlns:wp14="http://schemas.microsoft.com/office/word/2010/wordprocessingDrawing" xmlns:wp="http://schemas.openxmlformats.org/drawingml/2006/wordprocessingDrawing" xmlns:w10="urn:schemas-microsoft-com:office:word" xmlns:w="http://schemas.openxmlformats.org/wordprocessingml/2006/main" xmlns:w14="http://schemas.microsoft.com/office/word/2010/wordml" xmlns:w15="http://schemas.microsoft.com/office/word/2012/wordml" xmlns:w16cex="http://schemas.microsoft.com/office/word/2018/wordml/cex" xmlns:w16cid="http://schemas.microsoft.com/office/word/2016/wordml/cid" xmlns:w16="http://schemas.microsoft.com/office/word/2018/wordml" xmlns:w16du="http://schemas.microsoft.com/office/word/2023/wordml/word16du" xmlns:w16sdtdh="http://schemas.microsoft.com/office/word/2020/wordml/sdtdatahash" xmlns:w16sdtfl="http://schemas.microsoft.com/office/word/2024/wordml/sdtformatlock" xmlns:w16se="http://schemas.microsoft.com/office/word/2015/wordml/symex" xmlns:wpg="http://schemas.microsoft.com/office/word/2010/wordprocessingGroup" xmlns:wpi="http://schemas.microsoft.com/office/word/2010/wordprocessingInk" xmlns:wne="http://schemas.microsoft.com/office/word/2006/wordml" xmlns:wps="http://schemas.microsoft.com/office/word/2010/wordprocessingShape" mc:Ignorable="w14 w15 w16se w16cid w16 w16cex w16sdtdh w16sdtfl w16du wp14">
+<w:footnotes xmlns:wpc="http://schemas.microsoft.com/office/word/2010/wordprocessingCanvas" xmlns:cx="http://schemas.microsoft.com/office/drawing/2014/chartex" xmlns:cx1="http://schemas.microsoft.com/office/drawing/2015/9/8/chartex" xmlns:cx2="http://schemas.microsoft.com/office/drawing/2015/10/21/chartex" xmlns:cx3="http://schemas.microsoft.com/office/drawing/2016/5/9/chartex" xmlns:cx4="http://schemas.microsoft.com/office/drawing/2016/5/10/chartex" xmlns:cx5="http://schemas.microsoft.com/office/drawing/2016/5/11/chartex" xmlns:cx6="http://schemas.microsoft.com/office/drawing/2016/5/12/chartex" xmlns:cx7="http://schemas.microsoft.com/office/drawing/2016/5/13/chartex" xmlns:cx8="http://schemas.microsoft.com/office/drawing/2016/5/14/chartex" xmlns:mc="http://schemas.openxmlformats.org/markup-compatibility/2006" xmlns:aink="http://schemas.microsoft.com/office/drawing/2016/ink" xmlns:am3d="http://schemas.microsoft.com/office/drawing/2017/model3d" xmlns:o="urn:schemas-microsoft-com:office:office" xmlns:r="http://schemas.openxmlformats.org/officeDocument/2006/relationships" xmlns:m="http://schemas.openxmlformats.org/officeDocument/2006/math" xmlns:v="urn:schemas-microsoft-com:vml" xmlns:wp14="http://schemas.microsoft.com/office/word/2010/wordprocessingDrawing" xmlns:wp="http://schemas.openxmlformats.org/drawingml/2006/wordprocessingDrawing" xmlns:w10="urn:schemas-microsoft-com:office:word" xmlns:w="http://schemas.openxmlformats.org/wordprocessingml/2006/main" xmlns:w14="http://schemas.microsoft.com/office/word/2010/wordml" xmlns:w15="http://schemas.microsoft.com/office/word/2012/wordml" xmlns:w16cex="http://schemas.microsoft.com/office/word/2018/wordml/cex" xmlns:w16cid="http://schemas.microsoft.com/office/word/2016/wordml/cid" xmlns:w16="http://schemas.microsoft.com/office/word/2018/wordml" xmlns:w16sdtdh="http://schemas.microsoft.com/office/word/2020/wordml/sdtdatahash" xmlns:w16se="http://schemas.microsoft.com/office/word/2015/wordml/symex" xmlns:wpg="http://schemas.microsoft.com/office/word/2010/wordprocessingGroup" xmlns:wpi="http://schemas.microsoft.com/office/word/2010/wordprocessingInk" xmlns:wne="http://schemas.microsoft.com/office/word/2006/wordml" xmlns:wps="http://schemas.microsoft.com/office/word/2010/wordprocessingShape" mc:Ignorable="w14 w15 w16se w16cid w16 w16cex w16sdtdh wp14">
   <w:footnote w:type="separator" w:id="-1">
     <w:p>
       <w:r>
@@ -13153,17 +13361,7 @@
 </file>
 
 <file path=word/header1.xml><?xml version="1.0" encoding="utf-8"?>
-<w:hdr xmlns:wpc="http://schemas.microsoft.com/office/word/2010/wordprocessingCanvas" xmlns:cx="http://schemas.microsoft.com/office/drawing/2014/chartex" xmlns:cx1="http://schemas.microsoft.com/office/drawing/2015/9/8/chartex" xmlns:cx2="http://schemas.microsoft.com/office/drawing/2015/10/21/chartex" xmlns:cx3="http://schemas.microsoft.com/office/drawing/2016/5/9/chartex" xmlns:cx4="http://schemas.microsoft.com/office/drawing/2016/5/10/chartex" xmlns:cx5="http://schemas.microsoft.com/office/drawing/2016/5/11/chartex" xmlns:cx6="http://schemas.microsoft.com/office/drawing/2016/5/12/chartex" xmlns:cx7="http://schemas.microsoft.com/office/drawing/2016/5/13/chartex" xmlns:cx8="http://schemas.microsoft.com/office/drawing/2016/5/14/chartex" xmlns:mc="http://schemas.openxmlformats.org/markup-compatibility/2006" xmlns:aink="http://schemas.microsoft.com/office/drawing/2016/ink" xmlns:am3d="http://schemas.microsoft.com/office/drawing/2017/model3d" xmlns:o="urn:schemas-microsoft-com:office:office" xmlns:oel="http://schemas.microsoft.com/office/2019/extlst" xmlns:r="http://schemas.openxmlformats.org/officeDocument/2006/relationships" xmlns:m="http://schemas.openxmlformats.org/officeDocument/2006/math" xmlns:v="urn:schemas-microsoft-com:vml" xmlns:wp14="http://schemas.microsoft.com/office/word/2010/wordprocessingDrawing" xmlns:wp="http://schemas.openxmlformats.org/drawingml/2006/wordprocessingDrawing" xmlns:w10="urn:schemas-microsoft-com:office:word" xmlns:w="http://schemas.openxmlformats.org/wordprocessingml/2006/main" xmlns:w14="http://schemas.microsoft.com/office/word/2010/wordml" xmlns:w15="http://schemas.microsoft.com/office/word/2012/wordml" xmlns:w16cex="http://schemas.microsoft.com/office/word/2018/wordml/cex" xmlns:w16cid="http://schemas.microsoft.com/office/word/2016/wordml/cid" xmlns:w16="http://schemas.microsoft.com/office/word/2018/wordml" xmlns:w16du="http://schemas.microsoft.com/office/word/2023/wordml/word16du" xmlns:w16sdtdh="http://schemas.microsoft.com/office/word/2020/wordml/sdtdatahash" xmlns:w16sdtfl="http://schemas.microsoft.com/office/word/2024/wordml/sdtformatlock" xmlns:w16se="http://schemas.microsoft.com/office/word/2015/wordml/symex" xmlns:wpg="http://schemas.microsoft.com/office/word/2010/wordprocessingGroup" xmlns:wpi="http://schemas.microsoft.com/office/word/2010/wordprocessingInk" xmlns:wne="http://schemas.microsoft.com/office/word/2006/wordml" xmlns:wps="http://schemas.microsoft.com/office/word/2010/wordprocessingShape" mc:Ignorable="w14 w15 w16se w16cid w16 w16cex w16sdtdh w16sdtfl w16du wp14">
-  <w:p>
-    <w:pPr>
-      <w:pStyle w:val="Header"/>
-    </w:pPr>
-  </w:p>
-</w:hdr>
-</file>
-
-<file path=word/header2.xml><?xml version="1.0" encoding="utf-8"?>
-<w:hdr xmlns:wpc="http://schemas.microsoft.com/office/word/2010/wordprocessingCanvas" xmlns:cx="http://schemas.microsoft.com/office/drawing/2014/chartex" xmlns:cx1="http://schemas.microsoft.com/office/drawing/2015/9/8/chartex" xmlns:cx2="http://schemas.microsoft.com/office/drawing/2015/10/21/chartex" xmlns:cx3="http://schemas.microsoft.com/office/drawing/2016/5/9/chartex" xmlns:cx4="http://schemas.microsoft.com/office/drawing/2016/5/10/chartex" xmlns:cx5="http://schemas.microsoft.com/office/drawing/2016/5/11/chartex" xmlns:cx6="http://schemas.microsoft.com/office/drawing/2016/5/12/chartex" xmlns:cx7="http://schemas.microsoft.com/office/drawing/2016/5/13/chartex" xmlns:cx8="http://schemas.microsoft.com/office/drawing/2016/5/14/chartex" xmlns:mc="http://schemas.openxmlformats.org/markup-compatibility/2006" xmlns:aink="http://schemas.microsoft.com/office/drawing/2016/ink" xmlns:am3d="http://schemas.microsoft.com/office/drawing/2017/model3d" xmlns:o="urn:schemas-microsoft-com:office:office" xmlns:oel="http://schemas.microsoft.com/office/2019/extlst" xmlns:r="http://schemas.openxmlformats.org/officeDocument/2006/relationships" xmlns:m="http://schemas.openxmlformats.org/officeDocument/2006/math" xmlns:v="urn:schemas-microsoft-com:vml" xmlns:wp14="http://schemas.microsoft.com/office/word/2010/wordprocessingDrawing" xmlns:wp="http://schemas.openxmlformats.org/drawingml/2006/wordprocessingDrawing" xmlns:w10="urn:schemas-microsoft-com:office:word" xmlns:w="http://schemas.openxmlformats.org/wordprocessingml/2006/main" xmlns:w14="http://schemas.microsoft.com/office/word/2010/wordml" xmlns:w15="http://schemas.microsoft.com/office/word/2012/wordml" xmlns:w16cex="http://schemas.microsoft.com/office/word/2018/wordml/cex" xmlns:w16cid="http://schemas.microsoft.com/office/word/2016/wordml/cid" xmlns:w16="http://schemas.microsoft.com/office/word/2018/wordml" xmlns:w16du="http://schemas.microsoft.com/office/word/2023/wordml/word16du" xmlns:w16sdtdh="http://schemas.microsoft.com/office/word/2020/wordml/sdtdatahash" xmlns:w16sdtfl="http://schemas.microsoft.com/office/word/2024/wordml/sdtformatlock" xmlns:w16se="http://schemas.microsoft.com/office/word/2015/wordml/symex" xmlns:wpg="http://schemas.microsoft.com/office/word/2010/wordprocessingGroup" xmlns:wpi="http://schemas.microsoft.com/office/word/2010/wordprocessingInk" xmlns:wne="http://schemas.microsoft.com/office/word/2006/wordml" xmlns:wps="http://schemas.microsoft.com/office/word/2010/wordprocessingShape" mc:Ignorable="w14 w15 w16se w16cid w16 w16cex w16sdtdh w16sdtfl w16du wp14">
+<w:hdr xmlns:wpc="http://schemas.microsoft.com/office/word/2010/wordprocessingCanvas" xmlns:cx="http://schemas.microsoft.com/office/drawing/2014/chartex" xmlns:cx1="http://schemas.microsoft.com/office/drawing/2015/9/8/chartex" xmlns:cx2="http://schemas.microsoft.com/office/drawing/2015/10/21/chartex" xmlns:cx3="http://schemas.microsoft.com/office/drawing/2016/5/9/chartex" xmlns:cx4="http://schemas.microsoft.com/office/drawing/2016/5/10/chartex" xmlns:cx5="http://schemas.microsoft.com/office/drawing/2016/5/11/chartex" xmlns:cx6="http://schemas.microsoft.com/office/drawing/2016/5/12/chartex" xmlns:cx7="http://schemas.microsoft.com/office/drawing/2016/5/13/chartex" xmlns:cx8="http://schemas.microsoft.com/office/drawing/2016/5/14/chartex" xmlns:mc="http://schemas.openxmlformats.org/markup-compatibility/2006" xmlns:aink="http://schemas.microsoft.com/office/drawing/2016/ink" xmlns:am3d="http://schemas.microsoft.com/office/drawing/2017/model3d" xmlns:o="urn:schemas-microsoft-com:office:office" xmlns:r="http://schemas.openxmlformats.org/officeDocument/2006/relationships" xmlns:m="http://schemas.openxmlformats.org/officeDocument/2006/math" xmlns:v="urn:schemas-microsoft-com:vml" xmlns:wp14="http://schemas.microsoft.com/office/word/2010/wordprocessingDrawing" xmlns:wp="http://schemas.openxmlformats.org/drawingml/2006/wordprocessingDrawing" xmlns:w10="urn:schemas-microsoft-com:office:word" xmlns:w="http://schemas.openxmlformats.org/wordprocessingml/2006/main" xmlns:w14="http://schemas.microsoft.com/office/word/2010/wordml" xmlns:w15="http://schemas.microsoft.com/office/word/2012/wordml" xmlns:w16cex="http://schemas.microsoft.com/office/word/2018/wordml/cex" xmlns:w16cid="http://schemas.microsoft.com/office/word/2016/wordml/cid" xmlns:w16="http://schemas.microsoft.com/office/word/2018/wordml" xmlns:w16sdtdh="http://schemas.microsoft.com/office/word/2020/wordml/sdtdatahash" xmlns:w16se="http://schemas.microsoft.com/office/word/2015/wordml/symex" xmlns:wpg="http://schemas.microsoft.com/office/word/2010/wordprocessingGroup" xmlns:wpi="http://schemas.microsoft.com/office/word/2010/wordprocessingInk" xmlns:wne="http://schemas.microsoft.com/office/word/2006/wordml" xmlns:wps="http://schemas.microsoft.com/office/word/2010/wordprocessingShape" mc:Ignorable="w14 w15 w16se w16cid w16 w16cex w16sdtdh wp14">
   <w:p>
     <w:pPr>
       <w:pStyle w:val="Header"/>
@@ -13178,8 +13376,8 @@
 </w:hdr>
 </file>
 
-<file path=word/header3.xml><?xml version="1.0" encoding="utf-8"?>
-<w:hdr xmlns:wpc="http://schemas.microsoft.com/office/word/2010/wordprocessingCanvas" xmlns:cx="http://schemas.microsoft.com/office/drawing/2014/chartex" xmlns:cx1="http://schemas.microsoft.com/office/drawing/2015/9/8/chartex" xmlns:cx2="http://schemas.microsoft.com/office/drawing/2015/10/21/chartex" xmlns:cx3="http://schemas.microsoft.com/office/drawing/2016/5/9/chartex" xmlns:cx4="http://schemas.microsoft.com/office/drawing/2016/5/10/chartex" xmlns:cx5="http://schemas.microsoft.com/office/drawing/2016/5/11/chartex" xmlns:cx6="http://schemas.microsoft.com/office/drawing/2016/5/12/chartex" xmlns:cx7="http://schemas.microsoft.com/office/drawing/2016/5/13/chartex" xmlns:cx8="http://schemas.microsoft.com/office/drawing/2016/5/14/chartex" xmlns:mc="http://schemas.openxmlformats.org/markup-compatibility/2006" xmlns:aink="http://schemas.microsoft.com/office/drawing/2016/ink" xmlns:am3d="http://schemas.microsoft.com/office/drawing/2017/model3d" xmlns:o="urn:schemas-microsoft-com:office:office" xmlns:oel="http://schemas.microsoft.com/office/2019/extlst" xmlns:r="http://schemas.openxmlformats.org/officeDocument/2006/relationships" xmlns:m="http://schemas.openxmlformats.org/officeDocument/2006/math" xmlns:v="urn:schemas-microsoft-com:vml" xmlns:wp14="http://schemas.microsoft.com/office/word/2010/wordprocessingDrawing" xmlns:wp="http://schemas.openxmlformats.org/drawingml/2006/wordprocessingDrawing" xmlns:w10="urn:schemas-microsoft-com:office:word" xmlns:w="http://schemas.openxmlformats.org/wordprocessingml/2006/main" xmlns:w14="http://schemas.microsoft.com/office/word/2010/wordml" xmlns:w15="http://schemas.microsoft.com/office/word/2012/wordml" xmlns:w16cex="http://schemas.microsoft.com/office/word/2018/wordml/cex" xmlns:w16cid="http://schemas.microsoft.com/office/word/2016/wordml/cid" xmlns:w16="http://schemas.microsoft.com/office/word/2018/wordml" xmlns:w16du="http://schemas.microsoft.com/office/word/2023/wordml/word16du" xmlns:w16sdtdh="http://schemas.microsoft.com/office/word/2020/wordml/sdtdatahash" xmlns:w16sdtfl="http://schemas.microsoft.com/office/word/2024/wordml/sdtformatlock" xmlns:w16se="http://schemas.microsoft.com/office/word/2015/wordml/symex" xmlns:wpg="http://schemas.microsoft.com/office/word/2010/wordprocessingGroup" xmlns:wpi="http://schemas.microsoft.com/office/word/2010/wordprocessingInk" xmlns:wne="http://schemas.microsoft.com/office/word/2006/wordml" xmlns:wps="http://schemas.microsoft.com/office/word/2010/wordprocessingShape" mc:Ignorable="w14 w15 w16se w16cid w16 w16cex w16sdtdh w16sdtfl w16du wp14">
+<file path=word/header2.xml><?xml version="1.0" encoding="utf-8"?>
+<w:hdr xmlns:wpc="http://schemas.microsoft.com/office/word/2010/wordprocessingCanvas" xmlns:cx="http://schemas.microsoft.com/office/drawing/2014/chartex" xmlns:cx1="http://schemas.microsoft.com/office/drawing/2015/9/8/chartex" xmlns:cx2="http://schemas.microsoft.com/office/drawing/2015/10/21/chartex" xmlns:cx3="http://schemas.microsoft.com/office/drawing/2016/5/9/chartex" xmlns:cx4="http://schemas.microsoft.com/office/drawing/2016/5/10/chartex" xmlns:cx5="http://schemas.microsoft.com/office/drawing/2016/5/11/chartex" xmlns:cx6="http://schemas.microsoft.com/office/drawing/2016/5/12/chartex" xmlns:cx7="http://schemas.microsoft.com/office/drawing/2016/5/13/chartex" xmlns:cx8="http://schemas.microsoft.com/office/drawing/2016/5/14/chartex" xmlns:mc="http://schemas.openxmlformats.org/markup-compatibility/2006" xmlns:aink="http://schemas.microsoft.com/office/drawing/2016/ink" xmlns:am3d="http://schemas.microsoft.com/office/drawing/2017/model3d" xmlns:o="urn:schemas-microsoft-com:office:office" xmlns:r="http://schemas.openxmlformats.org/officeDocument/2006/relationships" xmlns:m="http://schemas.openxmlformats.org/officeDocument/2006/math" xmlns:v="urn:schemas-microsoft-com:vml" xmlns:wp14="http://schemas.microsoft.com/office/word/2010/wordprocessingDrawing" xmlns:wp="http://schemas.openxmlformats.org/drawingml/2006/wordprocessingDrawing" xmlns:w10="urn:schemas-microsoft-com:office:word" xmlns:w="http://schemas.openxmlformats.org/wordprocessingml/2006/main" xmlns:w14="http://schemas.microsoft.com/office/word/2010/wordml" xmlns:w15="http://schemas.microsoft.com/office/word/2012/wordml" xmlns:w16cex="http://schemas.microsoft.com/office/word/2018/wordml/cex" xmlns:w16cid="http://schemas.microsoft.com/office/word/2016/wordml/cid" xmlns:w16="http://schemas.microsoft.com/office/word/2018/wordml" xmlns:w16sdtdh="http://schemas.microsoft.com/office/word/2020/wordml/sdtdatahash" xmlns:w16se="http://schemas.microsoft.com/office/word/2015/wordml/symex" xmlns:wpg="http://schemas.microsoft.com/office/word/2010/wordprocessingGroup" xmlns:wpi="http://schemas.microsoft.com/office/word/2010/wordprocessingInk" xmlns:wne="http://schemas.microsoft.com/office/word/2006/wordml" xmlns:wps="http://schemas.microsoft.com/office/word/2010/wordprocessingShape" mc:Ignorable="w14 w15 w16se w16cid w16 w16cex w16sdtdh wp14">
   <w:p>
     <w:pPr>
       <w:widowControl w:val="0"/>
@@ -13369,7 +13567,7 @@
         <w:szCs w:val="18"/>
         <w:lang w:val="en-US"/>
       </w:rPr>
-      <w:t>1.C.1</w:t>
+      <w:t>{kode_pokja}</w:t>
     </w:r>
     <w:r>
       <w:rPr>
@@ -13488,9 +13686,9 @@
             </wp:anchor>
           </w:drawing>
         </mc:Choice>
-        <mc:Fallback>
+        <mc:Fallback xmlns:w16sdtfl="http://schemas.microsoft.com/office/word/2024/wordml/sdtformatlock" xmlns:w16du="http://schemas.microsoft.com/office/word/2023/wordml/word16du" xmlns:oel="http://schemas.microsoft.com/office/2019/extlst">
           <w:pict>
-            <v:line w14:anchorId="7C70F0EA" id="Straight Connector 984700384" o:spid="_x0000_s1026" style="position:absolute;z-index:251660288;visibility:visible;mso-wrap-style:square;mso-width-percent:0;mso-height-percent:0;mso-wrap-distance-left:9pt;mso-wrap-distance-top:0;mso-wrap-distance-right:9pt;mso-wrap-distance-bottom:0;mso-position-horizontal:absolute;mso-position-horizontal-relative:margin;mso-position-vertical:absolute;mso-position-vertical-relative:text;mso-width-percent:0;mso-height-percent:0;mso-width-relative:margin;mso-height-relative:margin" from="44.7pt,.75pt" to="468.4pt,.75pt" o:gfxdata="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" strokecolor="windowText" strokeweight="2.5pt">
+            <v:line w14:anchorId="7C70F0EA" id="Straight Connector 984700384" o:spid="_x0000_s1026" style="position:absolute;z-index:251660288;visibility:visible;mso-wrap-style:square;mso-width-percent:0;mso-height-percent:0;mso-wrap-distance-left:9pt;mso-wrap-distance-top:0;mso-wrap-distance-right:9pt;mso-wrap-distance-bottom:0;mso-position-horizontal:absolute;mso-position-horizontal-relative:margin;mso-position-vertical:absolute;mso-position-vertical-relative:text;mso-width-percent:0;mso-height-percent:0;mso-width-relative:margin;mso-height-relative:margin" from="44.7pt,.75pt" to="468.4pt,.75pt" o:gfxdata="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" strokecolor="windowText" strokeweight="2.5pt">
               <v:stroke joinstyle="miter"/>
               <w10:wrap anchorx="margin"/>
             </v:line>
@@ -13523,7 +13721,7 @@
 </file>
 
 <file path=word/numbering.xml><?xml version="1.0" encoding="utf-8"?>
-<w:numbering xmlns:wpc="http://schemas.microsoft.com/office/word/2010/wordprocessingCanvas" xmlns:cx="http://schemas.microsoft.com/office/drawing/2014/chartex" xmlns:cx1="http://schemas.microsoft.com/office/drawing/2015/9/8/chartex" xmlns:cx2="http://schemas.microsoft.com/office/drawing/2015/10/21/chartex" xmlns:cx3="http://schemas.microsoft.com/office/drawing/2016/5/9/chartex" xmlns:cx4="http://schemas.microsoft.com/office/drawing/2016/5/10/chartex" xmlns:cx5="http://schemas.microsoft.com/office/drawing/2016/5/11/chartex" xmlns:cx6="http://schemas.microsoft.com/office/drawing/2016/5/12/chartex" xmlns:cx7="http://schemas.microsoft.com/office/drawing/2016/5/13/chartex" xmlns:cx8="http://schemas.microsoft.com/office/drawing/2016/5/14/chartex" xmlns:mc="http://schemas.openxmlformats.org/markup-compatibility/2006" xmlns:aink="http://schemas.microsoft.com/office/drawing/2016/ink" xmlns:am3d="http://schemas.microsoft.com/office/drawing/2017/model3d" xmlns:o="urn:schemas-microsoft-com:office:office" xmlns:oel="http://schemas.microsoft.com/office/2019/extlst" xmlns:r="http://schemas.openxmlformats.org/officeDocument/2006/relationships" xmlns:m="http://schemas.openxmlformats.org/officeDocument/2006/math" xmlns:v="urn:schemas-microsoft-com:vml" xmlns:wp14="http://schemas.microsoft.com/office/word/2010/wordprocessingDrawing" xmlns:wp="http://schemas.openxmlformats.org/drawingml/2006/wordprocessingDrawing" xmlns:w10="urn:schemas-microsoft-com:office:word" xmlns:w="http://schemas.openxmlformats.org/wordprocessingml/2006/main" xmlns:w14="http://schemas.microsoft.com/office/word/2010/wordml" xmlns:w15="http://schemas.microsoft.com/office/word/2012/wordml" xmlns:w16cex="http://schemas.microsoft.com/office/word/2018/wordml/cex" xmlns:w16cid="http://schemas.microsoft.com/office/word/2016/wordml/cid" xmlns:w16="http://schemas.microsoft.com/office/word/2018/wordml" xmlns:w16du="http://schemas.microsoft.com/office/word/2023/wordml/word16du" xmlns:w16sdtdh="http://schemas.microsoft.com/office/word/2020/wordml/sdtdatahash" xmlns:w16sdtfl="http://schemas.microsoft.com/office/word/2024/wordml/sdtformatlock" xmlns:w16se="http://schemas.microsoft.com/office/word/2015/wordml/symex" xmlns:wpg="http://schemas.microsoft.com/office/word/2010/wordprocessingGroup" xmlns:wpi="http://schemas.microsoft.com/office/word/2010/wordprocessingInk" xmlns:wne="http://schemas.microsoft.com/office/word/2006/wordml" xmlns:wps="http://schemas.microsoft.com/office/word/2010/wordprocessingShape" mc:Ignorable="w14 w15 w16se w16cid w16 w16cex w16sdtdh w16sdtfl w16du wp14">
+<w:numbering xmlns:wpc="http://schemas.microsoft.com/office/word/2010/wordprocessingCanvas" xmlns:cx="http://schemas.microsoft.com/office/drawing/2014/chartex" xmlns:cx1="http://schemas.microsoft.com/office/drawing/2015/9/8/chartex" xmlns:cx2="http://schemas.microsoft.com/office/drawing/2015/10/21/chartex" xmlns:cx3="http://schemas.microsoft.com/office/drawing/2016/5/9/chartex" xmlns:cx4="http://schemas.microsoft.com/office/drawing/2016/5/10/chartex" xmlns:cx5="http://schemas.microsoft.com/office/drawing/2016/5/11/chartex" xmlns:cx6="http://schemas.microsoft.com/office/drawing/2016/5/12/chartex" xmlns:cx7="http://schemas.microsoft.com/office/drawing/2016/5/13/chartex" xmlns:cx8="http://schemas.microsoft.com/office/drawing/2016/5/14/chartex" xmlns:mc="http://schemas.openxmlformats.org/markup-compatibility/2006" xmlns:aink="http://schemas.microsoft.com/office/drawing/2016/ink" xmlns:am3d="http://schemas.microsoft.com/office/drawing/2017/model3d" xmlns:o="urn:schemas-microsoft-com:office:office" xmlns:r="http://schemas.openxmlformats.org/officeDocument/2006/relationships" xmlns:m="http://schemas.openxmlformats.org/officeDocument/2006/math" xmlns:v="urn:schemas-microsoft-com:vml" xmlns:wp14="http://schemas.microsoft.com/office/word/2010/wordprocessingDrawing" xmlns:wp="http://schemas.openxmlformats.org/drawingml/2006/wordprocessingDrawing" xmlns:w10="urn:schemas-microsoft-com:office:word" xmlns:w="http://schemas.openxmlformats.org/wordprocessingml/2006/main" xmlns:w14="http://schemas.microsoft.com/office/word/2010/wordml" xmlns:w15="http://schemas.microsoft.com/office/word/2012/wordml" xmlns:w16cex="http://schemas.microsoft.com/office/word/2018/wordml/cex" xmlns:w16cid="http://schemas.microsoft.com/office/word/2016/wordml/cid" xmlns:w16="http://schemas.microsoft.com/office/word/2018/wordml" xmlns:w16sdtdh="http://schemas.microsoft.com/office/word/2020/wordml/sdtdatahash" xmlns:w16se="http://schemas.microsoft.com/office/word/2015/wordml/symex" xmlns:wpg="http://schemas.microsoft.com/office/word/2010/wordprocessingGroup" xmlns:wpi="http://schemas.microsoft.com/office/word/2010/wordprocessingInk" xmlns:wne="http://schemas.microsoft.com/office/word/2006/wordml" xmlns:wps="http://schemas.microsoft.com/office/word/2010/wordprocessingShape" mc:Ignorable="w14 w15 w16se w16cid w16 w16cex w16sdtdh wp14">
   <w:abstractNum w:abstractNumId="0" w15:restartNumberingAfterBreak="0">
     <w:nsid w:val="FFFFFF88"/>
     <w:multiLevelType w:val="singleLevel"/>
@@ -15744,76 +15942,76 @@
       </w:pPr>
     </w:lvl>
   </w:abstractNum>
-  <w:num w:numId="1" w16cid:durableId="701714776">
+  <w:num w:numId="1">
     <w:abstractNumId w:val="9"/>
   </w:num>
-  <w:num w:numId="2" w16cid:durableId="1150906171">
+  <w:num w:numId="2">
     <w:abstractNumId w:val="17"/>
   </w:num>
-  <w:num w:numId="3" w16cid:durableId="748890361">
+  <w:num w:numId="3">
     <w:abstractNumId w:val="19"/>
   </w:num>
-  <w:num w:numId="4" w16cid:durableId="1342010139">
+  <w:num w:numId="4">
     <w:abstractNumId w:val="0"/>
   </w:num>
-  <w:num w:numId="5" w16cid:durableId="470905023">
+  <w:num w:numId="5">
     <w:abstractNumId w:val="6"/>
   </w:num>
-  <w:num w:numId="6" w16cid:durableId="960260540">
+  <w:num w:numId="6">
     <w:abstractNumId w:val="13"/>
   </w:num>
-  <w:num w:numId="7" w16cid:durableId="2018800976">
+  <w:num w:numId="7">
     <w:abstractNumId w:val="4"/>
   </w:num>
-  <w:num w:numId="8" w16cid:durableId="556402952">
+  <w:num w:numId="8">
     <w:abstractNumId w:val="3"/>
   </w:num>
-  <w:num w:numId="9" w16cid:durableId="1429155134">
+  <w:num w:numId="9">
     <w:abstractNumId w:val="7"/>
   </w:num>
-  <w:num w:numId="10" w16cid:durableId="333067616">
+  <w:num w:numId="10">
     <w:abstractNumId w:val="20"/>
   </w:num>
-  <w:num w:numId="11" w16cid:durableId="93476599">
+  <w:num w:numId="11">
     <w:abstractNumId w:val="11"/>
   </w:num>
-  <w:num w:numId="12" w16cid:durableId="181282959">
+  <w:num w:numId="12">
     <w:abstractNumId w:val="5"/>
   </w:num>
-  <w:num w:numId="13" w16cid:durableId="568804136">
+  <w:num w:numId="13">
     <w:abstractNumId w:val="18"/>
   </w:num>
-  <w:num w:numId="14" w16cid:durableId="704715499">
+  <w:num w:numId="14">
     <w:abstractNumId w:val="23"/>
   </w:num>
-  <w:num w:numId="15" w16cid:durableId="1774781153">
+  <w:num w:numId="15">
     <w:abstractNumId w:val="8"/>
   </w:num>
-  <w:num w:numId="16" w16cid:durableId="1114861943">
+  <w:num w:numId="16">
     <w:abstractNumId w:val="1"/>
   </w:num>
-  <w:num w:numId="17" w16cid:durableId="788862568">
+  <w:num w:numId="17">
     <w:abstractNumId w:val="22"/>
   </w:num>
-  <w:num w:numId="18" w16cid:durableId="613560872">
+  <w:num w:numId="18">
     <w:abstractNumId w:val="15"/>
   </w:num>
-  <w:num w:numId="19" w16cid:durableId="946279539">
+  <w:num w:numId="19">
     <w:abstractNumId w:val="12"/>
   </w:num>
-  <w:num w:numId="20" w16cid:durableId="807355993">
+  <w:num w:numId="20">
     <w:abstractNumId w:val="10"/>
   </w:num>
-  <w:num w:numId="21" w16cid:durableId="1883128475">
+  <w:num w:numId="21">
     <w:abstractNumId w:val="16"/>
   </w:num>
-  <w:num w:numId="22" w16cid:durableId="513303241">
+  <w:num w:numId="22">
     <w:abstractNumId w:val="21"/>
   </w:num>
-  <w:num w:numId="23" w16cid:durableId="723020085">
+  <w:num w:numId="23">
     <w:abstractNumId w:val="2"/>
   </w:num>
-  <w:num w:numId="24" w16cid:durableId="706560773">
+  <w:num w:numId="24">
     <w:abstractNumId w:val="14"/>
   </w:num>
   <w:numIdMacAtCleanup w:val="22"/>
@@ -15821,7 +16019,7 @@
 </file>
 
 <file path=word/styles.xml><?xml version="1.0" encoding="utf-8"?>
-<w:styles xmlns:mc="http://schemas.openxmlformats.org/markup-compatibility/2006" xmlns:r="http://schemas.openxmlformats.org/officeDocument/2006/relationships" xmlns:w="http://schemas.openxmlformats.org/wordprocessingml/2006/main" xmlns:w14="http://schemas.microsoft.com/office/word/2010/wordml" xmlns:w15="http://schemas.microsoft.com/office/word/2012/wordml" xmlns:w16cex="http://schemas.microsoft.com/office/word/2018/wordml/cex" xmlns:w16cid="http://schemas.microsoft.com/office/word/2016/wordml/cid" xmlns:w16="http://schemas.microsoft.com/office/word/2018/wordml" xmlns:w16du="http://schemas.microsoft.com/office/word/2023/wordml/word16du" xmlns:w16sdtdh="http://schemas.microsoft.com/office/word/2020/wordml/sdtdatahash" xmlns:w16sdtfl="http://schemas.microsoft.com/office/word/2024/wordml/sdtformatlock" xmlns:w16se="http://schemas.microsoft.com/office/word/2015/wordml/symex" mc:Ignorable="w14 w15 w16se w16cid w16 w16cex w16sdtdh w16sdtfl w16du">
+<w:styles xmlns:mc="http://schemas.openxmlformats.org/markup-compatibility/2006" xmlns:r="http://schemas.openxmlformats.org/officeDocument/2006/relationships" xmlns:w="http://schemas.openxmlformats.org/wordprocessingml/2006/main" xmlns:w14="http://schemas.microsoft.com/office/word/2010/wordml" xmlns:w15="http://schemas.microsoft.com/office/word/2012/wordml" xmlns:w16cex="http://schemas.microsoft.com/office/word/2018/wordml/cex" xmlns:w16cid="http://schemas.microsoft.com/office/word/2016/wordml/cid" xmlns:w16="http://schemas.microsoft.com/office/word/2018/wordml" xmlns:w16sdtdh="http://schemas.microsoft.com/office/word/2020/wordml/sdtdatahash" xmlns:w16se="http://schemas.microsoft.com/office/word/2015/wordml/symex" mc:Ignorable="w14 w15 w16se w16cid w16 w16cex w16sdtdh">
   <w:docDefaults>
     <w:rPrDefault>
       <w:rPr>
@@ -17275,7 +17473,12 @@
 </file>
 
 <file path=customXml/item1.xml><?xml version="1.0" encoding="utf-8"?>
-<b:Sources xmlns:b="http://schemas.openxmlformats.org/officeDocument/2006/bibliography" xmlns="http://schemas.openxmlformats.org/officeDocument/2006/bibliography" SelectedStyle="\APASixthEditionOfficeOnline.xsl" StyleName="APA" Version="6"/>
+<?mso-contentType ?>
+<FormTemplates xmlns="http://schemas.microsoft.com/sharepoint/v3/contenttype/forms">
+  <Display>DocumentLibraryForm</Display>
+  <Edit>DocumentLibraryForm</Edit>
+  <New>DocumentLibraryForm</New>
+</FormTemplates>
 </file>
 
 <file path=customXml/item2.xml><?xml version="1.0" encoding="utf-8"?>
@@ -17522,12 +17725,7 @@
 </file>
 
 <file path=customXml/item3.xml><?xml version="1.0" encoding="utf-8"?>
-<?mso-contentType ?>
-<FormTemplates xmlns="http://schemas.microsoft.com/sharepoint/v3/contenttype/forms">
-  <Display>DocumentLibraryForm</Display>
-  <Edit>DocumentLibraryForm</Edit>
-  <New>DocumentLibraryForm</New>
-</FormTemplates>
+<b:Sources xmlns:b="http://schemas.openxmlformats.org/officeDocument/2006/bibliography" xmlns="http://schemas.openxmlformats.org/officeDocument/2006/bibliography" SelectedStyle="\APASixthEditionOfficeOnline.xsl" StyleName="APA" Version="6"/>
 </file>
 
 <file path=customXml/item4.xml><?xml version="1.0" encoding="utf-8"?>
@@ -17543,9 +17741,9 @@
 </file>
 
 <file path=customXml/itemProps1.xml><?xml version="1.0" encoding="utf-8"?>
-<ds:datastoreItem xmlns:ds="http://schemas.openxmlformats.org/officeDocument/2006/customXml" ds:itemID="{EFC08837-B120-45F2-B55C-7D9AC01C3A47}">
+<ds:datastoreItem xmlns:ds="http://schemas.openxmlformats.org/officeDocument/2006/customXml" ds:itemID="{ADE80AD1-B511-437D-9EC6-E71B406ED00D}">
   <ds:schemaRefs>
-    <ds:schemaRef ds:uri="http://schemas.openxmlformats.org/officeDocument/2006/bibliography"/>
+    <ds:schemaRef ds:uri="http://schemas.microsoft.com/sharepoint/v3/contenttype/forms"/>
   </ds:schemaRefs>
 </ds:datastoreItem>
 </file>
@@ -17570,9 +17768,9 @@
 </file>
 
 <file path=customXml/itemProps3.xml><?xml version="1.0" encoding="utf-8"?>
-<ds:datastoreItem xmlns:ds="http://schemas.openxmlformats.org/officeDocument/2006/customXml" ds:itemID="{ADE80AD1-B511-437D-9EC6-E71B406ED00D}">
+<ds:datastoreItem xmlns:ds="http://schemas.openxmlformats.org/officeDocument/2006/customXml" ds:itemID="{EFC08837-B120-45F2-B55C-7D9AC01C3A47}">
   <ds:schemaRefs>
-    <ds:schemaRef ds:uri="http://schemas.microsoft.com/sharepoint/v3/contenttype/forms"/>
+    <ds:schemaRef ds:uri="http://schemas.openxmlformats.org/officeDocument/2006/bibliography"/>
   </ds:schemaRefs>
 </ds:datastoreItem>
 </file>

--- a/Master Folder/Master BA Timlak Konsultan/04. BA Reviu Dokumen Kualifikasi.docx
+++ b/Master Folder/Master BA Timlak Konsultan/04. BA Reviu Dokumen Kualifikasi.docx
@@ -1,6 +1,6 @@
 
 <file path=word/document.xml><?xml version="1.0" encoding="utf-8"?>
-<w:document xmlns:wpc="http://schemas.microsoft.com/office/word/2010/wordprocessingCanvas" xmlns:cx="http://schemas.microsoft.com/office/drawing/2014/chartex" xmlns:cx1="http://schemas.microsoft.com/office/drawing/2015/9/8/chartex" xmlns:cx2="http://schemas.microsoft.com/office/drawing/2015/10/21/chartex" xmlns:cx3="http://schemas.microsoft.com/office/drawing/2016/5/9/chartex" xmlns:cx4="http://schemas.microsoft.com/office/drawing/2016/5/10/chartex" xmlns:cx5="http://schemas.microsoft.com/office/drawing/2016/5/11/chartex" xmlns:cx6="http://schemas.microsoft.com/office/drawing/2016/5/12/chartex" xmlns:cx7="http://schemas.microsoft.com/office/drawing/2016/5/13/chartex" xmlns:cx8="http://schemas.microsoft.com/office/drawing/2016/5/14/chartex" xmlns:mc="http://schemas.openxmlformats.org/markup-compatibility/2006" xmlns:aink="http://schemas.microsoft.com/office/drawing/2016/ink" xmlns:am3d="http://schemas.microsoft.com/office/drawing/2017/model3d" xmlns:o="urn:schemas-microsoft-com:office:office" xmlns:r="http://schemas.openxmlformats.org/officeDocument/2006/relationships" xmlns:m="http://schemas.openxmlformats.org/officeDocument/2006/math" xmlns:v="urn:schemas-microsoft-com:vml" xmlns:wp14="http://schemas.microsoft.com/office/word/2010/wordprocessingDrawing" xmlns:wp="http://schemas.openxmlformats.org/drawingml/2006/wordprocessingDrawing" xmlns:w10="urn:schemas-microsoft-com:office:word" xmlns:w="http://schemas.openxmlformats.org/wordprocessingml/2006/main" xmlns:w14="http://schemas.microsoft.com/office/word/2010/wordml" xmlns:w15="http://schemas.microsoft.com/office/word/2012/wordml" xmlns:w16cex="http://schemas.microsoft.com/office/word/2018/wordml/cex" xmlns:w16cid="http://schemas.microsoft.com/office/word/2016/wordml/cid" xmlns:w16="http://schemas.microsoft.com/office/word/2018/wordml" xmlns:w16sdtdh="http://schemas.microsoft.com/office/word/2020/wordml/sdtdatahash" xmlns:w16se="http://schemas.microsoft.com/office/word/2015/wordml/symex" xmlns:wpg="http://schemas.microsoft.com/office/word/2010/wordprocessingGroup" xmlns:wpi="http://schemas.microsoft.com/office/word/2010/wordprocessingInk" xmlns:wne="http://schemas.microsoft.com/office/word/2006/wordml" xmlns:wps="http://schemas.microsoft.com/office/word/2010/wordprocessingShape" mc:Ignorable="w14 w15 w16se w16cid w16 w16cex w16sdtdh wp14">
+<w:document xmlns:wpc="http://schemas.microsoft.com/office/word/2010/wordprocessingCanvas" xmlns:cx="http://schemas.microsoft.com/office/drawing/2014/chartex" xmlns:cx1="http://schemas.microsoft.com/office/drawing/2015/9/8/chartex" xmlns:cx2="http://schemas.microsoft.com/office/drawing/2015/10/21/chartex" xmlns:cx3="http://schemas.microsoft.com/office/drawing/2016/5/9/chartex" xmlns:cx4="http://schemas.microsoft.com/office/drawing/2016/5/10/chartex" xmlns:cx5="http://schemas.microsoft.com/office/drawing/2016/5/11/chartex" xmlns:cx6="http://schemas.microsoft.com/office/drawing/2016/5/12/chartex" xmlns:cx7="http://schemas.microsoft.com/office/drawing/2016/5/13/chartex" xmlns:cx8="http://schemas.microsoft.com/office/drawing/2016/5/14/chartex" xmlns:mc="http://schemas.openxmlformats.org/markup-compatibility/2006" xmlns:aink="http://schemas.microsoft.com/office/drawing/2016/ink" xmlns:am3d="http://schemas.microsoft.com/office/drawing/2017/model3d" xmlns:o="urn:schemas-microsoft-com:office:office" xmlns:oel="http://schemas.microsoft.com/office/2019/extlst" xmlns:r="http://schemas.openxmlformats.org/officeDocument/2006/relationships" xmlns:m="http://schemas.openxmlformats.org/officeDocument/2006/math" xmlns:v="urn:schemas-microsoft-com:vml" xmlns:wp14="http://schemas.microsoft.com/office/word/2010/wordprocessingDrawing" xmlns:wp="http://schemas.openxmlformats.org/drawingml/2006/wordprocessingDrawing" xmlns:w10="urn:schemas-microsoft-com:office:word" xmlns:w="http://schemas.openxmlformats.org/wordprocessingml/2006/main" xmlns:w14="http://schemas.microsoft.com/office/word/2010/wordml" xmlns:w15="http://schemas.microsoft.com/office/word/2012/wordml" xmlns:w16cex="http://schemas.microsoft.com/office/word/2018/wordml/cex" xmlns:w16cid="http://schemas.microsoft.com/office/word/2016/wordml/cid" xmlns:w16="http://schemas.microsoft.com/office/word/2018/wordml" xmlns:w16du="http://schemas.microsoft.com/office/word/2023/wordml/word16du" xmlns:w16sdtdh="http://schemas.microsoft.com/office/word/2020/wordml/sdtdatahash" xmlns:w16sdtfl="http://schemas.microsoft.com/office/word/2024/wordml/sdtformatlock" xmlns:w16se="http://schemas.microsoft.com/office/word/2015/wordml/symex" xmlns:wpg="http://schemas.microsoft.com/office/word/2010/wordprocessingGroup" xmlns:wpi="http://schemas.microsoft.com/office/word/2010/wordprocessingInk" xmlns:wne="http://schemas.microsoft.com/office/word/2006/wordml" xmlns:wps="http://schemas.microsoft.com/office/word/2010/wordprocessingShape" mc:Ignorable="w14 w15 w16se w16cid w16 w16cex w16sdtdh w16sdtfl w16du wp14">
   <w:body>
     <w:p>
       <w:pPr>
@@ -255,8 +255,9 @@
           <w:szCs w:val="22"/>
           <w:lang w:val="en-US"/>
         </w:rPr>
-        <w:t>{kode_</w:t>
-      </w:r>
+        <w:t>{</w:t>
+      </w:r>
+      <w:proofErr w:type="spellStart"/>
       <w:r>
         <w:rPr>
           <w:rFonts w:ascii="Arial" w:eastAsia="Arial" w:hAnsi="Arial" w:cs="Arial"/>
@@ -264,8 +265,18 @@
           <w:szCs w:val="22"/>
           <w:lang w:val="en-US"/>
         </w:rPr>
+        <w:t>kode_</w:t>
+      </w:r>
+      <w:r>
+        <w:rPr>
+          <w:rFonts w:ascii="Arial" w:eastAsia="Arial" w:hAnsi="Arial" w:cs="Arial"/>
+          <w:sz w:val="22"/>
+          <w:szCs w:val="22"/>
+          <w:lang w:val="en-US"/>
+        </w:rPr>
         <w:t>klasifikasi</w:t>
       </w:r>
+      <w:proofErr w:type="spellEnd"/>
       <w:r>
         <w:rPr>
           <w:rFonts w:ascii="Arial" w:eastAsia="Arial" w:hAnsi="Arial" w:cs="Arial"/>
@@ -290,7 +301,27 @@
           <w:szCs w:val="22"/>
           <w:lang w:val="en-US"/>
         </w:rPr>
-        <w:t>{kode_pokja}</w:t>
+        <w:t>{</w:t>
+      </w:r>
+      <w:proofErr w:type="spellStart"/>
+      <w:r>
+        <w:rPr>
+          <w:rFonts w:ascii="Arial" w:eastAsia="Arial" w:hAnsi="Arial" w:cs="Arial"/>
+          <w:sz w:val="22"/>
+          <w:szCs w:val="22"/>
+          <w:lang w:val="en-US"/>
+        </w:rPr>
+        <w:t>kode_pokja</w:t>
+      </w:r>
+      <w:proofErr w:type="spellEnd"/>
+      <w:r>
+        <w:rPr>
+          <w:rFonts w:ascii="Arial" w:eastAsia="Arial" w:hAnsi="Arial" w:cs="Arial"/>
+          <w:sz w:val="22"/>
+          <w:szCs w:val="22"/>
+          <w:lang w:val="en-US"/>
+        </w:rPr>
+        <w:t>}</w:t>
       </w:r>
       <w:r>
         <w:rPr>
@@ -447,6 +478,7 @@
         </w:rPr>
         <w:t>{hari_</w:t>
       </w:r>
+      <w:proofErr w:type="spellStart"/>
       <w:r>
         <w:rPr>
           <w:rFonts w:ascii="Arial" w:eastAsia="Arial" w:hAnsi="Arial" w:cs="Arial"/>
@@ -459,6 +491,7 @@
         </w:rPr>
         <w:t>reviu</w:t>
       </w:r>
+      <w:proofErr w:type="spellEnd"/>
       <w:r>
         <w:rPr>
           <w:rFonts w:ascii="Arial" w:eastAsia="Arial" w:hAnsi="Arial" w:cs="Arial"/>
@@ -554,8 +587,9 @@
           <w:sz w:val="22"/>
           <w:szCs w:val="22"/>
         </w:rPr>
-        <w:t>{tanggal_sebut_</w:t>
-      </w:r>
+        <w:t>{</w:t>
+      </w:r>
+      <w:proofErr w:type="spellStart"/>
       <w:r>
         <w:rPr>
           <w:rFonts w:ascii="Arial" w:eastAsia="Arial" w:hAnsi="Arial" w:cs="Arial"/>
@@ -564,10 +598,10 @@
           <w:spacing w:val="7"/>
           <w:sz w:val="22"/>
           <w:szCs w:val="22"/>
-          <w:lang w:val="en-US"/>
-        </w:rPr>
-        <w:t>reviu</w:t>
-      </w:r>
+        </w:rPr>
+        <w:t>tanggal_sebut</w:t>
+      </w:r>
+      <w:proofErr w:type="spellEnd"/>
       <w:r>
         <w:rPr>
           <w:rFonts w:ascii="Arial" w:eastAsia="Arial" w:hAnsi="Arial" w:cs="Arial"/>
@@ -577,61 +611,9 @@
           <w:sz w:val="22"/>
           <w:szCs w:val="22"/>
         </w:rPr>
-        <w:t xml:space="preserve">} </w:t>
-      </w:r>
-      <w:r>
-        <w:rPr>
-          <w:rFonts w:ascii="Arial" w:eastAsia="Arial" w:hAnsi="Arial" w:cs="Arial"/>
-          <w:spacing w:val="-2"/>
-          <w:sz w:val="22"/>
-          <w:szCs w:val="22"/>
-        </w:rPr>
-        <w:t>b</w:t>
-      </w:r>
-      <w:r>
-        <w:rPr>
-          <w:rFonts w:ascii="Arial" w:eastAsia="Arial" w:hAnsi="Arial" w:cs="Arial"/>
-          <w:spacing w:val="2"/>
-          <w:sz w:val="22"/>
-          <w:szCs w:val="22"/>
-        </w:rPr>
-        <w:t>u</w:t>
-      </w:r>
-      <w:r>
-        <w:rPr>
-          <w:rFonts w:ascii="Arial" w:eastAsia="Arial" w:hAnsi="Arial" w:cs="Arial"/>
-          <w:spacing w:val="-4"/>
-          <w:sz w:val="22"/>
-          <w:szCs w:val="22"/>
-        </w:rPr>
-        <w:t>l</w:t>
-      </w:r>
-      <w:r>
-        <w:rPr>
-          <w:rFonts w:ascii="Arial" w:eastAsia="Arial" w:hAnsi="Arial" w:cs="Arial"/>
-          <w:spacing w:val="2"/>
-          <w:sz w:val="22"/>
-          <w:szCs w:val="22"/>
-        </w:rPr>
-        <w:t>a</w:t>
-      </w:r>
-      <w:r>
-        <w:rPr>
-          <w:rFonts w:ascii="Arial" w:eastAsia="Arial" w:hAnsi="Arial" w:cs="Arial"/>
-          <w:sz w:val="22"/>
-          <w:szCs w:val="22"/>
-        </w:rPr>
-        <w:t>n</w:t>
-      </w:r>
-      <w:r>
-        <w:rPr>
-          <w:rFonts w:ascii="Arial" w:eastAsia="Arial" w:hAnsi="Arial" w:cs="Arial"/>
-          <w:spacing w:val="6"/>
-          <w:sz w:val="22"/>
-          <w:szCs w:val="22"/>
-        </w:rPr>
-        <w:t xml:space="preserve"> </w:t>
-      </w:r>
+        <w:t>_</w:t>
+      </w:r>
+      <w:proofErr w:type="spellStart"/>
       <w:r>
         <w:rPr>
           <w:rFonts w:ascii="Arial" w:eastAsia="Arial" w:hAnsi="Arial" w:cs="Arial"/>
@@ -640,9 +622,11 @@
           <w:spacing w:val="7"/>
           <w:sz w:val="22"/>
           <w:szCs w:val="22"/>
-        </w:rPr>
-        <w:t>{bulan_</w:t>
-      </w:r>
+          <w:lang w:val="en-US"/>
+        </w:rPr>
+        <w:t>reviu</w:t>
+      </w:r>
+      <w:proofErr w:type="spellEnd"/>
       <w:r>
         <w:rPr>
           <w:rFonts w:ascii="Arial" w:eastAsia="Arial" w:hAnsi="Arial" w:cs="Arial"/>
@@ -652,7 +636,60 @@
           <w:sz w:val="22"/>
           <w:szCs w:val="22"/>
         </w:rPr>
-        <w:t>sebut_reviu</w:t>
+        <w:t xml:space="preserve">} </w:t>
+      </w:r>
+      <w:r>
+        <w:rPr>
+          <w:rFonts w:ascii="Arial" w:eastAsia="Arial" w:hAnsi="Arial" w:cs="Arial"/>
+          <w:spacing w:val="-2"/>
+          <w:sz w:val="22"/>
+          <w:szCs w:val="22"/>
+        </w:rPr>
+        <w:t>b</w:t>
+      </w:r>
+      <w:r>
+        <w:rPr>
+          <w:rFonts w:ascii="Arial" w:eastAsia="Arial" w:hAnsi="Arial" w:cs="Arial"/>
+          <w:spacing w:val="2"/>
+          <w:sz w:val="22"/>
+          <w:szCs w:val="22"/>
+        </w:rPr>
+        <w:t>u</w:t>
+      </w:r>
+      <w:r>
+        <w:rPr>
+          <w:rFonts w:ascii="Arial" w:eastAsia="Arial" w:hAnsi="Arial" w:cs="Arial"/>
+          <w:spacing w:val="-4"/>
+          <w:sz w:val="22"/>
+          <w:szCs w:val="22"/>
+        </w:rPr>
+        <w:t>l</w:t>
+      </w:r>
+      <w:r>
+        <w:rPr>
+          <w:rFonts w:ascii="Arial" w:eastAsia="Arial" w:hAnsi="Arial" w:cs="Arial"/>
+          <w:spacing w:val="2"/>
+          <w:sz w:val="22"/>
+          <w:szCs w:val="22"/>
+        </w:rPr>
+        <w:t>a</w:t>
+      </w:r>
+      <w:r>
+        <w:rPr>
+          <w:rFonts w:ascii="Arial" w:eastAsia="Arial" w:hAnsi="Arial" w:cs="Arial"/>
+          <w:sz w:val="22"/>
+          <w:szCs w:val="22"/>
+        </w:rPr>
+        <w:t>n</w:t>
+      </w:r>
+      <w:r>
+        <w:rPr>
+          <w:rFonts w:ascii="Arial" w:eastAsia="Arial" w:hAnsi="Arial" w:cs="Arial"/>
+          <w:spacing w:val="6"/>
+          <w:sz w:val="22"/>
+          <w:szCs w:val="22"/>
+        </w:rPr>
+        <w:t xml:space="preserve"> </w:t>
       </w:r>
       <w:r>
         <w:rPr>
@@ -663,52 +700,9 @@
           <w:sz w:val="22"/>
           <w:szCs w:val="22"/>
         </w:rPr>
-        <w:t xml:space="preserve">} </w:t>
-      </w:r>
-      <w:r>
-        <w:rPr>
-          <w:rFonts w:ascii="Arial" w:eastAsia="Arial" w:hAnsi="Arial" w:cs="Arial"/>
-          <w:spacing w:val="-1"/>
-          <w:sz w:val="22"/>
-          <w:szCs w:val="22"/>
-        </w:rPr>
-        <w:t>t</w:t>
-      </w:r>
-      <w:r>
-        <w:rPr>
-          <w:rFonts w:ascii="Arial" w:eastAsia="Arial" w:hAnsi="Arial" w:cs="Arial"/>
-          <w:spacing w:val="2"/>
-          <w:sz w:val="22"/>
-          <w:szCs w:val="22"/>
-        </w:rPr>
-        <w:t>ah</w:t>
-      </w:r>
-      <w:r>
-        <w:rPr>
-          <w:rFonts w:ascii="Arial" w:eastAsia="Arial" w:hAnsi="Arial" w:cs="Arial"/>
-          <w:spacing w:val="-2"/>
-          <w:sz w:val="22"/>
-          <w:szCs w:val="22"/>
-        </w:rPr>
-        <w:t>u</w:t>
-      </w:r>
-      <w:r>
-        <w:rPr>
-          <w:rFonts w:ascii="Arial" w:eastAsia="Arial" w:hAnsi="Arial" w:cs="Arial"/>
-          <w:sz w:val="22"/>
-          <w:szCs w:val="22"/>
-        </w:rPr>
-        <w:t>n</w:t>
-      </w:r>
-      <w:r>
-        <w:rPr>
-          <w:rFonts w:ascii="Arial" w:eastAsia="Arial" w:hAnsi="Arial" w:cs="Arial"/>
-          <w:spacing w:val="6"/>
-          <w:sz w:val="22"/>
-          <w:szCs w:val="22"/>
-        </w:rPr>
-        <w:t xml:space="preserve"> </w:t>
-      </w:r>
+        <w:t>{</w:t>
+      </w:r>
+      <w:proofErr w:type="spellStart"/>
       <w:r>
         <w:rPr>
           <w:rFonts w:ascii="Arial" w:eastAsia="Arial" w:hAnsi="Arial" w:cs="Arial"/>
@@ -718,7 +712,7 @@
           <w:sz w:val="22"/>
           <w:szCs w:val="22"/>
         </w:rPr>
-        <w:t>{tahun_</w:t>
+        <w:t>bulan_</w:t>
       </w:r>
       <w:r>
         <w:rPr>
@@ -731,6 +725,7 @@
         </w:rPr>
         <w:t>sebut_reviu</w:t>
       </w:r>
+      <w:proofErr w:type="spellEnd"/>
       <w:r>
         <w:rPr>
           <w:rFonts w:ascii="Arial" w:eastAsia="Arial" w:hAnsi="Arial" w:cs="Arial"/>
@@ -745,11 +740,121 @@
       <w:r>
         <w:rPr>
           <w:rFonts w:ascii="Arial" w:eastAsia="Arial" w:hAnsi="Arial" w:cs="Arial"/>
+          <w:spacing w:val="-1"/>
+          <w:sz w:val="22"/>
+          <w:szCs w:val="22"/>
+        </w:rPr>
+        <w:t>t</w:t>
+      </w:r>
+      <w:r>
+        <w:rPr>
+          <w:rFonts w:ascii="Arial" w:eastAsia="Arial" w:hAnsi="Arial" w:cs="Arial"/>
+          <w:spacing w:val="2"/>
+          <w:sz w:val="22"/>
+          <w:szCs w:val="22"/>
+        </w:rPr>
+        <w:t>ah</w:t>
+      </w:r>
+      <w:r>
+        <w:rPr>
+          <w:rFonts w:ascii="Arial" w:eastAsia="Arial" w:hAnsi="Arial" w:cs="Arial"/>
           <w:spacing w:val="-2"/>
           <w:sz w:val="22"/>
           <w:szCs w:val="22"/>
         </w:rPr>
-        <w:t xml:space="preserve">telah dilaksanakan reviu dokumen </w:t>
+        <w:t>u</w:t>
+      </w:r>
+      <w:r>
+        <w:rPr>
+          <w:rFonts w:ascii="Arial" w:eastAsia="Arial" w:hAnsi="Arial" w:cs="Arial"/>
+          <w:sz w:val="22"/>
+          <w:szCs w:val="22"/>
+        </w:rPr>
+        <w:t>n</w:t>
+      </w:r>
+      <w:r>
+        <w:rPr>
+          <w:rFonts w:ascii="Arial" w:eastAsia="Arial" w:hAnsi="Arial" w:cs="Arial"/>
+          <w:spacing w:val="6"/>
+          <w:sz w:val="22"/>
+          <w:szCs w:val="22"/>
+        </w:rPr>
+        <w:t xml:space="preserve"> </w:t>
+      </w:r>
+      <w:r>
+        <w:rPr>
+          <w:rFonts w:ascii="Arial" w:eastAsia="Arial" w:hAnsi="Arial" w:cs="Arial"/>
+          <w:b/>
+          <w:bCs/>
+          <w:spacing w:val="7"/>
+          <w:sz w:val="22"/>
+          <w:szCs w:val="22"/>
+        </w:rPr>
+        <w:t>{</w:t>
+      </w:r>
+      <w:proofErr w:type="spellStart"/>
+      <w:r>
+        <w:rPr>
+          <w:rFonts w:ascii="Arial" w:eastAsia="Arial" w:hAnsi="Arial" w:cs="Arial"/>
+          <w:b/>
+          <w:bCs/>
+          <w:spacing w:val="7"/>
+          <w:sz w:val="22"/>
+          <w:szCs w:val="22"/>
+        </w:rPr>
+        <w:t>tahun_</w:t>
+      </w:r>
+      <w:r>
+        <w:rPr>
+          <w:rFonts w:ascii="Arial" w:eastAsia="Arial" w:hAnsi="Arial" w:cs="Arial"/>
+          <w:b/>
+          <w:bCs/>
+          <w:spacing w:val="7"/>
+          <w:sz w:val="22"/>
+          <w:szCs w:val="22"/>
+        </w:rPr>
+        <w:t>sebut_reviu</w:t>
+      </w:r>
+      <w:proofErr w:type="spellEnd"/>
+      <w:r>
+        <w:rPr>
+          <w:rFonts w:ascii="Arial" w:eastAsia="Arial" w:hAnsi="Arial" w:cs="Arial"/>
+          <w:b/>
+          <w:bCs/>
+          <w:spacing w:val="7"/>
+          <w:sz w:val="22"/>
+          <w:szCs w:val="22"/>
+        </w:rPr>
+        <w:t xml:space="preserve">} </w:t>
+      </w:r>
+      <w:r>
+        <w:rPr>
+          <w:rFonts w:ascii="Arial" w:eastAsia="Arial" w:hAnsi="Arial" w:cs="Arial"/>
+          <w:spacing w:val="-2"/>
+          <w:sz w:val="22"/>
+          <w:szCs w:val="22"/>
+        </w:rPr>
+        <w:t xml:space="preserve">telah dilaksanakan </w:t>
+      </w:r>
+      <w:proofErr w:type="spellStart"/>
+      <w:r>
+        <w:rPr>
+          <w:rFonts w:ascii="Arial" w:eastAsia="Arial" w:hAnsi="Arial" w:cs="Arial"/>
+          <w:spacing w:val="-2"/>
+          <w:sz w:val="22"/>
+          <w:szCs w:val="22"/>
+        </w:rPr>
+        <w:t>reviu</w:t>
+      </w:r>
+      <w:proofErr w:type="spellEnd"/>
+      <w:r>
+        <w:rPr>
+          <w:rFonts w:ascii="Arial" w:eastAsia="Arial" w:hAnsi="Arial" w:cs="Arial"/>
+          <w:spacing w:val="-2"/>
+          <w:sz w:val="22"/>
+          <w:szCs w:val="22"/>
+        </w:rPr>
+        <w:t xml:space="preserve"> dokumen </w:t>
       </w:r>
       <w:r>
         <w:rPr>
@@ -811,7 +916,31 @@
           <w:sz w:val="22"/>
           <w:szCs w:val="22"/>
         </w:rPr>
-        <w:t>{kode_pokja}</w:t>
+        <w:t>{</w:t>
+      </w:r>
+      <w:proofErr w:type="spellStart"/>
+      <w:r>
+        <w:rPr>
+          <w:rFonts w:ascii="Arial" w:eastAsia="Arial" w:hAnsi="Arial" w:cs="Arial"/>
+          <w:b/>
+          <w:bCs/>
+          <w:spacing w:val="2"/>
+          <w:sz w:val="22"/>
+          <w:szCs w:val="22"/>
+        </w:rPr>
+        <w:t>kode_pokja</w:t>
+      </w:r>
+      <w:proofErr w:type="spellEnd"/>
+      <w:r>
+        <w:rPr>
+          <w:rFonts w:ascii="Arial" w:eastAsia="Arial" w:hAnsi="Arial" w:cs="Arial"/>
+          <w:b/>
+          <w:bCs/>
+          <w:spacing w:val="2"/>
+          <w:sz w:val="22"/>
+          <w:szCs w:val="22"/>
+        </w:rPr>
+        <w:t>}</w:t>
       </w:r>
       <w:r>
         <w:rPr>
@@ -918,7 +1047,29 @@
           <w:sz w:val="22"/>
           <w:szCs w:val="22"/>
         </w:rPr>
-        <w:t>{tahun_anggaran}</w:t>
+        <w:t>{</w:t>
+      </w:r>
+      <w:proofErr w:type="spellStart"/>
+      <w:r>
+        <w:rPr>
+          <w:rFonts w:ascii="Arial" w:eastAsia="Arial" w:hAnsi="Arial" w:cs="Arial"/>
+          <w:b/>
+          <w:bCs/>
+          <w:sz w:val="22"/>
+          <w:szCs w:val="22"/>
+        </w:rPr>
+        <w:t>tahun_anggaran</w:t>
+      </w:r>
+      <w:proofErr w:type="spellEnd"/>
+      <w:r>
+        <w:rPr>
+          <w:rFonts w:ascii="Arial" w:eastAsia="Arial" w:hAnsi="Arial" w:cs="Arial"/>
+          <w:b/>
+          <w:bCs/>
+          <w:sz w:val="22"/>
+          <w:szCs w:val="22"/>
+        </w:rPr>
+        <w:t>}</w:t>
       </w:r>
       <w:r>
         <w:rPr>
@@ -1151,7 +1302,25 @@
                 <w:sz w:val="22"/>
                 <w:szCs w:val="22"/>
               </w:rPr>
-              <w:t>{nama_paket}</w:t>
+              <w:t>{</w:t>
+            </w:r>
+            <w:proofErr w:type="spellStart"/>
+            <w:r>
+              <w:rPr>
+                <w:rFonts w:ascii="Arial" w:hAnsi="Arial" w:cs="Arial"/>
+                <w:sz w:val="22"/>
+                <w:szCs w:val="22"/>
+              </w:rPr>
+              <w:t>nama_paket</w:t>
+            </w:r>
+            <w:proofErr w:type="spellEnd"/>
+            <w:r>
+              <w:rPr>
+                <w:rFonts w:ascii="Arial" w:hAnsi="Arial" w:cs="Arial"/>
+                <w:sz w:val="22"/>
+                <w:szCs w:val="22"/>
+              </w:rPr>
+              <w:t>}</w:t>
             </w:r>
           </w:p>
         </w:tc>
@@ -1263,7 +1432,25 @@
                 <w:sz w:val="22"/>
                 <w:szCs w:val="22"/>
               </w:rPr>
-              <w:t>{satuan_kerja}</w:t>
+              <w:t>{</w:t>
+            </w:r>
+            <w:proofErr w:type="spellStart"/>
+            <w:r>
+              <w:rPr>
+                <w:rFonts w:ascii="Arial" w:hAnsi="Arial" w:cs="Arial"/>
+                <w:sz w:val="22"/>
+                <w:szCs w:val="22"/>
+              </w:rPr>
+              <w:t>satuan_kerja</w:t>
+            </w:r>
+            <w:proofErr w:type="spellEnd"/>
+            <w:r>
+              <w:rPr>
+                <w:rFonts w:ascii="Arial" w:hAnsi="Arial" w:cs="Arial"/>
+                <w:sz w:val="22"/>
+                <w:szCs w:val="22"/>
+              </w:rPr>
+              <w:t>}</w:t>
             </w:r>
           </w:p>
         </w:tc>
@@ -1377,6 +1564,7 @@
               </w:rPr>
               <w:t>{</w:t>
             </w:r>
+            <w:proofErr w:type="spellStart"/>
             <w:r>
               <w:rPr>
                 <w:rFonts w:ascii="Arial" w:hAnsi="Arial" w:cs="Arial"/>
@@ -1386,6 +1574,7 @@
               </w:rPr>
               <w:t>ppk</w:t>
             </w:r>
+            <w:proofErr w:type="spellEnd"/>
             <w:r>
               <w:rPr>
                 <w:rFonts w:ascii="Arial" w:hAnsi="Arial" w:cs="Arial"/>
@@ -1506,7 +1695,25 @@
                 <w:sz w:val="22"/>
                 <w:szCs w:val="22"/>
               </w:rPr>
-              <w:t>{jenis_pengadaan}</w:t>
+              <w:t>{</w:t>
+            </w:r>
+            <w:proofErr w:type="spellStart"/>
+            <w:r>
+              <w:rPr>
+                <w:rFonts w:ascii="Arial" w:hAnsi="Arial" w:cs="Arial"/>
+                <w:sz w:val="22"/>
+                <w:szCs w:val="22"/>
+              </w:rPr>
+              <w:t>jenis_pengadaan</w:t>
+            </w:r>
+            <w:proofErr w:type="spellEnd"/>
+            <w:r>
+              <w:rPr>
+                <w:rFonts w:ascii="Arial" w:hAnsi="Arial" w:cs="Arial"/>
+                <w:sz w:val="22"/>
+                <w:szCs w:val="22"/>
+              </w:rPr>
+              <w:t>}</w:t>
             </w:r>
           </w:p>
         </w:tc>
@@ -1615,10 +1822,16 @@
                 <w:sz w:val="22"/>
                 <w:szCs w:val="22"/>
               </w:rPr>
-              <w:t>{metode_</w:t>
-            </w:r>
-            <w:r>
-              <w:t xml:space="preserve"> </w:t>
+              <w:t>{</w:t>
+            </w:r>
+            <w:proofErr w:type="spellStart"/>
+            <w:r>
+              <w:rPr>
+                <w:rFonts w:ascii="Arial" w:hAnsi="Arial" w:cs="Arial"/>
+                <w:sz w:val="22"/>
+                <w:szCs w:val="22"/>
+              </w:rPr>
+              <w:t>metode_</w:t>
             </w:r>
             <w:r>
               <w:rPr>
@@ -1628,6 +1841,7 @@
               </w:rPr>
               <w:t>pemilihan</w:t>
             </w:r>
+            <w:proofErr w:type="spellEnd"/>
             <w:r>
               <w:rPr>
                 <w:rFonts w:ascii="Arial" w:hAnsi="Arial" w:cs="Arial"/>
@@ -1736,7 +1950,25 @@
                 <w:sz w:val="22"/>
                 <w:szCs w:val="22"/>
               </w:rPr>
-              <w:t>{tahun_anggaran}</w:t>
+              <w:t>{</w:t>
+            </w:r>
+            <w:proofErr w:type="spellStart"/>
+            <w:r>
+              <w:rPr>
+                <w:rFonts w:ascii="Arial" w:hAnsi="Arial" w:cs="Arial"/>
+                <w:sz w:val="22"/>
+                <w:szCs w:val="22"/>
+              </w:rPr>
+              <w:t>tahun_anggaran</w:t>
+            </w:r>
+            <w:proofErr w:type="spellEnd"/>
+            <w:r>
+              <w:rPr>
+                <w:rFonts w:ascii="Arial" w:hAnsi="Arial" w:cs="Arial"/>
+                <w:sz w:val="22"/>
+                <w:szCs w:val="22"/>
+              </w:rPr>
+              <w:t>}</w:t>
             </w:r>
           </w:p>
         </w:tc>
@@ -1836,7 +2068,16 @@
                 <w:sz w:val="22"/>
                 <w:szCs w:val="22"/>
               </w:rPr>
-              <w:t>{nilai_</w:t>
+              <w:t>{</w:t>
+            </w:r>
+            <w:proofErr w:type="spellStart"/>
+            <w:r>
+              <w:rPr>
+                <w:rFonts w:ascii="Arial" w:hAnsi="Arial" w:cs="Arial"/>
+                <w:sz w:val="22"/>
+                <w:szCs w:val="22"/>
+              </w:rPr>
+              <w:t>nilai_</w:t>
             </w:r>
             <w:r>
               <w:rPr>
@@ -1846,6 +2087,7 @@
               </w:rPr>
               <w:t>pagu</w:t>
             </w:r>
+            <w:proofErr w:type="spellEnd"/>
             <w:r>
               <w:rPr>
                 <w:rFonts w:ascii="Arial" w:hAnsi="Arial" w:cs="Arial"/>
@@ -1883,7 +2125,16 @@
                 <w:sz w:val="22"/>
                 <w:szCs w:val="22"/>
               </w:rPr>
-              <w:t>{terbilang_</w:t>
+              <w:t>{</w:t>
+            </w:r>
+            <w:proofErr w:type="spellStart"/>
+            <w:r>
+              <w:rPr>
+                <w:rFonts w:ascii="Arial" w:hAnsi="Arial" w:cs="Arial"/>
+                <w:sz w:val="22"/>
+                <w:szCs w:val="22"/>
+              </w:rPr>
+              <w:t>terbilang_</w:t>
             </w:r>
             <w:r>
               <w:rPr>
@@ -1893,6 +2144,7 @@
               </w:rPr>
               <w:t>pagu</w:t>
             </w:r>
+            <w:proofErr w:type="spellEnd"/>
             <w:r>
               <w:rPr>
                 <w:rFonts w:ascii="Arial" w:hAnsi="Arial" w:cs="Arial"/>
@@ -2005,7 +2257,16 @@
                 <w:sz w:val="22"/>
                 <w:szCs w:val="22"/>
               </w:rPr>
-              <w:t>{nilai_</w:t>
+              <w:t>{</w:t>
+            </w:r>
+            <w:proofErr w:type="spellStart"/>
+            <w:r>
+              <w:rPr>
+                <w:rFonts w:ascii="Arial" w:hAnsi="Arial" w:cs="Arial"/>
+                <w:sz w:val="22"/>
+                <w:szCs w:val="22"/>
+              </w:rPr>
+              <w:t>nilai_</w:t>
             </w:r>
             <w:r>
               <w:rPr>
@@ -2015,6 +2276,7 @@
               </w:rPr>
               <w:t>hps</w:t>
             </w:r>
+            <w:proofErr w:type="spellEnd"/>
             <w:r>
               <w:rPr>
                 <w:rFonts w:ascii="Arial" w:hAnsi="Arial" w:cs="Arial"/>
@@ -2044,7 +2306,25 @@
                 <w:sz w:val="22"/>
                 <w:szCs w:val="22"/>
               </w:rPr>
-              <w:t>({terbilang_hps}</w:t>
+              <w:t>({</w:t>
+            </w:r>
+            <w:proofErr w:type="spellStart"/>
+            <w:r>
+              <w:rPr>
+                <w:rFonts w:ascii="Arial" w:hAnsi="Arial" w:cs="Arial"/>
+                <w:sz w:val="22"/>
+                <w:szCs w:val="22"/>
+              </w:rPr>
+              <w:t>terbilang_hps</w:t>
+            </w:r>
+            <w:proofErr w:type="spellEnd"/>
+            <w:r>
+              <w:rPr>
+                <w:rFonts w:ascii="Arial" w:hAnsi="Arial" w:cs="Arial"/>
+                <w:sz w:val="22"/>
+                <w:szCs w:val="22"/>
+              </w:rPr>
+              <w:t>}</w:t>
             </w:r>
             <w:r>
               <w:rPr>
@@ -2152,6 +2432,7 @@
         </w:rPr>
         <w:t xml:space="preserve"> </w:t>
       </w:r>
+      <w:proofErr w:type="spellStart"/>
       <w:r>
         <w:rPr>
           <w:rFonts w:ascii="Arial" w:eastAsia="Arial" w:hAnsi="Arial" w:cs="Arial"/>
@@ -2163,6 +2444,7 @@
         </w:rPr>
         <w:t>Reviu</w:t>
       </w:r>
+      <w:proofErr w:type="spellEnd"/>
       <w:r>
         <w:rPr>
           <w:rFonts w:ascii="Arial" w:eastAsia="Arial" w:hAnsi="Arial" w:cs="Arial"/>
@@ -2393,7 +2675,25 @@
           <w:sz w:val="22"/>
           <w:szCs w:val="22"/>
         </w:rPr>
-        <w:t>Standar Operasional Prosedur Nomor 13/SOP.04/2024 tanggal 15 Juli 2024 tentang Reviu Dokumen Persiapan Pengadaan dan Penyiapan Dokumen Pemilihan;</w:t>
+        <w:t xml:space="preserve">Standar Operasional Prosedur Nomor 13/SOP.04/2024 tanggal 15 Juli 2024 tentang </w:t>
+      </w:r>
+      <w:proofErr w:type="spellStart"/>
+      <w:r>
+        <w:rPr>
+          <w:rFonts w:ascii="Arial" w:eastAsia="Arial" w:hAnsi="Arial" w:cs="Arial"/>
+          <w:sz w:val="22"/>
+          <w:szCs w:val="22"/>
+        </w:rPr>
+        <w:t>Reviu</w:t>
+      </w:r>
+      <w:proofErr w:type="spellEnd"/>
+      <w:r>
+        <w:rPr>
+          <w:rFonts w:ascii="Arial" w:eastAsia="Arial" w:hAnsi="Arial" w:cs="Arial"/>
+          <w:sz w:val="22"/>
+          <w:szCs w:val="22"/>
+        </w:rPr>
+        <w:t xml:space="preserve"> Dokumen Persiapan Pengadaan dan Penyiapan Dokumen Pemilihan;</w:t>
       </w:r>
       <w:r>
         <w:rPr>
@@ -2716,7 +3016,25 @@
           <w:sz w:val="22"/>
           <w:szCs w:val="22"/>
         </w:rPr>
-        <w:t>{nomor_sk_pokja}</w:t>
+        <w:t>{</w:t>
+      </w:r>
+      <w:proofErr w:type="spellStart"/>
+      <w:r>
+        <w:rPr>
+          <w:rFonts w:ascii="Arial" w:eastAsia="Arial" w:hAnsi="Arial" w:cs="Arial"/>
+          <w:sz w:val="22"/>
+          <w:szCs w:val="22"/>
+        </w:rPr>
+        <w:t>nomor_sk_pokja</w:t>
+      </w:r>
+      <w:proofErr w:type="spellEnd"/>
+      <w:r>
+        <w:rPr>
+          <w:rFonts w:ascii="Arial" w:eastAsia="Arial" w:hAnsi="Arial" w:cs="Arial"/>
+          <w:sz w:val="22"/>
+          <w:szCs w:val="22"/>
+        </w:rPr>
+        <w:t>}</w:t>
       </w:r>
       <w:r>
         <w:rPr>
@@ -2785,7 +3103,25 @@
           <w:sz w:val="22"/>
           <w:szCs w:val="22"/>
         </w:rPr>
-        <w:t>{tanggal_sk_pokja}</w:t>
+        <w:t>{</w:t>
+      </w:r>
+      <w:proofErr w:type="spellStart"/>
+      <w:r>
+        <w:rPr>
+          <w:rFonts w:ascii="Arial" w:eastAsia="Arial" w:hAnsi="Arial" w:cs="Arial"/>
+          <w:sz w:val="22"/>
+          <w:szCs w:val="22"/>
+        </w:rPr>
+        <w:t>tanggal_sk_pokja</w:t>
+      </w:r>
+      <w:proofErr w:type="spellEnd"/>
+      <w:r>
+        <w:rPr>
+          <w:rFonts w:ascii="Arial" w:eastAsia="Arial" w:hAnsi="Arial" w:cs="Arial"/>
+          <w:sz w:val="22"/>
+          <w:szCs w:val="22"/>
+        </w:rPr>
+        <w:t>}</w:t>
       </w:r>
       <w:r>
         <w:rPr>
@@ -3042,8 +3378,9 @@
           <w:sz w:val="22"/>
           <w:szCs w:val="22"/>
         </w:rPr>
-        <w:t>{kode_pokja}</w:t>
-      </w:r>
+        <w:t>{</w:t>
+      </w:r>
+      <w:proofErr w:type="spellStart"/>
       <w:r>
         <w:rPr>
           <w:rFonts w:ascii="Arial" w:eastAsia="Arial" w:hAnsi="Arial" w:cs="Arial"/>
@@ -3051,6 +3388,25 @@
           <w:sz w:val="22"/>
           <w:szCs w:val="22"/>
         </w:rPr>
+        <w:t>kode_pokja</w:t>
+      </w:r>
+      <w:proofErr w:type="spellEnd"/>
+      <w:r>
+        <w:rPr>
+          <w:rFonts w:ascii="Arial" w:eastAsia="Arial" w:hAnsi="Arial" w:cs="Arial"/>
+          <w:spacing w:val="-2"/>
+          <w:sz w:val="22"/>
+          <w:szCs w:val="22"/>
+        </w:rPr>
+        <w:t>}</w:t>
+      </w:r>
+      <w:r>
+        <w:rPr>
+          <w:rFonts w:ascii="Arial" w:eastAsia="Arial" w:hAnsi="Arial" w:cs="Arial"/>
+          <w:spacing w:val="-2"/>
+          <w:sz w:val="22"/>
+          <w:szCs w:val="22"/>
+        </w:rPr>
         <w:t xml:space="preserve"> BP2JK Wilayah Kalimantan Selatan Kementerian Pekerjaan Umum Tahun Anggaran </w:t>
       </w:r>
       <w:r>
@@ -3060,7 +3416,27 @@
           <w:sz w:val="22"/>
           <w:szCs w:val="22"/>
         </w:rPr>
-        <w:t>{tahun_anggaran}</w:t>
+        <w:t>{</w:t>
+      </w:r>
+      <w:proofErr w:type="spellStart"/>
+      <w:r>
+        <w:rPr>
+          <w:rFonts w:ascii="Arial" w:eastAsia="Arial" w:hAnsi="Arial" w:cs="Arial"/>
+          <w:spacing w:val="-2"/>
+          <w:sz w:val="22"/>
+          <w:szCs w:val="22"/>
+        </w:rPr>
+        <w:t>tahun_anggaran</w:t>
+      </w:r>
+      <w:proofErr w:type="spellEnd"/>
+      <w:r>
+        <w:rPr>
+          <w:rFonts w:ascii="Arial" w:eastAsia="Arial" w:hAnsi="Arial" w:cs="Arial"/>
+          <w:spacing w:val="-2"/>
+          <w:sz w:val="22"/>
+          <w:szCs w:val="22"/>
+        </w:rPr>
+        <w:t>}</w:t>
       </w:r>
       <w:r>
         <w:rPr>
@@ -3322,7 +3698,16 @@
           <w:sz w:val="22"/>
           <w:szCs w:val="22"/>
         </w:rPr>
-        <w:t>{nomor_sk_</w:t>
+        <w:t>{</w:t>
+      </w:r>
+      <w:proofErr w:type="spellStart"/>
+      <w:r>
+        <w:rPr>
+          <w:rFonts w:ascii="Arial" w:eastAsia="Arial" w:hAnsi="Arial" w:cs="Arial"/>
+          <w:sz w:val="22"/>
+          <w:szCs w:val="22"/>
+        </w:rPr>
+        <w:t>nomor_sk_</w:t>
       </w:r>
       <w:r>
         <w:rPr>
@@ -3332,6 +3717,7 @@
         </w:rPr>
         <w:t>timlak</w:t>
       </w:r>
+      <w:proofErr w:type="spellEnd"/>
       <w:r>
         <w:rPr>
           <w:rFonts w:ascii="Arial" w:eastAsia="Arial" w:hAnsi="Arial" w:cs="Arial"/>
@@ -3407,7 +3793,25 @@
           <w:sz w:val="22"/>
           <w:szCs w:val="22"/>
         </w:rPr>
-        <w:t xml:space="preserve">{tanggal_sk_timlak} </w:t>
+        <w:t>{</w:t>
+      </w:r>
+      <w:proofErr w:type="spellStart"/>
+      <w:r>
+        <w:rPr>
+          <w:rFonts w:ascii="Arial" w:eastAsia="Arial" w:hAnsi="Arial" w:cs="Arial"/>
+          <w:sz w:val="22"/>
+          <w:szCs w:val="22"/>
+        </w:rPr>
+        <w:t>tanggal_sk_timlak</w:t>
+      </w:r>
+      <w:proofErr w:type="spellEnd"/>
+      <w:r>
+        <w:rPr>
+          <w:rFonts w:ascii="Arial" w:eastAsia="Arial" w:hAnsi="Arial" w:cs="Arial"/>
+          <w:sz w:val="22"/>
+          <w:szCs w:val="22"/>
+        </w:rPr>
+        <w:t xml:space="preserve">} </w:t>
       </w:r>
       <w:r>
         <w:rPr>
@@ -3540,8 +3944,9 @@
           <w:sz w:val="22"/>
           <w:szCs w:val="22"/>
         </w:rPr>
-        <w:t>{kode_pokja}</w:t>
-      </w:r>
+        <w:t>{</w:t>
+      </w:r>
+      <w:proofErr w:type="spellStart"/>
       <w:r>
         <w:rPr>
           <w:rFonts w:ascii="Arial" w:eastAsia="Arial" w:hAnsi="Arial" w:cs="Arial"/>
@@ -3549,8 +3954,28 @@
           <w:sz w:val="22"/>
           <w:szCs w:val="22"/>
         </w:rPr>
+        <w:t>kode_pokja</w:t>
+      </w:r>
+      <w:proofErr w:type="spellEnd"/>
+      <w:r>
+        <w:rPr>
+          <w:rFonts w:ascii="Arial" w:eastAsia="Arial" w:hAnsi="Arial" w:cs="Arial"/>
+          <w:spacing w:val="3"/>
+          <w:sz w:val="22"/>
+          <w:szCs w:val="22"/>
+        </w:rPr>
+        <w:t>}</w:t>
+      </w:r>
+      <w:r>
+        <w:rPr>
+          <w:rFonts w:ascii="Arial" w:eastAsia="Arial" w:hAnsi="Arial" w:cs="Arial"/>
+          <w:spacing w:val="3"/>
+          <w:sz w:val="22"/>
+          <w:szCs w:val="22"/>
+        </w:rPr>
         <w:t xml:space="preserve"> BP2JK Wilayah </w:t>
       </w:r>
+      <w:proofErr w:type="spellStart"/>
       <w:r>
         <w:rPr>
           <w:rFonts w:ascii="Arial" w:eastAsia="Arial" w:hAnsi="Arial" w:cs="Arial"/>
@@ -3558,8 +3983,9 @@
           <w:sz w:val="22"/>
           <w:szCs w:val="22"/>
         </w:rPr>
-        <w:t xml:space="preserve">Wilayah Kalimantan Selatan Kementerian Pekerjaan Umum Tahun Anggaran </w:t>
-      </w:r>
+        <w:t>Wilayah</w:t>
+      </w:r>
+      <w:proofErr w:type="spellEnd"/>
       <w:r>
         <w:rPr>
           <w:rFonts w:ascii="Arial" w:eastAsia="Arial" w:hAnsi="Arial" w:cs="Arial"/>
@@ -3567,7 +3993,36 @@
           <w:sz w:val="22"/>
           <w:szCs w:val="22"/>
         </w:rPr>
-        <w:t>{tahun_anggaran}</w:t>
+        <w:t xml:space="preserve"> Kalimantan Selatan Kementerian Pekerjaan Umum Tahun Anggaran </w:t>
+      </w:r>
+      <w:r>
+        <w:rPr>
+          <w:rFonts w:ascii="Arial" w:eastAsia="Arial" w:hAnsi="Arial" w:cs="Arial"/>
+          <w:spacing w:val="-2"/>
+          <w:sz w:val="22"/>
+          <w:szCs w:val="22"/>
+        </w:rPr>
+        <w:t>{</w:t>
+      </w:r>
+      <w:proofErr w:type="spellStart"/>
+      <w:r>
+        <w:rPr>
+          <w:rFonts w:ascii="Arial" w:eastAsia="Arial" w:hAnsi="Arial" w:cs="Arial"/>
+          <w:spacing w:val="-2"/>
+          <w:sz w:val="22"/>
+          <w:szCs w:val="22"/>
+        </w:rPr>
+        <w:t>tahun_anggaran</w:t>
+      </w:r>
+      <w:proofErr w:type="spellEnd"/>
+      <w:r>
+        <w:rPr>
+          <w:rFonts w:ascii="Arial" w:eastAsia="Arial" w:hAnsi="Arial" w:cs="Arial"/>
+          <w:spacing w:val="-2"/>
+          <w:sz w:val="22"/>
+          <w:szCs w:val="22"/>
+        </w:rPr>
+        <w:t>}</w:t>
       </w:r>
       <w:r>
         <w:rPr>
@@ -3610,15 +4065,51 @@
           <w:sz w:val="22"/>
           <w:szCs w:val="22"/>
         </w:rPr>
-        <w:t xml:space="preserve">Undangan Rapat Pembahasan Reviu Dokumen Persiapan Pengadaan dan Penyiapan Dokumen Pemilihan Nomor </w:t>
-      </w:r>
-      <w:r>
-        <w:rPr>
-          <w:rFonts w:ascii="Arial" w:eastAsia="Arial" w:hAnsi="Arial" w:cs="Arial"/>
-          <w:sz w:val="22"/>
-          <w:szCs w:val="22"/>
-        </w:rPr>
-        <w:t>{nomor_undangan_rapat}</w:t>
+        <w:t xml:space="preserve">Undangan Rapat Pembahasan </w:t>
+      </w:r>
+      <w:proofErr w:type="spellStart"/>
+      <w:r>
+        <w:rPr>
+          <w:rFonts w:ascii="Arial" w:eastAsia="Arial" w:hAnsi="Arial" w:cs="Arial"/>
+          <w:sz w:val="22"/>
+          <w:szCs w:val="22"/>
+        </w:rPr>
+        <w:t>Reviu</w:t>
+      </w:r>
+      <w:proofErr w:type="spellEnd"/>
+      <w:r>
+        <w:rPr>
+          <w:rFonts w:ascii="Arial" w:eastAsia="Arial" w:hAnsi="Arial" w:cs="Arial"/>
+          <w:sz w:val="22"/>
+          <w:szCs w:val="22"/>
+        </w:rPr>
+        <w:t xml:space="preserve"> Dokumen Persiapan Pengadaan dan Penyiapan Dokumen Pemilihan Nomor </w:t>
+      </w:r>
+      <w:r>
+        <w:rPr>
+          <w:rFonts w:ascii="Arial" w:eastAsia="Arial" w:hAnsi="Arial" w:cs="Arial"/>
+          <w:sz w:val="22"/>
+          <w:szCs w:val="22"/>
+        </w:rPr>
+        <w:t>{</w:t>
+      </w:r>
+      <w:proofErr w:type="spellStart"/>
+      <w:r>
+        <w:rPr>
+          <w:rFonts w:ascii="Arial" w:eastAsia="Arial" w:hAnsi="Arial" w:cs="Arial"/>
+          <w:sz w:val="22"/>
+          <w:szCs w:val="22"/>
+        </w:rPr>
+        <w:t>nomor_undangan_rapat</w:t>
+      </w:r>
+      <w:proofErr w:type="spellEnd"/>
+      <w:r>
+        <w:rPr>
+          <w:rFonts w:ascii="Arial" w:eastAsia="Arial" w:hAnsi="Arial" w:cs="Arial"/>
+          <w:sz w:val="22"/>
+          <w:szCs w:val="22"/>
+        </w:rPr>
+        <w:t>}</w:t>
       </w:r>
       <w:r>
         <w:rPr>
@@ -3634,7 +4125,53 @@
           <w:sz w:val="22"/>
           <w:szCs w:val="22"/>
         </w:rPr>
-        <w:t>{tanggal_undangan_rapat}</w:t>
+        <w:t>{</w:t>
+      </w:r>
+      <w:proofErr w:type="spellStart"/>
+      <w:r>
+        <w:rPr>
+          <w:rFonts w:ascii="Arial" w:eastAsia="Arial" w:hAnsi="Arial" w:cs="Arial"/>
+          <w:spacing w:val="-2"/>
+          <w:sz w:val="22"/>
+          <w:szCs w:val="22"/>
+        </w:rPr>
+        <w:t>ta</w:t>
+      </w:r>
+      <w:r>
+        <w:rPr>
+          <w:rFonts w:ascii="Arial" w:eastAsia="Arial" w:hAnsi="Arial" w:cs="Arial"/>
+          <w:spacing w:val="-2"/>
+          <w:sz w:val="22"/>
+          <w:szCs w:val="22"/>
+        </w:rPr>
+        <w:t>nggal</w:t>
+      </w:r>
+      <w:r>
+        <w:rPr>
+          <w:rFonts w:ascii="Arial" w:eastAsia="Arial" w:hAnsi="Arial" w:cs="Arial"/>
+          <w:spacing w:val="-2"/>
+          <w:sz w:val="22"/>
+          <w:szCs w:val="22"/>
+        </w:rPr>
+        <w:t>_</w:t>
+      </w:r>
+      <w:r>
+        <w:rPr>
+          <w:rFonts w:ascii="Arial" w:eastAsia="Arial" w:hAnsi="Arial" w:cs="Arial"/>
+          <w:spacing w:val="-2"/>
+          <w:sz w:val="22"/>
+          <w:szCs w:val="22"/>
+        </w:rPr>
+        <w:t>reviu</w:t>
+      </w:r>
+      <w:proofErr w:type="spellEnd"/>
+      <w:r>
+        <w:rPr>
+          <w:rFonts w:ascii="Arial" w:eastAsia="Arial" w:hAnsi="Arial" w:cs="Arial"/>
+          <w:sz w:val="22"/>
+          <w:szCs w:val="22"/>
+        </w:rPr>
+        <w:t>}</w:t>
       </w:r>
       <w:r>
         <w:rPr>
@@ -3684,6 +4221,7 @@
         </w:rPr>
         <w:t xml:space="preserve">Batasan dan Ruang Lingkup </w:t>
       </w:r>
+      <w:proofErr w:type="spellStart"/>
       <w:r>
         <w:rPr>
           <w:rFonts w:ascii="Arial" w:eastAsia="Arial" w:hAnsi="Arial" w:cs="Arial"/>
@@ -3694,6 +4232,7 @@
         </w:rPr>
         <w:t>Reviu</w:t>
       </w:r>
+      <w:proofErr w:type="spellEnd"/>
       <w:r>
         <w:rPr>
           <w:rFonts w:ascii="Arial" w:eastAsia="Arial" w:hAnsi="Arial" w:cs="Arial"/>
@@ -4374,7 +4913,27 @@
           <w:highlight w:val="yellow"/>
         </w:rPr>
         <w:lastRenderedPageBreak/>
-        <w:t>Hasil Reviu Dokumen</w:t>
+        <w:t xml:space="preserve">Hasil </w:t>
+      </w:r>
+      <w:proofErr w:type="spellStart"/>
+      <w:r>
+        <w:rPr>
+          <w:rFonts w:ascii="Arial" w:hAnsi="Arial" w:cs="Arial"/>
+          <w:b/>
+          <w:bCs/>
+          <w:highlight w:val="yellow"/>
+        </w:rPr>
+        <w:t>Reviu</w:t>
+      </w:r>
+      <w:proofErr w:type="spellEnd"/>
+      <w:r>
+        <w:rPr>
+          <w:rFonts w:ascii="Arial" w:hAnsi="Arial" w:cs="Arial"/>
+          <w:b/>
+          <w:bCs/>
+          <w:highlight w:val="yellow"/>
+        </w:rPr>
+        <w:t xml:space="preserve"> Dokumen</w:t>
       </w:r>
       <w:r>
         <w:rPr>
@@ -4830,8 +5389,19 @@
                 <w:bCs/>
                 <w:highlight w:val="yellow"/>
               </w:rPr>
-              <w:t>Pengumuman Pemilihan dengan Pascakualifikasi</w:t>
-            </w:r>
+              <w:t xml:space="preserve">Pengumuman Pemilihan dengan </w:t>
+            </w:r>
+            <w:proofErr w:type="spellStart"/>
+            <w:r>
+              <w:rPr>
+                <w:rFonts w:ascii="Arial" w:hAnsi="Arial" w:cs="Arial"/>
+                <w:b/>
+                <w:bCs/>
+                <w:highlight w:val="yellow"/>
+              </w:rPr>
+              <w:t>Pascakualifikasi</w:t>
+            </w:r>
+            <w:proofErr w:type="spellEnd"/>
           </w:p>
         </w:tc>
         <w:tc>
@@ -5121,6 +5691,7 @@
               </w:rPr>
               <w:t xml:space="preserve">Lembar Data </w:t>
             </w:r>
+            <w:proofErr w:type="spellStart"/>
             <w:r>
               <w:rPr>
                 <w:rFonts w:ascii="Arial" w:hAnsi="Arial" w:cs="Arial"/>
@@ -5131,6 +5702,7 @@
               </w:rPr>
               <w:t>Kualifikasi</w:t>
             </w:r>
+            <w:proofErr w:type="spellEnd"/>
             <w:r>
               <w:rPr>
                 <w:rFonts w:ascii="Arial" w:hAnsi="Arial" w:cs="Arial"/>
@@ -5608,7 +6180,47 @@
                 <w:bCs/>
                 <w:highlight w:val="yellow"/>
               </w:rPr>
-              <w:t>Jl. Yos Sudarso No. 37A Gedung Balai Jasa Konstruksi Wilayah V Banjarmasin Lt. 2 70119</w:t>
+              <w:t xml:space="preserve">Jl. Yos </w:t>
+            </w:r>
+            <w:proofErr w:type="spellStart"/>
+            <w:r>
+              <w:rPr>
+                <w:rFonts w:ascii="Bookman Old Style" w:eastAsia="Basic" w:hAnsi="Bookman Old Style" w:cs="Basic"/>
+                <w:b/>
+                <w:bCs/>
+                <w:highlight w:val="yellow"/>
+              </w:rPr>
+              <w:t>Sudarso</w:t>
+            </w:r>
+            <w:proofErr w:type="spellEnd"/>
+            <w:r>
+              <w:rPr>
+                <w:rFonts w:ascii="Bookman Old Style" w:eastAsia="Basic" w:hAnsi="Bookman Old Style" w:cs="Basic"/>
+                <w:b/>
+                <w:bCs/>
+                <w:highlight w:val="yellow"/>
+              </w:rPr>
+              <w:t xml:space="preserve"> No. 37A Gedung Balai Jasa Konstruksi Wilayah V Banjarmasin </w:t>
+            </w:r>
+            <w:proofErr w:type="spellStart"/>
+            <w:r>
+              <w:rPr>
+                <w:rFonts w:ascii="Bookman Old Style" w:eastAsia="Basic" w:hAnsi="Bookman Old Style" w:cs="Basic"/>
+                <w:b/>
+                <w:bCs/>
+                <w:highlight w:val="yellow"/>
+              </w:rPr>
+              <w:t>Lt</w:t>
+            </w:r>
+            <w:proofErr w:type="spellEnd"/>
+            <w:r>
+              <w:rPr>
+                <w:rFonts w:ascii="Bookman Old Style" w:eastAsia="Basic" w:hAnsi="Bookman Old Style" w:cs="Basic"/>
+                <w:b/>
+                <w:bCs/>
+                <w:highlight w:val="yellow"/>
+              </w:rPr>
+              <w:t>. 2 70119</w:t>
             </w:r>
           </w:p>
           <w:p>
@@ -5646,6 +6258,7 @@
                 <w:u w:val="single"/>
               </w:rPr>
             </w:pPr>
+            <w:proofErr w:type="spellStart"/>
             <w:r>
               <w:rPr>
                 <w:rFonts w:ascii="Bookman Old Style" w:eastAsia="Basic" w:hAnsi="Bookman Old Style" w:cs="Basic"/>
@@ -5654,6 +6267,7 @@
               </w:rPr>
               <w:t>Website</w:t>
             </w:r>
+            <w:proofErr w:type="spellEnd"/>
             <w:r>
               <w:rPr>
                 <w:rFonts w:ascii="Bookman Old Style" w:eastAsia="Basic" w:hAnsi="Bookman Old Style" w:cs="Basic"/>
@@ -5951,17 +6565,7 @@
                 <w:bCs/>
                 <w:highlight w:val="yellow"/>
               </w:rPr>
-              <w:t xml:space="preserve">Menyediakan jasa Konsultan Pengawasan pada Pengawasan Teknik Pembangunan Jalan Lintas Tengah Pulau Laut Tahun Anggaran 2025 - 2026. Tujuan dari Kegiatan Konsultan Pengawasan pada Pembangunan Jalan Lintas Tengah Pulau Laut adalah untuk mengawasi dan mengendalikan Pembangunan Jalan dari segi waktu, biaya, mutu, pencapaian sasaran fisik (kuantitas </w:t>
-            </w:r>
-            <w:r>
-              <w:rPr>
-                <w:rFonts w:ascii="Bookman Old Style" w:eastAsia="Basic" w:hAnsi="Bookman Old Style" w:cs="Basic"/>
-                <w:b/>
-                <w:bCs/>
-                <w:highlight w:val="yellow"/>
-              </w:rPr>
-              <w:lastRenderedPageBreak/>
-              <w:t>dan kualitas), dan tertib administrasi, Tahun Anggaran 2025 – 2026.</w:t>
+              <w:t>Menyediakan jasa Konsultan Pengawasan pada Pengawasan Teknik Pembangunan Jalan Lintas Tengah Pulau Laut Tahun Anggaran 2025 - 2026. Tujuan dari Kegiatan Konsultan Pengawasan pada Pembangunan Jalan Lintas Tengah Pulau Laut adalah untuk mengawasi dan mengendalikan Pembangunan Jalan dari segi waktu, biaya, mutu, pencapaian sasaran fisik (kuantitas dan kualitas), dan tertib administrasi, Tahun Anggaran 2025 – 2026.</w:t>
             </w:r>
           </w:p>
           <w:p>
@@ -5990,7 +6594,37 @@
                 <w:bCs/>
                 <w:highlight w:val="yellow"/>
               </w:rPr>
-              <w:t>Apabila persetujuan kontrak tahun jamak tidak disetujui oleh pejabat yang berwenang sesuai ketentuan peraturan perundangan, maka tender/tender cepat/mini kompetisi/seleksi/RO dibatalkan dan peserta tender tidak mendapatkan ganti rugi dalam bentuk apapun.</w:t>
+              <w:t xml:space="preserve">Apabila persetujuan kontrak tahun jamak tidak disetujui oleh pejabat yang berwenang sesuai ketentuan peraturan perundangan, </w:t>
+            </w:r>
+            <w:r>
+              <w:rPr>
+                <w:rFonts w:ascii="Bookman Old Style" w:eastAsia="Basic" w:hAnsi="Bookman Old Style" w:cs="Basic"/>
+                <w:b/>
+                <w:bCs/>
+                <w:highlight w:val="yellow"/>
+              </w:rPr>
+              <w:lastRenderedPageBreak/>
+              <w:t xml:space="preserve">maka tender/tender cepat/mini kompetisi/seleksi/RO dibatalkan dan peserta tender tidak mendapatkan ganti rugi dalam bentuk </w:t>
+            </w:r>
+            <w:proofErr w:type="spellStart"/>
+            <w:r>
+              <w:rPr>
+                <w:rFonts w:ascii="Bookman Old Style" w:eastAsia="Basic" w:hAnsi="Bookman Old Style" w:cs="Basic"/>
+                <w:b/>
+                <w:bCs/>
+                <w:highlight w:val="yellow"/>
+              </w:rPr>
+              <w:t>apapun</w:t>
+            </w:r>
+            <w:proofErr w:type="spellEnd"/>
+            <w:r>
+              <w:rPr>
+                <w:rFonts w:ascii="Bookman Old Style" w:eastAsia="Basic" w:hAnsi="Bookman Old Style" w:cs="Basic"/>
+                <w:b/>
+                <w:bCs/>
+                <w:highlight w:val="yellow"/>
+              </w:rPr>
+              <w:t>.</w:t>
             </w:r>
           </w:p>
           <w:p>
@@ -6011,7 +6645,27 @@
                 <w:bCs/>
                 <w:highlight w:val="yellow"/>
               </w:rPr>
-              <w:t>Alokasi DIPA masih dalam proses. Apabila alokasi DIPA untuk paket tersebut tidak tersedia dalam dokumen anggaran, maka tender/tender cepat/mini kompetisi/seleksi/RO dapat dibatalkan dan peserta tender tidak mendapatkan ganti rugi dalam bentuk apapun.</w:t>
+              <w:t xml:space="preserve">Alokasi DIPA masih dalam proses. Apabila alokasi DIPA untuk paket tersebut tidak tersedia dalam dokumen anggaran, maka tender/tender cepat/mini kompetisi/seleksi/RO dapat dibatalkan dan peserta tender tidak mendapatkan ganti rugi dalam bentuk </w:t>
+            </w:r>
+            <w:proofErr w:type="spellStart"/>
+            <w:r>
+              <w:rPr>
+                <w:rFonts w:ascii="Bookman Old Style" w:eastAsia="Basic" w:hAnsi="Bookman Old Style" w:cs="Basic"/>
+                <w:b/>
+                <w:bCs/>
+                <w:highlight w:val="yellow"/>
+              </w:rPr>
+              <w:t>apapun</w:t>
+            </w:r>
+            <w:proofErr w:type="spellEnd"/>
+            <w:r>
+              <w:rPr>
+                <w:rFonts w:ascii="Bookman Old Style" w:eastAsia="Basic" w:hAnsi="Bookman Old Style" w:cs="Basic"/>
+                <w:b/>
+                <w:bCs/>
+                <w:highlight w:val="yellow"/>
+              </w:rPr>
+              <w:t>.</w:t>
             </w:r>
           </w:p>
           <w:p>
@@ -6430,7 +7084,27 @@
                 <w:bCs/>
                 <w:highlight w:val="yellow"/>
               </w:rPr>
-              <w:t>Rp5.801.507.000,00 (lima miliar delapan ratus satu juta lima ratus tujuh ribu rupiah), dengan rincian:</w:t>
+              <w:t xml:space="preserve">Rp5.801.507.000,00 (lima miliar delapan ratus satu juta lima ratus tujuh ribu rupiah), dengan </w:t>
+            </w:r>
+            <w:proofErr w:type="spellStart"/>
+            <w:r>
+              <w:rPr>
+                <w:rFonts w:ascii="Bookman Old Style" w:eastAsia="Basic" w:hAnsi="Bookman Old Style" w:cs="Basic"/>
+                <w:b/>
+                <w:bCs/>
+                <w:highlight w:val="yellow"/>
+              </w:rPr>
+              <w:t>rincian</w:t>
+            </w:r>
+            <w:proofErr w:type="spellEnd"/>
+            <w:r>
+              <w:rPr>
+                <w:rFonts w:ascii="Bookman Old Style" w:eastAsia="Basic" w:hAnsi="Bookman Old Style" w:cs="Basic"/>
+                <w:b/>
+                <w:bCs/>
+                <w:highlight w:val="yellow"/>
+              </w:rPr>
+              <w:t>:</w:t>
             </w:r>
           </w:p>
           <w:p>
@@ -6494,7 +7168,6 @@
                 <w:bCs/>
                 <w:highlight w:val="yellow"/>
               </w:rPr>
-              <w:lastRenderedPageBreak/>
               <w:t>TA. 2026: Rp5.264.305.000,00   (lima miliar dua ratus enam puluh empat juta tiga ratus lima ribu rupiah).</w:t>
             </w:r>
           </w:p>
@@ -6614,7 +7287,24 @@
                 <w:rFonts w:ascii="Bookman Old Style" w:eastAsia="Basic" w:hAnsi="Bookman Old Style" w:cs="Basic"/>
                 <w:highlight w:val="yellow"/>
               </w:rPr>
-              <w:t>Dasar pembuatan remunerasi yang digunakan mengacu pada Keputusan Menteri Pekerjaan Umum Nomor 33/KPTS/M/2025 tentang Besaran Remunerasi Minimal Tenaga Kerja Konstruksi pada Jenjang Jabatan Ahli untuk Layanan Jasa Konsultansi Konstruksi pada tanggal 14 Januari 2025.</w:t>
+              <w:lastRenderedPageBreak/>
+              <w:t xml:space="preserve">Dasar pembuatan remunerasi yang digunakan mengacu pada Keputusan Menteri Pekerjaan Umum Nomor 33/KPTS/M/2025 tentang Besaran Remunerasi Minimal Tenaga Kerja Konstruksi pada Jenjang Jabatan Ahli untuk Layanan Jasa </w:t>
+            </w:r>
+            <w:proofErr w:type="spellStart"/>
+            <w:r>
+              <w:rPr>
+                <w:rFonts w:ascii="Bookman Old Style" w:eastAsia="Basic" w:hAnsi="Bookman Old Style" w:cs="Basic"/>
+                <w:highlight w:val="yellow"/>
+              </w:rPr>
+              <w:t>Konsultansi</w:t>
+            </w:r>
+            <w:proofErr w:type="spellEnd"/>
+            <w:r>
+              <w:rPr>
+                <w:rFonts w:ascii="Bookman Old Style" w:eastAsia="Basic" w:hAnsi="Bookman Old Style" w:cs="Basic"/>
+                <w:highlight w:val="yellow"/>
+              </w:rPr>
+              <w:t xml:space="preserve"> Konstruksi pada tanggal 14 Januari 2025.</w:t>
             </w:r>
           </w:p>
           <w:p>
@@ -6709,7 +7399,25 @@
                 <w:i/>
                 <w:highlight w:val="yellow"/>
               </w:rPr>
-              <w:t xml:space="preserve"> ganti rugi dalam bentuk apapun)</w:t>
+              <w:t xml:space="preserve"> ganti rugi dalam bentuk </w:t>
+            </w:r>
+            <w:proofErr w:type="spellStart"/>
+            <w:r>
+              <w:rPr>
+                <w:rFonts w:ascii="Bookman Old Style" w:eastAsia="Basic" w:hAnsi="Bookman Old Style" w:cs="Basic"/>
+                <w:i/>
+                <w:highlight w:val="yellow"/>
+              </w:rPr>
+              <w:t>apapun</w:t>
+            </w:r>
+            <w:proofErr w:type="spellEnd"/>
+            <w:r>
+              <w:rPr>
+                <w:rFonts w:ascii="Bookman Old Style" w:eastAsia="Basic" w:hAnsi="Bookman Old Style" w:cs="Basic"/>
+                <w:i/>
+                <w:highlight w:val="yellow"/>
+              </w:rPr>
+              <w:t>)</w:t>
             </w:r>
           </w:p>
           <w:p>
@@ -6954,7 +7662,23 @@
                 <w:rFonts w:ascii="Bookman Old Style" w:eastAsia="Basic" w:hAnsi="Bookman Old Style" w:cs="Basic"/>
                 <w:highlight w:val="yellow"/>
               </w:rPr>
-              <w:t xml:space="preserve"> perusahaan dalam 1 (satu) kerjasama operasi;</w:t>
+              <w:t xml:space="preserve"> perusahaan dalam 1 (satu) </w:t>
+            </w:r>
+            <w:proofErr w:type="spellStart"/>
+            <w:r>
+              <w:rPr>
+                <w:rFonts w:ascii="Bookman Old Style" w:eastAsia="Basic" w:hAnsi="Bookman Old Style" w:cs="Basic"/>
+                <w:highlight w:val="yellow"/>
+              </w:rPr>
+              <w:t>kerjasama</w:t>
+            </w:r>
+            <w:proofErr w:type="spellEnd"/>
+            <w:r>
+              <w:rPr>
+                <w:rFonts w:ascii="Bookman Old Style" w:eastAsia="Basic" w:hAnsi="Bookman Old Style" w:cs="Basic"/>
+                <w:highlight w:val="yellow"/>
+              </w:rPr>
+              <w:t xml:space="preserve"> operasi;</w:t>
             </w:r>
             <w:r>
               <w:rPr>
@@ -7229,7 +7953,6 @@
                 <w:rFonts w:ascii="Bookman Old Style" w:eastAsia="Basic" w:hAnsi="Bookman Old Style" w:cs="Basic"/>
                 <w:highlight w:val="yellow"/>
               </w:rPr>
-              <w:lastRenderedPageBreak/>
               <w:t>peserta yang berbadan usaha harus memiliki perizinan berusaha di bidang jasa Konstruksi, berupa:</w:t>
             </w:r>
           </w:p>
@@ -7258,7 +7981,23 @@
                 <w:rFonts w:ascii="Bookman Old Style" w:eastAsia="Basic" w:hAnsi="Bookman Old Style" w:cs="Basic"/>
                 <w:highlight w:val="yellow"/>
               </w:rPr>
-              <w:t>Memiliki Nomor Induk Berusaha (NIB) dan Sertifikat Standar terverifikasi (untuk Badan Usaha yang memiliki SBU KBLI 2020);</w:t>
+              <w:t xml:space="preserve">Memiliki Nomor Induk Berusaha (NIB) dan Sertifikat Standar </w:t>
+            </w:r>
+            <w:proofErr w:type="spellStart"/>
+            <w:r>
+              <w:rPr>
+                <w:rFonts w:ascii="Bookman Old Style" w:eastAsia="Basic" w:hAnsi="Bookman Old Style" w:cs="Basic"/>
+                <w:highlight w:val="yellow"/>
+              </w:rPr>
+              <w:t>terverifikasi</w:t>
+            </w:r>
+            <w:proofErr w:type="spellEnd"/>
+            <w:r>
+              <w:rPr>
+                <w:rFonts w:ascii="Bookman Old Style" w:eastAsia="Basic" w:hAnsi="Bookman Old Style" w:cs="Basic"/>
+                <w:highlight w:val="yellow"/>
+              </w:rPr>
+              <w:t xml:space="preserve"> (untuk Badan Usaha yang memiliki SBU KBLI 2020);</w:t>
             </w:r>
           </w:p>
           <w:p>
@@ -7286,7 +8025,39 @@
                 <w:rFonts w:ascii="Bookman Old Style" w:eastAsia="Basic" w:hAnsi="Bookman Old Style" w:cs="Basic"/>
                 <w:highlight w:val="yellow"/>
               </w:rPr>
-              <w:t>dalam hal Sertifikat Standar sebagaimana dimaksud pada angka 1) belum terverifikasi, peserta menyampaikan NIB, Sertifikat Standar belum terverifikasi dan tangkapan layar laman OSS yang mencantumkan bahwa Sertifikat Standar sedang menunggu verifikasi; atau</w:t>
+              <w:t xml:space="preserve">dalam hal Sertifikat Standar sebagaimana dimaksud pada angka 1) belum </w:t>
+            </w:r>
+            <w:proofErr w:type="spellStart"/>
+            <w:r>
+              <w:rPr>
+                <w:rFonts w:ascii="Bookman Old Style" w:eastAsia="Basic" w:hAnsi="Bookman Old Style" w:cs="Basic"/>
+                <w:highlight w:val="yellow"/>
+              </w:rPr>
+              <w:t>terverifikasi</w:t>
+            </w:r>
+            <w:proofErr w:type="spellEnd"/>
+            <w:r>
+              <w:rPr>
+                <w:rFonts w:ascii="Bookman Old Style" w:eastAsia="Basic" w:hAnsi="Bookman Old Style" w:cs="Basic"/>
+                <w:highlight w:val="yellow"/>
+              </w:rPr>
+              <w:t xml:space="preserve">, peserta menyampaikan NIB, Sertifikat Standar belum </w:t>
+            </w:r>
+            <w:proofErr w:type="spellStart"/>
+            <w:r>
+              <w:rPr>
+                <w:rFonts w:ascii="Bookman Old Style" w:eastAsia="Basic" w:hAnsi="Bookman Old Style" w:cs="Basic"/>
+                <w:highlight w:val="yellow"/>
+              </w:rPr>
+              <w:t>terverifikasi</w:t>
+            </w:r>
+            <w:proofErr w:type="spellEnd"/>
+            <w:r>
+              <w:rPr>
+                <w:rFonts w:ascii="Bookman Old Style" w:eastAsia="Basic" w:hAnsi="Bookman Old Style" w:cs="Basic"/>
+                <w:highlight w:val="yellow"/>
+              </w:rPr>
+              <w:t xml:space="preserve"> dan tangkapan layar laman OSS yang mencantumkan bahwa Sertifikat Standar sedang menunggu verifikasi; atau</w:t>
             </w:r>
           </w:p>
           <w:p>
@@ -7315,6 +8086,7 @@
                 <w:rFonts w:ascii="Bookman Old Style" w:eastAsia="Basic" w:hAnsi="Bookman Old Style" w:cs="Basic"/>
                 <w:highlight w:val="yellow"/>
               </w:rPr>
+              <w:lastRenderedPageBreak/>
               <w:t>Memiliki Nomor Induk Berusaha (NIB) dan SBU yang masih berlaku (untuk Badan Usaha yang memiliki SBU KBLI 2017).</w:t>
             </w:r>
           </w:p>
@@ -7391,12 +8163,21 @@
               </w:rPr>
               <w:t xml:space="preserve">serta disyaratkan </w:t>
             </w:r>
-            <w:r>
-              <w:rPr>
-                <w:rFonts w:ascii="Bookman Old Style" w:eastAsia="Basic" w:hAnsi="Bookman Old Style" w:cs="Basic"/>
-                <w:highlight w:val="yellow"/>
-              </w:rPr>
-              <w:t xml:space="preserve">subklasifikasi </w:t>
+            <w:proofErr w:type="spellStart"/>
+            <w:r>
+              <w:rPr>
+                <w:rFonts w:ascii="Bookman Old Style" w:eastAsia="Basic" w:hAnsi="Bookman Old Style" w:cs="Basic"/>
+                <w:highlight w:val="yellow"/>
+              </w:rPr>
+              <w:t>subklasifikasi</w:t>
+            </w:r>
+            <w:proofErr w:type="spellEnd"/>
+            <w:r>
+              <w:rPr>
+                <w:rFonts w:ascii="Bookman Old Style" w:eastAsia="Basic" w:hAnsi="Bookman Old Style" w:cs="Basic"/>
+                <w:highlight w:val="yellow"/>
+              </w:rPr>
+              <w:t xml:space="preserve"> </w:t>
             </w:r>
             <w:r>
               <w:rPr>
@@ -7586,7 +8367,6 @@
                 <w:color w:val="000000"/>
                 <w:highlight w:val="yellow"/>
               </w:rPr>
-              <w:lastRenderedPageBreak/>
               <w:t xml:space="preserve">Bukti bahwa yang diberikan kuasa merupakan pegawai tetap (apabila dikuasakan); dan </w:t>
             </w:r>
           </w:p>
@@ -7783,6 +8563,7 @@
                 <w:color w:val="000000"/>
                 <w:highlight w:val="yellow"/>
               </w:rPr>
+              <w:lastRenderedPageBreak/>
               <w:t>Apabila melanggar hal-hal yang dinyatakan dalam huruf a, b, dan c maka bersedia dikenakan sanksi administratif, dikenakan sanksi Daftar Hitam, digugat secara perdata dan/atau dilaporkan secara pidana sesuai dengan peraturan perundang-undangan.</w:t>
             </w:r>
           </w:p>
@@ -7910,16 +8691,7 @@
                 <w:color w:val="000000"/>
                 <w:highlight w:val="yellow"/>
               </w:rPr>
-              <w:t xml:space="preserve">yang bertindak untuk dan atas nama badan </w:t>
-            </w:r>
-            <w:r>
-              <w:rPr>
-                <w:rFonts w:ascii="Bookman Old Style" w:eastAsia="Basic" w:hAnsi="Bookman Old Style" w:cs="Basic"/>
-                <w:color w:val="000000"/>
-                <w:highlight w:val="yellow"/>
-              </w:rPr>
-              <w:lastRenderedPageBreak/>
-              <w:t>usaha tidak sedang dalam menjalani sanksi daftar hitam lain;</w:t>
+              <w:t>yang bertindak untuk dan atas nama badan usaha tidak sedang dalam menjalani sanksi daftar hitam lain;</w:t>
             </w:r>
           </w:p>
           <w:p>
@@ -8015,7 +8787,25 @@
                 <w:color w:val="000000"/>
                 <w:highlight w:val="yellow"/>
               </w:rPr>
-              <w:t xml:space="preserve">pimpinan dan pengurus badan usaha bukan sebagai pegawai Kementerian/Lembaga/Perangkat Daerah atau sebagai pegawai Kementerian/Lembaga/Perangkat Daerah yang sedang mengambil cuti diluar tanggungan Negara; </w:t>
+              <w:t xml:space="preserve">pimpinan dan pengurus badan usaha bukan sebagai pegawai Kementerian/Lembaga/Perangkat Daerah atau sebagai pegawai Kementerian/Lembaga/Perangkat Daerah yang sedang mengambil cuti </w:t>
+            </w:r>
+            <w:proofErr w:type="spellStart"/>
+            <w:r>
+              <w:rPr>
+                <w:rFonts w:ascii="Bookman Old Style" w:eastAsia="Basic" w:hAnsi="Bookman Old Style" w:cs="Basic"/>
+                <w:color w:val="000000"/>
+                <w:highlight w:val="yellow"/>
+              </w:rPr>
+              <w:t>diluar</w:t>
+            </w:r>
+            <w:proofErr w:type="spellEnd"/>
+            <w:r>
+              <w:rPr>
+                <w:rFonts w:ascii="Bookman Old Style" w:eastAsia="Basic" w:hAnsi="Bookman Old Style" w:cs="Basic"/>
+                <w:color w:val="000000"/>
+                <w:highlight w:val="yellow"/>
+              </w:rPr>
+              <w:t xml:space="preserve"> tanggungan Negara; </w:t>
             </w:r>
           </w:p>
           <w:p>
@@ -8079,7 +8869,16 @@
                 <w:color w:val="000000"/>
                 <w:highlight w:val="yellow"/>
               </w:rPr>
-              <w:t>data kualifikasi yang diisikan benar, dan jika dikemudian hari ditemukan bahwa data/dokumen yang disampaikan tidak benar dan ada pemalsuan maka direktur utama/pimpinan perusahaan/pimpinan koperasi, atau kepala cabang, dan seluruh anggota Kemitraan bersedia dikenakan sanksi administratif, sanksi pencantuman dalam daftar hitam, gugatan secara perdata, dan/atau pelaporan secara pidana kepada pihak berwenang sesuai dengan ketentuan peraturan perundang-undangan.</w:t>
+              <w:t xml:space="preserve">data kualifikasi yang diisikan benar, dan jika dikemudian hari ditemukan bahwa </w:t>
+            </w:r>
+            <w:r>
+              <w:rPr>
+                <w:rFonts w:ascii="Bookman Old Style" w:eastAsia="Basic" w:hAnsi="Bookman Old Style" w:cs="Basic"/>
+                <w:color w:val="000000"/>
+                <w:highlight w:val="yellow"/>
+              </w:rPr>
+              <w:lastRenderedPageBreak/>
+              <w:t>data/dokumen yang disampaikan tidak benar dan ada pemalsuan maka direktur utama/pimpinan perusahaan/pimpinan koperasi, atau kepala cabang, dan seluruh anggota Kemitraan bersedia dikenakan sanksi administratif, sanksi pencantuman dalam daftar hitam, gugatan secara perdata, dan/atau pelaporan secara pidana kepada pihak berwenang sesuai dengan ketentuan peraturan perundang-undangan.</w:t>
             </w:r>
           </w:p>
           <w:p>
@@ -8119,7 +8918,6 @@
                 <w:rFonts w:ascii="Bookman Old Style" w:eastAsia="Basic" w:hAnsi="Bookman Old Style" w:cs="Basic"/>
                 <w:highlight w:val="yellow"/>
               </w:rPr>
-              <w:lastRenderedPageBreak/>
               <w:t>Dalam hal Peserta melakukan Kemitraan harus mempunyai perjanjian Kemitraan.</w:t>
             </w:r>
           </w:p>
@@ -8207,7 +9005,25 @@
                 <w:color w:val="000000"/>
                 <w:highlight w:val="yellow"/>
               </w:rPr>
-              <w:t>memiliki pengalaman paling kurang 1 (satu) pekerjaan jasa konsultansi konstruksi dalam kurun waktu 4 (empat) tahun terakhir, baik di lingkungan pemerintah atau swasta termasuk pengalaman subkontrak, kecuali bagi pelaku usaha kecil yang baru berdiri kurang dari 3 (tiga) tahun dan belum memiliki pengalaman;</w:t>
+              <w:t xml:space="preserve">memiliki pengalaman paling kurang 1 (satu) pekerjaan jasa </w:t>
+            </w:r>
+            <w:proofErr w:type="spellStart"/>
+            <w:r>
+              <w:rPr>
+                <w:rFonts w:ascii="Bookman Old Style" w:eastAsia="Basic" w:hAnsi="Bookman Old Style" w:cs="Basic"/>
+                <w:color w:val="000000"/>
+                <w:highlight w:val="yellow"/>
+              </w:rPr>
+              <w:t>konsultansi</w:t>
+            </w:r>
+            <w:proofErr w:type="spellEnd"/>
+            <w:r>
+              <w:rPr>
+                <w:rFonts w:ascii="Bookman Old Style" w:eastAsia="Basic" w:hAnsi="Bookman Old Style" w:cs="Basic"/>
+                <w:color w:val="000000"/>
+                <w:highlight w:val="yellow"/>
+              </w:rPr>
+              <w:t xml:space="preserve"> konstruksi dalam kurun waktu 4 (empat) tahun terakhir, baik di lingkungan pemerintah atau swasta termasuk pengalaman subkontrak, kecuali bagi pelaku usaha kecil yang baru berdiri kurang dari 3 (tiga) tahun dan belum memiliki pengalaman;</w:t>
             </w:r>
           </w:p>
           <w:p>
@@ -8297,7 +9113,29 @@
                 <w:color w:val="000000"/>
                 <w:highlight w:val="yellow"/>
               </w:rPr>
-              <w:t>[berdasarkan subklasifikasi]</w:t>
+              <w:t xml:space="preserve">[berdasarkan </w:t>
+            </w:r>
+            <w:proofErr w:type="spellStart"/>
+            <w:r>
+              <w:rPr>
+                <w:rFonts w:ascii="Bookman Old Style" w:eastAsia="Basic" w:hAnsi="Bookman Old Style" w:cs="Basic"/>
+                <w:i/>
+                <w:strike/>
+                <w:color w:val="000000"/>
+                <w:highlight w:val="yellow"/>
+              </w:rPr>
+              <w:t>subklasifikasi</w:t>
+            </w:r>
+            <w:proofErr w:type="spellEnd"/>
+            <w:r>
+              <w:rPr>
+                <w:rFonts w:ascii="Bookman Old Style" w:eastAsia="Basic" w:hAnsi="Bookman Old Style" w:cs="Basic"/>
+                <w:i/>
+                <w:strike/>
+                <w:color w:val="000000"/>
+                <w:highlight w:val="yellow"/>
+              </w:rPr>
+              <w:t>]</w:t>
             </w:r>
             <w:r>
               <w:rPr>
@@ -8347,7 +9185,7 @@
                 <w:color w:val="000000"/>
                 <w:highlight w:val="yellow"/>
               </w:rPr>
-              <w:t xml:space="preserve">Jasa  asistensi  teknis  dan nasihat selama fase pelaksanaan konstruksi infrastruktur sipil transportasi   seperti   Jalan Raya dan Jembatan untuk memastikan pekerjaan konstruksi yang sedang dilaksanakan sudah sesuai dengan final desain. Meliputi jasa yang diberikan di kantor maupun di lapangan seperti pengkajian shop drawings, kunjungan secara periodik kelapangan untuk mengukur progress dan kualitas pekerjaan, memberikan panduan kepada klient dan kontraktor dalam menginterpretasikan dokumen </w:t>
+              <w:t xml:space="preserve">Jasa  asistensi  teknis  dan nasihat selama fase pelaksanaan konstruksi infrastruktur sipil transportasi   seperti   Jalan Raya dan Jembatan untuk memastikan pekerjaan konstruksi yang sedang dilaksanakan </w:t>
             </w:r>
             <w:r>
               <w:rPr>
@@ -8358,7 +9196,139 @@
                 <w:highlight w:val="yellow"/>
               </w:rPr>
               <w:lastRenderedPageBreak/>
-              <w:t>kontrak dan nasihat lain dalam hal teknikal selama proses kontruksi infrastruktur sipil transportasi</w:t>
+              <w:t xml:space="preserve">sudah sesuai dengan final desain. Meliputi jasa yang diberikan di kantor maupun di lapangan seperti pengkajian </w:t>
+            </w:r>
+            <w:proofErr w:type="spellStart"/>
+            <w:r>
+              <w:rPr>
+                <w:rFonts w:ascii="Bookman Old Style" w:eastAsia="Basic" w:hAnsi="Bookman Old Style" w:cs="Basic"/>
+                <w:b/>
+                <w:bCs/>
+                <w:color w:val="000000"/>
+                <w:highlight w:val="yellow"/>
+              </w:rPr>
+              <w:t>shop</w:t>
+            </w:r>
+            <w:proofErr w:type="spellEnd"/>
+            <w:r>
+              <w:rPr>
+                <w:rFonts w:ascii="Bookman Old Style" w:eastAsia="Basic" w:hAnsi="Bookman Old Style" w:cs="Basic"/>
+                <w:b/>
+                <w:bCs/>
+                <w:color w:val="000000"/>
+                <w:highlight w:val="yellow"/>
+              </w:rPr>
+              <w:t xml:space="preserve"> </w:t>
+            </w:r>
+            <w:proofErr w:type="spellStart"/>
+            <w:r>
+              <w:rPr>
+                <w:rFonts w:ascii="Bookman Old Style" w:eastAsia="Basic" w:hAnsi="Bookman Old Style" w:cs="Basic"/>
+                <w:b/>
+                <w:bCs/>
+                <w:color w:val="000000"/>
+                <w:highlight w:val="yellow"/>
+              </w:rPr>
+              <w:t>drawings</w:t>
+            </w:r>
+            <w:proofErr w:type="spellEnd"/>
+            <w:r>
+              <w:rPr>
+                <w:rFonts w:ascii="Bookman Old Style" w:eastAsia="Basic" w:hAnsi="Bookman Old Style" w:cs="Basic"/>
+                <w:b/>
+                <w:bCs/>
+                <w:color w:val="000000"/>
+                <w:highlight w:val="yellow"/>
+              </w:rPr>
+              <w:t xml:space="preserve">, kunjungan secara periodik kelapangan untuk mengukur </w:t>
+            </w:r>
+            <w:proofErr w:type="spellStart"/>
+            <w:r>
+              <w:rPr>
+                <w:rFonts w:ascii="Bookman Old Style" w:eastAsia="Basic" w:hAnsi="Bookman Old Style" w:cs="Basic"/>
+                <w:b/>
+                <w:bCs/>
+                <w:color w:val="000000"/>
+                <w:highlight w:val="yellow"/>
+              </w:rPr>
+              <w:t>progress</w:t>
+            </w:r>
+            <w:proofErr w:type="spellEnd"/>
+            <w:r>
+              <w:rPr>
+                <w:rFonts w:ascii="Bookman Old Style" w:eastAsia="Basic" w:hAnsi="Bookman Old Style" w:cs="Basic"/>
+                <w:b/>
+                <w:bCs/>
+                <w:color w:val="000000"/>
+                <w:highlight w:val="yellow"/>
+              </w:rPr>
+              <w:t xml:space="preserve"> dan kualitas pekerjaan, memberikan panduan kepada </w:t>
+            </w:r>
+            <w:proofErr w:type="spellStart"/>
+            <w:r>
+              <w:rPr>
+                <w:rFonts w:ascii="Bookman Old Style" w:eastAsia="Basic" w:hAnsi="Bookman Old Style" w:cs="Basic"/>
+                <w:b/>
+                <w:bCs/>
+                <w:color w:val="000000"/>
+                <w:highlight w:val="yellow"/>
+              </w:rPr>
+              <w:t>klient</w:t>
+            </w:r>
+            <w:proofErr w:type="spellEnd"/>
+            <w:r>
+              <w:rPr>
+                <w:rFonts w:ascii="Bookman Old Style" w:eastAsia="Basic" w:hAnsi="Bookman Old Style" w:cs="Basic"/>
+                <w:b/>
+                <w:bCs/>
+                <w:color w:val="000000"/>
+                <w:highlight w:val="yellow"/>
+              </w:rPr>
+              <w:t xml:space="preserve"> dan kontraktor dalam menginterpretasikan dokumen kontrak dan nasihat lain dalam hal </w:t>
+            </w:r>
+            <w:proofErr w:type="spellStart"/>
+            <w:r>
+              <w:rPr>
+                <w:rFonts w:ascii="Bookman Old Style" w:eastAsia="Basic" w:hAnsi="Bookman Old Style" w:cs="Basic"/>
+                <w:b/>
+                <w:bCs/>
+                <w:color w:val="000000"/>
+                <w:highlight w:val="yellow"/>
+              </w:rPr>
+              <w:t>teknikal</w:t>
+            </w:r>
+            <w:proofErr w:type="spellEnd"/>
+            <w:r>
+              <w:rPr>
+                <w:rFonts w:ascii="Bookman Old Style" w:eastAsia="Basic" w:hAnsi="Bookman Old Style" w:cs="Basic"/>
+                <w:b/>
+                <w:bCs/>
+                <w:color w:val="000000"/>
+                <w:highlight w:val="yellow"/>
+              </w:rPr>
+              <w:t xml:space="preserve"> selama proses </w:t>
+            </w:r>
+            <w:proofErr w:type="spellStart"/>
+            <w:r>
+              <w:rPr>
+                <w:rFonts w:ascii="Bookman Old Style" w:eastAsia="Basic" w:hAnsi="Bookman Old Style" w:cs="Basic"/>
+                <w:b/>
+                <w:bCs/>
+                <w:color w:val="000000"/>
+                <w:highlight w:val="yellow"/>
+              </w:rPr>
+              <w:t>kontruksi</w:t>
+            </w:r>
+            <w:proofErr w:type="spellEnd"/>
+            <w:r>
+              <w:rPr>
+                <w:rFonts w:ascii="Bookman Old Style" w:eastAsia="Basic" w:hAnsi="Bookman Old Style" w:cs="Basic"/>
+                <w:b/>
+                <w:bCs/>
+                <w:color w:val="000000"/>
+                <w:highlight w:val="yellow"/>
+              </w:rPr>
+              <w:t xml:space="preserve"> infrastruktur sipil transportasi</w:t>
             </w:r>
             <w:r>
               <w:rPr>
@@ -8820,6 +9790,7 @@
               </w:rPr>
               <w:t>Data kualifikasi yang diunggah (</w:t>
             </w:r>
+            <w:proofErr w:type="spellStart"/>
             <w:r>
               <w:rPr>
                 <w:rFonts w:ascii="Bookman Old Style" w:eastAsia="Basic" w:hAnsi="Bookman Old Style" w:cs="Basic"/>
@@ -8828,6 +9799,7 @@
               </w:rPr>
               <w:t>upload</w:t>
             </w:r>
+            <w:proofErr w:type="spellEnd"/>
             <w:r>
               <w:rPr>
                 <w:rFonts w:ascii="Bookman Old Style" w:eastAsia="Basic" w:hAnsi="Bookman Old Style" w:cs="Basic"/>
@@ -8893,7 +9865,6 @@
                 <w:bCs/>
                 <w:highlight w:val="yellow"/>
               </w:rPr>
-              <w:lastRenderedPageBreak/>
               <w:t xml:space="preserve">Bukti status valid keterangan Wajib Pajak berdasarkan hasil konfirmasi Status Wajib Pajak; </w:t>
             </w:r>
           </w:p>
@@ -8981,7 +9952,6 @@
                 <w:bCs/>
                 <w:highlight w:val="yellow"/>
               </w:rPr>
-              <w:lastRenderedPageBreak/>
               <w:t>Sesuai</w:t>
             </w:r>
           </w:p>
@@ -10055,7 +11025,40 @@
                       <w:iCs/>
                       <w:highlight w:val="yellow"/>
                     </w:rPr>
-                    <w:t>Pekerjaan di bidang Jasa Konsultansi Konstruksi paling kurang 1 (satu) pekerjaan dalam kurun waktu 4 (empat) tahun terakhir baik di lingkungan pemerintah maupun swasta, termasuk pengalaman subkontrak kecuali bagi Penyedia yang baru berdiri kurang dari 3 (tiga) tahun.</w:t>
+                    <w:t xml:space="preserve">Pekerjaan di bidang Jasa </w:t>
+                  </w:r>
+                  <w:proofErr w:type="spellStart"/>
+                  <w:r>
+                    <w:rPr>
+                      <w:rFonts w:ascii="Bookman Old Style" w:eastAsia="Basic" w:hAnsi="Bookman Old Style" w:cs="Basic"/>
+                      <w:bCs/>
+                      <w:i/>
+                      <w:iCs/>
+                      <w:highlight w:val="yellow"/>
+                    </w:rPr>
+                    <w:t>Konsultansi</w:t>
+                  </w:r>
+                  <w:proofErr w:type="spellEnd"/>
+                  <w:r>
+                    <w:rPr>
+                      <w:rFonts w:ascii="Bookman Old Style" w:eastAsia="Basic" w:hAnsi="Bookman Old Style" w:cs="Basic"/>
+                      <w:bCs/>
+                      <w:i/>
+                      <w:iCs/>
+                      <w:highlight w:val="yellow"/>
+                    </w:rPr>
+                    <w:t xml:space="preserve"> Konstruksi paling kurang 1 (satu) pekerjaan dalam kurun waktu 4 (empat) tahun terakhir baik di lingkungan pemerintah maupun swasta, termasuk pengalaman subkontrak kecuali bagi Penyedia yang </w:t>
+                  </w:r>
+                  <w:r>
+                    <w:rPr>
+                      <w:rFonts w:ascii="Bookman Old Style" w:eastAsia="Basic" w:hAnsi="Bookman Old Style" w:cs="Basic"/>
+                      <w:bCs/>
+                      <w:i/>
+                      <w:iCs/>
+                      <w:highlight w:val="yellow"/>
+                    </w:rPr>
+                    <w:lastRenderedPageBreak/>
+                    <w:t>baru berdiri kurang dari 3 (tiga) tahun.</w:t>
                   </w:r>
                 </w:p>
               </w:tc>
@@ -10083,6 +11086,7 @@
                       <w:iCs/>
                       <w:highlight w:val="yellow"/>
                     </w:rPr>
+                    <w:lastRenderedPageBreak/>
                     <w:t>20</w:t>
                   </w:r>
                 </w:p>
@@ -10333,7 +11337,31 @@
                       <w:strike/>
                       <w:highlight w:val="yellow"/>
                     </w:rPr>
-                    <w:t xml:space="preserve">untuk pekerjaan Usaha Kecil berdasarkan subklasifikasi; atau </w:t>
+                    <w:t xml:space="preserve">untuk pekerjaan Usaha Kecil berdasarkan </w:t>
+                  </w:r>
+                  <w:proofErr w:type="spellStart"/>
+                  <w:r>
+                    <w:rPr>
+                      <w:rFonts w:ascii="Bookman Old Style" w:eastAsia="Basic" w:hAnsi="Bookman Old Style" w:cs="Basic"/>
+                      <w:bCs/>
+                      <w:i/>
+                      <w:iCs/>
+                      <w:strike/>
+                      <w:highlight w:val="yellow"/>
+                    </w:rPr>
+                    <w:t>subklasifikasi</w:t>
+                  </w:r>
+                  <w:proofErr w:type="spellEnd"/>
+                  <w:r>
+                    <w:rPr>
+                      <w:rFonts w:ascii="Bookman Old Style" w:eastAsia="Basic" w:hAnsi="Bookman Old Style" w:cs="Basic"/>
+                      <w:bCs/>
+                      <w:i/>
+                      <w:iCs/>
+                      <w:strike/>
+                      <w:highlight w:val="yellow"/>
+                    </w:rPr>
+                    <w:t xml:space="preserve">; atau </w:t>
                   </w:r>
                 </w:p>
                 <w:p>
@@ -10363,7 +11391,29 @@
                       <w:iCs/>
                       <w:highlight w:val="yellow"/>
                     </w:rPr>
-                    <w:t>untuk pekerjaan Usaha Menengah atau Usaha Besar, pekerjaan sejenis berdasarkan subklasifikasi atau berdasarkan lingkup pekerjaan:</w:t>
+                    <w:t xml:space="preserve">untuk pekerjaan Usaha Menengah atau Usaha Besar, pekerjaan sejenis berdasarkan </w:t>
+                  </w:r>
+                  <w:proofErr w:type="spellStart"/>
+                  <w:r>
+                    <w:rPr>
+                      <w:rFonts w:ascii="Bookman Old Style" w:eastAsia="Basic" w:hAnsi="Bookman Old Style" w:cs="Basic"/>
+                      <w:bCs/>
+                      <w:i/>
+                      <w:iCs/>
+                      <w:highlight w:val="yellow"/>
+                    </w:rPr>
+                    <w:t>subklasifikasi</w:t>
+                  </w:r>
+                  <w:proofErr w:type="spellEnd"/>
+                  <w:r>
+                    <w:rPr>
+                      <w:rFonts w:ascii="Bookman Old Style" w:eastAsia="Basic" w:hAnsi="Bookman Old Style" w:cs="Basic"/>
+                      <w:bCs/>
+                      <w:i/>
+                      <w:iCs/>
+                      <w:highlight w:val="yellow"/>
+                    </w:rPr>
+                    <w:t xml:space="preserve"> atau berdasarkan lingkup pekerjaan:</w:t>
                   </w:r>
                 </w:p>
                 <w:p>
@@ -10828,7 +11878,6 @@
                       <w:iCs/>
                       <w:highlight w:val="yellow"/>
                     </w:rPr>
-                    <w:lastRenderedPageBreak/>
                     <w:t>7 s/d 9 kali diberikan nilai 40</w:t>
                   </w:r>
                 </w:p>
@@ -10859,6 +11908,7 @@
                       <w:iCs/>
                       <w:highlight w:val="yellow"/>
                     </w:rPr>
+                    <w:lastRenderedPageBreak/>
                     <w:t>4 s/d 6 kali diberikan nilai 30</w:t>
                   </w:r>
                 </w:p>
@@ -11324,7 +12374,25 @@
           <w:szCs w:val="22"/>
         </w:rPr>
         <w:lastRenderedPageBreak/>
-        <w:t xml:space="preserve">Demikian berita acara reviu dokumen </w:t>
+        <w:t xml:space="preserve">Demikian berita acara </w:t>
+      </w:r>
+      <w:proofErr w:type="spellStart"/>
+      <w:r>
+        <w:rPr>
+          <w:rFonts w:ascii="Arial" w:eastAsia="Arial" w:hAnsi="Arial" w:cs="Arial"/>
+          <w:sz w:val="22"/>
+          <w:szCs w:val="22"/>
+        </w:rPr>
+        <w:t>reviu</w:t>
+      </w:r>
+      <w:proofErr w:type="spellEnd"/>
+      <w:r>
+        <w:rPr>
+          <w:rFonts w:ascii="Arial" w:eastAsia="Arial" w:hAnsi="Arial" w:cs="Arial"/>
+          <w:sz w:val="22"/>
+          <w:szCs w:val="22"/>
+        </w:rPr>
+        <w:t xml:space="preserve"> dokumen </w:t>
       </w:r>
       <w:r>
         <w:rPr>
@@ -11391,7 +12459,29 @@
           <w:sz w:val="22"/>
           <w:szCs w:val="22"/>
         </w:rPr>
-        <w:t>{kode_pokja}</w:t>
+        <w:t>{</w:t>
+      </w:r>
+      <w:proofErr w:type="spellStart"/>
+      <w:r>
+        <w:rPr>
+          <w:rFonts w:ascii="Arial" w:eastAsia="Arial" w:hAnsi="Arial" w:cs="Arial"/>
+          <w:b/>
+          <w:bCs/>
+          <w:sz w:val="22"/>
+          <w:szCs w:val="22"/>
+        </w:rPr>
+        <w:t>kode_pokja</w:t>
+      </w:r>
+      <w:proofErr w:type="spellEnd"/>
+      <w:r>
+        <w:rPr>
+          <w:rFonts w:ascii="Arial" w:eastAsia="Arial" w:hAnsi="Arial" w:cs="Arial"/>
+          <w:b/>
+          <w:bCs/>
+          <w:sz w:val="22"/>
+          <w:szCs w:val="22"/>
+        </w:rPr>
+        <w:t>}</w:t>
       </w:r>
       <w:r>
         <w:rPr>
@@ -11460,7 +12550,29 @@
           <w:sz w:val="22"/>
           <w:szCs w:val="22"/>
         </w:rPr>
-        <w:t>{tahun_anggaran}</w:t>
+        <w:t>{</w:t>
+      </w:r>
+      <w:proofErr w:type="spellStart"/>
+      <w:r>
+        <w:rPr>
+          <w:rFonts w:ascii="Arial" w:eastAsia="Arial" w:hAnsi="Arial" w:cs="Arial"/>
+          <w:b/>
+          <w:bCs/>
+          <w:sz w:val="22"/>
+          <w:szCs w:val="22"/>
+        </w:rPr>
+        <w:t>tahun_anggaran</w:t>
+      </w:r>
+      <w:proofErr w:type="spellEnd"/>
+      <w:r>
+        <w:rPr>
+          <w:rFonts w:ascii="Arial" w:eastAsia="Arial" w:hAnsi="Arial" w:cs="Arial"/>
+          <w:b/>
+          <w:bCs/>
+          <w:sz w:val="22"/>
+          <w:szCs w:val="22"/>
+        </w:rPr>
+        <w:t>}</w:t>
       </w:r>
     </w:p>
     <w:p>
@@ -11520,6 +12632,7 @@
                 <w:szCs w:val="22"/>
               </w:rPr>
             </w:pPr>
+            <w:proofErr w:type="spellStart"/>
             <w:r>
               <w:rPr>
                 <w:rFonts w:ascii="Arial" w:hAnsi="Arial" w:cs="Arial"/>
@@ -11530,6 +12643,7 @@
               </w:rPr>
               <w:t>No</w:t>
             </w:r>
+            <w:proofErr w:type="spellEnd"/>
           </w:p>
         </w:tc>
         <w:tc>
@@ -11678,7 +12792,27 @@
                 <w:sz w:val="22"/>
                 <w:szCs w:val="22"/>
               </w:rPr>
-              <w:t>{ketua_timlak}</w:t>
+              <w:t>{</w:t>
+            </w:r>
+            <w:proofErr w:type="spellStart"/>
+            <w:r>
+              <w:rPr>
+                <w:rFonts w:ascii="Arial" w:eastAsia="Arial" w:hAnsi="Arial" w:cs="Arial"/>
+                <w:spacing w:val="2"/>
+                <w:sz w:val="22"/>
+                <w:szCs w:val="22"/>
+              </w:rPr>
+              <w:t>ketua_timlak</w:t>
+            </w:r>
+            <w:proofErr w:type="spellEnd"/>
+            <w:r>
+              <w:rPr>
+                <w:rFonts w:ascii="Arial" w:eastAsia="Arial" w:hAnsi="Arial" w:cs="Arial"/>
+                <w:spacing w:val="2"/>
+                <w:sz w:val="22"/>
+                <w:szCs w:val="22"/>
+              </w:rPr>
+              <w:t>}</w:t>
             </w:r>
           </w:p>
         </w:tc>
@@ -11791,7 +12925,27 @@
                 <w:sz w:val="22"/>
                 <w:szCs w:val="22"/>
               </w:rPr>
-              <w:t>{sekre_timlak}</w:t>
+              <w:t>{</w:t>
+            </w:r>
+            <w:proofErr w:type="spellStart"/>
+            <w:r>
+              <w:rPr>
+                <w:rFonts w:ascii="Arial" w:eastAsia="Arial" w:hAnsi="Arial" w:cs="Arial"/>
+                <w:spacing w:val="2"/>
+                <w:sz w:val="22"/>
+                <w:szCs w:val="22"/>
+              </w:rPr>
+              <w:t>sekre_timlak</w:t>
+            </w:r>
+            <w:proofErr w:type="spellEnd"/>
+            <w:r>
+              <w:rPr>
+                <w:rFonts w:ascii="Arial" w:eastAsia="Arial" w:hAnsi="Arial" w:cs="Arial"/>
+                <w:spacing w:val="2"/>
+                <w:sz w:val="22"/>
+                <w:szCs w:val="22"/>
+              </w:rPr>
+              <w:t>}</w:t>
             </w:r>
           </w:p>
         </w:tc>
@@ -11901,7 +13055,25 @@
                 <w:sz w:val="22"/>
                 <w:szCs w:val="22"/>
               </w:rPr>
-              <w:t>{anggota_timlak}</w:t>
+              <w:t>{</w:t>
+            </w:r>
+            <w:proofErr w:type="spellStart"/>
+            <w:r>
+              <w:rPr>
+                <w:rFonts w:ascii="Arial" w:eastAsia="Arial" w:hAnsi="Arial" w:cs="Arial"/>
+                <w:sz w:val="22"/>
+                <w:szCs w:val="22"/>
+              </w:rPr>
+              <w:t>anggota_timlak</w:t>
+            </w:r>
+            <w:proofErr w:type="spellEnd"/>
+            <w:r>
+              <w:rPr>
+                <w:rFonts w:ascii="Arial" w:eastAsia="Arial" w:hAnsi="Arial" w:cs="Arial"/>
+                <w:sz w:val="22"/>
+                <w:szCs w:val="22"/>
+              </w:rPr>
+              <w:t>}</w:t>
             </w:r>
           </w:p>
         </w:tc>
@@ -12015,8 +13187,9 @@
           <w:sz w:val="22"/>
           <w:szCs w:val="22"/>
         </w:rPr>
-        <w:t xml:space="preserve">{kode_pokja} </w:t>
-      </w:r>
+        <w:t>{</w:t>
+      </w:r>
+      <w:proofErr w:type="spellStart"/>
       <w:r>
         <w:rPr>
           <w:rFonts w:ascii="Arial" w:eastAsia="Arial" w:hAnsi="Arial" w:cs="Arial"/>
@@ -12024,10 +13197,10 @@
           <w:bCs/>
           <w:sz w:val="22"/>
           <w:szCs w:val="22"/>
-          <w:lang w:val="ms-MY"/>
-        </w:rPr>
-        <w:t xml:space="preserve">BP2JK WILAYAH KALIMANTAN SELATAN TAHUN ANGGARAN </w:t>
-      </w:r>
+        </w:rPr>
+        <w:t>kode_pokja</w:t>
+      </w:r>
+      <w:proofErr w:type="spellEnd"/>
       <w:r>
         <w:rPr>
           <w:rFonts w:ascii="Arial" w:eastAsia="Arial" w:hAnsi="Arial" w:cs="Arial"/>
@@ -12036,7 +13209,50 @@
           <w:sz w:val="22"/>
           <w:szCs w:val="22"/>
         </w:rPr>
-        <w:t>{tahun_anggaran}</w:t>
+        <w:t xml:space="preserve">} </w:t>
+      </w:r>
+      <w:r>
+        <w:rPr>
+          <w:rFonts w:ascii="Arial" w:eastAsia="Arial" w:hAnsi="Arial" w:cs="Arial"/>
+          <w:b/>
+          <w:bCs/>
+          <w:sz w:val="22"/>
+          <w:szCs w:val="22"/>
+          <w:lang w:val="ms-MY"/>
+        </w:rPr>
+        <w:t xml:space="preserve">BP2JK WILAYAH KALIMANTAN SELATAN TAHUN ANGGARAN </w:t>
+      </w:r>
+      <w:r>
+        <w:rPr>
+          <w:rFonts w:ascii="Arial" w:eastAsia="Arial" w:hAnsi="Arial" w:cs="Arial"/>
+          <w:b/>
+          <w:bCs/>
+          <w:sz w:val="22"/>
+          <w:szCs w:val="22"/>
+        </w:rPr>
+        <w:t>{</w:t>
+      </w:r>
+      <w:proofErr w:type="spellStart"/>
+      <w:r>
+        <w:rPr>
+          <w:rFonts w:ascii="Arial" w:eastAsia="Arial" w:hAnsi="Arial" w:cs="Arial"/>
+          <w:b/>
+          <w:bCs/>
+          <w:sz w:val="22"/>
+          <w:szCs w:val="22"/>
+        </w:rPr>
+        <w:t>tahun_anggaran</w:t>
+      </w:r>
+      <w:proofErr w:type="spellEnd"/>
+      <w:r>
+        <w:rPr>
+          <w:rFonts w:ascii="Arial" w:eastAsia="Arial" w:hAnsi="Arial" w:cs="Arial"/>
+          <w:b/>
+          <w:bCs/>
+          <w:sz w:val="22"/>
+          <w:szCs w:val="22"/>
+        </w:rPr>
+        <w:t>}</w:t>
       </w:r>
     </w:p>
     <w:p>
@@ -12099,6 +13315,7 @@
                 <w:szCs w:val="22"/>
               </w:rPr>
             </w:pPr>
+            <w:proofErr w:type="spellStart"/>
             <w:r>
               <w:rPr>
                 <w:rFonts w:ascii="Arial" w:hAnsi="Arial" w:cs="Arial"/>
@@ -12109,6 +13326,7 @@
               </w:rPr>
               <w:t>No</w:t>
             </w:r>
+            <w:proofErr w:type="spellEnd"/>
           </w:p>
         </w:tc>
         <w:tc>
@@ -12269,7 +13487,25 @@
                 <w:sz w:val="22"/>
                 <w:szCs w:val="22"/>
               </w:rPr>
-              <w:t>{ketua_pokja}</w:t>
+              <w:t>{</w:t>
+            </w:r>
+            <w:proofErr w:type="spellStart"/>
+            <w:r>
+              <w:rPr>
+                <w:rFonts w:ascii="Arial" w:hAnsi="Arial" w:cs="Arial"/>
+                <w:sz w:val="22"/>
+                <w:szCs w:val="22"/>
+              </w:rPr>
+              <w:t>ketua_pokja</w:t>
+            </w:r>
+            <w:proofErr w:type="spellEnd"/>
+            <w:r>
+              <w:rPr>
+                <w:rFonts w:ascii="Arial" w:hAnsi="Arial" w:cs="Arial"/>
+                <w:sz w:val="22"/>
+                <w:szCs w:val="22"/>
+              </w:rPr>
+              <w:t>}</w:t>
             </w:r>
           </w:p>
         </w:tc>
@@ -12385,7 +13621,25 @@
                 <w:sz w:val="22"/>
                 <w:szCs w:val="22"/>
               </w:rPr>
-              <w:t>{sekre_pokja}</w:t>
+              <w:t>{</w:t>
+            </w:r>
+            <w:proofErr w:type="spellStart"/>
+            <w:r>
+              <w:rPr>
+                <w:rFonts w:ascii="Arial" w:hAnsi="Arial" w:cs="Arial"/>
+                <w:sz w:val="22"/>
+                <w:szCs w:val="22"/>
+              </w:rPr>
+              <w:t>sekre_pokja</w:t>
+            </w:r>
+            <w:proofErr w:type="spellEnd"/>
+            <w:r>
+              <w:rPr>
+                <w:rFonts w:ascii="Arial" w:hAnsi="Arial" w:cs="Arial"/>
+                <w:sz w:val="22"/>
+                <w:szCs w:val="22"/>
+              </w:rPr>
+              <w:t>}</w:t>
             </w:r>
           </w:p>
         </w:tc>
@@ -12502,8 +13756,18 @@
                 <w:sz w:val="22"/>
                 <w:szCs w:val="22"/>
               </w:rPr>
-              <w:t>{anggota_pokja</w:t>
-            </w:r>
+              <w:t>{</w:t>
+            </w:r>
+            <w:proofErr w:type="spellStart"/>
+            <w:r>
+              <w:rPr>
+                <w:rFonts w:ascii="Arial" w:hAnsi="Arial" w:cs="Arial"/>
+                <w:sz w:val="22"/>
+                <w:szCs w:val="22"/>
+              </w:rPr>
+              <w:t>anggota_pokja</w:t>
+            </w:r>
+            <w:proofErr w:type="spellEnd"/>
             <w:r>
               <w:rPr>
                 <w:rFonts w:ascii="Arial" w:hAnsi="Arial" w:cs="Arial"/>
@@ -12637,8 +13901,18 @@
                 <w:sz w:val="22"/>
                 <w:szCs w:val="22"/>
               </w:rPr>
-              <w:t>{anggota_pokja</w:t>
-            </w:r>
+              <w:t>{</w:t>
+            </w:r>
+            <w:proofErr w:type="spellStart"/>
+            <w:r>
+              <w:rPr>
+                <w:rFonts w:ascii="Arial" w:hAnsi="Arial" w:cs="Arial"/>
+                <w:sz w:val="22"/>
+                <w:szCs w:val="22"/>
+              </w:rPr>
+              <w:t>anggota_pokja</w:t>
+            </w:r>
+            <w:proofErr w:type="spellEnd"/>
             <w:r>
               <w:rPr>
                 <w:rFonts w:ascii="Arial" w:hAnsi="Arial" w:cs="Arial"/>
@@ -12770,8 +14044,18 @@
                 <w:sz w:val="22"/>
                 <w:szCs w:val="22"/>
               </w:rPr>
-              <w:t>{anggota_pokja</w:t>
-            </w:r>
+              <w:t>{</w:t>
+            </w:r>
+            <w:proofErr w:type="spellStart"/>
+            <w:r>
+              <w:rPr>
+                <w:rFonts w:ascii="Arial" w:hAnsi="Arial" w:cs="Arial"/>
+                <w:sz w:val="22"/>
+                <w:szCs w:val="22"/>
+              </w:rPr>
+              <w:t>anggota_pokja</w:t>
+            </w:r>
+            <w:proofErr w:type="spellEnd"/>
             <w:r>
               <w:rPr>
                 <w:rFonts w:ascii="Arial" w:hAnsi="Arial" w:cs="Arial"/>
@@ -12884,8 +14168,9 @@
           <w:szCs w:val="22"/>
           <w:lang w:val="ms-MY"/>
         </w:rPr>
-        <w:t>{satuan_kerja</w:t>
-      </w:r>
+        <w:t>{</w:t>
+      </w:r>
+      <w:proofErr w:type="spellStart"/>
       <w:r>
         <w:rPr>
           <w:rFonts w:ascii="Arial" w:eastAsia="Arial" w:hAnsi="Arial" w:cs="Arial"/>
@@ -12893,9 +14178,33 @@
           <w:bCs/>
           <w:sz w:val="22"/>
           <w:szCs w:val="22"/>
-        </w:rPr>
-        <w:t>_upper</w:t>
-      </w:r>
+          <w:lang w:val="ms-MY"/>
+        </w:rPr>
+        <w:t>satuan_kerja</w:t>
+      </w:r>
+      <w:proofErr w:type="spellEnd"/>
+      <w:r>
+        <w:rPr>
+          <w:rFonts w:ascii="Arial" w:eastAsia="Arial" w:hAnsi="Arial" w:cs="Arial"/>
+          <w:b/>
+          <w:bCs/>
+          <w:sz w:val="22"/>
+          <w:szCs w:val="22"/>
+        </w:rPr>
+        <w:t>_</w:t>
+      </w:r>
+      <w:proofErr w:type="spellStart"/>
+      <w:r>
+        <w:rPr>
+          <w:rFonts w:ascii="Arial" w:eastAsia="Arial" w:hAnsi="Arial" w:cs="Arial"/>
+          <w:b/>
+          <w:bCs/>
+          <w:sz w:val="22"/>
+          <w:szCs w:val="22"/>
+        </w:rPr>
+        <w:t>upper</w:t>
+      </w:r>
+      <w:proofErr w:type="spellEnd"/>
       <w:r>
         <w:rPr>
           <w:rFonts w:ascii="Arial" w:eastAsia="Arial" w:hAnsi="Arial" w:cs="Arial"/>
@@ -12965,6 +14274,7 @@
                 <w:szCs w:val="22"/>
               </w:rPr>
             </w:pPr>
+            <w:proofErr w:type="spellStart"/>
             <w:r>
               <w:rPr>
                 <w:rFonts w:ascii="Arial" w:hAnsi="Arial" w:cs="Arial"/>
@@ -12975,6 +14285,7 @@
               </w:rPr>
               <w:t>No</w:t>
             </w:r>
+            <w:proofErr w:type="spellEnd"/>
           </w:p>
         </w:tc>
         <w:tc>
@@ -13123,7 +14434,29 @@
                 <w:szCs w:val="22"/>
                 <w:lang w:val="en-US"/>
               </w:rPr>
-              <w:t>{nama_ppk}</w:t>
+              <w:t>{</w:t>
+            </w:r>
+            <w:proofErr w:type="spellStart"/>
+            <w:r>
+              <w:rPr>
+                <w:rFonts w:ascii="Arial" w:eastAsia="Arial" w:hAnsi="Arial" w:cs="Arial"/>
+                <w:spacing w:val="-2"/>
+                <w:sz w:val="22"/>
+                <w:szCs w:val="22"/>
+                <w:lang w:val="en-US"/>
+              </w:rPr>
+              <w:t>nama_ppk</w:t>
+            </w:r>
+            <w:proofErr w:type="spellEnd"/>
+            <w:r>
+              <w:rPr>
+                <w:rFonts w:ascii="Arial" w:eastAsia="Arial" w:hAnsi="Arial" w:cs="Arial"/>
+                <w:spacing w:val="-2"/>
+                <w:sz w:val="22"/>
+                <w:szCs w:val="22"/>
+                <w:lang w:val="en-US"/>
+              </w:rPr>
+              <w:t>}</w:t>
             </w:r>
           </w:p>
         </w:tc>
@@ -13153,7 +14486,27 @@
                 <w:szCs w:val="22"/>
                 <w:lang w:val="en-US"/>
               </w:rPr>
-              <w:t>{ppk}</w:t>
+              <w:t>{</w:t>
+            </w:r>
+            <w:proofErr w:type="spellStart"/>
+            <w:r>
+              <w:rPr>
+                <w:rFonts w:ascii="Arial" w:hAnsi="Arial" w:cs="Arial"/>
+                <w:sz w:val="22"/>
+                <w:szCs w:val="22"/>
+                <w:lang w:val="en-US"/>
+              </w:rPr>
+              <w:t>ppk</w:t>
+            </w:r>
+            <w:proofErr w:type="spellEnd"/>
+            <w:r>
+              <w:rPr>
+                <w:rFonts w:ascii="Arial" w:hAnsi="Arial" w:cs="Arial"/>
+                <w:sz w:val="22"/>
+                <w:szCs w:val="22"/>
+                <w:lang w:val="en-US"/>
+              </w:rPr>
+              <w:t>}</w:t>
             </w:r>
           </w:p>
         </w:tc>
@@ -13193,6 +14546,7 @@
       </w:pPr>
     </w:p>
     <w:sectPr>
+      <w:footerReference w:type="default" r:id="rId15"/>
       <w:pgSz w:w="11920" w:h="16840"/>
       <w:pgMar w:top="1134" w:right="1134" w:bottom="1134" w:left="1418" w:header="720" w:footer="374" w:gutter="0"/>
       <w:cols w:space="720"/>
@@ -13203,7 +14557,7 @@
 </file>
 
 <file path=word/endnotes.xml><?xml version="1.0" encoding="utf-8"?>
-<w:endnotes xmlns:wpc="http://schemas.microsoft.com/office/word/2010/wordprocessingCanvas" xmlns:cx="http://schemas.microsoft.com/office/drawing/2014/chartex" xmlns:cx1="http://schemas.microsoft.com/office/drawing/2015/9/8/chartex" xmlns:cx2="http://schemas.microsoft.com/office/drawing/2015/10/21/chartex" xmlns:cx3="http://schemas.microsoft.com/office/drawing/2016/5/9/chartex" xmlns:cx4="http://schemas.microsoft.com/office/drawing/2016/5/10/chartex" xmlns:cx5="http://schemas.microsoft.com/office/drawing/2016/5/11/chartex" xmlns:cx6="http://schemas.microsoft.com/office/drawing/2016/5/12/chartex" xmlns:cx7="http://schemas.microsoft.com/office/drawing/2016/5/13/chartex" xmlns:cx8="http://schemas.microsoft.com/office/drawing/2016/5/14/chartex" xmlns:mc="http://schemas.openxmlformats.org/markup-compatibility/2006" xmlns:aink="http://schemas.microsoft.com/office/drawing/2016/ink" xmlns:am3d="http://schemas.microsoft.com/office/drawing/2017/model3d" xmlns:o="urn:schemas-microsoft-com:office:office" xmlns:r="http://schemas.openxmlformats.org/officeDocument/2006/relationships" xmlns:m="http://schemas.openxmlformats.org/officeDocument/2006/math" xmlns:v="urn:schemas-microsoft-com:vml" xmlns:wp14="http://schemas.microsoft.com/office/word/2010/wordprocessingDrawing" xmlns:wp="http://schemas.openxmlformats.org/drawingml/2006/wordprocessingDrawing" xmlns:w10="urn:schemas-microsoft-com:office:word" xmlns:w="http://schemas.openxmlformats.org/wordprocessingml/2006/main" xmlns:w14="http://schemas.microsoft.com/office/word/2010/wordml" xmlns:w15="http://schemas.microsoft.com/office/word/2012/wordml" xmlns:w16cex="http://schemas.microsoft.com/office/word/2018/wordml/cex" xmlns:w16cid="http://schemas.microsoft.com/office/word/2016/wordml/cid" xmlns:w16="http://schemas.microsoft.com/office/word/2018/wordml" xmlns:w16sdtdh="http://schemas.microsoft.com/office/word/2020/wordml/sdtdatahash" xmlns:w16se="http://schemas.microsoft.com/office/word/2015/wordml/symex" xmlns:wpg="http://schemas.microsoft.com/office/word/2010/wordprocessingGroup" xmlns:wpi="http://schemas.microsoft.com/office/word/2010/wordprocessingInk" xmlns:wne="http://schemas.microsoft.com/office/word/2006/wordml" xmlns:wps="http://schemas.microsoft.com/office/word/2010/wordprocessingShape" mc:Ignorable="w14 w15 w16se w16cid w16 w16cex w16sdtdh wp14">
+<w:endnotes xmlns:wpc="http://schemas.microsoft.com/office/word/2010/wordprocessingCanvas" xmlns:cx="http://schemas.microsoft.com/office/drawing/2014/chartex" xmlns:cx1="http://schemas.microsoft.com/office/drawing/2015/9/8/chartex" xmlns:cx2="http://schemas.microsoft.com/office/drawing/2015/10/21/chartex" xmlns:cx3="http://schemas.microsoft.com/office/drawing/2016/5/9/chartex" xmlns:cx4="http://schemas.microsoft.com/office/drawing/2016/5/10/chartex" xmlns:cx5="http://schemas.microsoft.com/office/drawing/2016/5/11/chartex" xmlns:cx6="http://schemas.microsoft.com/office/drawing/2016/5/12/chartex" xmlns:cx7="http://schemas.microsoft.com/office/drawing/2016/5/13/chartex" xmlns:cx8="http://schemas.microsoft.com/office/drawing/2016/5/14/chartex" xmlns:mc="http://schemas.openxmlformats.org/markup-compatibility/2006" xmlns:aink="http://schemas.microsoft.com/office/drawing/2016/ink" xmlns:am3d="http://schemas.microsoft.com/office/drawing/2017/model3d" xmlns:o="urn:schemas-microsoft-com:office:office" xmlns:oel="http://schemas.microsoft.com/office/2019/extlst" xmlns:r="http://schemas.openxmlformats.org/officeDocument/2006/relationships" xmlns:m="http://schemas.openxmlformats.org/officeDocument/2006/math" xmlns:v="urn:schemas-microsoft-com:vml" xmlns:wp14="http://schemas.microsoft.com/office/word/2010/wordprocessingDrawing" xmlns:wp="http://schemas.openxmlformats.org/drawingml/2006/wordprocessingDrawing" xmlns:w10="urn:schemas-microsoft-com:office:word" xmlns:w="http://schemas.openxmlformats.org/wordprocessingml/2006/main" xmlns:w14="http://schemas.microsoft.com/office/word/2010/wordml" xmlns:w15="http://schemas.microsoft.com/office/word/2012/wordml" xmlns:w16cex="http://schemas.microsoft.com/office/word/2018/wordml/cex" xmlns:w16cid="http://schemas.microsoft.com/office/word/2016/wordml/cid" xmlns:w16="http://schemas.microsoft.com/office/word/2018/wordml" xmlns:w16du="http://schemas.microsoft.com/office/word/2023/wordml/word16du" xmlns:w16sdtdh="http://schemas.microsoft.com/office/word/2020/wordml/sdtdatahash" xmlns:w16sdtfl="http://schemas.microsoft.com/office/word/2024/wordml/sdtformatlock" xmlns:w16se="http://schemas.microsoft.com/office/word/2015/wordml/symex" xmlns:wpg="http://schemas.microsoft.com/office/word/2010/wordprocessingGroup" xmlns:wpi="http://schemas.microsoft.com/office/word/2010/wordprocessingInk" xmlns:wne="http://schemas.microsoft.com/office/word/2006/wordml" xmlns:wps="http://schemas.microsoft.com/office/word/2010/wordprocessingShape" mc:Ignorable="w14 w15 w16se w16cid w16 w16cex w16sdtdh w16sdtfl w16du wp14">
   <w:endnote w:type="separator" w:id="-1">
     <w:p>
       <w:r>
@@ -13225,7 +14579,29 @@
 </file>
 
 <file path=word/footer1.xml><?xml version="1.0" encoding="utf-8"?>
-<w:ftr xmlns:wpc="http://schemas.microsoft.com/office/word/2010/wordprocessingCanvas" xmlns:cx="http://schemas.microsoft.com/office/drawing/2014/chartex" xmlns:cx1="http://schemas.microsoft.com/office/drawing/2015/9/8/chartex" xmlns:cx2="http://schemas.microsoft.com/office/drawing/2015/10/21/chartex" xmlns:cx3="http://schemas.microsoft.com/office/drawing/2016/5/9/chartex" xmlns:cx4="http://schemas.microsoft.com/office/drawing/2016/5/10/chartex" xmlns:cx5="http://schemas.microsoft.com/office/drawing/2016/5/11/chartex" xmlns:cx6="http://schemas.microsoft.com/office/drawing/2016/5/12/chartex" xmlns:cx7="http://schemas.microsoft.com/office/drawing/2016/5/13/chartex" xmlns:cx8="http://schemas.microsoft.com/office/drawing/2016/5/14/chartex" xmlns:mc="http://schemas.openxmlformats.org/markup-compatibility/2006" xmlns:aink="http://schemas.microsoft.com/office/drawing/2016/ink" xmlns:am3d="http://schemas.microsoft.com/office/drawing/2017/model3d" xmlns:o="urn:schemas-microsoft-com:office:office" xmlns:r="http://schemas.openxmlformats.org/officeDocument/2006/relationships" xmlns:m="http://schemas.openxmlformats.org/officeDocument/2006/math" xmlns:v="urn:schemas-microsoft-com:vml" xmlns:wp14="http://schemas.microsoft.com/office/word/2010/wordprocessingDrawing" xmlns:wp="http://schemas.openxmlformats.org/drawingml/2006/wordprocessingDrawing" xmlns:w10="urn:schemas-microsoft-com:office:word" xmlns:w="http://schemas.openxmlformats.org/wordprocessingml/2006/main" xmlns:w14="http://schemas.microsoft.com/office/word/2010/wordml" xmlns:w15="http://schemas.microsoft.com/office/word/2012/wordml" xmlns:w16cex="http://schemas.microsoft.com/office/word/2018/wordml/cex" xmlns:w16cid="http://schemas.microsoft.com/office/word/2016/wordml/cid" xmlns:w16="http://schemas.microsoft.com/office/word/2018/wordml" xmlns:w16sdtdh="http://schemas.microsoft.com/office/word/2020/wordml/sdtdatahash" xmlns:w16se="http://schemas.microsoft.com/office/word/2015/wordml/symex" xmlns:wpg="http://schemas.microsoft.com/office/word/2010/wordprocessingGroup" xmlns:wpi="http://schemas.microsoft.com/office/word/2010/wordprocessingInk" xmlns:wne="http://schemas.microsoft.com/office/word/2006/wordml" xmlns:wps="http://schemas.microsoft.com/office/word/2010/wordprocessingShape" mc:Ignorable="w14 w15 w16se w16cid w16 w16cex w16sdtdh wp14">
+<w:ftr xmlns:wpc="http://schemas.microsoft.com/office/word/2010/wordprocessingCanvas" xmlns:cx="http://schemas.microsoft.com/office/drawing/2014/chartex" xmlns:cx1="http://schemas.microsoft.com/office/drawing/2015/9/8/chartex" xmlns:cx2="http://schemas.microsoft.com/office/drawing/2015/10/21/chartex" xmlns:cx3="http://schemas.microsoft.com/office/drawing/2016/5/9/chartex" xmlns:cx4="http://schemas.microsoft.com/office/drawing/2016/5/10/chartex" xmlns:cx5="http://schemas.microsoft.com/office/drawing/2016/5/11/chartex" xmlns:cx6="http://schemas.microsoft.com/office/drawing/2016/5/12/chartex" xmlns:cx7="http://schemas.microsoft.com/office/drawing/2016/5/13/chartex" xmlns:cx8="http://schemas.microsoft.com/office/drawing/2016/5/14/chartex" xmlns:mc="http://schemas.openxmlformats.org/markup-compatibility/2006" xmlns:aink="http://schemas.microsoft.com/office/drawing/2016/ink" xmlns:am3d="http://schemas.microsoft.com/office/drawing/2017/model3d" xmlns:o="urn:schemas-microsoft-com:office:office" xmlns:oel="http://schemas.microsoft.com/office/2019/extlst" xmlns:r="http://schemas.openxmlformats.org/officeDocument/2006/relationships" xmlns:m="http://schemas.openxmlformats.org/officeDocument/2006/math" xmlns:v="urn:schemas-microsoft-com:vml" xmlns:wp14="http://schemas.microsoft.com/office/word/2010/wordprocessingDrawing" xmlns:wp="http://schemas.openxmlformats.org/drawingml/2006/wordprocessingDrawing" xmlns:w10="urn:schemas-microsoft-com:office:word" xmlns:w="http://schemas.openxmlformats.org/wordprocessingml/2006/main" xmlns:w14="http://schemas.microsoft.com/office/word/2010/wordml" xmlns:w15="http://schemas.microsoft.com/office/word/2012/wordml" xmlns:w16cex="http://schemas.microsoft.com/office/word/2018/wordml/cex" xmlns:w16cid="http://schemas.microsoft.com/office/word/2016/wordml/cid" xmlns:w16="http://schemas.microsoft.com/office/word/2018/wordml" xmlns:w16du="http://schemas.microsoft.com/office/word/2023/wordml/word16du" xmlns:w16sdtdh="http://schemas.microsoft.com/office/word/2020/wordml/sdtdatahash" xmlns:w16sdtfl="http://schemas.microsoft.com/office/word/2024/wordml/sdtformatlock" xmlns:w16se="http://schemas.microsoft.com/office/word/2015/wordml/symex" xmlns:wpg="http://schemas.microsoft.com/office/word/2010/wordprocessingGroup" xmlns:wpi="http://schemas.microsoft.com/office/word/2010/wordprocessingInk" xmlns:wne="http://schemas.microsoft.com/office/word/2006/wordml" xmlns:wps="http://schemas.microsoft.com/office/word/2010/wordprocessingShape" mc:Ignorable="w14 w15 w16se w16cid w16 w16cex w16sdtdh w16sdtfl w16du wp14">
+  <w:p>
+    <w:pPr>
+      <w:pStyle w:val="Footer"/>
+      <w:jc w:val="center"/>
+    </w:pPr>
+  </w:p>
+</w:ftr>
+</file>
+
+<file path=word/footer2.xml><?xml version="1.0" encoding="utf-8"?>
+<w:ftr xmlns:wpc="http://schemas.microsoft.com/office/word/2010/wordprocessingCanvas" xmlns:cx="http://schemas.microsoft.com/office/drawing/2014/chartex" xmlns:cx1="http://schemas.microsoft.com/office/drawing/2015/9/8/chartex" xmlns:cx2="http://schemas.microsoft.com/office/drawing/2015/10/21/chartex" xmlns:cx3="http://schemas.microsoft.com/office/drawing/2016/5/9/chartex" xmlns:cx4="http://schemas.microsoft.com/office/drawing/2016/5/10/chartex" xmlns:cx5="http://schemas.microsoft.com/office/drawing/2016/5/11/chartex" xmlns:cx6="http://schemas.microsoft.com/office/drawing/2016/5/12/chartex" xmlns:cx7="http://schemas.microsoft.com/office/drawing/2016/5/13/chartex" xmlns:cx8="http://schemas.microsoft.com/office/drawing/2016/5/14/chartex" xmlns:mc="http://schemas.openxmlformats.org/markup-compatibility/2006" xmlns:aink="http://schemas.microsoft.com/office/drawing/2016/ink" xmlns:am3d="http://schemas.microsoft.com/office/drawing/2017/model3d" xmlns:o="urn:schemas-microsoft-com:office:office" xmlns:oel="http://schemas.microsoft.com/office/2019/extlst" xmlns:r="http://schemas.openxmlformats.org/officeDocument/2006/relationships" xmlns:m="http://schemas.openxmlformats.org/officeDocument/2006/math" xmlns:v="urn:schemas-microsoft-com:vml" xmlns:wp14="http://schemas.microsoft.com/office/word/2010/wordprocessingDrawing" xmlns:wp="http://schemas.openxmlformats.org/drawingml/2006/wordprocessingDrawing" xmlns:w10="urn:schemas-microsoft-com:office:word" xmlns:w="http://schemas.openxmlformats.org/wordprocessingml/2006/main" xmlns:w14="http://schemas.microsoft.com/office/word/2010/wordml" xmlns:w15="http://schemas.microsoft.com/office/word/2012/wordml" xmlns:w16cex="http://schemas.microsoft.com/office/word/2018/wordml/cex" xmlns:w16cid="http://schemas.microsoft.com/office/word/2016/wordml/cid" xmlns:w16="http://schemas.microsoft.com/office/word/2018/wordml" xmlns:w16du="http://schemas.microsoft.com/office/word/2023/wordml/word16du" xmlns:w16sdtdh="http://schemas.microsoft.com/office/word/2020/wordml/sdtdatahash" xmlns:w16sdtfl="http://schemas.microsoft.com/office/word/2024/wordml/sdtformatlock" xmlns:w16se="http://schemas.microsoft.com/office/word/2015/wordml/symex" xmlns:wpg="http://schemas.microsoft.com/office/word/2010/wordprocessingGroup" xmlns:wpi="http://schemas.microsoft.com/office/word/2010/wordprocessingInk" xmlns:wne="http://schemas.microsoft.com/office/word/2006/wordml" xmlns:wps="http://schemas.microsoft.com/office/word/2010/wordprocessingShape" mc:Ignorable="w14 w15 w16se w16cid w16 w16cex w16sdtdh w16sdtfl w16du wp14">
+  <w:p>
+    <w:pPr>
+      <w:pStyle w:val="Footer"/>
+      <w:jc w:val="center"/>
+    </w:pPr>
+  </w:p>
+</w:ftr>
+</file>
+
+<file path=word/footer3.xml><?xml version="1.0" encoding="utf-8"?>
+<w:ftr xmlns:wpc="http://schemas.microsoft.com/office/word/2010/wordprocessingCanvas" xmlns:cx="http://schemas.microsoft.com/office/drawing/2014/chartex" xmlns:cx1="http://schemas.microsoft.com/office/drawing/2015/9/8/chartex" xmlns:cx2="http://schemas.microsoft.com/office/drawing/2015/10/21/chartex" xmlns:cx3="http://schemas.microsoft.com/office/drawing/2016/5/9/chartex" xmlns:cx4="http://schemas.microsoft.com/office/drawing/2016/5/10/chartex" xmlns:cx5="http://schemas.microsoft.com/office/drawing/2016/5/11/chartex" xmlns:cx6="http://schemas.microsoft.com/office/drawing/2016/5/12/chartex" xmlns:cx7="http://schemas.microsoft.com/office/drawing/2016/5/13/chartex" xmlns:cx8="http://schemas.microsoft.com/office/drawing/2016/5/14/chartex" xmlns:mc="http://schemas.openxmlformats.org/markup-compatibility/2006" xmlns:aink="http://schemas.microsoft.com/office/drawing/2016/ink" xmlns:am3d="http://schemas.microsoft.com/office/drawing/2017/model3d" xmlns:o="urn:schemas-microsoft-com:office:office" xmlns:oel="http://schemas.microsoft.com/office/2019/extlst" xmlns:r="http://schemas.openxmlformats.org/officeDocument/2006/relationships" xmlns:m="http://schemas.openxmlformats.org/officeDocument/2006/math" xmlns:v="urn:schemas-microsoft-com:vml" xmlns:wp14="http://schemas.microsoft.com/office/word/2010/wordprocessingDrawing" xmlns:wp="http://schemas.openxmlformats.org/drawingml/2006/wordprocessingDrawing" xmlns:w10="urn:schemas-microsoft-com:office:word" xmlns:w="http://schemas.openxmlformats.org/wordprocessingml/2006/main" xmlns:w14="http://schemas.microsoft.com/office/word/2010/wordml" xmlns:w15="http://schemas.microsoft.com/office/word/2012/wordml" xmlns:w16cex="http://schemas.microsoft.com/office/word/2018/wordml/cex" xmlns:w16cid="http://schemas.microsoft.com/office/word/2016/wordml/cid" xmlns:w16="http://schemas.microsoft.com/office/word/2018/wordml" xmlns:w16du="http://schemas.microsoft.com/office/word/2023/wordml/word16du" xmlns:w16sdtdh="http://schemas.microsoft.com/office/word/2020/wordml/sdtdatahash" xmlns:w16sdtfl="http://schemas.microsoft.com/office/word/2024/wordml/sdtformatlock" xmlns:w16se="http://schemas.microsoft.com/office/word/2015/wordml/symex" xmlns:wpg="http://schemas.microsoft.com/office/word/2010/wordprocessingGroup" xmlns:wpi="http://schemas.microsoft.com/office/word/2010/wordprocessingInk" xmlns:wne="http://schemas.microsoft.com/office/word/2006/wordml" xmlns:wps="http://schemas.microsoft.com/office/word/2010/wordprocessingShape" mc:Ignorable="w14 w15 w16se w16cid w16 w16cex w16sdtdh w16sdtfl w16du wp14">
   <w:p>
     <w:pPr>
       <w:pStyle w:val="Footer"/>
@@ -13236,67 +14612,10 @@
         <w:noProof/>
       </w:rPr>
       <w:drawing>
-        <wp:inline distT="0" distB="0" distL="0" distR="0" wp14:anchorId="034085CD" wp14:editId="5D59B827">
+        <wp:inline distT="0" distB="0" distL="0" distR="0" wp14:anchorId="590587B5" wp14:editId="44340531">
           <wp:extent cx="1076325" cy="783054"/>
           <wp:effectExtent l="0" t="0" r="0" b="0"/>
-          <wp:docPr id="1719636601" name="Picture 2" descr="A black and blue rectangular card with red text&#10;&#10;Description automatically generated"/>
-          <wp:cNvGraphicFramePr>
-            <a:graphicFrameLocks xmlns:a="http://schemas.openxmlformats.org/drawingml/2006/main" noChangeAspect="1"/>
-          </wp:cNvGraphicFramePr>
-          <a:graphic xmlns:a="http://schemas.openxmlformats.org/drawingml/2006/main">
-            <a:graphicData uri="http://schemas.openxmlformats.org/drawingml/2006/picture">
-              <pic:pic xmlns:pic="http://schemas.openxmlformats.org/drawingml/2006/picture">
-                <pic:nvPicPr>
-                  <pic:cNvPr id="1524224242" name="Picture 2" descr="A black and blue rectangular card with red text&#10;&#10;Description automatically generated"/>
-                  <pic:cNvPicPr/>
-                </pic:nvPicPr>
-                <pic:blipFill>
-                  <a:blip r:embed="rId1">
-                    <a:extLst>
-                      <a:ext uri="{28A0092B-C50C-407E-A947-70E740481C1C}">
-                        <a14:useLocalDpi xmlns:a14="http://schemas.microsoft.com/office/drawing/2010/main" val="0"/>
-                      </a:ext>
-                    </a:extLst>
-                  </a:blip>
-                  <a:stretch>
-                    <a:fillRect/>
-                  </a:stretch>
-                </pic:blipFill>
-                <pic:spPr>
-                  <a:xfrm>
-                    <a:off x="0" y="0"/>
-                    <a:ext cx="1139584" cy="829077"/>
-                  </a:xfrm>
-                  <a:prstGeom prst="rect">
-                    <a:avLst/>
-                  </a:prstGeom>
-                </pic:spPr>
-              </pic:pic>
-            </a:graphicData>
-          </a:graphic>
-        </wp:inline>
-      </w:drawing>
-    </w:r>
-  </w:p>
-</w:ftr>
-</file>
-
-<file path=word/footer2.xml><?xml version="1.0" encoding="utf-8"?>
-<w:ftr xmlns:wpc="http://schemas.microsoft.com/office/word/2010/wordprocessingCanvas" xmlns:cx="http://schemas.microsoft.com/office/drawing/2014/chartex" xmlns:cx1="http://schemas.microsoft.com/office/drawing/2015/9/8/chartex" xmlns:cx2="http://schemas.microsoft.com/office/drawing/2015/10/21/chartex" xmlns:cx3="http://schemas.microsoft.com/office/drawing/2016/5/9/chartex" xmlns:cx4="http://schemas.microsoft.com/office/drawing/2016/5/10/chartex" xmlns:cx5="http://schemas.microsoft.com/office/drawing/2016/5/11/chartex" xmlns:cx6="http://schemas.microsoft.com/office/drawing/2016/5/12/chartex" xmlns:cx7="http://schemas.microsoft.com/office/drawing/2016/5/13/chartex" xmlns:cx8="http://schemas.microsoft.com/office/drawing/2016/5/14/chartex" xmlns:mc="http://schemas.openxmlformats.org/markup-compatibility/2006" xmlns:aink="http://schemas.microsoft.com/office/drawing/2016/ink" xmlns:am3d="http://schemas.microsoft.com/office/drawing/2017/model3d" xmlns:o="urn:schemas-microsoft-com:office:office" xmlns:r="http://schemas.openxmlformats.org/officeDocument/2006/relationships" xmlns:m="http://schemas.openxmlformats.org/officeDocument/2006/math" xmlns:v="urn:schemas-microsoft-com:vml" xmlns:wp14="http://schemas.microsoft.com/office/word/2010/wordprocessingDrawing" xmlns:wp="http://schemas.openxmlformats.org/drawingml/2006/wordprocessingDrawing" xmlns:w10="urn:schemas-microsoft-com:office:word" xmlns:w="http://schemas.openxmlformats.org/wordprocessingml/2006/main" xmlns:w14="http://schemas.microsoft.com/office/word/2010/wordml" xmlns:w15="http://schemas.microsoft.com/office/word/2012/wordml" xmlns:w16cex="http://schemas.microsoft.com/office/word/2018/wordml/cex" xmlns:w16cid="http://schemas.microsoft.com/office/word/2016/wordml/cid" xmlns:w16="http://schemas.microsoft.com/office/word/2018/wordml" xmlns:w16sdtdh="http://schemas.microsoft.com/office/word/2020/wordml/sdtdatahash" xmlns:w16se="http://schemas.microsoft.com/office/word/2015/wordml/symex" xmlns:wpg="http://schemas.microsoft.com/office/word/2010/wordprocessingGroup" xmlns:wpi="http://schemas.microsoft.com/office/word/2010/wordprocessingInk" xmlns:wne="http://schemas.microsoft.com/office/word/2006/wordml" xmlns:wps="http://schemas.microsoft.com/office/word/2010/wordprocessingShape" mc:Ignorable="w14 w15 w16se w16cid w16 w16cex w16sdtdh wp14">
-  <w:p>
-    <w:pPr>
-      <w:pStyle w:val="Footer"/>
-      <w:jc w:val="center"/>
-    </w:pPr>
-    <w:r>
-      <w:rPr>
-        <w:noProof/>
-      </w:rPr>
-      <w:drawing>
-        <wp:inline distT="0" distB="0" distL="0" distR="0" wp14:anchorId="7FBB4B15" wp14:editId="4F3C6DF9">
-          <wp:extent cx="1076325" cy="783054"/>
-          <wp:effectExtent l="0" t="0" r="0" b="0"/>
-          <wp:docPr id="348804972" name="Picture 2" descr="A black and blue rectangular card with red text&#10;&#10;Description automatically generated"/>
+          <wp:docPr id="2049008992" name="Picture 2" descr="A black and blue rectangular card with red text&#10;&#10;Description automatically generated"/>
           <wp:cNvGraphicFramePr>
             <a:graphicFrameLocks xmlns:a="http://schemas.openxmlformats.org/drawingml/2006/main" noChangeAspect="1"/>
           </wp:cNvGraphicFramePr>
@@ -13339,7 +14658,7 @@
 </file>
 
 <file path=word/footnotes.xml><?xml version="1.0" encoding="utf-8"?>
-<w:footnotes xmlns:wpc="http://schemas.microsoft.com/office/word/2010/wordprocessingCanvas" xmlns:cx="http://schemas.microsoft.com/office/drawing/2014/chartex" xmlns:cx1="http://schemas.microsoft.com/office/drawing/2015/9/8/chartex" xmlns:cx2="http://schemas.microsoft.com/office/drawing/2015/10/21/chartex" xmlns:cx3="http://schemas.microsoft.com/office/drawing/2016/5/9/chartex" xmlns:cx4="http://schemas.microsoft.com/office/drawing/2016/5/10/chartex" xmlns:cx5="http://schemas.microsoft.com/office/drawing/2016/5/11/chartex" xmlns:cx6="http://schemas.microsoft.com/office/drawing/2016/5/12/chartex" xmlns:cx7="http://schemas.microsoft.com/office/drawing/2016/5/13/chartex" xmlns:cx8="http://schemas.microsoft.com/office/drawing/2016/5/14/chartex" xmlns:mc="http://schemas.openxmlformats.org/markup-compatibility/2006" xmlns:aink="http://schemas.microsoft.com/office/drawing/2016/ink" xmlns:am3d="http://schemas.microsoft.com/office/drawing/2017/model3d" xmlns:o="urn:schemas-microsoft-com:office:office" xmlns:r="http://schemas.openxmlformats.org/officeDocument/2006/relationships" xmlns:m="http://schemas.openxmlformats.org/officeDocument/2006/math" xmlns:v="urn:schemas-microsoft-com:vml" xmlns:wp14="http://schemas.microsoft.com/office/word/2010/wordprocessingDrawing" xmlns:wp="http://schemas.openxmlformats.org/drawingml/2006/wordprocessingDrawing" xmlns:w10="urn:schemas-microsoft-com:office:word" xmlns:w="http://schemas.openxmlformats.org/wordprocessingml/2006/main" xmlns:w14="http://schemas.microsoft.com/office/word/2010/wordml" xmlns:w15="http://schemas.microsoft.com/office/word/2012/wordml" xmlns:w16cex="http://schemas.microsoft.com/office/word/2018/wordml/cex" xmlns:w16cid="http://schemas.microsoft.com/office/word/2016/wordml/cid" xmlns:w16="http://schemas.microsoft.com/office/word/2018/wordml" xmlns:w16sdtdh="http://schemas.microsoft.com/office/word/2020/wordml/sdtdatahash" xmlns:w16se="http://schemas.microsoft.com/office/word/2015/wordml/symex" xmlns:wpg="http://schemas.microsoft.com/office/word/2010/wordprocessingGroup" xmlns:wpi="http://schemas.microsoft.com/office/word/2010/wordprocessingInk" xmlns:wne="http://schemas.microsoft.com/office/word/2006/wordml" xmlns:wps="http://schemas.microsoft.com/office/word/2010/wordprocessingShape" mc:Ignorable="w14 w15 w16se w16cid w16 w16cex w16sdtdh wp14">
+<w:footnotes xmlns:wpc="http://schemas.microsoft.com/office/word/2010/wordprocessingCanvas" xmlns:cx="http://schemas.microsoft.com/office/drawing/2014/chartex" xmlns:cx1="http://schemas.microsoft.com/office/drawing/2015/9/8/chartex" xmlns:cx2="http://schemas.microsoft.com/office/drawing/2015/10/21/chartex" xmlns:cx3="http://schemas.microsoft.com/office/drawing/2016/5/9/chartex" xmlns:cx4="http://schemas.microsoft.com/office/drawing/2016/5/10/chartex" xmlns:cx5="http://schemas.microsoft.com/office/drawing/2016/5/11/chartex" xmlns:cx6="http://schemas.microsoft.com/office/drawing/2016/5/12/chartex" xmlns:cx7="http://schemas.microsoft.com/office/drawing/2016/5/13/chartex" xmlns:cx8="http://schemas.microsoft.com/office/drawing/2016/5/14/chartex" xmlns:mc="http://schemas.openxmlformats.org/markup-compatibility/2006" xmlns:aink="http://schemas.microsoft.com/office/drawing/2016/ink" xmlns:am3d="http://schemas.microsoft.com/office/drawing/2017/model3d" xmlns:o="urn:schemas-microsoft-com:office:office" xmlns:oel="http://schemas.microsoft.com/office/2019/extlst" xmlns:r="http://schemas.openxmlformats.org/officeDocument/2006/relationships" xmlns:m="http://schemas.openxmlformats.org/officeDocument/2006/math" xmlns:v="urn:schemas-microsoft-com:vml" xmlns:wp14="http://schemas.microsoft.com/office/word/2010/wordprocessingDrawing" xmlns:wp="http://schemas.openxmlformats.org/drawingml/2006/wordprocessingDrawing" xmlns:w10="urn:schemas-microsoft-com:office:word" xmlns:w="http://schemas.openxmlformats.org/wordprocessingml/2006/main" xmlns:w14="http://schemas.microsoft.com/office/word/2010/wordml" xmlns:w15="http://schemas.microsoft.com/office/word/2012/wordml" xmlns:w16cex="http://schemas.microsoft.com/office/word/2018/wordml/cex" xmlns:w16cid="http://schemas.microsoft.com/office/word/2016/wordml/cid" xmlns:w16="http://schemas.microsoft.com/office/word/2018/wordml" xmlns:w16du="http://schemas.microsoft.com/office/word/2023/wordml/word16du" xmlns:w16sdtdh="http://schemas.microsoft.com/office/word/2020/wordml/sdtdatahash" xmlns:w16sdtfl="http://schemas.microsoft.com/office/word/2024/wordml/sdtformatlock" xmlns:w16se="http://schemas.microsoft.com/office/word/2015/wordml/symex" xmlns:wpg="http://schemas.microsoft.com/office/word/2010/wordprocessingGroup" xmlns:wpi="http://schemas.microsoft.com/office/word/2010/wordprocessingInk" xmlns:wne="http://schemas.microsoft.com/office/word/2006/wordml" xmlns:wps="http://schemas.microsoft.com/office/word/2010/wordprocessingShape" mc:Ignorable="w14 w15 w16se w16cid w16 w16cex w16sdtdh w16sdtfl w16du wp14">
   <w:footnote w:type="separator" w:id="-1">
     <w:p>
       <w:r>
@@ -13361,7 +14680,7 @@
 </file>
 
 <file path=word/header1.xml><?xml version="1.0" encoding="utf-8"?>
-<w:hdr xmlns:wpc="http://schemas.microsoft.com/office/word/2010/wordprocessingCanvas" xmlns:cx="http://schemas.microsoft.com/office/drawing/2014/chartex" xmlns:cx1="http://schemas.microsoft.com/office/drawing/2015/9/8/chartex" xmlns:cx2="http://schemas.microsoft.com/office/drawing/2015/10/21/chartex" xmlns:cx3="http://schemas.microsoft.com/office/drawing/2016/5/9/chartex" xmlns:cx4="http://schemas.microsoft.com/office/drawing/2016/5/10/chartex" xmlns:cx5="http://schemas.microsoft.com/office/drawing/2016/5/11/chartex" xmlns:cx6="http://schemas.microsoft.com/office/drawing/2016/5/12/chartex" xmlns:cx7="http://schemas.microsoft.com/office/drawing/2016/5/13/chartex" xmlns:cx8="http://schemas.microsoft.com/office/drawing/2016/5/14/chartex" xmlns:mc="http://schemas.openxmlformats.org/markup-compatibility/2006" xmlns:aink="http://schemas.microsoft.com/office/drawing/2016/ink" xmlns:am3d="http://schemas.microsoft.com/office/drawing/2017/model3d" xmlns:o="urn:schemas-microsoft-com:office:office" xmlns:r="http://schemas.openxmlformats.org/officeDocument/2006/relationships" xmlns:m="http://schemas.openxmlformats.org/officeDocument/2006/math" xmlns:v="urn:schemas-microsoft-com:vml" xmlns:wp14="http://schemas.microsoft.com/office/word/2010/wordprocessingDrawing" xmlns:wp="http://schemas.openxmlformats.org/drawingml/2006/wordprocessingDrawing" xmlns:w10="urn:schemas-microsoft-com:office:word" xmlns:w="http://schemas.openxmlformats.org/wordprocessingml/2006/main" xmlns:w14="http://schemas.microsoft.com/office/word/2010/wordml" xmlns:w15="http://schemas.microsoft.com/office/word/2012/wordml" xmlns:w16cex="http://schemas.microsoft.com/office/word/2018/wordml/cex" xmlns:w16cid="http://schemas.microsoft.com/office/word/2016/wordml/cid" xmlns:w16="http://schemas.microsoft.com/office/word/2018/wordml" xmlns:w16sdtdh="http://schemas.microsoft.com/office/word/2020/wordml/sdtdatahash" xmlns:w16se="http://schemas.microsoft.com/office/word/2015/wordml/symex" xmlns:wpg="http://schemas.microsoft.com/office/word/2010/wordprocessingGroup" xmlns:wpi="http://schemas.microsoft.com/office/word/2010/wordprocessingInk" xmlns:wne="http://schemas.microsoft.com/office/word/2006/wordml" xmlns:wps="http://schemas.microsoft.com/office/word/2010/wordprocessingShape" mc:Ignorable="w14 w15 w16se w16cid w16 w16cex w16sdtdh wp14">
+<w:hdr xmlns:wpc="http://schemas.microsoft.com/office/word/2010/wordprocessingCanvas" xmlns:cx="http://schemas.microsoft.com/office/drawing/2014/chartex" xmlns:cx1="http://schemas.microsoft.com/office/drawing/2015/9/8/chartex" xmlns:cx2="http://schemas.microsoft.com/office/drawing/2015/10/21/chartex" xmlns:cx3="http://schemas.microsoft.com/office/drawing/2016/5/9/chartex" xmlns:cx4="http://schemas.microsoft.com/office/drawing/2016/5/10/chartex" xmlns:cx5="http://schemas.microsoft.com/office/drawing/2016/5/11/chartex" xmlns:cx6="http://schemas.microsoft.com/office/drawing/2016/5/12/chartex" xmlns:cx7="http://schemas.microsoft.com/office/drawing/2016/5/13/chartex" xmlns:cx8="http://schemas.microsoft.com/office/drawing/2016/5/14/chartex" xmlns:mc="http://schemas.openxmlformats.org/markup-compatibility/2006" xmlns:aink="http://schemas.microsoft.com/office/drawing/2016/ink" xmlns:am3d="http://schemas.microsoft.com/office/drawing/2017/model3d" xmlns:o="urn:schemas-microsoft-com:office:office" xmlns:oel="http://schemas.microsoft.com/office/2019/extlst" xmlns:r="http://schemas.openxmlformats.org/officeDocument/2006/relationships" xmlns:m="http://schemas.openxmlformats.org/officeDocument/2006/math" xmlns:v="urn:schemas-microsoft-com:vml" xmlns:wp14="http://schemas.microsoft.com/office/word/2010/wordprocessingDrawing" xmlns:wp="http://schemas.openxmlformats.org/drawingml/2006/wordprocessingDrawing" xmlns:w10="urn:schemas-microsoft-com:office:word" xmlns:w="http://schemas.openxmlformats.org/wordprocessingml/2006/main" xmlns:w14="http://schemas.microsoft.com/office/word/2010/wordml" xmlns:w15="http://schemas.microsoft.com/office/word/2012/wordml" xmlns:w16cex="http://schemas.microsoft.com/office/word/2018/wordml/cex" xmlns:w16cid="http://schemas.microsoft.com/office/word/2016/wordml/cid" xmlns:w16="http://schemas.microsoft.com/office/word/2018/wordml" xmlns:w16du="http://schemas.microsoft.com/office/word/2023/wordml/word16du" xmlns:w16sdtdh="http://schemas.microsoft.com/office/word/2020/wordml/sdtdatahash" xmlns:w16sdtfl="http://schemas.microsoft.com/office/word/2024/wordml/sdtformatlock" xmlns:w16se="http://schemas.microsoft.com/office/word/2015/wordml/symex" xmlns:wpg="http://schemas.microsoft.com/office/word/2010/wordprocessingGroup" xmlns:wpi="http://schemas.microsoft.com/office/word/2010/wordprocessingInk" xmlns:wne="http://schemas.microsoft.com/office/word/2006/wordml" xmlns:wps="http://schemas.microsoft.com/office/word/2010/wordprocessingShape" mc:Ignorable="w14 w15 w16se w16cid w16 w16cex w16sdtdh w16sdtfl w16du wp14">
   <w:p>
     <w:pPr>
       <w:pStyle w:val="Header"/>
@@ -13377,7 +14696,7 @@
 </file>
 
 <file path=word/header2.xml><?xml version="1.0" encoding="utf-8"?>
-<w:hdr xmlns:wpc="http://schemas.microsoft.com/office/word/2010/wordprocessingCanvas" xmlns:cx="http://schemas.microsoft.com/office/drawing/2014/chartex" xmlns:cx1="http://schemas.microsoft.com/office/drawing/2015/9/8/chartex" xmlns:cx2="http://schemas.microsoft.com/office/drawing/2015/10/21/chartex" xmlns:cx3="http://schemas.microsoft.com/office/drawing/2016/5/9/chartex" xmlns:cx4="http://schemas.microsoft.com/office/drawing/2016/5/10/chartex" xmlns:cx5="http://schemas.microsoft.com/office/drawing/2016/5/11/chartex" xmlns:cx6="http://schemas.microsoft.com/office/drawing/2016/5/12/chartex" xmlns:cx7="http://schemas.microsoft.com/office/drawing/2016/5/13/chartex" xmlns:cx8="http://schemas.microsoft.com/office/drawing/2016/5/14/chartex" xmlns:mc="http://schemas.openxmlformats.org/markup-compatibility/2006" xmlns:aink="http://schemas.microsoft.com/office/drawing/2016/ink" xmlns:am3d="http://schemas.microsoft.com/office/drawing/2017/model3d" xmlns:o="urn:schemas-microsoft-com:office:office" xmlns:r="http://schemas.openxmlformats.org/officeDocument/2006/relationships" xmlns:m="http://schemas.openxmlformats.org/officeDocument/2006/math" xmlns:v="urn:schemas-microsoft-com:vml" xmlns:wp14="http://schemas.microsoft.com/office/word/2010/wordprocessingDrawing" xmlns:wp="http://schemas.openxmlformats.org/drawingml/2006/wordprocessingDrawing" xmlns:w10="urn:schemas-microsoft-com:office:word" xmlns:w="http://schemas.openxmlformats.org/wordprocessingml/2006/main" xmlns:w14="http://schemas.microsoft.com/office/word/2010/wordml" xmlns:w15="http://schemas.microsoft.com/office/word/2012/wordml" xmlns:w16cex="http://schemas.microsoft.com/office/word/2018/wordml/cex" xmlns:w16cid="http://schemas.microsoft.com/office/word/2016/wordml/cid" xmlns:w16="http://schemas.microsoft.com/office/word/2018/wordml" xmlns:w16sdtdh="http://schemas.microsoft.com/office/word/2020/wordml/sdtdatahash" xmlns:w16se="http://schemas.microsoft.com/office/word/2015/wordml/symex" xmlns:wpg="http://schemas.microsoft.com/office/word/2010/wordprocessingGroup" xmlns:wpi="http://schemas.microsoft.com/office/word/2010/wordprocessingInk" xmlns:wne="http://schemas.microsoft.com/office/word/2006/wordml" xmlns:wps="http://schemas.microsoft.com/office/word/2010/wordprocessingShape" mc:Ignorable="w14 w15 w16se w16cid w16 w16cex w16sdtdh wp14">
+<w:hdr xmlns:wpc="http://schemas.microsoft.com/office/word/2010/wordprocessingCanvas" xmlns:cx="http://schemas.microsoft.com/office/drawing/2014/chartex" xmlns:cx1="http://schemas.microsoft.com/office/drawing/2015/9/8/chartex" xmlns:cx2="http://schemas.microsoft.com/office/drawing/2015/10/21/chartex" xmlns:cx3="http://schemas.microsoft.com/office/drawing/2016/5/9/chartex" xmlns:cx4="http://schemas.microsoft.com/office/drawing/2016/5/10/chartex" xmlns:cx5="http://schemas.microsoft.com/office/drawing/2016/5/11/chartex" xmlns:cx6="http://schemas.microsoft.com/office/drawing/2016/5/12/chartex" xmlns:cx7="http://schemas.microsoft.com/office/drawing/2016/5/13/chartex" xmlns:cx8="http://schemas.microsoft.com/office/drawing/2016/5/14/chartex" xmlns:mc="http://schemas.openxmlformats.org/markup-compatibility/2006" xmlns:aink="http://schemas.microsoft.com/office/drawing/2016/ink" xmlns:am3d="http://schemas.microsoft.com/office/drawing/2017/model3d" xmlns:o="urn:schemas-microsoft-com:office:office" xmlns:oel="http://schemas.microsoft.com/office/2019/extlst" xmlns:r="http://schemas.openxmlformats.org/officeDocument/2006/relationships" xmlns:m="http://schemas.openxmlformats.org/officeDocument/2006/math" xmlns:v="urn:schemas-microsoft-com:vml" xmlns:wp14="http://schemas.microsoft.com/office/word/2010/wordprocessingDrawing" xmlns:wp="http://schemas.openxmlformats.org/drawingml/2006/wordprocessingDrawing" xmlns:w10="urn:schemas-microsoft-com:office:word" xmlns:w="http://schemas.openxmlformats.org/wordprocessingml/2006/main" xmlns:w14="http://schemas.microsoft.com/office/word/2010/wordml" xmlns:w15="http://schemas.microsoft.com/office/word/2012/wordml" xmlns:w16cex="http://schemas.microsoft.com/office/word/2018/wordml/cex" xmlns:w16cid="http://schemas.microsoft.com/office/word/2016/wordml/cid" xmlns:w16="http://schemas.microsoft.com/office/word/2018/wordml" xmlns:w16du="http://schemas.microsoft.com/office/word/2023/wordml/word16du" xmlns:w16sdtdh="http://schemas.microsoft.com/office/word/2020/wordml/sdtdatahash" xmlns:w16sdtfl="http://schemas.microsoft.com/office/word/2024/wordml/sdtformatlock" xmlns:w16se="http://schemas.microsoft.com/office/word/2015/wordml/symex" xmlns:wpg="http://schemas.microsoft.com/office/word/2010/wordprocessingGroup" xmlns:wpi="http://schemas.microsoft.com/office/word/2010/wordprocessingInk" xmlns:wne="http://schemas.microsoft.com/office/word/2006/wordml" xmlns:wps="http://schemas.microsoft.com/office/word/2010/wordprocessingShape" mc:Ignorable="w14 w15 w16se w16cid w16 w16cex w16sdtdh w16sdtfl w16du wp14">
   <w:p>
     <w:pPr>
       <w:widowControl w:val="0"/>
@@ -13567,7 +14886,31 @@
         <w:szCs w:val="18"/>
         <w:lang w:val="en-US"/>
       </w:rPr>
-      <w:t>{kode_pokja}</w:t>
+      <w:t>{</w:t>
+    </w:r>
+    <w:proofErr w:type="spellStart"/>
+    <w:r>
+      <w:rPr>
+        <w:rFonts w:ascii="Arial" w:eastAsia="Calibri" w:hAnsi="Arial" w:cs="Arial"/>
+        <w:b/>
+        <w:bCs/>
+        <w:sz w:val="18"/>
+        <w:szCs w:val="18"/>
+        <w:lang w:val="en-US"/>
+      </w:rPr>
+      <w:t>kode_pokja</w:t>
+    </w:r>
+    <w:proofErr w:type="spellEnd"/>
+    <w:r>
+      <w:rPr>
+        <w:rFonts w:ascii="Arial" w:eastAsia="Calibri" w:hAnsi="Arial" w:cs="Arial"/>
+        <w:b/>
+        <w:bCs/>
+        <w:sz w:val="18"/>
+        <w:szCs w:val="18"/>
+        <w:lang w:val="en-US"/>
+      </w:rPr>
+      <w:t>}</w:t>
     </w:r>
     <w:r>
       <w:rPr>
@@ -13600,7 +14943,25 @@
         <w:sz w:val="14"/>
         <w:szCs w:val="14"/>
       </w:rPr>
-      <w:t xml:space="preserve">Alamat: Jl. Yos Sudarso No. 37A Lt.2, Banjarmasin 70119 Telp.0511-6723416 email: </w:t>
+      <w:t xml:space="preserve">Alamat: Jl. Yos </w:t>
+    </w:r>
+    <w:proofErr w:type="spellStart"/>
+    <w:r>
+      <w:rPr>
+        <w:rFonts w:ascii="Arial" w:eastAsia="Calibri" w:hAnsi="Arial" w:cs="Arial"/>
+        <w:sz w:val="14"/>
+        <w:szCs w:val="14"/>
+      </w:rPr>
+      <w:t>Sudarso</w:t>
+    </w:r>
+    <w:proofErr w:type="spellEnd"/>
+    <w:r>
+      <w:rPr>
+        <w:rFonts w:ascii="Arial" w:eastAsia="Calibri" w:hAnsi="Arial" w:cs="Arial"/>
+        <w:sz w:val="14"/>
+        <w:szCs w:val="14"/>
+      </w:rPr>
+      <w:t xml:space="preserve"> No. 37A Lt.2, Banjarmasin 70119 Telp.0511-6723416 email: </w:t>
     </w:r>
     <w:hyperlink r:id="rId2" w:history="1">
       <w:r>
@@ -13686,7 +15047,7 @@
             </wp:anchor>
           </w:drawing>
         </mc:Choice>
-        <mc:Fallback xmlns:w16sdtfl="http://schemas.microsoft.com/office/word/2024/wordml/sdtformatlock" xmlns:w16du="http://schemas.microsoft.com/office/word/2023/wordml/word16du" xmlns:oel="http://schemas.microsoft.com/office/2019/extlst">
+        <mc:Fallback>
           <w:pict>
             <v:line w14:anchorId="7C70F0EA" id="Straight Connector 984700384" o:spid="_x0000_s1026" style="position:absolute;z-index:251660288;visibility:visible;mso-wrap-style:square;mso-width-percent:0;mso-height-percent:0;mso-wrap-distance-left:9pt;mso-wrap-distance-top:0;mso-wrap-distance-right:9pt;mso-wrap-distance-bottom:0;mso-position-horizontal:absolute;mso-position-horizontal-relative:margin;mso-position-vertical:absolute;mso-position-vertical-relative:text;mso-width-percent:0;mso-height-percent:0;mso-width-relative:margin;mso-height-relative:margin" from="44.7pt,.75pt" to="468.4pt,.75pt" o:gfxdata="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" strokecolor="windowText" strokeweight="2.5pt">
               <v:stroke joinstyle="miter"/>
@@ -13721,7 +15082,7 @@
 </file>
 
 <file path=word/numbering.xml><?xml version="1.0" encoding="utf-8"?>
-<w:numbering xmlns:wpc="http://schemas.microsoft.com/office/word/2010/wordprocessingCanvas" xmlns:cx="http://schemas.microsoft.com/office/drawing/2014/chartex" xmlns:cx1="http://schemas.microsoft.com/office/drawing/2015/9/8/chartex" xmlns:cx2="http://schemas.microsoft.com/office/drawing/2015/10/21/chartex" xmlns:cx3="http://schemas.microsoft.com/office/drawing/2016/5/9/chartex" xmlns:cx4="http://schemas.microsoft.com/office/drawing/2016/5/10/chartex" xmlns:cx5="http://schemas.microsoft.com/office/drawing/2016/5/11/chartex" xmlns:cx6="http://schemas.microsoft.com/office/drawing/2016/5/12/chartex" xmlns:cx7="http://schemas.microsoft.com/office/drawing/2016/5/13/chartex" xmlns:cx8="http://schemas.microsoft.com/office/drawing/2016/5/14/chartex" xmlns:mc="http://schemas.openxmlformats.org/markup-compatibility/2006" xmlns:aink="http://schemas.microsoft.com/office/drawing/2016/ink" xmlns:am3d="http://schemas.microsoft.com/office/drawing/2017/model3d" xmlns:o="urn:schemas-microsoft-com:office:office" xmlns:r="http://schemas.openxmlformats.org/officeDocument/2006/relationships" xmlns:m="http://schemas.openxmlformats.org/officeDocument/2006/math" xmlns:v="urn:schemas-microsoft-com:vml" xmlns:wp14="http://schemas.microsoft.com/office/word/2010/wordprocessingDrawing" xmlns:wp="http://schemas.openxmlformats.org/drawingml/2006/wordprocessingDrawing" xmlns:w10="urn:schemas-microsoft-com:office:word" xmlns:w="http://schemas.openxmlformats.org/wordprocessingml/2006/main" xmlns:w14="http://schemas.microsoft.com/office/word/2010/wordml" xmlns:w15="http://schemas.microsoft.com/office/word/2012/wordml" xmlns:w16cex="http://schemas.microsoft.com/office/word/2018/wordml/cex" xmlns:w16cid="http://schemas.microsoft.com/office/word/2016/wordml/cid" xmlns:w16="http://schemas.microsoft.com/office/word/2018/wordml" xmlns:w16sdtdh="http://schemas.microsoft.com/office/word/2020/wordml/sdtdatahash" xmlns:w16se="http://schemas.microsoft.com/office/word/2015/wordml/symex" xmlns:wpg="http://schemas.microsoft.com/office/word/2010/wordprocessingGroup" xmlns:wpi="http://schemas.microsoft.com/office/word/2010/wordprocessingInk" xmlns:wne="http://schemas.microsoft.com/office/word/2006/wordml" xmlns:wps="http://schemas.microsoft.com/office/word/2010/wordprocessingShape" mc:Ignorable="w14 w15 w16se w16cid w16 w16cex w16sdtdh wp14">
+<w:numbering xmlns:wpc="http://schemas.microsoft.com/office/word/2010/wordprocessingCanvas" xmlns:cx="http://schemas.microsoft.com/office/drawing/2014/chartex" xmlns:cx1="http://schemas.microsoft.com/office/drawing/2015/9/8/chartex" xmlns:cx2="http://schemas.microsoft.com/office/drawing/2015/10/21/chartex" xmlns:cx3="http://schemas.microsoft.com/office/drawing/2016/5/9/chartex" xmlns:cx4="http://schemas.microsoft.com/office/drawing/2016/5/10/chartex" xmlns:cx5="http://schemas.microsoft.com/office/drawing/2016/5/11/chartex" xmlns:cx6="http://schemas.microsoft.com/office/drawing/2016/5/12/chartex" xmlns:cx7="http://schemas.microsoft.com/office/drawing/2016/5/13/chartex" xmlns:cx8="http://schemas.microsoft.com/office/drawing/2016/5/14/chartex" xmlns:mc="http://schemas.openxmlformats.org/markup-compatibility/2006" xmlns:aink="http://schemas.microsoft.com/office/drawing/2016/ink" xmlns:am3d="http://schemas.microsoft.com/office/drawing/2017/model3d" xmlns:o="urn:schemas-microsoft-com:office:office" xmlns:oel="http://schemas.microsoft.com/office/2019/extlst" xmlns:r="http://schemas.openxmlformats.org/officeDocument/2006/relationships" xmlns:m="http://schemas.openxmlformats.org/officeDocument/2006/math" xmlns:v="urn:schemas-microsoft-com:vml" xmlns:wp14="http://schemas.microsoft.com/office/word/2010/wordprocessingDrawing" xmlns:wp="http://schemas.openxmlformats.org/drawingml/2006/wordprocessingDrawing" xmlns:w10="urn:schemas-microsoft-com:office:word" xmlns:w="http://schemas.openxmlformats.org/wordprocessingml/2006/main" xmlns:w14="http://schemas.microsoft.com/office/word/2010/wordml" xmlns:w15="http://schemas.microsoft.com/office/word/2012/wordml" xmlns:w16cex="http://schemas.microsoft.com/office/word/2018/wordml/cex" xmlns:w16cid="http://schemas.microsoft.com/office/word/2016/wordml/cid" xmlns:w16="http://schemas.microsoft.com/office/word/2018/wordml" xmlns:w16du="http://schemas.microsoft.com/office/word/2023/wordml/word16du" xmlns:w16sdtdh="http://schemas.microsoft.com/office/word/2020/wordml/sdtdatahash" xmlns:w16sdtfl="http://schemas.microsoft.com/office/word/2024/wordml/sdtformatlock" xmlns:w16se="http://schemas.microsoft.com/office/word/2015/wordml/symex" xmlns:wpg="http://schemas.microsoft.com/office/word/2010/wordprocessingGroup" xmlns:wpi="http://schemas.microsoft.com/office/word/2010/wordprocessingInk" xmlns:wne="http://schemas.microsoft.com/office/word/2006/wordml" xmlns:wps="http://schemas.microsoft.com/office/word/2010/wordprocessingShape" mc:Ignorable="w14 w15 w16se w16cid w16 w16cex w16sdtdh w16sdtfl w16du wp14">
   <w:abstractNum w:abstractNumId="0" w15:restartNumberingAfterBreak="0">
     <w:nsid w:val="FFFFFF88"/>
     <w:multiLevelType w:val="singleLevel"/>
@@ -15942,76 +17303,76 @@
       </w:pPr>
     </w:lvl>
   </w:abstractNum>
-  <w:num w:numId="1">
+  <w:num w:numId="1" w16cid:durableId="1980375778">
     <w:abstractNumId w:val="9"/>
   </w:num>
-  <w:num w:numId="2">
+  <w:num w:numId="2" w16cid:durableId="489907326">
     <w:abstractNumId w:val="17"/>
   </w:num>
-  <w:num w:numId="3">
+  <w:num w:numId="3" w16cid:durableId="1324819626">
     <w:abstractNumId w:val="19"/>
   </w:num>
-  <w:num w:numId="4">
+  <w:num w:numId="4" w16cid:durableId="1340501815">
     <w:abstractNumId w:val="0"/>
   </w:num>
-  <w:num w:numId="5">
+  <w:num w:numId="5" w16cid:durableId="460420172">
     <w:abstractNumId w:val="6"/>
   </w:num>
-  <w:num w:numId="6">
+  <w:num w:numId="6" w16cid:durableId="1118262363">
     <w:abstractNumId w:val="13"/>
   </w:num>
-  <w:num w:numId="7">
+  <w:num w:numId="7" w16cid:durableId="44766181">
     <w:abstractNumId w:val="4"/>
   </w:num>
-  <w:num w:numId="8">
+  <w:num w:numId="8" w16cid:durableId="943999653">
     <w:abstractNumId w:val="3"/>
   </w:num>
-  <w:num w:numId="9">
+  <w:num w:numId="9" w16cid:durableId="430396365">
     <w:abstractNumId w:val="7"/>
   </w:num>
-  <w:num w:numId="10">
+  <w:num w:numId="10" w16cid:durableId="274217923">
     <w:abstractNumId w:val="20"/>
   </w:num>
-  <w:num w:numId="11">
+  <w:num w:numId="11" w16cid:durableId="1486701578">
     <w:abstractNumId w:val="11"/>
   </w:num>
-  <w:num w:numId="12">
+  <w:num w:numId="12" w16cid:durableId="644823806">
     <w:abstractNumId w:val="5"/>
   </w:num>
-  <w:num w:numId="13">
+  <w:num w:numId="13" w16cid:durableId="2092463009">
     <w:abstractNumId w:val="18"/>
   </w:num>
-  <w:num w:numId="14">
+  <w:num w:numId="14" w16cid:durableId="1248806484">
     <w:abstractNumId w:val="23"/>
   </w:num>
-  <w:num w:numId="15">
+  <w:num w:numId="15" w16cid:durableId="841503865">
     <w:abstractNumId w:val="8"/>
   </w:num>
-  <w:num w:numId="16">
+  <w:num w:numId="16" w16cid:durableId="64449787">
     <w:abstractNumId w:val="1"/>
   </w:num>
-  <w:num w:numId="17">
+  <w:num w:numId="17" w16cid:durableId="517743559">
     <w:abstractNumId w:val="22"/>
   </w:num>
-  <w:num w:numId="18">
+  <w:num w:numId="18" w16cid:durableId="1661539398">
     <w:abstractNumId w:val="15"/>
   </w:num>
-  <w:num w:numId="19">
+  <w:num w:numId="19" w16cid:durableId="1551653422">
     <w:abstractNumId w:val="12"/>
   </w:num>
-  <w:num w:numId="20">
+  <w:num w:numId="20" w16cid:durableId="1371953691">
     <w:abstractNumId w:val="10"/>
   </w:num>
-  <w:num w:numId="21">
+  <w:num w:numId="21" w16cid:durableId="938298108">
     <w:abstractNumId w:val="16"/>
   </w:num>
-  <w:num w:numId="22">
+  <w:num w:numId="22" w16cid:durableId="1032924017">
     <w:abstractNumId w:val="21"/>
   </w:num>
-  <w:num w:numId="23">
+  <w:num w:numId="23" w16cid:durableId="30424607">
     <w:abstractNumId w:val="2"/>
   </w:num>
-  <w:num w:numId="24">
+  <w:num w:numId="24" w16cid:durableId="1907496487">
     <w:abstractNumId w:val="14"/>
   </w:num>
   <w:numIdMacAtCleanup w:val="22"/>
@@ -16019,7 +17380,7 @@
 </file>
 
 <file path=word/styles.xml><?xml version="1.0" encoding="utf-8"?>
-<w:styles xmlns:mc="http://schemas.openxmlformats.org/markup-compatibility/2006" xmlns:r="http://schemas.openxmlformats.org/officeDocument/2006/relationships" xmlns:w="http://schemas.openxmlformats.org/wordprocessingml/2006/main" xmlns:w14="http://schemas.microsoft.com/office/word/2010/wordml" xmlns:w15="http://schemas.microsoft.com/office/word/2012/wordml" xmlns:w16cex="http://schemas.microsoft.com/office/word/2018/wordml/cex" xmlns:w16cid="http://schemas.microsoft.com/office/word/2016/wordml/cid" xmlns:w16="http://schemas.microsoft.com/office/word/2018/wordml" xmlns:w16sdtdh="http://schemas.microsoft.com/office/word/2020/wordml/sdtdatahash" xmlns:w16se="http://schemas.microsoft.com/office/word/2015/wordml/symex" mc:Ignorable="w14 w15 w16se w16cid w16 w16cex w16sdtdh">
+<w:styles xmlns:mc="http://schemas.openxmlformats.org/markup-compatibility/2006" xmlns:r="http://schemas.openxmlformats.org/officeDocument/2006/relationships" xmlns:w="http://schemas.openxmlformats.org/wordprocessingml/2006/main" xmlns:w14="http://schemas.microsoft.com/office/word/2010/wordml" xmlns:w15="http://schemas.microsoft.com/office/word/2012/wordml" xmlns:w16cex="http://schemas.microsoft.com/office/word/2018/wordml/cex" xmlns:w16cid="http://schemas.microsoft.com/office/word/2016/wordml/cid" xmlns:w16="http://schemas.microsoft.com/office/word/2018/wordml" xmlns:w16du="http://schemas.microsoft.com/office/word/2023/wordml/word16du" xmlns:w16sdtdh="http://schemas.microsoft.com/office/word/2020/wordml/sdtdatahash" xmlns:w16sdtfl="http://schemas.microsoft.com/office/word/2024/wordml/sdtformatlock" xmlns:w16se="http://schemas.microsoft.com/office/word/2015/wordml/symex" mc:Ignorable="w14 w15 w16se w16cid w16 w16cex w16sdtdh w16sdtfl w16du">
   <w:docDefaults>
     <w:rPrDefault>
       <w:rPr>
@@ -17482,6 +18843,22 @@
 </file>
 
 <file path=customXml/item2.xml><?xml version="1.0" encoding="utf-8"?>
+<p:properties xmlns:p="http://schemas.microsoft.com/office/2006/metadata/properties" xmlns:xsi="http://www.w3.org/2001/XMLSchema-instance" xmlns:pc="http://schemas.microsoft.com/office/infopath/2007/PartnerControls">
+  <documentManagement>
+    <TaxCatchAll xmlns="23b7ebbb-480e-4d36-8f38-fd0ac82dae9c" xsi:nil="true"/>
+    <lcf76f155ced4ddcb4097134ff3c332f xmlns="87f1a149-5420-40c2-b2e8-d8d0877ebc85">
+      <Terms xmlns="http://schemas.microsoft.com/office/infopath/2007/PartnerControls"/>
+    </lcf76f155ced4ddcb4097134ff3c332f>
+    <PIC xmlns="87f1a149-5420-40c2-b2e8-d8d0877ebc85" xsi:nil="true"/>
+  </documentManagement>
+</p:properties>
+</file>
+
+<file path=customXml/item3.xml><?xml version="1.0" encoding="utf-8"?>
+<b:Sources xmlns:b="http://schemas.openxmlformats.org/officeDocument/2006/bibliography" xmlns="http://schemas.openxmlformats.org/officeDocument/2006/bibliography" SelectedStyle="\APASixthEditionOfficeOnline.xsl" StyleName="APA" Version="6"/>
+</file>
+
+<file path=customXml/item4.xml><?xml version="1.0" encoding="utf-8"?>
 <ct:contentTypeSchema xmlns:ct="http://schemas.microsoft.com/office/2006/metadata/contentType" xmlns:ma="http://schemas.microsoft.com/office/2006/metadata/properties/metaAttributes" ct:_="" ma:_="" ma:contentTypeName="Document" ma:contentTypeID="0x010100AEF28E0A17E4AE4FA5DD6A9AABB5DBC8" ma:contentTypeVersion="16" ma:contentTypeDescription="Create a new document." ma:contentTypeScope="" ma:versionID="a17fa769c7c4fea18ba461e558e121e5">
   <xsd:schema xmlns:xsd="http://www.w3.org/2001/XMLSchema" xmlns:xs="http://www.w3.org/2001/XMLSchema" xmlns:p="http://schemas.microsoft.com/office/2006/metadata/properties" xmlns:ns2="87f1a149-5420-40c2-b2e8-d8d0877ebc85" xmlns:ns3="23b7ebbb-480e-4d36-8f38-fd0ac82dae9c" targetNamespace="http://schemas.microsoft.com/office/2006/metadata/properties" ma:root="true" ma:fieldsID="3bfa0fac8ae4d24da5269d6ff34039be" ns2:_="" ns3:_="">
     <xsd:import namespace="87f1a149-5420-40c2-b2e8-d8d0877ebc85"/>
@@ -17724,22 +19101,6 @@
 </ct:contentTypeSchema>
 </file>
 
-<file path=customXml/item3.xml><?xml version="1.0" encoding="utf-8"?>
-<b:Sources xmlns:b="http://schemas.openxmlformats.org/officeDocument/2006/bibliography" xmlns="http://schemas.openxmlformats.org/officeDocument/2006/bibliography" SelectedStyle="\APASixthEditionOfficeOnline.xsl" StyleName="APA" Version="6"/>
-</file>
-
-<file path=customXml/item4.xml><?xml version="1.0" encoding="utf-8"?>
-<p:properties xmlns:p="http://schemas.microsoft.com/office/2006/metadata/properties" xmlns:xsi="http://www.w3.org/2001/XMLSchema-instance" xmlns:pc="http://schemas.microsoft.com/office/infopath/2007/PartnerControls">
-  <documentManagement>
-    <TaxCatchAll xmlns="23b7ebbb-480e-4d36-8f38-fd0ac82dae9c" xsi:nil="true"/>
-    <lcf76f155ced4ddcb4097134ff3c332f xmlns="87f1a149-5420-40c2-b2e8-d8d0877ebc85">
-      <Terms xmlns="http://schemas.microsoft.com/office/infopath/2007/PartnerControls"/>
-    </lcf76f155ced4ddcb4097134ff3c332f>
-    <PIC xmlns="87f1a149-5420-40c2-b2e8-d8d0877ebc85" xsi:nil="true"/>
-  </documentManagement>
-</p:properties>
-</file>
-
 <file path=customXml/itemProps1.xml><?xml version="1.0" encoding="utf-8"?>
 <ds:datastoreItem xmlns:ds="http://schemas.openxmlformats.org/officeDocument/2006/customXml" ds:itemID="{ADE80AD1-B511-437D-9EC6-E71B406ED00D}">
   <ds:schemaRefs>
@@ -17749,6 +19110,25 @@
 </file>
 
 <file path=customXml/itemProps2.xml><?xml version="1.0" encoding="utf-8"?>
+<ds:datastoreItem xmlns:ds="http://schemas.openxmlformats.org/officeDocument/2006/customXml" ds:itemID="{0EF6B3C1-2C0C-45C1-848E-2E47DFDB0FBC}">
+  <ds:schemaRefs>
+    <ds:schemaRef ds:uri="http://schemas.microsoft.com/office/2006/metadata/properties"/>
+    <ds:schemaRef ds:uri="http://schemas.microsoft.com/office/infopath/2007/PartnerControls"/>
+    <ds:schemaRef ds:uri="23b7ebbb-480e-4d36-8f38-fd0ac82dae9c"/>
+    <ds:schemaRef ds:uri="87f1a149-5420-40c2-b2e8-d8d0877ebc85"/>
+  </ds:schemaRefs>
+</ds:datastoreItem>
+</file>
+
+<file path=customXml/itemProps3.xml><?xml version="1.0" encoding="utf-8"?>
+<ds:datastoreItem xmlns:ds="http://schemas.openxmlformats.org/officeDocument/2006/customXml" ds:itemID="{EFC08837-B120-45F2-B55C-7D9AC01C3A47}">
+  <ds:schemaRefs>
+    <ds:schemaRef ds:uri="http://schemas.openxmlformats.org/officeDocument/2006/bibliography"/>
+  </ds:schemaRefs>
+</ds:datastoreItem>
+</file>
+
+<file path=customXml/itemProps4.xml><?xml version="1.0" encoding="utf-8"?>
 <ds:datastoreItem xmlns:ds="http://schemas.openxmlformats.org/officeDocument/2006/customXml" ds:itemID="{0BD8D8C7-E985-4EE2-B032-850EF33F6DE5}">
   <ds:schemaRefs>
     <ds:schemaRef ds:uri="http://schemas.microsoft.com/office/2006/metadata/contentType"/>
@@ -17765,23 +19145,4 @@
     <ds:schemaRef ds:uri="http://schemas.microsoft.com/internal/obd"/>
   </ds:schemaRefs>
 </ds:datastoreItem>
-</file>
-
-<file path=customXml/itemProps3.xml><?xml version="1.0" encoding="utf-8"?>
-<ds:datastoreItem xmlns:ds="http://schemas.openxmlformats.org/officeDocument/2006/customXml" ds:itemID="{EFC08837-B120-45F2-B55C-7D9AC01C3A47}">
-  <ds:schemaRefs>
-    <ds:schemaRef ds:uri="http://schemas.openxmlformats.org/officeDocument/2006/bibliography"/>
-  </ds:schemaRefs>
-</ds:datastoreItem>
-</file>
-
-<file path=customXml/itemProps4.xml><?xml version="1.0" encoding="utf-8"?>
-<ds:datastoreItem xmlns:ds="http://schemas.openxmlformats.org/officeDocument/2006/customXml" ds:itemID="{0EF6B3C1-2C0C-45C1-848E-2E47DFDB0FBC}">
-  <ds:schemaRefs>
-    <ds:schemaRef ds:uri="http://schemas.microsoft.com/office/2006/metadata/properties"/>
-    <ds:schemaRef ds:uri="http://schemas.microsoft.com/office/infopath/2007/PartnerControls"/>
-    <ds:schemaRef ds:uri="23b7ebbb-480e-4d36-8f38-fd0ac82dae9c"/>
-    <ds:schemaRef ds:uri="87f1a149-5420-40c2-b2e8-d8d0877ebc85"/>
-  </ds:schemaRefs>
-</ds:datastoreItem>
 </file>
--- a/Master Folder/Master BA Timlak Konsultan/04. BA Reviu Dokumen Kualifikasi.docx
+++ b/Master Folder/Master BA Timlak Konsultan/04. BA Reviu Dokumen Kualifikasi.docx
@@ -255,9 +255,8 @@
           <w:szCs w:val="22"/>
           <w:lang w:val="en-US"/>
         </w:rPr>
-        <w:t>{</w:t>
-      </w:r>
-      <w:proofErr w:type="spellStart"/>
+        <w:t>{kode_</w:t>
+      </w:r>
       <w:r>
         <w:rPr>
           <w:rFonts w:ascii="Arial" w:eastAsia="Arial" w:hAnsi="Arial" w:cs="Arial"/>
@@ -265,7 +264,7 @@
           <w:szCs w:val="22"/>
           <w:lang w:val="en-US"/>
         </w:rPr>
-        <w:t>kode_</w:t>
+        <w:t>klasifikasi</w:t>
       </w:r>
       <w:r>
         <w:rPr>
@@ -274,9 +273,16 @@
           <w:szCs w:val="22"/>
           <w:lang w:val="en-US"/>
         </w:rPr>
-        <w:t>klasifikasi</w:t>
-      </w:r>
-      <w:proofErr w:type="spellEnd"/>
+        <w:t>}</w:t>
+      </w:r>
+      <w:r>
+        <w:rPr>
+          <w:rFonts w:ascii="Arial" w:eastAsia="Arial" w:hAnsi="Arial" w:cs="Arial"/>
+          <w:sz w:val="22"/>
+          <w:szCs w:val="22"/>
+        </w:rPr>
+        <w:t>/R/Bp2jk17/TIMLAK-</w:t>
+      </w:r>
       <w:r>
         <w:rPr>
           <w:rFonts w:ascii="Arial" w:eastAsia="Arial" w:hAnsi="Arial" w:cs="Arial"/>
@@ -284,44 +290,7 @@
           <w:szCs w:val="22"/>
           <w:lang w:val="en-US"/>
         </w:rPr>
-        <w:t>}</w:t>
-      </w:r>
-      <w:r>
-        <w:rPr>
-          <w:rFonts w:ascii="Arial" w:eastAsia="Arial" w:hAnsi="Arial" w:cs="Arial"/>
-          <w:sz w:val="22"/>
-          <w:szCs w:val="22"/>
-        </w:rPr>
-        <w:t>/R/Bp2jk17/TIMLAK-</w:t>
-      </w:r>
-      <w:r>
-        <w:rPr>
-          <w:rFonts w:ascii="Arial" w:eastAsia="Arial" w:hAnsi="Arial" w:cs="Arial"/>
-          <w:sz w:val="22"/>
-          <w:szCs w:val="22"/>
-          <w:lang w:val="en-US"/>
-        </w:rPr>
-        <w:t>{</w:t>
-      </w:r>
-      <w:proofErr w:type="spellStart"/>
-      <w:r>
-        <w:rPr>
-          <w:rFonts w:ascii="Arial" w:eastAsia="Arial" w:hAnsi="Arial" w:cs="Arial"/>
-          <w:sz w:val="22"/>
-          <w:szCs w:val="22"/>
-          <w:lang w:val="en-US"/>
-        </w:rPr>
-        <w:t>kode_pokja</w:t>
-      </w:r>
-      <w:proofErr w:type="spellEnd"/>
-      <w:r>
-        <w:rPr>
-          <w:rFonts w:ascii="Arial" w:eastAsia="Arial" w:hAnsi="Arial" w:cs="Arial"/>
-          <w:sz w:val="22"/>
-          <w:szCs w:val="22"/>
-          <w:lang w:val="en-US"/>
-        </w:rPr>
-        <w:t>}</w:t>
+        <w:t>{kode_pokja}</w:t>
       </w:r>
       <w:r>
         <w:rPr>
@@ -478,7 +447,6 @@
         </w:rPr>
         <w:t>{hari_</w:t>
       </w:r>
-      <w:proofErr w:type="spellStart"/>
       <w:r>
         <w:rPr>
           <w:rFonts w:ascii="Arial" w:eastAsia="Arial" w:hAnsi="Arial" w:cs="Arial"/>
@@ -491,7 +459,6 @@
         </w:rPr>
         <w:t>reviu</w:t>
       </w:r>
-      <w:proofErr w:type="spellEnd"/>
       <w:r>
         <w:rPr>
           <w:rFonts w:ascii="Arial" w:eastAsia="Arial" w:hAnsi="Arial" w:cs="Arial"/>
@@ -587,9 +554,8 @@
           <w:sz w:val="22"/>
           <w:szCs w:val="22"/>
         </w:rPr>
-        <w:t>{</w:t>
-      </w:r>
-      <w:proofErr w:type="spellStart"/>
+        <w:t>{tanggal_sebut_</w:t>
+      </w:r>
       <w:r>
         <w:rPr>
           <w:rFonts w:ascii="Arial" w:eastAsia="Arial" w:hAnsi="Arial" w:cs="Arial"/>
@@ -598,10 +564,10 @@
           <w:spacing w:val="7"/>
           <w:sz w:val="22"/>
           <w:szCs w:val="22"/>
-        </w:rPr>
-        <w:t>tanggal_sebut</w:t>
-      </w:r>
-      <w:proofErr w:type="spellEnd"/>
+          <w:lang w:val="en-US"/>
+        </w:rPr>
+        <w:t>reviu</w:t>
+      </w:r>
       <w:r>
         <w:rPr>
           <w:rFonts w:ascii="Arial" w:eastAsia="Arial" w:hAnsi="Arial" w:cs="Arial"/>
@@ -611,9 +577,61 @@
           <w:sz w:val="22"/>
           <w:szCs w:val="22"/>
         </w:rPr>
-        <w:t>_</w:t>
-      </w:r>
-      <w:proofErr w:type="spellStart"/>
+        <w:t xml:space="preserve">} </w:t>
+      </w:r>
+      <w:r>
+        <w:rPr>
+          <w:rFonts w:ascii="Arial" w:eastAsia="Arial" w:hAnsi="Arial" w:cs="Arial"/>
+          <w:spacing w:val="-2"/>
+          <w:sz w:val="22"/>
+          <w:szCs w:val="22"/>
+        </w:rPr>
+        <w:t>b</w:t>
+      </w:r>
+      <w:r>
+        <w:rPr>
+          <w:rFonts w:ascii="Arial" w:eastAsia="Arial" w:hAnsi="Arial" w:cs="Arial"/>
+          <w:spacing w:val="2"/>
+          <w:sz w:val="22"/>
+          <w:szCs w:val="22"/>
+        </w:rPr>
+        <w:t>u</w:t>
+      </w:r>
+      <w:r>
+        <w:rPr>
+          <w:rFonts w:ascii="Arial" w:eastAsia="Arial" w:hAnsi="Arial" w:cs="Arial"/>
+          <w:spacing w:val="-4"/>
+          <w:sz w:val="22"/>
+          <w:szCs w:val="22"/>
+        </w:rPr>
+        <w:t>l</w:t>
+      </w:r>
+      <w:r>
+        <w:rPr>
+          <w:rFonts w:ascii="Arial" w:eastAsia="Arial" w:hAnsi="Arial" w:cs="Arial"/>
+          <w:spacing w:val="2"/>
+          <w:sz w:val="22"/>
+          <w:szCs w:val="22"/>
+        </w:rPr>
+        <w:t>a</w:t>
+      </w:r>
+      <w:r>
+        <w:rPr>
+          <w:rFonts w:ascii="Arial" w:eastAsia="Arial" w:hAnsi="Arial" w:cs="Arial"/>
+          <w:sz w:val="22"/>
+          <w:szCs w:val="22"/>
+        </w:rPr>
+        <w:t>n</w:t>
+      </w:r>
+      <w:r>
+        <w:rPr>
+          <w:rFonts w:ascii="Arial" w:eastAsia="Arial" w:hAnsi="Arial" w:cs="Arial"/>
+          <w:spacing w:val="6"/>
+          <w:sz w:val="22"/>
+          <w:szCs w:val="22"/>
+        </w:rPr>
+        <w:t xml:space="preserve"> </w:t>
+      </w:r>
       <w:r>
         <w:rPr>
           <w:rFonts w:ascii="Arial" w:eastAsia="Arial" w:hAnsi="Arial" w:cs="Arial"/>
@@ -622,11 +640,9 @@
           <w:spacing w:val="7"/>
           <w:sz w:val="22"/>
           <w:szCs w:val="22"/>
-          <w:lang w:val="en-US"/>
-        </w:rPr>
-        <w:t>reviu</w:t>
-      </w:r>
-      <w:proofErr w:type="spellEnd"/>
+        </w:rPr>
+        <w:t>{bulan_</w:t>
+      </w:r>
       <w:r>
         <w:rPr>
           <w:rFonts w:ascii="Arial" w:eastAsia="Arial" w:hAnsi="Arial" w:cs="Arial"/>
@@ -636,60 +652,7 @@
           <w:sz w:val="22"/>
           <w:szCs w:val="22"/>
         </w:rPr>
-        <w:t xml:space="preserve">} </w:t>
-      </w:r>
-      <w:r>
-        <w:rPr>
-          <w:rFonts w:ascii="Arial" w:eastAsia="Arial" w:hAnsi="Arial" w:cs="Arial"/>
-          <w:spacing w:val="-2"/>
-          <w:sz w:val="22"/>
-          <w:szCs w:val="22"/>
-        </w:rPr>
-        <w:t>b</w:t>
-      </w:r>
-      <w:r>
-        <w:rPr>
-          <w:rFonts w:ascii="Arial" w:eastAsia="Arial" w:hAnsi="Arial" w:cs="Arial"/>
-          <w:spacing w:val="2"/>
-          <w:sz w:val="22"/>
-          <w:szCs w:val="22"/>
-        </w:rPr>
-        <w:t>u</w:t>
-      </w:r>
-      <w:r>
-        <w:rPr>
-          <w:rFonts w:ascii="Arial" w:eastAsia="Arial" w:hAnsi="Arial" w:cs="Arial"/>
-          <w:spacing w:val="-4"/>
-          <w:sz w:val="22"/>
-          <w:szCs w:val="22"/>
-        </w:rPr>
-        <w:t>l</w:t>
-      </w:r>
-      <w:r>
-        <w:rPr>
-          <w:rFonts w:ascii="Arial" w:eastAsia="Arial" w:hAnsi="Arial" w:cs="Arial"/>
-          <w:spacing w:val="2"/>
-          <w:sz w:val="22"/>
-          <w:szCs w:val="22"/>
-        </w:rPr>
-        <w:t>a</w:t>
-      </w:r>
-      <w:r>
-        <w:rPr>
-          <w:rFonts w:ascii="Arial" w:eastAsia="Arial" w:hAnsi="Arial" w:cs="Arial"/>
-          <w:sz w:val="22"/>
-          <w:szCs w:val="22"/>
-        </w:rPr>
-        <w:t>n</w:t>
-      </w:r>
-      <w:r>
-        <w:rPr>
-          <w:rFonts w:ascii="Arial" w:eastAsia="Arial" w:hAnsi="Arial" w:cs="Arial"/>
-          <w:spacing w:val="6"/>
-          <w:sz w:val="22"/>
-          <w:szCs w:val="22"/>
-        </w:rPr>
-        <w:t xml:space="preserve"> </w:t>
+        <w:t>sebut_reviu</w:t>
       </w:r>
       <w:r>
         <w:rPr>
@@ -700,9 +663,52 @@
           <w:sz w:val="22"/>
           <w:szCs w:val="22"/>
         </w:rPr>
-        <w:t>{</w:t>
-      </w:r>
-      <w:proofErr w:type="spellStart"/>
+        <w:t xml:space="preserve">} </w:t>
+      </w:r>
+      <w:r>
+        <w:rPr>
+          <w:rFonts w:ascii="Arial" w:eastAsia="Arial" w:hAnsi="Arial" w:cs="Arial"/>
+          <w:spacing w:val="-1"/>
+          <w:sz w:val="22"/>
+          <w:szCs w:val="22"/>
+        </w:rPr>
+        <w:t>t</w:t>
+      </w:r>
+      <w:r>
+        <w:rPr>
+          <w:rFonts w:ascii="Arial" w:eastAsia="Arial" w:hAnsi="Arial" w:cs="Arial"/>
+          <w:spacing w:val="2"/>
+          <w:sz w:val="22"/>
+          <w:szCs w:val="22"/>
+        </w:rPr>
+        <w:t>ah</w:t>
+      </w:r>
+      <w:r>
+        <w:rPr>
+          <w:rFonts w:ascii="Arial" w:eastAsia="Arial" w:hAnsi="Arial" w:cs="Arial"/>
+          <w:spacing w:val="-2"/>
+          <w:sz w:val="22"/>
+          <w:szCs w:val="22"/>
+        </w:rPr>
+        <w:t>u</w:t>
+      </w:r>
+      <w:r>
+        <w:rPr>
+          <w:rFonts w:ascii="Arial" w:eastAsia="Arial" w:hAnsi="Arial" w:cs="Arial"/>
+          <w:sz w:val="22"/>
+          <w:szCs w:val="22"/>
+        </w:rPr>
+        <w:t>n</w:t>
+      </w:r>
+      <w:r>
+        <w:rPr>
+          <w:rFonts w:ascii="Arial" w:eastAsia="Arial" w:hAnsi="Arial" w:cs="Arial"/>
+          <w:spacing w:val="6"/>
+          <w:sz w:val="22"/>
+          <w:szCs w:val="22"/>
+        </w:rPr>
+        <w:t xml:space="preserve"> </w:t>
+      </w:r>
       <w:r>
         <w:rPr>
           <w:rFonts w:ascii="Arial" w:eastAsia="Arial" w:hAnsi="Arial" w:cs="Arial"/>
@@ -712,7 +718,7 @@
           <w:sz w:val="22"/>
           <w:szCs w:val="22"/>
         </w:rPr>
-        <w:t>bulan_</w:t>
+        <w:t>{tahun_</w:t>
       </w:r>
       <w:r>
         <w:rPr>
@@ -725,7 +731,6 @@
         </w:rPr>
         <w:t>sebut_reviu</w:t>
       </w:r>
-      <w:proofErr w:type="spellEnd"/>
       <w:r>
         <w:rPr>
           <w:rFonts w:ascii="Arial" w:eastAsia="Arial" w:hAnsi="Arial" w:cs="Arial"/>
@@ -740,121 +745,11 @@
       <w:r>
         <w:rPr>
           <w:rFonts w:ascii="Arial" w:eastAsia="Arial" w:hAnsi="Arial" w:cs="Arial"/>
-          <w:spacing w:val="-1"/>
-          <w:sz w:val="22"/>
-          <w:szCs w:val="22"/>
-        </w:rPr>
-        <w:t>t</w:t>
-      </w:r>
-      <w:r>
-        <w:rPr>
-          <w:rFonts w:ascii="Arial" w:eastAsia="Arial" w:hAnsi="Arial" w:cs="Arial"/>
-          <w:spacing w:val="2"/>
-          <w:sz w:val="22"/>
-          <w:szCs w:val="22"/>
-        </w:rPr>
-        <w:t>ah</w:t>
-      </w:r>
-      <w:r>
-        <w:rPr>
-          <w:rFonts w:ascii="Arial" w:eastAsia="Arial" w:hAnsi="Arial" w:cs="Arial"/>
           <w:spacing w:val="-2"/>
           <w:sz w:val="22"/>
           <w:szCs w:val="22"/>
         </w:rPr>
-        <w:t>u</w:t>
-      </w:r>
-      <w:r>
-        <w:rPr>
-          <w:rFonts w:ascii="Arial" w:eastAsia="Arial" w:hAnsi="Arial" w:cs="Arial"/>
-          <w:sz w:val="22"/>
-          <w:szCs w:val="22"/>
-        </w:rPr>
-        <w:t>n</w:t>
-      </w:r>
-      <w:r>
-        <w:rPr>
-          <w:rFonts w:ascii="Arial" w:eastAsia="Arial" w:hAnsi="Arial" w:cs="Arial"/>
-          <w:spacing w:val="6"/>
-          <w:sz w:val="22"/>
-          <w:szCs w:val="22"/>
-        </w:rPr>
-        <w:t xml:space="preserve"> </w:t>
-      </w:r>
-      <w:r>
-        <w:rPr>
-          <w:rFonts w:ascii="Arial" w:eastAsia="Arial" w:hAnsi="Arial" w:cs="Arial"/>
-          <w:b/>
-          <w:bCs/>
-          <w:spacing w:val="7"/>
-          <w:sz w:val="22"/>
-          <w:szCs w:val="22"/>
-        </w:rPr>
-        <w:t>{</w:t>
-      </w:r>
-      <w:proofErr w:type="spellStart"/>
-      <w:r>
-        <w:rPr>
-          <w:rFonts w:ascii="Arial" w:eastAsia="Arial" w:hAnsi="Arial" w:cs="Arial"/>
-          <w:b/>
-          <w:bCs/>
-          <w:spacing w:val="7"/>
-          <w:sz w:val="22"/>
-          <w:szCs w:val="22"/>
-        </w:rPr>
-        <w:t>tahun_</w:t>
-      </w:r>
-      <w:r>
-        <w:rPr>
-          <w:rFonts w:ascii="Arial" w:eastAsia="Arial" w:hAnsi="Arial" w:cs="Arial"/>
-          <w:b/>
-          <w:bCs/>
-          <w:spacing w:val="7"/>
-          <w:sz w:val="22"/>
-          <w:szCs w:val="22"/>
-        </w:rPr>
-        <w:t>sebut_reviu</w:t>
-      </w:r>
-      <w:proofErr w:type="spellEnd"/>
-      <w:r>
-        <w:rPr>
-          <w:rFonts w:ascii="Arial" w:eastAsia="Arial" w:hAnsi="Arial" w:cs="Arial"/>
-          <w:b/>
-          <w:bCs/>
-          <w:spacing w:val="7"/>
-          <w:sz w:val="22"/>
-          <w:szCs w:val="22"/>
-        </w:rPr>
-        <w:t xml:space="preserve">} </w:t>
-      </w:r>
-      <w:r>
-        <w:rPr>
-          <w:rFonts w:ascii="Arial" w:eastAsia="Arial" w:hAnsi="Arial" w:cs="Arial"/>
-          <w:spacing w:val="-2"/>
-          <w:sz w:val="22"/>
-          <w:szCs w:val="22"/>
-        </w:rPr>
-        <w:t xml:space="preserve">telah dilaksanakan </w:t>
-      </w:r>
-      <w:proofErr w:type="spellStart"/>
-      <w:r>
-        <w:rPr>
-          <w:rFonts w:ascii="Arial" w:eastAsia="Arial" w:hAnsi="Arial" w:cs="Arial"/>
-          <w:spacing w:val="-2"/>
-          <w:sz w:val="22"/>
-          <w:szCs w:val="22"/>
-        </w:rPr>
-        <w:t>reviu</w:t>
-      </w:r>
-      <w:proofErr w:type="spellEnd"/>
-      <w:r>
-        <w:rPr>
-          <w:rFonts w:ascii="Arial" w:eastAsia="Arial" w:hAnsi="Arial" w:cs="Arial"/>
-          <w:spacing w:val="-2"/>
-          <w:sz w:val="22"/>
-          <w:szCs w:val="22"/>
-        </w:rPr>
-        <w:t xml:space="preserve"> dokumen </w:t>
+        <w:t xml:space="preserve">telah dilaksanakan reviu dokumen </w:t>
       </w:r>
       <w:r>
         <w:rPr>
@@ -916,9 +811,19 @@
           <w:sz w:val="22"/>
           <w:szCs w:val="22"/>
         </w:rPr>
-        <w:t>{</w:t>
-      </w:r>
-      <w:proofErr w:type="spellStart"/>
+        <w:t>{kode_pokja}</w:t>
+      </w:r>
+      <w:r>
+        <w:rPr>
+          <w:rFonts w:ascii="Arial" w:eastAsia="Arial" w:hAnsi="Arial" w:cs="Arial"/>
+          <w:b/>
+          <w:bCs/>
+          <w:spacing w:val="-2"/>
+          <w:sz w:val="22"/>
+          <w:szCs w:val="22"/>
+        </w:rPr>
+        <w:t xml:space="preserve"> BP</w:t>
+      </w:r>
       <w:r>
         <w:rPr>
           <w:rFonts w:ascii="Arial" w:eastAsia="Arial" w:hAnsi="Arial" w:cs="Arial"/>
@@ -928,9 +833,18 @@
           <w:sz w:val="22"/>
           <w:szCs w:val="22"/>
         </w:rPr>
-        <w:t>kode_pokja</w:t>
-      </w:r>
-      <w:proofErr w:type="spellEnd"/>
+        <w:t>2</w:t>
+      </w:r>
+      <w:r>
+        <w:rPr>
+          <w:rFonts w:ascii="Arial" w:eastAsia="Arial" w:hAnsi="Arial" w:cs="Arial"/>
+          <w:b/>
+          <w:bCs/>
+          <w:sz w:val="22"/>
+          <w:szCs w:val="22"/>
+        </w:rPr>
+        <w:t xml:space="preserve">JK </w:t>
+      </w:r>
       <w:r>
         <w:rPr>
           <w:rFonts w:ascii="Arial" w:eastAsia="Arial" w:hAnsi="Arial" w:cs="Arial"/>
@@ -940,18 +854,18 @@
           <w:sz w:val="22"/>
           <w:szCs w:val="22"/>
         </w:rPr>
-        <w:t>}</w:t>
+        <w:t>W</w:t>
       </w:r>
       <w:r>
         <w:rPr>
           <w:rFonts w:ascii="Arial" w:eastAsia="Arial" w:hAnsi="Arial" w:cs="Arial"/>
           <w:b/>
           <w:bCs/>
-          <w:spacing w:val="-2"/>
-          <w:sz w:val="22"/>
-          <w:szCs w:val="22"/>
-        </w:rPr>
-        <w:t xml:space="preserve"> BP</w:t>
+          <w:spacing w:val="1"/>
+          <w:sz w:val="22"/>
+          <w:szCs w:val="22"/>
+        </w:rPr>
+        <w:t>il</w:t>
       </w:r>
       <w:r>
         <w:rPr>
@@ -962,17 +876,18 @@
           <w:sz w:val="22"/>
           <w:szCs w:val="22"/>
         </w:rPr>
-        <w:t>2</w:t>
+        <w:t>a</w:t>
       </w:r>
       <w:r>
         <w:rPr>
           <w:rFonts w:ascii="Arial" w:eastAsia="Arial" w:hAnsi="Arial" w:cs="Arial"/>
           <w:b/>
           <w:bCs/>
-          <w:sz w:val="22"/>
-          <w:szCs w:val="22"/>
-        </w:rPr>
-        <w:t xml:space="preserve">JK </w:t>
+          <w:spacing w:val="-5"/>
+          <w:sz w:val="22"/>
+          <w:szCs w:val="22"/>
+        </w:rPr>
+        <w:t>y</w:t>
       </w:r>
       <w:r>
         <w:rPr>
@@ -983,93 +898,27 @@
           <w:sz w:val="22"/>
           <w:szCs w:val="22"/>
         </w:rPr>
-        <w:t>W</w:t>
+        <w:t>a</w:t>
       </w:r>
       <w:r>
         <w:rPr>
           <w:rFonts w:ascii="Arial" w:eastAsia="Arial" w:hAnsi="Arial" w:cs="Arial"/>
           <w:b/>
           <w:bCs/>
-          <w:spacing w:val="1"/>
-          <w:sz w:val="22"/>
-          <w:szCs w:val="22"/>
-        </w:rPr>
-        <w:t>il</w:t>
+          <w:sz w:val="22"/>
+          <w:szCs w:val="22"/>
+        </w:rPr>
+        <w:t xml:space="preserve">h Kalimantan Selatan Tahun Anggaran </w:t>
       </w:r>
       <w:r>
         <w:rPr>
           <w:rFonts w:ascii="Arial" w:eastAsia="Arial" w:hAnsi="Arial" w:cs="Arial"/>
           <w:b/>
           <w:bCs/>
-          <w:spacing w:val="2"/>
-          <w:sz w:val="22"/>
-          <w:szCs w:val="22"/>
-        </w:rPr>
-        <w:t>a</w:t>
-      </w:r>
-      <w:r>
-        <w:rPr>
-          <w:rFonts w:ascii="Arial" w:eastAsia="Arial" w:hAnsi="Arial" w:cs="Arial"/>
-          <w:b/>
-          <w:bCs/>
-          <w:spacing w:val="-5"/>
-          <w:sz w:val="22"/>
-          <w:szCs w:val="22"/>
-        </w:rPr>
-        <w:t>y</w:t>
-      </w:r>
-      <w:r>
-        <w:rPr>
-          <w:rFonts w:ascii="Arial" w:eastAsia="Arial" w:hAnsi="Arial" w:cs="Arial"/>
-          <w:b/>
-          <w:bCs/>
-          <w:spacing w:val="2"/>
-          <w:sz w:val="22"/>
-          <w:szCs w:val="22"/>
-        </w:rPr>
-        <w:t>a</w:t>
-      </w:r>
-      <w:r>
-        <w:rPr>
-          <w:rFonts w:ascii="Arial" w:eastAsia="Arial" w:hAnsi="Arial" w:cs="Arial"/>
-          <w:b/>
-          <w:bCs/>
-          <w:sz w:val="22"/>
-          <w:szCs w:val="22"/>
-        </w:rPr>
-        <w:t xml:space="preserve">h Kalimantan Selatan Tahun Anggaran </w:t>
-      </w:r>
-      <w:r>
-        <w:rPr>
-          <w:rFonts w:ascii="Arial" w:eastAsia="Arial" w:hAnsi="Arial" w:cs="Arial"/>
-          <w:b/>
-          <w:bCs/>
-          <w:sz w:val="22"/>
-          <w:szCs w:val="22"/>
-        </w:rPr>
-        <w:t>{</w:t>
-      </w:r>
-      <w:proofErr w:type="spellStart"/>
-      <w:r>
-        <w:rPr>
-          <w:rFonts w:ascii="Arial" w:eastAsia="Arial" w:hAnsi="Arial" w:cs="Arial"/>
-          <w:b/>
-          <w:bCs/>
-          <w:sz w:val="22"/>
-          <w:szCs w:val="22"/>
-        </w:rPr>
-        <w:t>tahun_anggaran</w:t>
-      </w:r>
-      <w:proofErr w:type="spellEnd"/>
-      <w:r>
-        <w:rPr>
-          <w:rFonts w:ascii="Arial" w:eastAsia="Arial" w:hAnsi="Arial" w:cs="Arial"/>
-          <w:b/>
-          <w:bCs/>
-          <w:sz w:val="22"/>
-          <w:szCs w:val="22"/>
-        </w:rPr>
-        <w:t>}</w:t>
+          <w:sz w:val="22"/>
+          <w:szCs w:val="22"/>
+        </w:rPr>
+        <w:t>{tahun_anggaran}</w:t>
       </w:r>
       <w:r>
         <w:rPr>
@@ -1302,25 +1151,7 @@
                 <w:sz w:val="22"/>
                 <w:szCs w:val="22"/>
               </w:rPr>
-              <w:t>{</w:t>
-            </w:r>
-            <w:proofErr w:type="spellStart"/>
-            <w:r>
-              <w:rPr>
-                <w:rFonts w:ascii="Arial" w:hAnsi="Arial" w:cs="Arial"/>
-                <w:sz w:val="22"/>
-                <w:szCs w:val="22"/>
-              </w:rPr>
-              <w:t>nama_paket</w:t>
-            </w:r>
-            <w:proofErr w:type="spellEnd"/>
-            <w:r>
-              <w:rPr>
-                <w:rFonts w:ascii="Arial" w:hAnsi="Arial" w:cs="Arial"/>
-                <w:sz w:val="22"/>
-                <w:szCs w:val="22"/>
-              </w:rPr>
-              <w:t>}</w:t>
+              <w:t>{nama_paket}</w:t>
             </w:r>
           </w:p>
         </w:tc>
@@ -1432,25 +1263,7 @@
                 <w:sz w:val="22"/>
                 <w:szCs w:val="22"/>
               </w:rPr>
-              <w:t>{</w:t>
-            </w:r>
-            <w:proofErr w:type="spellStart"/>
-            <w:r>
-              <w:rPr>
-                <w:rFonts w:ascii="Arial" w:hAnsi="Arial" w:cs="Arial"/>
-                <w:sz w:val="22"/>
-                <w:szCs w:val="22"/>
-              </w:rPr>
-              <w:t>satuan_kerja</w:t>
-            </w:r>
-            <w:proofErr w:type="spellEnd"/>
-            <w:r>
-              <w:rPr>
-                <w:rFonts w:ascii="Arial" w:hAnsi="Arial" w:cs="Arial"/>
-                <w:sz w:val="22"/>
-                <w:szCs w:val="22"/>
-              </w:rPr>
-              <w:t>}</w:t>
+              <w:t>{satuan_kerja}</w:t>
             </w:r>
           </w:p>
         </w:tc>
@@ -1564,7 +1377,6 @@
               </w:rPr>
               <w:t>{</w:t>
             </w:r>
-            <w:proofErr w:type="spellStart"/>
             <w:r>
               <w:rPr>
                 <w:rFonts w:ascii="Arial" w:hAnsi="Arial" w:cs="Arial"/>
@@ -1574,7 +1386,6 @@
               </w:rPr>
               <w:t>ppk</w:t>
             </w:r>
-            <w:proofErr w:type="spellEnd"/>
             <w:r>
               <w:rPr>
                 <w:rFonts w:ascii="Arial" w:hAnsi="Arial" w:cs="Arial"/>
@@ -1695,25 +1506,7 @@
                 <w:sz w:val="22"/>
                 <w:szCs w:val="22"/>
               </w:rPr>
-              <w:t>{</w:t>
-            </w:r>
-            <w:proofErr w:type="spellStart"/>
-            <w:r>
-              <w:rPr>
-                <w:rFonts w:ascii="Arial" w:hAnsi="Arial" w:cs="Arial"/>
-                <w:sz w:val="22"/>
-                <w:szCs w:val="22"/>
-              </w:rPr>
-              <w:t>jenis_pengadaan</w:t>
-            </w:r>
-            <w:proofErr w:type="spellEnd"/>
-            <w:r>
-              <w:rPr>
-                <w:rFonts w:ascii="Arial" w:hAnsi="Arial" w:cs="Arial"/>
-                <w:sz w:val="22"/>
-                <w:szCs w:val="22"/>
-              </w:rPr>
-              <w:t>}</w:t>
+              <w:t>{jenis_pengadaan}</w:t>
             </w:r>
           </w:p>
         </w:tc>
@@ -1822,26 +1615,16 @@
                 <w:sz w:val="22"/>
                 <w:szCs w:val="22"/>
               </w:rPr>
-              <w:t>{</w:t>
-            </w:r>
-            <w:proofErr w:type="spellStart"/>
+              <w:t>{metode_</w:t>
+            </w:r>
             <w:r>
               <w:rPr>
                 <w:rFonts w:ascii="Arial" w:hAnsi="Arial" w:cs="Arial"/>
                 <w:sz w:val="22"/>
                 <w:szCs w:val="22"/>
               </w:rPr>
-              <w:t>metode_</w:t>
-            </w:r>
-            <w:r>
-              <w:rPr>
-                <w:rFonts w:ascii="Arial" w:hAnsi="Arial" w:cs="Arial"/>
-                <w:sz w:val="22"/>
-                <w:szCs w:val="22"/>
-              </w:rPr>
               <w:t>pemilihan</w:t>
             </w:r>
-            <w:proofErr w:type="spellEnd"/>
             <w:r>
               <w:rPr>
                 <w:rFonts w:ascii="Arial" w:hAnsi="Arial" w:cs="Arial"/>
@@ -1950,25 +1733,7 @@
                 <w:sz w:val="22"/>
                 <w:szCs w:val="22"/>
               </w:rPr>
-              <w:t>{</w:t>
-            </w:r>
-            <w:proofErr w:type="spellStart"/>
-            <w:r>
-              <w:rPr>
-                <w:rFonts w:ascii="Arial" w:hAnsi="Arial" w:cs="Arial"/>
-                <w:sz w:val="22"/>
-                <w:szCs w:val="22"/>
-              </w:rPr>
-              <w:t>tahun_anggaran</w:t>
-            </w:r>
-            <w:proofErr w:type="spellEnd"/>
-            <w:r>
-              <w:rPr>
-                <w:rFonts w:ascii="Arial" w:hAnsi="Arial" w:cs="Arial"/>
-                <w:sz w:val="22"/>
-                <w:szCs w:val="22"/>
-              </w:rPr>
-              <w:t>}</w:t>
+              <w:t>{tahun_anggaran}</w:t>
             </w:r>
           </w:p>
         </w:tc>
@@ -2068,26 +1833,16 @@
                 <w:sz w:val="22"/>
                 <w:szCs w:val="22"/>
               </w:rPr>
-              <w:t>{</w:t>
-            </w:r>
-            <w:proofErr w:type="spellStart"/>
+              <w:t>{nilai_</w:t>
+            </w:r>
             <w:r>
               <w:rPr>
                 <w:rFonts w:ascii="Arial" w:hAnsi="Arial" w:cs="Arial"/>
                 <w:sz w:val="22"/>
                 <w:szCs w:val="22"/>
               </w:rPr>
-              <w:t>nilai_</w:t>
-            </w:r>
-            <w:r>
-              <w:rPr>
-                <w:rFonts w:ascii="Arial" w:hAnsi="Arial" w:cs="Arial"/>
-                <w:sz w:val="22"/>
-                <w:szCs w:val="22"/>
-              </w:rPr>
               <w:t>pagu</w:t>
             </w:r>
-            <w:proofErr w:type="spellEnd"/>
             <w:r>
               <w:rPr>
                 <w:rFonts w:ascii="Arial" w:hAnsi="Arial" w:cs="Arial"/>
@@ -2125,26 +1880,16 @@
                 <w:sz w:val="22"/>
                 <w:szCs w:val="22"/>
               </w:rPr>
-              <w:t>{</w:t>
-            </w:r>
-            <w:proofErr w:type="spellStart"/>
+              <w:t>{terbilang_</w:t>
+            </w:r>
             <w:r>
               <w:rPr>
                 <w:rFonts w:ascii="Arial" w:hAnsi="Arial" w:cs="Arial"/>
                 <w:sz w:val="22"/>
                 <w:szCs w:val="22"/>
               </w:rPr>
-              <w:t>terbilang_</w:t>
-            </w:r>
-            <w:r>
-              <w:rPr>
-                <w:rFonts w:ascii="Arial" w:hAnsi="Arial" w:cs="Arial"/>
-                <w:sz w:val="22"/>
-                <w:szCs w:val="22"/>
-              </w:rPr>
               <w:t>pagu</w:t>
             </w:r>
-            <w:proofErr w:type="spellEnd"/>
             <w:r>
               <w:rPr>
                 <w:rFonts w:ascii="Arial" w:hAnsi="Arial" w:cs="Arial"/>
@@ -2257,26 +2002,16 @@
                 <w:sz w:val="22"/>
                 <w:szCs w:val="22"/>
               </w:rPr>
-              <w:t>{</w:t>
-            </w:r>
-            <w:proofErr w:type="spellStart"/>
+              <w:t>{nilai_</w:t>
+            </w:r>
             <w:r>
               <w:rPr>
                 <w:rFonts w:ascii="Arial" w:hAnsi="Arial" w:cs="Arial"/>
                 <w:sz w:val="22"/>
                 <w:szCs w:val="22"/>
               </w:rPr>
-              <w:t>nilai_</w:t>
-            </w:r>
-            <w:r>
-              <w:rPr>
-                <w:rFonts w:ascii="Arial" w:hAnsi="Arial" w:cs="Arial"/>
-                <w:sz w:val="22"/>
-                <w:szCs w:val="22"/>
-              </w:rPr>
               <w:t>hps</w:t>
             </w:r>
-            <w:proofErr w:type="spellEnd"/>
             <w:r>
               <w:rPr>
                 <w:rFonts w:ascii="Arial" w:hAnsi="Arial" w:cs="Arial"/>
@@ -2306,25 +2041,7 @@
                 <w:sz w:val="22"/>
                 <w:szCs w:val="22"/>
               </w:rPr>
-              <w:t>({</w:t>
-            </w:r>
-            <w:proofErr w:type="spellStart"/>
-            <w:r>
-              <w:rPr>
-                <w:rFonts w:ascii="Arial" w:hAnsi="Arial" w:cs="Arial"/>
-                <w:sz w:val="22"/>
-                <w:szCs w:val="22"/>
-              </w:rPr>
-              <w:t>terbilang_hps</w:t>
-            </w:r>
-            <w:proofErr w:type="spellEnd"/>
-            <w:r>
-              <w:rPr>
-                <w:rFonts w:ascii="Arial" w:hAnsi="Arial" w:cs="Arial"/>
-                <w:sz w:val="22"/>
-                <w:szCs w:val="22"/>
-              </w:rPr>
-              <w:t>}</w:t>
+              <w:t>({terbilang_hps}</w:t>
             </w:r>
             <w:r>
               <w:rPr>
@@ -2432,7 +2149,6 @@
         </w:rPr>
         <w:t xml:space="preserve"> </w:t>
       </w:r>
-      <w:proofErr w:type="spellStart"/>
       <w:r>
         <w:rPr>
           <w:rFonts w:ascii="Arial" w:eastAsia="Arial" w:hAnsi="Arial" w:cs="Arial"/>
@@ -2444,7 +2160,6 @@
         </w:rPr>
         <w:t>Reviu</w:t>
       </w:r>
-      <w:proofErr w:type="spellEnd"/>
       <w:r>
         <w:rPr>
           <w:rFonts w:ascii="Arial" w:eastAsia="Arial" w:hAnsi="Arial" w:cs="Arial"/>
@@ -2675,25 +2390,7 @@
           <w:sz w:val="22"/>
           <w:szCs w:val="22"/>
         </w:rPr>
-        <w:t xml:space="preserve">Standar Operasional Prosedur Nomor 13/SOP.04/2024 tanggal 15 Juli 2024 tentang </w:t>
-      </w:r>
-      <w:proofErr w:type="spellStart"/>
-      <w:r>
-        <w:rPr>
-          <w:rFonts w:ascii="Arial" w:eastAsia="Arial" w:hAnsi="Arial" w:cs="Arial"/>
-          <w:sz w:val="22"/>
-          <w:szCs w:val="22"/>
-        </w:rPr>
-        <w:t>Reviu</w:t>
-      </w:r>
-      <w:proofErr w:type="spellEnd"/>
-      <w:r>
-        <w:rPr>
-          <w:rFonts w:ascii="Arial" w:eastAsia="Arial" w:hAnsi="Arial" w:cs="Arial"/>
-          <w:sz w:val="22"/>
-          <w:szCs w:val="22"/>
-        </w:rPr>
-        <w:t xml:space="preserve"> Dokumen Persiapan Pengadaan dan Penyiapan Dokumen Pemilihan;</w:t>
+        <w:t>Standar Operasional Prosedur Nomor 13/SOP.04/2024 tanggal 15 Juli 2024 tentang Reviu Dokumen Persiapan Pengadaan dan Penyiapan Dokumen Pemilihan;</w:t>
       </w:r>
       <w:r>
         <w:rPr>
@@ -3016,25 +2713,7 @@
           <w:sz w:val="22"/>
           <w:szCs w:val="22"/>
         </w:rPr>
-        <w:t>{</w:t>
-      </w:r>
-      <w:proofErr w:type="spellStart"/>
-      <w:r>
-        <w:rPr>
-          <w:rFonts w:ascii="Arial" w:eastAsia="Arial" w:hAnsi="Arial" w:cs="Arial"/>
-          <w:sz w:val="22"/>
-          <w:szCs w:val="22"/>
-        </w:rPr>
-        <w:t>nomor_sk_pokja</w:t>
-      </w:r>
-      <w:proofErr w:type="spellEnd"/>
-      <w:r>
-        <w:rPr>
-          <w:rFonts w:ascii="Arial" w:eastAsia="Arial" w:hAnsi="Arial" w:cs="Arial"/>
-          <w:sz w:val="22"/>
-          <w:szCs w:val="22"/>
-        </w:rPr>
-        <w:t>}</w:t>
+        <w:t>{nomor_sk_pokja}</w:t>
       </w:r>
       <w:r>
         <w:rPr>
@@ -3103,25 +2782,7 @@
           <w:sz w:val="22"/>
           <w:szCs w:val="22"/>
         </w:rPr>
-        <w:t>{</w:t>
-      </w:r>
-      <w:proofErr w:type="spellStart"/>
-      <w:r>
-        <w:rPr>
-          <w:rFonts w:ascii="Arial" w:eastAsia="Arial" w:hAnsi="Arial" w:cs="Arial"/>
-          <w:sz w:val="22"/>
-          <w:szCs w:val="22"/>
-        </w:rPr>
-        <w:t>tanggal_sk_pokja</w:t>
-      </w:r>
-      <w:proofErr w:type="spellEnd"/>
-      <w:r>
-        <w:rPr>
-          <w:rFonts w:ascii="Arial" w:eastAsia="Arial" w:hAnsi="Arial" w:cs="Arial"/>
-          <w:sz w:val="22"/>
-          <w:szCs w:val="22"/>
-        </w:rPr>
-        <w:t>}</w:t>
+        <w:t>{tanggal_sk_pokja}</w:t>
       </w:r>
       <w:r>
         <w:rPr>
@@ -3378,9 +3039,8 @@
           <w:sz w:val="22"/>
           <w:szCs w:val="22"/>
         </w:rPr>
-        <w:t>{</w:t>
-      </w:r>
-      <w:proofErr w:type="spellStart"/>
+        <w:t>{kode_pokja}</w:t>
+      </w:r>
       <w:r>
         <w:rPr>
           <w:rFonts w:ascii="Arial" w:eastAsia="Arial" w:hAnsi="Arial" w:cs="Arial"/>
@@ -3388,9 +3048,8 @@
           <w:sz w:val="22"/>
           <w:szCs w:val="22"/>
         </w:rPr>
-        <w:t>kode_pokja</w:t>
-      </w:r>
-      <w:proofErr w:type="spellEnd"/>
+        <w:t xml:space="preserve"> BP2JK Wilayah Kalimantan Selatan Kementerian Pekerjaan Umum Tahun Anggaran </w:t>
+      </w:r>
       <w:r>
         <w:rPr>
           <w:rFonts w:ascii="Arial" w:eastAsia="Arial" w:hAnsi="Arial" w:cs="Arial"/>
@@ -3398,45 +3057,7 @@
           <w:sz w:val="22"/>
           <w:szCs w:val="22"/>
         </w:rPr>
-        <w:t>}</w:t>
-      </w:r>
-      <w:r>
-        <w:rPr>
-          <w:rFonts w:ascii="Arial" w:eastAsia="Arial" w:hAnsi="Arial" w:cs="Arial"/>
-          <w:spacing w:val="-2"/>
-          <w:sz w:val="22"/>
-          <w:szCs w:val="22"/>
-        </w:rPr>
-        <w:t xml:space="preserve"> BP2JK Wilayah Kalimantan Selatan Kementerian Pekerjaan Umum Tahun Anggaran </w:t>
-      </w:r>
-      <w:r>
-        <w:rPr>
-          <w:rFonts w:ascii="Arial" w:eastAsia="Arial" w:hAnsi="Arial" w:cs="Arial"/>
-          <w:spacing w:val="-2"/>
-          <w:sz w:val="22"/>
-          <w:szCs w:val="22"/>
-        </w:rPr>
-        <w:t>{</w:t>
-      </w:r>
-      <w:proofErr w:type="spellStart"/>
-      <w:r>
-        <w:rPr>
-          <w:rFonts w:ascii="Arial" w:eastAsia="Arial" w:hAnsi="Arial" w:cs="Arial"/>
-          <w:spacing w:val="-2"/>
-          <w:sz w:val="22"/>
-          <w:szCs w:val="22"/>
-        </w:rPr>
-        <w:t>tahun_anggaran</w:t>
-      </w:r>
-      <w:proofErr w:type="spellEnd"/>
-      <w:r>
-        <w:rPr>
-          <w:rFonts w:ascii="Arial" w:eastAsia="Arial" w:hAnsi="Arial" w:cs="Arial"/>
-          <w:spacing w:val="-2"/>
-          <w:sz w:val="22"/>
-          <w:szCs w:val="22"/>
-        </w:rPr>
-        <w:t>}</w:t>
+        <w:t>{tahun_anggaran}</w:t>
       </w:r>
       <w:r>
         <w:rPr>
@@ -3698,16 +3319,7 @@
           <w:sz w:val="22"/>
           <w:szCs w:val="22"/>
         </w:rPr>
-        <w:t>{</w:t>
-      </w:r>
-      <w:proofErr w:type="spellStart"/>
-      <w:r>
-        <w:rPr>
-          <w:rFonts w:ascii="Arial" w:eastAsia="Arial" w:hAnsi="Arial" w:cs="Arial"/>
-          <w:sz w:val="22"/>
-          <w:szCs w:val="22"/>
-        </w:rPr>
-        <w:t>nomor_sk_</w:t>
+        <w:t>{nomor_sk_</w:t>
       </w:r>
       <w:r>
         <w:rPr>
@@ -3717,7 +3329,6 @@
         </w:rPr>
         <w:t>timlak</w:t>
       </w:r>
-      <w:proofErr w:type="spellEnd"/>
       <w:r>
         <w:rPr>
           <w:rFonts w:ascii="Arial" w:eastAsia="Arial" w:hAnsi="Arial" w:cs="Arial"/>
@@ -3793,25 +3404,7 @@
           <w:sz w:val="22"/>
           <w:szCs w:val="22"/>
         </w:rPr>
-        <w:t>{</w:t>
-      </w:r>
-      <w:proofErr w:type="spellStart"/>
-      <w:r>
-        <w:rPr>
-          <w:rFonts w:ascii="Arial" w:eastAsia="Arial" w:hAnsi="Arial" w:cs="Arial"/>
-          <w:sz w:val="22"/>
-          <w:szCs w:val="22"/>
-        </w:rPr>
-        <w:t>tanggal_sk_timlak</w:t>
-      </w:r>
-      <w:proofErr w:type="spellEnd"/>
-      <w:r>
-        <w:rPr>
-          <w:rFonts w:ascii="Arial" w:eastAsia="Arial" w:hAnsi="Arial" w:cs="Arial"/>
-          <w:sz w:val="22"/>
-          <w:szCs w:val="22"/>
-        </w:rPr>
-        <w:t xml:space="preserve">} </w:t>
+        <w:t xml:space="preserve">{tanggal_sk_timlak} </w:t>
       </w:r>
       <w:r>
         <w:rPr>
@@ -3944,9 +3537,8 @@
           <w:sz w:val="22"/>
           <w:szCs w:val="22"/>
         </w:rPr>
-        <w:t>{</w:t>
-      </w:r>
-      <w:proofErr w:type="spellStart"/>
+        <w:t>{kode_pokja}</w:t>
+      </w:r>
       <w:r>
         <w:rPr>
           <w:rFonts w:ascii="Arial" w:eastAsia="Arial" w:hAnsi="Arial" w:cs="Arial"/>
@@ -3954,28 +3546,8 @@
           <w:sz w:val="22"/>
           <w:szCs w:val="22"/>
         </w:rPr>
-        <w:t>kode_pokja</w:t>
-      </w:r>
-      <w:proofErr w:type="spellEnd"/>
-      <w:r>
-        <w:rPr>
-          <w:rFonts w:ascii="Arial" w:eastAsia="Arial" w:hAnsi="Arial" w:cs="Arial"/>
-          <w:spacing w:val="3"/>
-          <w:sz w:val="22"/>
-          <w:szCs w:val="22"/>
-        </w:rPr>
-        <w:t>}</w:t>
-      </w:r>
-      <w:r>
-        <w:rPr>
-          <w:rFonts w:ascii="Arial" w:eastAsia="Arial" w:hAnsi="Arial" w:cs="Arial"/>
-          <w:spacing w:val="3"/>
-          <w:sz w:val="22"/>
-          <w:szCs w:val="22"/>
-        </w:rPr>
         <w:t xml:space="preserve"> BP2JK Wilayah </w:t>
       </w:r>
-      <w:proofErr w:type="spellStart"/>
       <w:r>
         <w:rPr>
           <w:rFonts w:ascii="Arial" w:eastAsia="Arial" w:hAnsi="Arial" w:cs="Arial"/>
@@ -3983,9 +3555,8 @@
           <w:sz w:val="22"/>
           <w:szCs w:val="22"/>
         </w:rPr>
-        <w:t>Wilayah</w:t>
-      </w:r>
-      <w:proofErr w:type="spellEnd"/>
+        <w:t xml:space="preserve">Wilayah Kalimantan Selatan Kementerian Pekerjaan Umum Tahun Anggaran </w:t>
+      </w:r>
       <w:r>
         <w:rPr>
           <w:rFonts w:ascii="Arial" w:eastAsia="Arial" w:hAnsi="Arial" w:cs="Arial"/>
@@ -3993,36 +3564,7 @@
           <w:sz w:val="22"/>
           <w:szCs w:val="22"/>
         </w:rPr>
-        <w:t xml:space="preserve"> Kalimantan Selatan Kementerian Pekerjaan Umum Tahun Anggaran </w:t>
-      </w:r>
-      <w:r>
-        <w:rPr>
-          <w:rFonts w:ascii="Arial" w:eastAsia="Arial" w:hAnsi="Arial" w:cs="Arial"/>
-          <w:spacing w:val="-2"/>
-          <w:sz w:val="22"/>
-          <w:szCs w:val="22"/>
-        </w:rPr>
-        <w:t>{</w:t>
-      </w:r>
-      <w:proofErr w:type="spellStart"/>
-      <w:r>
-        <w:rPr>
-          <w:rFonts w:ascii="Arial" w:eastAsia="Arial" w:hAnsi="Arial" w:cs="Arial"/>
-          <w:spacing w:val="-2"/>
-          <w:sz w:val="22"/>
-          <w:szCs w:val="22"/>
-        </w:rPr>
-        <w:t>tahun_anggaran</w:t>
-      </w:r>
-      <w:proofErr w:type="spellEnd"/>
-      <w:r>
-        <w:rPr>
-          <w:rFonts w:ascii="Arial" w:eastAsia="Arial" w:hAnsi="Arial" w:cs="Arial"/>
-          <w:spacing w:val="-2"/>
-          <w:sz w:val="22"/>
-          <w:szCs w:val="22"/>
-        </w:rPr>
-        <w:t>}</w:t>
+        <w:t>{tahun_anggaran}</w:t>
       </w:r>
       <w:r>
         <w:rPr>
@@ -4065,25 +3607,23 @@
           <w:sz w:val="22"/>
           <w:szCs w:val="22"/>
         </w:rPr>
-        <w:t xml:space="preserve">Undangan Rapat Pembahasan </w:t>
-      </w:r>
-      <w:proofErr w:type="spellStart"/>
-      <w:r>
-        <w:rPr>
-          <w:rFonts w:ascii="Arial" w:eastAsia="Arial" w:hAnsi="Arial" w:cs="Arial"/>
-          <w:sz w:val="22"/>
-          <w:szCs w:val="22"/>
-        </w:rPr>
-        <w:t>Reviu</w:t>
-      </w:r>
-      <w:proofErr w:type="spellEnd"/>
-      <w:r>
-        <w:rPr>
-          <w:rFonts w:ascii="Arial" w:eastAsia="Arial" w:hAnsi="Arial" w:cs="Arial"/>
-          <w:sz w:val="22"/>
-          <w:szCs w:val="22"/>
-        </w:rPr>
-        <w:t xml:space="preserve"> Dokumen Persiapan Pengadaan dan Penyiapan Dokumen Pemilihan Nomor </w:t>
+        <w:t xml:space="preserve">Undangan Rapat Pembahasan Reviu Dokumen Persiapan Pengadaan dan Penyiapan Dokumen Pemilihan Nomor </w:t>
+      </w:r>
+      <w:r>
+        <w:rPr>
+          <w:rFonts w:ascii="Arial" w:eastAsia="Arial" w:hAnsi="Arial" w:cs="Arial"/>
+          <w:sz w:val="22"/>
+          <w:szCs w:val="22"/>
+        </w:rPr>
+        <w:t>{nomor_undangan_rapat}</w:t>
+      </w:r>
+      <w:r>
+        <w:rPr>
+          <w:rFonts w:ascii="Arial" w:eastAsia="Arial" w:hAnsi="Arial" w:cs="Arial"/>
+          <w:sz w:val="22"/>
+          <w:szCs w:val="22"/>
+        </w:rPr>
+        <w:t xml:space="preserve"> tanggal </w:t>
       </w:r>
       <w:r>
         <w:rPr>
@@ -4093,41 +3633,6 @@
         </w:rPr>
         <w:t>{</w:t>
       </w:r>
-      <w:proofErr w:type="spellStart"/>
-      <w:r>
-        <w:rPr>
-          <w:rFonts w:ascii="Arial" w:eastAsia="Arial" w:hAnsi="Arial" w:cs="Arial"/>
-          <w:sz w:val="22"/>
-          <w:szCs w:val="22"/>
-        </w:rPr>
-        <w:t>nomor_undangan_rapat</w:t>
-      </w:r>
-      <w:proofErr w:type="spellEnd"/>
-      <w:r>
-        <w:rPr>
-          <w:rFonts w:ascii="Arial" w:eastAsia="Arial" w:hAnsi="Arial" w:cs="Arial"/>
-          <w:sz w:val="22"/>
-          <w:szCs w:val="22"/>
-        </w:rPr>
-        <w:t>}</w:t>
-      </w:r>
-      <w:r>
-        <w:rPr>
-          <w:rFonts w:ascii="Arial" w:eastAsia="Arial" w:hAnsi="Arial" w:cs="Arial"/>
-          <w:sz w:val="22"/>
-          <w:szCs w:val="22"/>
-        </w:rPr>
-        <w:t xml:space="preserve"> tanggal </w:t>
-      </w:r>
-      <w:r>
-        <w:rPr>
-          <w:rFonts w:ascii="Arial" w:eastAsia="Arial" w:hAnsi="Arial" w:cs="Arial"/>
-          <w:sz w:val="22"/>
-          <w:szCs w:val="22"/>
-        </w:rPr>
-        <w:t>{</w:t>
-      </w:r>
-      <w:proofErr w:type="spellStart"/>
       <w:r>
         <w:rPr>
           <w:rFonts w:ascii="Arial" w:eastAsia="Arial" w:hAnsi="Arial" w:cs="Arial"/>
@@ -4164,7 +3669,6 @@
         </w:rPr>
         <w:t>reviu</w:t>
       </w:r>
-      <w:proofErr w:type="spellEnd"/>
       <w:r>
         <w:rPr>
           <w:rFonts w:ascii="Arial" w:eastAsia="Arial" w:hAnsi="Arial" w:cs="Arial"/>
@@ -4221,7 +3725,6 @@
         </w:rPr>
         <w:t xml:space="preserve">Batasan dan Ruang Lingkup </w:t>
       </w:r>
-      <w:proofErr w:type="spellStart"/>
       <w:r>
         <w:rPr>
           <w:rFonts w:ascii="Arial" w:eastAsia="Arial" w:hAnsi="Arial" w:cs="Arial"/>
@@ -4232,7 +3735,6 @@
         </w:rPr>
         <w:t>Reviu</w:t>
       </w:r>
-      <w:proofErr w:type="spellEnd"/>
       <w:r>
         <w:rPr>
           <w:rFonts w:ascii="Arial" w:eastAsia="Arial" w:hAnsi="Arial" w:cs="Arial"/>
@@ -4866,10 +4368,12 @@
           <w:szCs w:val="22"/>
         </w:rPr>
         <w:sectPr>
-          <w:headerReference w:type="default" r:id="rId11"/>
-          <w:footerReference w:type="default" r:id="rId12"/>
-          <w:headerReference w:type="first" r:id="rId13"/>
-          <w:footerReference w:type="first" r:id="rId14"/>
+          <w:headerReference w:type="even" r:id="rId11"/>
+          <w:headerReference w:type="default" r:id="rId12"/>
+          <w:footerReference w:type="even" r:id="rId13"/>
+          <w:footerReference w:type="default" r:id="rId14"/>
+          <w:headerReference w:type="first" r:id="rId15"/>
+          <w:footerReference w:type="first" r:id="rId16"/>
           <w:pgSz w:w="11907" w:h="16840" w:code="9"/>
           <w:pgMar w:top="1134" w:right="1134" w:bottom="1418" w:left="1418" w:header="720" w:footer="284" w:gutter="0"/>
           <w:cols w:space="720"/>
@@ -4913,27 +4417,7 @@
           <w:highlight w:val="yellow"/>
         </w:rPr>
         <w:lastRenderedPageBreak/>
-        <w:t xml:space="preserve">Hasil </w:t>
-      </w:r>
-      <w:proofErr w:type="spellStart"/>
-      <w:r>
-        <w:rPr>
-          <w:rFonts w:ascii="Arial" w:hAnsi="Arial" w:cs="Arial"/>
-          <w:b/>
-          <w:bCs/>
-          <w:highlight w:val="yellow"/>
-        </w:rPr>
-        <w:t>Reviu</w:t>
-      </w:r>
-      <w:proofErr w:type="spellEnd"/>
-      <w:r>
-        <w:rPr>
-          <w:rFonts w:ascii="Arial" w:hAnsi="Arial" w:cs="Arial"/>
-          <w:b/>
-          <w:bCs/>
-          <w:highlight w:val="yellow"/>
-        </w:rPr>
-        <w:t xml:space="preserve"> Dokumen</w:t>
+        <w:t>Hasil Reviu Dokumen</w:t>
       </w:r>
       <w:r>
         <w:rPr>
@@ -5389,19 +4873,8 @@
                 <w:bCs/>
                 <w:highlight w:val="yellow"/>
               </w:rPr>
-              <w:t xml:space="preserve">Pengumuman Pemilihan dengan </w:t>
-            </w:r>
-            <w:proofErr w:type="spellStart"/>
-            <w:r>
-              <w:rPr>
-                <w:rFonts w:ascii="Arial" w:hAnsi="Arial" w:cs="Arial"/>
-                <w:b/>
-                <w:bCs/>
-                <w:highlight w:val="yellow"/>
-              </w:rPr>
-              <w:t>Pascakualifikasi</w:t>
-            </w:r>
-            <w:proofErr w:type="spellEnd"/>
+              <w:t>Pengumuman Pemilihan dengan Pascakualifikasi</w:t>
+            </w:r>
           </w:p>
         </w:tc>
         <w:tc>
@@ -5691,7 +5164,6 @@
               </w:rPr>
               <w:t xml:space="preserve">Lembar Data </w:t>
             </w:r>
-            <w:proofErr w:type="spellStart"/>
             <w:r>
               <w:rPr>
                 <w:rFonts w:ascii="Arial" w:hAnsi="Arial" w:cs="Arial"/>
@@ -5702,7 +5174,6 @@
               </w:rPr>
               <w:t>Kualifikasi</w:t>
             </w:r>
-            <w:proofErr w:type="spellEnd"/>
             <w:r>
               <w:rPr>
                 <w:rFonts w:ascii="Arial" w:hAnsi="Arial" w:cs="Arial"/>
@@ -6180,47 +5651,7 @@
                 <w:bCs/>
                 <w:highlight w:val="yellow"/>
               </w:rPr>
-              <w:t xml:space="preserve">Jl. Yos </w:t>
-            </w:r>
-            <w:proofErr w:type="spellStart"/>
-            <w:r>
-              <w:rPr>
-                <w:rFonts w:ascii="Bookman Old Style" w:eastAsia="Basic" w:hAnsi="Bookman Old Style" w:cs="Basic"/>
-                <w:b/>
-                <w:bCs/>
-                <w:highlight w:val="yellow"/>
-              </w:rPr>
-              <w:t>Sudarso</w:t>
-            </w:r>
-            <w:proofErr w:type="spellEnd"/>
-            <w:r>
-              <w:rPr>
-                <w:rFonts w:ascii="Bookman Old Style" w:eastAsia="Basic" w:hAnsi="Bookman Old Style" w:cs="Basic"/>
-                <w:b/>
-                <w:bCs/>
-                <w:highlight w:val="yellow"/>
-              </w:rPr>
-              <w:t xml:space="preserve"> No. 37A Gedung Balai Jasa Konstruksi Wilayah V Banjarmasin </w:t>
-            </w:r>
-            <w:proofErr w:type="spellStart"/>
-            <w:r>
-              <w:rPr>
-                <w:rFonts w:ascii="Bookman Old Style" w:eastAsia="Basic" w:hAnsi="Bookman Old Style" w:cs="Basic"/>
-                <w:b/>
-                <w:bCs/>
-                <w:highlight w:val="yellow"/>
-              </w:rPr>
-              <w:t>Lt</w:t>
-            </w:r>
-            <w:proofErr w:type="spellEnd"/>
-            <w:r>
-              <w:rPr>
-                <w:rFonts w:ascii="Bookman Old Style" w:eastAsia="Basic" w:hAnsi="Bookman Old Style" w:cs="Basic"/>
-                <w:b/>
-                <w:bCs/>
-                <w:highlight w:val="yellow"/>
-              </w:rPr>
-              <w:t>. 2 70119</w:t>
+              <w:t>Jl. Yos Sudarso No. 37A Gedung Balai Jasa Konstruksi Wilayah V Banjarmasin Lt. 2 70119</w:t>
             </w:r>
           </w:p>
           <w:p>
@@ -6258,7 +5689,6 @@
                 <w:u w:val="single"/>
               </w:rPr>
             </w:pPr>
-            <w:proofErr w:type="spellStart"/>
             <w:r>
               <w:rPr>
                 <w:rFonts w:ascii="Bookman Old Style" w:eastAsia="Basic" w:hAnsi="Bookman Old Style" w:cs="Basic"/>
@@ -6267,7 +5697,6 @@
               </w:rPr>
               <w:t>Website</w:t>
             </w:r>
-            <w:proofErr w:type="spellEnd"/>
             <w:r>
               <w:rPr>
                 <w:rFonts w:ascii="Bookman Old Style" w:eastAsia="Basic" w:hAnsi="Bookman Old Style" w:cs="Basic"/>
@@ -6604,27 +6033,7 @@
                 <w:highlight w:val="yellow"/>
               </w:rPr>
               <w:lastRenderedPageBreak/>
-              <w:t xml:space="preserve">maka tender/tender cepat/mini kompetisi/seleksi/RO dibatalkan dan peserta tender tidak mendapatkan ganti rugi dalam bentuk </w:t>
-            </w:r>
-            <w:proofErr w:type="spellStart"/>
-            <w:r>
-              <w:rPr>
-                <w:rFonts w:ascii="Bookman Old Style" w:eastAsia="Basic" w:hAnsi="Bookman Old Style" w:cs="Basic"/>
-                <w:b/>
-                <w:bCs/>
-                <w:highlight w:val="yellow"/>
-              </w:rPr>
-              <w:t>apapun</w:t>
-            </w:r>
-            <w:proofErr w:type="spellEnd"/>
-            <w:r>
-              <w:rPr>
-                <w:rFonts w:ascii="Bookman Old Style" w:eastAsia="Basic" w:hAnsi="Bookman Old Style" w:cs="Basic"/>
-                <w:b/>
-                <w:bCs/>
-                <w:highlight w:val="yellow"/>
-              </w:rPr>
-              <w:t>.</w:t>
+              <w:t>maka tender/tender cepat/mini kompetisi/seleksi/RO dibatalkan dan peserta tender tidak mendapatkan ganti rugi dalam bentuk apapun.</w:t>
             </w:r>
           </w:p>
           <w:p>
@@ -6645,27 +6054,7 @@
                 <w:bCs/>
                 <w:highlight w:val="yellow"/>
               </w:rPr>
-              <w:t xml:space="preserve">Alokasi DIPA masih dalam proses. Apabila alokasi DIPA untuk paket tersebut tidak tersedia dalam dokumen anggaran, maka tender/tender cepat/mini kompetisi/seleksi/RO dapat dibatalkan dan peserta tender tidak mendapatkan ganti rugi dalam bentuk </w:t>
-            </w:r>
-            <w:proofErr w:type="spellStart"/>
-            <w:r>
-              <w:rPr>
-                <w:rFonts w:ascii="Bookman Old Style" w:eastAsia="Basic" w:hAnsi="Bookman Old Style" w:cs="Basic"/>
-                <w:b/>
-                <w:bCs/>
-                <w:highlight w:val="yellow"/>
-              </w:rPr>
-              <w:t>apapun</w:t>
-            </w:r>
-            <w:proofErr w:type="spellEnd"/>
-            <w:r>
-              <w:rPr>
-                <w:rFonts w:ascii="Bookman Old Style" w:eastAsia="Basic" w:hAnsi="Bookman Old Style" w:cs="Basic"/>
-                <w:b/>
-                <w:bCs/>
-                <w:highlight w:val="yellow"/>
-              </w:rPr>
-              <w:t>.</w:t>
+              <w:t>Alokasi DIPA masih dalam proses. Apabila alokasi DIPA untuk paket tersebut tidak tersedia dalam dokumen anggaran, maka tender/tender cepat/mini kompetisi/seleksi/RO dapat dibatalkan dan peserta tender tidak mendapatkan ganti rugi dalam bentuk apapun.</w:t>
             </w:r>
           </w:p>
           <w:p>
@@ -7084,27 +6473,7 @@
                 <w:bCs/>
                 <w:highlight w:val="yellow"/>
               </w:rPr>
-              <w:t xml:space="preserve">Rp5.801.507.000,00 (lima miliar delapan ratus satu juta lima ratus tujuh ribu rupiah), dengan </w:t>
-            </w:r>
-            <w:proofErr w:type="spellStart"/>
-            <w:r>
-              <w:rPr>
-                <w:rFonts w:ascii="Bookman Old Style" w:eastAsia="Basic" w:hAnsi="Bookman Old Style" w:cs="Basic"/>
-                <w:b/>
-                <w:bCs/>
-                <w:highlight w:val="yellow"/>
-              </w:rPr>
-              <w:t>rincian</w:t>
-            </w:r>
-            <w:proofErr w:type="spellEnd"/>
-            <w:r>
-              <w:rPr>
-                <w:rFonts w:ascii="Bookman Old Style" w:eastAsia="Basic" w:hAnsi="Bookman Old Style" w:cs="Basic"/>
-                <w:b/>
-                <w:bCs/>
-                <w:highlight w:val="yellow"/>
-              </w:rPr>
-              <w:t>:</w:t>
+              <w:t>Rp5.801.507.000,00 (lima miliar delapan ratus satu juta lima ratus tujuh ribu rupiah), dengan rincian:</w:t>
             </w:r>
           </w:p>
           <w:p>
@@ -7288,23 +6657,7 @@
                 <w:highlight w:val="yellow"/>
               </w:rPr>
               <w:lastRenderedPageBreak/>
-              <w:t xml:space="preserve">Dasar pembuatan remunerasi yang digunakan mengacu pada Keputusan Menteri Pekerjaan Umum Nomor 33/KPTS/M/2025 tentang Besaran Remunerasi Minimal Tenaga Kerja Konstruksi pada Jenjang Jabatan Ahli untuk Layanan Jasa </w:t>
-            </w:r>
-            <w:proofErr w:type="spellStart"/>
-            <w:r>
-              <w:rPr>
-                <w:rFonts w:ascii="Bookman Old Style" w:eastAsia="Basic" w:hAnsi="Bookman Old Style" w:cs="Basic"/>
-                <w:highlight w:val="yellow"/>
-              </w:rPr>
-              <w:t>Konsultansi</w:t>
-            </w:r>
-            <w:proofErr w:type="spellEnd"/>
-            <w:r>
-              <w:rPr>
-                <w:rFonts w:ascii="Bookman Old Style" w:eastAsia="Basic" w:hAnsi="Bookman Old Style" w:cs="Basic"/>
-                <w:highlight w:val="yellow"/>
-              </w:rPr>
-              <w:t xml:space="preserve"> Konstruksi pada tanggal 14 Januari 2025.</w:t>
+              <w:t>Dasar pembuatan remunerasi yang digunakan mengacu pada Keputusan Menteri Pekerjaan Umum Nomor 33/KPTS/M/2025 tentang Besaran Remunerasi Minimal Tenaga Kerja Konstruksi pada Jenjang Jabatan Ahli untuk Layanan Jasa Konsultansi Konstruksi pada tanggal 14 Januari 2025.</w:t>
             </w:r>
           </w:p>
           <w:p>
@@ -7399,25 +6752,7 @@
                 <w:i/>
                 <w:highlight w:val="yellow"/>
               </w:rPr>
-              <w:t xml:space="preserve"> ganti rugi dalam bentuk </w:t>
-            </w:r>
-            <w:proofErr w:type="spellStart"/>
-            <w:r>
-              <w:rPr>
-                <w:rFonts w:ascii="Bookman Old Style" w:eastAsia="Basic" w:hAnsi="Bookman Old Style" w:cs="Basic"/>
-                <w:i/>
-                <w:highlight w:val="yellow"/>
-              </w:rPr>
-              <w:t>apapun</w:t>
-            </w:r>
-            <w:proofErr w:type="spellEnd"/>
-            <w:r>
-              <w:rPr>
-                <w:rFonts w:ascii="Bookman Old Style" w:eastAsia="Basic" w:hAnsi="Bookman Old Style" w:cs="Basic"/>
-                <w:i/>
-                <w:highlight w:val="yellow"/>
-              </w:rPr>
-              <w:t>)</w:t>
+              <w:t xml:space="preserve"> ganti rugi dalam bentuk apapun)</w:t>
             </w:r>
           </w:p>
           <w:p>
@@ -7662,23 +6997,7 @@
                 <w:rFonts w:ascii="Bookman Old Style" w:eastAsia="Basic" w:hAnsi="Bookman Old Style" w:cs="Basic"/>
                 <w:highlight w:val="yellow"/>
               </w:rPr>
-              <w:t xml:space="preserve"> perusahaan dalam 1 (satu) </w:t>
-            </w:r>
-            <w:proofErr w:type="spellStart"/>
-            <w:r>
-              <w:rPr>
-                <w:rFonts w:ascii="Bookman Old Style" w:eastAsia="Basic" w:hAnsi="Bookman Old Style" w:cs="Basic"/>
-                <w:highlight w:val="yellow"/>
-              </w:rPr>
-              <w:t>kerjasama</w:t>
-            </w:r>
-            <w:proofErr w:type="spellEnd"/>
-            <w:r>
-              <w:rPr>
-                <w:rFonts w:ascii="Bookman Old Style" w:eastAsia="Basic" w:hAnsi="Bookman Old Style" w:cs="Basic"/>
-                <w:highlight w:val="yellow"/>
-              </w:rPr>
-              <w:t xml:space="preserve"> operasi;</w:t>
+              <w:t xml:space="preserve"> perusahaan dalam 1 (satu) kerjasama operasi;</w:t>
             </w:r>
             <w:r>
               <w:rPr>
@@ -7981,23 +7300,7 @@
                 <w:rFonts w:ascii="Bookman Old Style" w:eastAsia="Basic" w:hAnsi="Bookman Old Style" w:cs="Basic"/>
                 <w:highlight w:val="yellow"/>
               </w:rPr>
-              <w:t xml:space="preserve">Memiliki Nomor Induk Berusaha (NIB) dan Sertifikat Standar </w:t>
-            </w:r>
-            <w:proofErr w:type="spellStart"/>
-            <w:r>
-              <w:rPr>
-                <w:rFonts w:ascii="Bookman Old Style" w:eastAsia="Basic" w:hAnsi="Bookman Old Style" w:cs="Basic"/>
-                <w:highlight w:val="yellow"/>
-              </w:rPr>
-              <w:t>terverifikasi</w:t>
-            </w:r>
-            <w:proofErr w:type="spellEnd"/>
-            <w:r>
-              <w:rPr>
-                <w:rFonts w:ascii="Bookman Old Style" w:eastAsia="Basic" w:hAnsi="Bookman Old Style" w:cs="Basic"/>
-                <w:highlight w:val="yellow"/>
-              </w:rPr>
-              <w:t xml:space="preserve"> (untuk Badan Usaha yang memiliki SBU KBLI 2020);</w:t>
+              <w:t>Memiliki Nomor Induk Berusaha (NIB) dan Sertifikat Standar terverifikasi (untuk Badan Usaha yang memiliki SBU KBLI 2020);</w:t>
             </w:r>
           </w:p>
           <w:p>
@@ -8025,39 +7328,7 @@
                 <w:rFonts w:ascii="Bookman Old Style" w:eastAsia="Basic" w:hAnsi="Bookman Old Style" w:cs="Basic"/>
                 <w:highlight w:val="yellow"/>
               </w:rPr>
-              <w:t xml:space="preserve">dalam hal Sertifikat Standar sebagaimana dimaksud pada angka 1) belum </w:t>
-            </w:r>
-            <w:proofErr w:type="spellStart"/>
-            <w:r>
-              <w:rPr>
-                <w:rFonts w:ascii="Bookman Old Style" w:eastAsia="Basic" w:hAnsi="Bookman Old Style" w:cs="Basic"/>
-                <w:highlight w:val="yellow"/>
-              </w:rPr>
-              <w:t>terverifikasi</w:t>
-            </w:r>
-            <w:proofErr w:type="spellEnd"/>
-            <w:r>
-              <w:rPr>
-                <w:rFonts w:ascii="Bookman Old Style" w:eastAsia="Basic" w:hAnsi="Bookman Old Style" w:cs="Basic"/>
-                <w:highlight w:val="yellow"/>
-              </w:rPr>
-              <w:t xml:space="preserve">, peserta menyampaikan NIB, Sertifikat Standar belum </w:t>
-            </w:r>
-            <w:proofErr w:type="spellStart"/>
-            <w:r>
-              <w:rPr>
-                <w:rFonts w:ascii="Bookman Old Style" w:eastAsia="Basic" w:hAnsi="Bookman Old Style" w:cs="Basic"/>
-                <w:highlight w:val="yellow"/>
-              </w:rPr>
-              <w:t>terverifikasi</w:t>
-            </w:r>
-            <w:proofErr w:type="spellEnd"/>
-            <w:r>
-              <w:rPr>
-                <w:rFonts w:ascii="Bookman Old Style" w:eastAsia="Basic" w:hAnsi="Bookman Old Style" w:cs="Basic"/>
-                <w:highlight w:val="yellow"/>
-              </w:rPr>
-              <w:t xml:space="preserve"> dan tangkapan layar laman OSS yang mencantumkan bahwa Sertifikat Standar sedang menunggu verifikasi; atau</w:t>
+              <w:t>dalam hal Sertifikat Standar sebagaimana dimaksud pada angka 1) belum terverifikasi, peserta menyampaikan NIB, Sertifikat Standar belum terverifikasi dan tangkapan layar laman OSS yang mencantumkan bahwa Sertifikat Standar sedang menunggu verifikasi; atau</w:t>
             </w:r>
           </w:p>
           <w:p>
@@ -8163,21 +7434,12 @@
               </w:rPr>
               <w:t xml:space="preserve">serta disyaratkan </w:t>
             </w:r>
-            <w:proofErr w:type="spellStart"/>
-            <w:r>
-              <w:rPr>
-                <w:rFonts w:ascii="Bookman Old Style" w:eastAsia="Basic" w:hAnsi="Bookman Old Style" w:cs="Basic"/>
-                <w:highlight w:val="yellow"/>
-              </w:rPr>
-              <w:t>subklasifikasi</w:t>
-            </w:r>
-            <w:proofErr w:type="spellEnd"/>
-            <w:r>
-              <w:rPr>
-                <w:rFonts w:ascii="Bookman Old Style" w:eastAsia="Basic" w:hAnsi="Bookman Old Style" w:cs="Basic"/>
-                <w:highlight w:val="yellow"/>
-              </w:rPr>
-              <w:t xml:space="preserve"> </w:t>
+            <w:r>
+              <w:rPr>
+                <w:rFonts w:ascii="Bookman Old Style" w:eastAsia="Basic" w:hAnsi="Bookman Old Style" w:cs="Basic"/>
+                <w:highlight w:val="yellow"/>
+              </w:rPr>
+              <w:t xml:space="preserve">subklasifikasi </w:t>
             </w:r>
             <w:r>
               <w:rPr>
@@ -8787,25 +8049,7 @@
                 <w:color w:val="000000"/>
                 <w:highlight w:val="yellow"/>
               </w:rPr>
-              <w:t xml:space="preserve">pimpinan dan pengurus badan usaha bukan sebagai pegawai Kementerian/Lembaga/Perangkat Daerah atau sebagai pegawai Kementerian/Lembaga/Perangkat Daerah yang sedang mengambil cuti </w:t>
-            </w:r>
-            <w:proofErr w:type="spellStart"/>
-            <w:r>
-              <w:rPr>
-                <w:rFonts w:ascii="Bookman Old Style" w:eastAsia="Basic" w:hAnsi="Bookman Old Style" w:cs="Basic"/>
-                <w:color w:val="000000"/>
-                <w:highlight w:val="yellow"/>
-              </w:rPr>
-              <w:t>diluar</w:t>
-            </w:r>
-            <w:proofErr w:type="spellEnd"/>
-            <w:r>
-              <w:rPr>
-                <w:rFonts w:ascii="Bookman Old Style" w:eastAsia="Basic" w:hAnsi="Bookman Old Style" w:cs="Basic"/>
-                <w:color w:val="000000"/>
-                <w:highlight w:val="yellow"/>
-              </w:rPr>
-              <w:t xml:space="preserve"> tanggungan Negara; </w:t>
+              <w:t xml:space="preserve">pimpinan dan pengurus badan usaha bukan sebagai pegawai Kementerian/Lembaga/Perangkat Daerah atau sebagai pegawai Kementerian/Lembaga/Perangkat Daerah yang sedang mengambil cuti diluar tanggungan Negara; </w:t>
             </w:r>
           </w:p>
           <w:p>
@@ -9005,25 +8249,7 @@
                 <w:color w:val="000000"/>
                 <w:highlight w:val="yellow"/>
               </w:rPr>
-              <w:t xml:space="preserve">memiliki pengalaman paling kurang 1 (satu) pekerjaan jasa </w:t>
-            </w:r>
-            <w:proofErr w:type="spellStart"/>
-            <w:r>
-              <w:rPr>
-                <w:rFonts w:ascii="Bookman Old Style" w:eastAsia="Basic" w:hAnsi="Bookman Old Style" w:cs="Basic"/>
-                <w:color w:val="000000"/>
-                <w:highlight w:val="yellow"/>
-              </w:rPr>
-              <w:t>konsultansi</w:t>
-            </w:r>
-            <w:proofErr w:type="spellEnd"/>
-            <w:r>
-              <w:rPr>
-                <w:rFonts w:ascii="Bookman Old Style" w:eastAsia="Basic" w:hAnsi="Bookman Old Style" w:cs="Basic"/>
-                <w:color w:val="000000"/>
-                <w:highlight w:val="yellow"/>
-              </w:rPr>
-              <w:t xml:space="preserve"> konstruksi dalam kurun waktu 4 (empat) tahun terakhir, baik di lingkungan pemerintah atau swasta termasuk pengalaman subkontrak, kecuali bagi pelaku usaha kecil yang baru berdiri kurang dari 3 (tiga) tahun dan belum memiliki pengalaman;</w:t>
+              <w:t>memiliki pengalaman paling kurang 1 (satu) pekerjaan jasa konsultansi konstruksi dalam kurun waktu 4 (empat) tahun terakhir, baik di lingkungan pemerintah atau swasta termasuk pengalaman subkontrak, kecuali bagi pelaku usaha kecil yang baru berdiri kurang dari 3 (tiga) tahun dan belum memiliki pengalaman;</w:t>
             </w:r>
           </w:p>
           <w:p>
@@ -9113,29 +8339,7 @@
                 <w:color w:val="000000"/>
                 <w:highlight w:val="yellow"/>
               </w:rPr>
-              <w:t xml:space="preserve">[berdasarkan </w:t>
-            </w:r>
-            <w:proofErr w:type="spellStart"/>
-            <w:r>
-              <w:rPr>
-                <w:rFonts w:ascii="Bookman Old Style" w:eastAsia="Basic" w:hAnsi="Bookman Old Style" w:cs="Basic"/>
-                <w:i/>
-                <w:strike/>
-                <w:color w:val="000000"/>
-                <w:highlight w:val="yellow"/>
-              </w:rPr>
-              <w:t>subklasifikasi</w:t>
-            </w:r>
-            <w:proofErr w:type="spellEnd"/>
-            <w:r>
-              <w:rPr>
-                <w:rFonts w:ascii="Bookman Old Style" w:eastAsia="Basic" w:hAnsi="Bookman Old Style" w:cs="Basic"/>
-                <w:i/>
-                <w:strike/>
-                <w:color w:val="000000"/>
-                <w:highlight w:val="yellow"/>
-              </w:rPr>
-              <w:t>]</w:t>
+              <w:t>[berdasarkan subklasifikasi]</w:t>
             </w:r>
             <w:r>
               <w:rPr>
@@ -9196,139 +8400,7 @@
                 <w:highlight w:val="yellow"/>
               </w:rPr>
               <w:lastRenderedPageBreak/>
-              <w:t xml:space="preserve">sudah sesuai dengan final desain. Meliputi jasa yang diberikan di kantor maupun di lapangan seperti pengkajian </w:t>
-            </w:r>
-            <w:proofErr w:type="spellStart"/>
-            <w:r>
-              <w:rPr>
-                <w:rFonts w:ascii="Bookman Old Style" w:eastAsia="Basic" w:hAnsi="Bookman Old Style" w:cs="Basic"/>
-                <w:b/>
-                <w:bCs/>
-                <w:color w:val="000000"/>
-                <w:highlight w:val="yellow"/>
-              </w:rPr>
-              <w:t>shop</w:t>
-            </w:r>
-            <w:proofErr w:type="spellEnd"/>
-            <w:r>
-              <w:rPr>
-                <w:rFonts w:ascii="Bookman Old Style" w:eastAsia="Basic" w:hAnsi="Bookman Old Style" w:cs="Basic"/>
-                <w:b/>
-                <w:bCs/>
-                <w:color w:val="000000"/>
-                <w:highlight w:val="yellow"/>
-              </w:rPr>
-              <w:t xml:space="preserve"> </w:t>
-            </w:r>
-            <w:proofErr w:type="spellStart"/>
-            <w:r>
-              <w:rPr>
-                <w:rFonts w:ascii="Bookman Old Style" w:eastAsia="Basic" w:hAnsi="Bookman Old Style" w:cs="Basic"/>
-                <w:b/>
-                <w:bCs/>
-                <w:color w:val="000000"/>
-                <w:highlight w:val="yellow"/>
-              </w:rPr>
-              <w:t>drawings</w:t>
-            </w:r>
-            <w:proofErr w:type="spellEnd"/>
-            <w:r>
-              <w:rPr>
-                <w:rFonts w:ascii="Bookman Old Style" w:eastAsia="Basic" w:hAnsi="Bookman Old Style" w:cs="Basic"/>
-                <w:b/>
-                <w:bCs/>
-                <w:color w:val="000000"/>
-                <w:highlight w:val="yellow"/>
-              </w:rPr>
-              <w:t xml:space="preserve">, kunjungan secara periodik kelapangan untuk mengukur </w:t>
-            </w:r>
-            <w:proofErr w:type="spellStart"/>
-            <w:r>
-              <w:rPr>
-                <w:rFonts w:ascii="Bookman Old Style" w:eastAsia="Basic" w:hAnsi="Bookman Old Style" w:cs="Basic"/>
-                <w:b/>
-                <w:bCs/>
-                <w:color w:val="000000"/>
-                <w:highlight w:val="yellow"/>
-              </w:rPr>
-              <w:t>progress</w:t>
-            </w:r>
-            <w:proofErr w:type="spellEnd"/>
-            <w:r>
-              <w:rPr>
-                <w:rFonts w:ascii="Bookman Old Style" w:eastAsia="Basic" w:hAnsi="Bookman Old Style" w:cs="Basic"/>
-                <w:b/>
-                <w:bCs/>
-                <w:color w:val="000000"/>
-                <w:highlight w:val="yellow"/>
-              </w:rPr>
-              <w:t xml:space="preserve"> dan kualitas pekerjaan, memberikan panduan kepada </w:t>
-            </w:r>
-            <w:proofErr w:type="spellStart"/>
-            <w:r>
-              <w:rPr>
-                <w:rFonts w:ascii="Bookman Old Style" w:eastAsia="Basic" w:hAnsi="Bookman Old Style" w:cs="Basic"/>
-                <w:b/>
-                <w:bCs/>
-                <w:color w:val="000000"/>
-                <w:highlight w:val="yellow"/>
-              </w:rPr>
-              <w:t>klient</w:t>
-            </w:r>
-            <w:proofErr w:type="spellEnd"/>
-            <w:r>
-              <w:rPr>
-                <w:rFonts w:ascii="Bookman Old Style" w:eastAsia="Basic" w:hAnsi="Bookman Old Style" w:cs="Basic"/>
-                <w:b/>
-                <w:bCs/>
-                <w:color w:val="000000"/>
-                <w:highlight w:val="yellow"/>
-              </w:rPr>
-              <w:t xml:space="preserve"> dan kontraktor dalam menginterpretasikan dokumen kontrak dan nasihat lain dalam hal </w:t>
-            </w:r>
-            <w:proofErr w:type="spellStart"/>
-            <w:r>
-              <w:rPr>
-                <w:rFonts w:ascii="Bookman Old Style" w:eastAsia="Basic" w:hAnsi="Bookman Old Style" w:cs="Basic"/>
-                <w:b/>
-                <w:bCs/>
-                <w:color w:val="000000"/>
-                <w:highlight w:val="yellow"/>
-              </w:rPr>
-              <w:t>teknikal</w:t>
-            </w:r>
-            <w:proofErr w:type="spellEnd"/>
-            <w:r>
-              <w:rPr>
-                <w:rFonts w:ascii="Bookman Old Style" w:eastAsia="Basic" w:hAnsi="Bookman Old Style" w:cs="Basic"/>
-                <w:b/>
-                <w:bCs/>
-                <w:color w:val="000000"/>
-                <w:highlight w:val="yellow"/>
-              </w:rPr>
-              <w:t xml:space="preserve"> selama proses </w:t>
-            </w:r>
-            <w:proofErr w:type="spellStart"/>
-            <w:r>
-              <w:rPr>
-                <w:rFonts w:ascii="Bookman Old Style" w:eastAsia="Basic" w:hAnsi="Bookman Old Style" w:cs="Basic"/>
-                <w:b/>
-                <w:bCs/>
-                <w:color w:val="000000"/>
-                <w:highlight w:val="yellow"/>
-              </w:rPr>
-              <w:t>kontruksi</w:t>
-            </w:r>
-            <w:proofErr w:type="spellEnd"/>
-            <w:r>
-              <w:rPr>
-                <w:rFonts w:ascii="Bookman Old Style" w:eastAsia="Basic" w:hAnsi="Bookman Old Style" w:cs="Basic"/>
-                <w:b/>
-                <w:bCs/>
-                <w:color w:val="000000"/>
-                <w:highlight w:val="yellow"/>
-              </w:rPr>
-              <w:t xml:space="preserve"> infrastruktur sipil transportasi</w:t>
+              <w:t>sudah sesuai dengan final desain. Meliputi jasa yang diberikan di kantor maupun di lapangan seperti pengkajian shop drawings, kunjungan secara periodik kelapangan untuk mengukur progress dan kualitas pekerjaan, memberikan panduan kepada klient dan kontraktor dalam menginterpretasikan dokumen kontrak dan nasihat lain dalam hal teknikal selama proses kontruksi infrastruktur sipil transportasi</w:t>
             </w:r>
             <w:r>
               <w:rPr>
@@ -9790,7 +8862,6 @@
               </w:rPr>
               <w:t>Data kualifikasi yang diunggah (</w:t>
             </w:r>
-            <w:proofErr w:type="spellStart"/>
             <w:r>
               <w:rPr>
                 <w:rFonts w:ascii="Bookman Old Style" w:eastAsia="Basic" w:hAnsi="Bookman Old Style" w:cs="Basic"/>
@@ -9799,7 +8870,6 @@
               </w:rPr>
               <w:t>upload</w:t>
             </w:r>
-            <w:proofErr w:type="spellEnd"/>
             <w:r>
               <w:rPr>
                 <w:rFonts w:ascii="Bookman Old Style" w:eastAsia="Basic" w:hAnsi="Bookman Old Style" w:cs="Basic"/>
@@ -11025,29 +10095,7 @@
                       <w:iCs/>
                       <w:highlight w:val="yellow"/>
                     </w:rPr>
-                    <w:t xml:space="preserve">Pekerjaan di bidang Jasa </w:t>
-                  </w:r>
-                  <w:proofErr w:type="spellStart"/>
-                  <w:r>
-                    <w:rPr>
-                      <w:rFonts w:ascii="Bookman Old Style" w:eastAsia="Basic" w:hAnsi="Bookman Old Style" w:cs="Basic"/>
-                      <w:bCs/>
-                      <w:i/>
-                      <w:iCs/>
-                      <w:highlight w:val="yellow"/>
-                    </w:rPr>
-                    <w:t>Konsultansi</w:t>
-                  </w:r>
-                  <w:proofErr w:type="spellEnd"/>
-                  <w:r>
-                    <w:rPr>
-                      <w:rFonts w:ascii="Bookman Old Style" w:eastAsia="Basic" w:hAnsi="Bookman Old Style" w:cs="Basic"/>
-                      <w:bCs/>
-                      <w:i/>
-                      <w:iCs/>
-                      <w:highlight w:val="yellow"/>
-                    </w:rPr>
-                    <w:t xml:space="preserve"> Konstruksi paling kurang 1 (satu) pekerjaan dalam kurun waktu 4 (empat) tahun terakhir baik di lingkungan pemerintah maupun swasta, termasuk pengalaman subkontrak kecuali bagi Penyedia yang </w:t>
+                    <w:t xml:space="preserve">Pekerjaan di bidang Jasa Konsultansi Konstruksi paling kurang 1 (satu) pekerjaan dalam kurun waktu 4 (empat) tahun terakhir baik di lingkungan pemerintah maupun swasta, termasuk pengalaman subkontrak kecuali bagi Penyedia yang </w:t>
                   </w:r>
                   <w:r>
                     <w:rPr>
@@ -11337,31 +10385,7 @@
                       <w:strike/>
                       <w:highlight w:val="yellow"/>
                     </w:rPr>
-                    <w:t xml:space="preserve">untuk pekerjaan Usaha Kecil berdasarkan </w:t>
-                  </w:r>
-                  <w:proofErr w:type="spellStart"/>
-                  <w:r>
-                    <w:rPr>
-                      <w:rFonts w:ascii="Bookman Old Style" w:eastAsia="Basic" w:hAnsi="Bookman Old Style" w:cs="Basic"/>
-                      <w:bCs/>
-                      <w:i/>
-                      <w:iCs/>
-                      <w:strike/>
-                      <w:highlight w:val="yellow"/>
-                    </w:rPr>
-                    <w:t>subklasifikasi</w:t>
-                  </w:r>
-                  <w:proofErr w:type="spellEnd"/>
-                  <w:r>
-                    <w:rPr>
-                      <w:rFonts w:ascii="Bookman Old Style" w:eastAsia="Basic" w:hAnsi="Bookman Old Style" w:cs="Basic"/>
-                      <w:bCs/>
-                      <w:i/>
-                      <w:iCs/>
-                      <w:strike/>
-                      <w:highlight w:val="yellow"/>
-                    </w:rPr>
-                    <w:t xml:space="preserve">; atau </w:t>
+                    <w:t xml:space="preserve">untuk pekerjaan Usaha Kecil berdasarkan subklasifikasi; atau </w:t>
                   </w:r>
                 </w:p>
                 <w:p>
@@ -11391,29 +10415,7 @@
                       <w:iCs/>
                       <w:highlight w:val="yellow"/>
                     </w:rPr>
-                    <w:t xml:space="preserve">untuk pekerjaan Usaha Menengah atau Usaha Besar, pekerjaan sejenis berdasarkan </w:t>
-                  </w:r>
-                  <w:proofErr w:type="spellStart"/>
-                  <w:r>
-                    <w:rPr>
-                      <w:rFonts w:ascii="Bookman Old Style" w:eastAsia="Basic" w:hAnsi="Bookman Old Style" w:cs="Basic"/>
-                      <w:bCs/>
-                      <w:i/>
-                      <w:iCs/>
-                      <w:highlight w:val="yellow"/>
-                    </w:rPr>
-                    <w:t>subklasifikasi</w:t>
-                  </w:r>
-                  <w:proofErr w:type="spellEnd"/>
-                  <w:r>
-                    <w:rPr>
-                      <w:rFonts w:ascii="Bookman Old Style" w:eastAsia="Basic" w:hAnsi="Bookman Old Style" w:cs="Basic"/>
-                      <w:bCs/>
-                      <w:i/>
-                      <w:iCs/>
-                      <w:highlight w:val="yellow"/>
-                    </w:rPr>
-                    <w:t xml:space="preserve"> atau berdasarkan lingkup pekerjaan:</w:t>
+                    <w:t>untuk pekerjaan Usaha Menengah atau Usaha Besar, pekerjaan sejenis berdasarkan subklasifikasi atau berdasarkan lingkup pekerjaan:</w:t>
                   </w:r>
                 </w:p>
                 <w:p>
@@ -12374,25 +11376,7 @@
           <w:szCs w:val="22"/>
         </w:rPr>
         <w:lastRenderedPageBreak/>
-        <w:t xml:space="preserve">Demikian berita acara </w:t>
-      </w:r>
-      <w:proofErr w:type="spellStart"/>
-      <w:r>
-        <w:rPr>
-          <w:rFonts w:ascii="Arial" w:eastAsia="Arial" w:hAnsi="Arial" w:cs="Arial"/>
-          <w:sz w:val="22"/>
-          <w:szCs w:val="22"/>
-        </w:rPr>
-        <w:t>reviu</w:t>
-      </w:r>
-      <w:proofErr w:type="spellEnd"/>
-      <w:r>
-        <w:rPr>
-          <w:rFonts w:ascii="Arial" w:eastAsia="Arial" w:hAnsi="Arial" w:cs="Arial"/>
-          <w:sz w:val="22"/>
-          <w:szCs w:val="22"/>
-        </w:rPr>
-        <w:t xml:space="preserve"> dokumen </w:t>
+        <w:t xml:space="preserve">Demikian berita acara reviu dokumen </w:t>
       </w:r>
       <w:r>
         <w:rPr>
@@ -12459,29 +11443,7 @@
           <w:sz w:val="22"/>
           <w:szCs w:val="22"/>
         </w:rPr>
-        <w:t>{</w:t>
-      </w:r>
-      <w:proofErr w:type="spellStart"/>
-      <w:r>
-        <w:rPr>
-          <w:rFonts w:ascii="Arial" w:eastAsia="Arial" w:hAnsi="Arial" w:cs="Arial"/>
-          <w:b/>
-          <w:bCs/>
-          <w:sz w:val="22"/>
-          <w:szCs w:val="22"/>
-        </w:rPr>
-        <w:t>kode_pokja</w:t>
-      </w:r>
-      <w:proofErr w:type="spellEnd"/>
-      <w:r>
-        <w:rPr>
-          <w:rFonts w:ascii="Arial" w:eastAsia="Arial" w:hAnsi="Arial" w:cs="Arial"/>
-          <w:b/>
-          <w:bCs/>
-          <w:sz w:val="22"/>
-          <w:szCs w:val="22"/>
-        </w:rPr>
-        <w:t>}</w:t>
+        <w:t>{kode_pokja}</w:t>
       </w:r>
       <w:r>
         <w:rPr>
@@ -12550,29 +11512,7 @@
           <w:sz w:val="22"/>
           <w:szCs w:val="22"/>
         </w:rPr>
-        <w:t>{</w:t>
-      </w:r>
-      <w:proofErr w:type="spellStart"/>
-      <w:r>
-        <w:rPr>
-          <w:rFonts w:ascii="Arial" w:eastAsia="Arial" w:hAnsi="Arial" w:cs="Arial"/>
-          <w:b/>
-          <w:bCs/>
-          <w:sz w:val="22"/>
-          <w:szCs w:val="22"/>
-        </w:rPr>
-        <w:t>tahun_anggaran</w:t>
-      </w:r>
-      <w:proofErr w:type="spellEnd"/>
-      <w:r>
-        <w:rPr>
-          <w:rFonts w:ascii="Arial" w:eastAsia="Arial" w:hAnsi="Arial" w:cs="Arial"/>
-          <w:b/>
-          <w:bCs/>
-          <w:sz w:val="22"/>
-          <w:szCs w:val="22"/>
-        </w:rPr>
-        <w:t>}</w:t>
+        <w:t>{tahun_anggaran}</w:t>
       </w:r>
     </w:p>
     <w:p>
@@ -12632,7 +11572,6 @@
                 <w:szCs w:val="22"/>
               </w:rPr>
             </w:pPr>
-            <w:proofErr w:type="spellStart"/>
             <w:r>
               <w:rPr>
                 <w:rFonts w:ascii="Arial" w:hAnsi="Arial" w:cs="Arial"/>
@@ -12643,7 +11582,6 @@
               </w:rPr>
               <w:t>No</w:t>
             </w:r>
-            <w:proofErr w:type="spellEnd"/>
           </w:p>
         </w:tc>
         <w:tc>
@@ -12792,27 +11730,7 @@
                 <w:sz w:val="22"/>
                 <w:szCs w:val="22"/>
               </w:rPr>
-              <w:t>{</w:t>
-            </w:r>
-            <w:proofErr w:type="spellStart"/>
-            <w:r>
-              <w:rPr>
-                <w:rFonts w:ascii="Arial" w:eastAsia="Arial" w:hAnsi="Arial" w:cs="Arial"/>
-                <w:spacing w:val="2"/>
-                <w:sz w:val="22"/>
-                <w:szCs w:val="22"/>
-              </w:rPr>
-              <w:t>ketua_timlak</w:t>
-            </w:r>
-            <w:proofErr w:type="spellEnd"/>
-            <w:r>
-              <w:rPr>
-                <w:rFonts w:ascii="Arial" w:eastAsia="Arial" w:hAnsi="Arial" w:cs="Arial"/>
-                <w:spacing w:val="2"/>
-                <w:sz w:val="22"/>
-                <w:szCs w:val="22"/>
-              </w:rPr>
-              <w:t>}</w:t>
+              <w:t>{ketua_timlak}</w:t>
             </w:r>
           </w:p>
         </w:tc>
@@ -12925,27 +11843,7 @@
                 <w:sz w:val="22"/>
                 <w:szCs w:val="22"/>
               </w:rPr>
-              <w:t>{</w:t>
-            </w:r>
-            <w:proofErr w:type="spellStart"/>
-            <w:r>
-              <w:rPr>
-                <w:rFonts w:ascii="Arial" w:eastAsia="Arial" w:hAnsi="Arial" w:cs="Arial"/>
-                <w:spacing w:val="2"/>
-                <w:sz w:val="22"/>
-                <w:szCs w:val="22"/>
-              </w:rPr>
-              <w:t>sekre_timlak</w:t>
-            </w:r>
-            <w:proofErr w:type="spellEnd"/>
-            <w:r>
-              <w:rPr>
-                <w:rFonts w:ascii="Arial" w:eastAsia="Arial" w:hAnsi="Arial" w:cs="Arial"/>
-                <w:spacing w:val="2"/>
-                <w:sz w:val="22"/>
-                <w:szCs w:val="22"/>
-              </w:rPr>
-              <w:t>}</w:t>
+              <w:t>{sekre_timlak}</w:t>
             </w:r>
           </w:p>
         </w:tc>
@@ -13055,25 +11953,7 @@
                 <w:sz w:val="22"/>
                 <w:szCs w:val="22"/>
               </w:rPr>
-              <w:t>{</w:t>
-            </w:r>
-            <w:proofErr w:type="spellStart"/>
-            <w:r>
-              <w:rPr>
-                <w:rFonts w:ascii="Arial" w:eastAsia="Arial" w:hAnsi="Arial" w:cs="Arial"/>
-                <w:sz w:val="22"/>
-                <w:szCs w:val="22"/>
-              </w:rPr>
-              <w:t>anggota_timlak</w:t>
-            </w:r>
-            <w:proofErr w:type="spellEnd"/>
-            <w:r>
-              <w:rPr>
-                <w:rFonts w:ascii="Arial" w:eastAsia="Arial" w:hAnsi="Arial" w:cs="Arial"/>
-                <w:sz w:val="22"/>
-                <w:szCs w:val="22"/>
-              </w:rPr>
-              <w:t>}</w:t>
+              <w:t>{anggota_timlak}</w:t>
             </w:r>
           </w:p>
         </w:tc>
@@ -13187,9 +12067,8 @@
           <w:sz w:val="22"/>
           <w:szCs w:val="22"/>
         </w:rPr>
-        <w:t>{</w:t>
-      </w:r>
-      <w:proofErr w:type="spellStart"/>
+        <w:t xml:space="preserve">{kode_pokja} </w:t>
+      </w:r>
       <w:r>
         <w:rPr>
           <w:rFonts w:ascii="Arial" w:eastAsia="Arial" w:hAnsi="Arial" w:cs="Arial"/>
@@ -13197,10 +12076,10 @@
           <w:bCs/>
           <w:sz w:val="22"/>
           <w:szCs w:val="22"/>
-        </w:rPr>
-        <w:t>kode_pokja</w:t>
-      </w:r>
-      <w:proofErr w:type="spellEnd"/>
+          <w:lang w:val="ms-MY"/>
+        </w:rPr>
+        <w:t xml:space="preserve">BP2JK WILAYAH KALIMANTAN SELATAN TAHUN ANGGARAN </w:t>
+      </w:r>
       <w:r>
         <w:rPr>
           <w:rFonts w:ascii="Arial" w:eastAsia="Arial" w:hAnsi="Arial" w:cs="Arial"/>
@@ -13209,50 +12088,7 @@
           <w:sz w:val="22"/>
           <w:szCs w:val="22"/>
         </w:rPr>
-        <w:t xml:space="preserve">} </w:t>
-      </w:r>
-      <w:r>
-        <w:rPr>
-          <w:rFonts w:ascii="Arial" w:eastAsia="Arial" w:hAnsi="Arial" w:cs="Arial"/>
-          <w:b/>
-          <w:bCs/>
-          <w:sz w:val="22"/>
-          <w:szCs w:val="22"/>
-          <w:lang w:val="ms-MY"/>
-        </w:rPr>
-        <w:t xml:space="preserve">BP2JK WILAYAH KALIMANTAN SELATAN TAHUN ANGGARAN </w:t>
-      </w:r>
-      <w:r>
-        <w:rPr>
-          <w:rFonts w:ascii="Arial" w:eastAsia="Arial" w:hAnsi="Arial" w:cs="Arial"/>
-          <w:b/>
-          <w:bCs/>
-          <w:sz w:val="22"/>
-          <w:szCs w:val="22"/>
-        </w:rPr>
-        <w:t>{</w:t>
-      </w:r>
-      <w:proofErr w:type="spellStart"/>
-      <w:r>
-        <w:rPr>
-          <w:rFonts w:ascii="Arial" w:eastAsia="Arial" w:hAnsi="Arial" w:cs="Arial"/>
-          <w:b/>
-          <w:bCs/>
-          <w:sz w:val="22"/>
-          <w:szCs w:val="22"/>
-        </w:rPr>
-        <w:t>tahun_anggaran</w:t>
-      </w:r>
-      <w:proofErr w:type="spellEnd"/>
-      <w:r>
-        <w:rPr>
-          <w:rFonts w:ascii="Arial" w:eastAsia="Arial" w:hAnsi="Arial" w:cs="Arial"/>
-          <w:b/>
-          <w:bCs/>
-          <w:sz w:val="22"/>
-          <w:szCs w:val="22"/>
-        </w:rPr>
-        <w:t>}</w:t>
+        <w:t>{tahun_anggaran}</w:t>
       </w:r>
     </w:p>
     <w:p>
@@ -13315,7 +12151,6 @@
                 <w:szCs w:val="22"/>
               </w:rPr>
             </w:pPr>
-            <w:proofErr w:type="spellStart"/>
             <w:r>
               <w:rPr>
                 <w:rFonts w:ascii="Arial" w:hAnsi="Arial" w:cs="Arial"/>
@@ -13326,7 +12161,6 @@
               </w:rPr>
               <w:t>No</w:t>
             </w:r>
-            <w:proofErr w:type="spellEnd"/>
           </w:p>
         </w:tc>
         <w:tc>
@@ -13487,25 +12321,7 @@
                 <w:sz w:val="22"/>
                 <w:szCs w:val="22"/>
               </w:rPr>
-              <w:t>{</w:t>
-            </w:r>
-            <w:proofErr w:type="spellStart"/>
-            <w:r>
-              <w:rPr>
-                <w:rFonts w:ascii="Arial" w:hAnsi="Arial" w:cs="Arial"/>
-                <w:sz w:val="22"/>
-                <w:szCs w:val="22"/>
-              </w:rPr>
-              <w:t>ketua_pokja</w:t>
-            </w:r>
-            <w:proofErr w:type="spellEnd"/>
-            <w:r>
-              <w:rPr>
-                <w:rFonts w:ascii="Arial" w:hAnsi="Arial" w:cs="Arial"/>
-                <w:sz w:val="22"/>
-                <w:szCs w:val="22"/>
-              </w:rPr>
-              <w:t>}</w:t>
+              <w:t>{ketua_pokja}</w:t>
             </w:r>
           </w:p>
         </w:tc>
@@ -13621,25 +12437,7 @@
                 <w:sz w:val="22"/>
                 <w:szCs w:val="22"/>
               </w:rPr>
-              <w:t>{</w:t>
-            </w:r>
-            <w:proofErr w:type="spellStart"/>
-            <w:r>
-              <w:rPr>
-                <w:rFonts w:ascii="Arial" w:hAnsi="Arial" w:cs="Arial"/>
-                <w:sz w:val="22"/>
-                <w:szCs w:val="22"/>
-              </w:rPr>
-              <w:t>sekre_pokja</w:t>
-            </w:r>
-            <w:proofErr w:type="spellEnd"/>
-            <w:r>
-              <w:rPr>
-                <w:rFonts w:ascii="Arial" w:hAnsi="Arial" w:cs="Arial"/>
-                <w:sz w:val="22"/>
-                <w:szCs w:val="22"/>
-              </w:rPr>
-              <w:t>}</w:t>
+              <w:t>{sekre_pokja}</w:t>
             </w:r>
           </w:p>
         </w:tc>
@@ -13756,18 +12554,8 @@
                 <w:sz w:val="22"/>
                 <w:szCs w:val="22"/>
               </w:rPr>
-              <w:t>{</w:t>
-            </w:r>
-            <w:proofErr w:type="spellStart"/>
-            <w:r>
-              <w:rPr>
-                <w:rFonts w:ascii="Arial" w:hAnsi="Arial" w:cs="Arial"/>
-                <w:sz w:val="22"/>
-                <w:szCs w:val="22"/>
-              </w:rPr>
-              <w:t>anggota_pokja</w:t>
-            </w:r>
-            <w:proofErr w:type="spellEnd"/>
+              <w:t>{anggota_pokja</w:t>
+            </w:r>
             <w:r>
               <w:rPr>
                 <w:rFonts w:ascii="Arial" w:hAnsi="Arial" w:cs="Arial"/>
@@ -13901,18 +12689,8 @@
                 <w:sz w:val="22"/>
                 <w:szCs w:val="22"/>
               </w:rPr>
-              <w:t>{</w:t>
-            </w:r>
-            <w:proofErr w:type="spellStart"/>
-            <w:r>
-              <w:rPr>
-                <w:rFonts w:ascii="Arial" w:hAnsi="Arial" w:cs="Arial"/>
-                <w:sz w:val="22"/>
-                <w:szCs w:val="22"/>
-              </w:rPr>
-              <w:t>anggota_pokja</w:t>
-            </w:r>
-            <w:proofErr w:type="spellEnd"/>
+              <w:t>{anggota_pokja</w:t>
+            </w:r>
             <w:r>
               <w:rPr>
                 <w:rFonts w:ascii="Arial" w:hAnsi="Arial" w:cs="Arial"/>
@@ -14044,18 +12822,8 @@
                 <w:sz w:val="22"/>
                 <w:szCs w:val="22"/>
               </w:rPr>
-              <w:t>{</w:t>
-            </w:r>
-            <w:proofErr w:type="spellStart"/>
-            <w:r>
-              <w:rPr>
-                <w:rFonts w:ascii="Arial" w:hAnsi="Arial" w:cs="Arial"/>
-                <w:sz w:val="22"/>
-                <w:szCs w:val="22"/>
-              </w:rPr>
-              <w:t>anggota_pokja</w:t>
-            </w:r>
-            <w:proofErr w:type="spellEnd"/>
+              <w:t>{anggota_pokja</w:t>
+            </w:r>
             <w:r>
               <w:rPr>
                 <w:rFonts w:ascii="Arial" w:hAnsi="Arial" w:cs="Arial"/>
@@ -14168,9 +12936,8 @@
           <w:szCs w:val="22"/>
           <w:lang w:val="ms-MY"/>
         </w:rPr>
-        <w:t>{</w:t>
-      </w:r>
-      <w:proofErr w:type="spellStart"/>
+        <w:t>{satuan_kerja</w:t>
+      </w:r>
       <w:r>
         <w:rPr>
           <w:rFonts w:ascii="Arial" w:eastAsia="Arial" w:hAnsi="Arial" w:cs="Arial"/>
@@ -14178,33 +12945,9 @@
           <w:bCs/>
           <w:sz w:val="22"/>
           <w:szCs w:val="22"/>
-          <w:lang w:val="ms-MY"/>
-        </w:rPr>
-        <w:t>satuan_kerja</w:t>
-      </w:r>
-      <w:proofErr w:type="spellEnd"/>
-      <w:r>
-        <w:rPr>
-          <w:rFonts w:ascii="Arial" w:eastAsia="Arial" w:hAnsi="Arial" w:cs="Arial"/>
-          <w:b/>
-          <w:bCs/>
-          <w:sz w:val="22"/>
-          <w:szCs w:val="22"/>
-        </w:rPr>
-        <w:t>_</w:t>
-      </w:r>
-      <w:proofErr w:type="spellStart"/>
-      <w:r>
-        <w:rPr>
-          <w:rFonts w:ascii="Arial" w:eastAsia="Arial" w:hAnsi="Arial" w:cs="Arial"/>
-          <w:b/>
-          <w:bCs/>
-          <w:sz w:val="22"/>
-          <w:szCs w:val="22"/>
-        </w:rPr>
-        <w:t>upper</w:t>
-      </w:r>
-      <w:proofErr w:type="spellEnd"/>
+        </w:rPr>
+        <w:t>_upper</w:t>
+      </w:r>
       <w:r>
         <w:rPr>
           <w:rFonts w:ascii="Arial" w:eastAsia="Arial" w:hAnsi="Arial" w:cs="Arial"/>
@@ -14274,7 +13017,6 @@
                 <w:szCs w:val="22"/>
               </w:rPr>
             </w:pPr>
-            <w:proofErr w:type="spellStart"/>
             <w:r>
               <w:rPr>
                 <w:rFonts w:ascii="Arial" w:hAnsi="Arial" w:cs="Arial"/>
@@ -14285,7 +13027,6 @@
               </w:rPr>
               <w:t>No</w:t>
             </w:r>
-            <w:proofErr w:type="spellEnd"/>
           </w:p>
         </w:tc>
         <w:tc>
@@ -14434,29 +13175,7 @@
                 <w:szCs w:val="22"/>
                 <w:lang w:val="en-US"/>
               </w:rPr>
-              <w:t>{</w:t>
-            </w:r>
-            <w:proofErr w:type="spellStart"/>
-            <w:r>
-              <w:rPr>
-                <w:rFonts w:ascii="Arial" w:eastAsia="Arial" w:hAnsi="Arial" w:cs="Arial"/>
-                <w:spacing w:val="-2"/>
-                <w:sz w:val="22"/>
-                <w:szCs w:val="22"/>
-                <w:lang w:val="en-US"/>
-              </w:rPr>
-              <w:t>nama_ppk</w:t>
-            </w:r>
-            <w:proofErr w:type="spellEnd"/>
-            <w:r>
-              <w:rPr>
-                <w:rFonts w:ascii="Arial" w:eastAsia="Arial" w:hAnsi="Arial" w:cs="Arial"/>
-                <w:spacing w:val="-2"/>
-                <w:sz w:val="22"/>
-                <w:szCs w:val="22"/>
-                <w:lang w:val="en-US"/>
-              </w:rPr>
-              <w:t>}</w:t>
+              <w:t>{nama_ppk}</w:t>
             </w:r>
           </w:p>
         </w:tc>
@@ -14486,27 +13205,7 @@
                 <w:szCs w:val="22"/>
                 <w:lang w:val="en-US"/>
               </w:rPr>
-              <w:t>{</w:t>
-            </w:r>
-            <w:proofErr w:type="spellStart"/>
-            <w:r>
-              <w:rPr>
-                <w:rFonts w:ascii="Arial" w:hAnsi="Arial" w:cs="Arial"/>
-                <w:sz w:val="22"/>
-                <w:szCs w:val="22"/>
-                <w:lang w:val="en-US"/>
-              </w:rPr>
-              <w:t>ppk</w:t>
-            </w:r>
-            <w:proofErr w:type="spellEnd"/>
-            <w:r>
-              <w:rPr>
-                <w:rFonts w:ascii="Arial" w:hAnsi="Arial" w:cs="Arial"/>
-                <w:sz w:val="22"/>
-                <w:szCs w:val="22"/>
-                <w:lang w:val="en-US"/>
-              </w:rPr>
-              <w:t>}</w:t>
+              <w:t>{ppk}</w:t>
             </w:r>
           </w:p>
         </w:tc>
@@ -14546,7 +13245,7 @@
       </w:pPr>
     </w:p>
     <w:sectPr>
-      <w:footerReference w:type="default" r:id="rId15"/>
+      <w:footerReference w:type="default" r:id="rId17"/>
       <w:pgSz w:w="11920" w:h="16840"/>
       <w:pgMar w:top="1134" w:right="1134" w:bottom="1134" w:left="1418" w:header="720" w:footer="374" w:gutter="0"/>
       <w:cols w:space="720"/>
@@ -14583,7 +13282,6 @@
   <w:p>
     <w:pPr>
       <w:pStyle w:val="Footer"/>
-      <w:jc w:val="center"/>
     </w:pPr>
   </w:p>
 </w:ftr>
@@ -14601,6 +13299,17 @@
 </file>
 
 <file path=word/footer3.xml><?xml version="1.0" encoding="utf-8"?>
+<w:ftr xmlns:wpc="http://schemas.microsoft.com/office/word/2010/wordprocessingCanvas" xmlns:cx="http://schemas.microsoft.com/office/drawing/2014/chartex" xmlns:cx1="http://schemas.microsoft.com/office/drawing/2015/9/8/chartex" xmlns:cx2="http://schemas.microsoft.com/office/drawing/2015/10/21/chartex" xmlns:cx3="http://schemas.microsoft.com/office/drawing/2016/5/9/chartex" xmlns:cx4="http://schemas.microsoft.com/office/drawing/2016/5/10/chartex" xmlns:cx5="http://schemas.microsoft.com/office/drawing/2016/5/11/chartex" xmlns:cx6="http://schemas.microsoft.com/office/drawing/2016/5/12/chartex" xmlns:cx7="http://schemas.microsoft.com/office/drawing/2016/5/13/chartex" xmlns:cx8="http://schemas.microsoft.com/office/drawing/2016/5/14/chartex" xmlns:mc="http://schemas.openxmlformats.org/markup-compatibility/2006" xmlns:aink="http://schemas.microsoft.com/office/drawing/2016/ink" xmlns:am3d="http://schemas.microsoft.com/office/drawing/2017/model3d" xmlns:o="urn:schemas-microsoft-com:office:office" xmlns:oel="http://schemas.microsoft.com/office/2019/extlst" xmlns:r="http://schemas.openxmlformats.org/officeDocument/2006/relationships" xmlns:m="http://schemas.openxmlformats.org/officeDocument/2006/math" xmlns:v="urn:schemas-microsoft-com:vml" xmlns:wp14="http://schemas.microsoft.com/office/word/2010/wordprocessingDrawing" xmlns:wp="http://schemas.openxmlformats.org/drawingml/2006/wordprocessingDrawing" xmlns:w10="urn:schemas-microsoft-com:office:word" xmlns:w="http://schemas.openxmlformats.org/wordprocessingml/2006/main" xmlns:w14="http://schemas.microsoft.com/office/word/2010/wordml" xmlns:w15="http://schemas.microsoft.com/office/word/2012/wordml" xmlns:w16cex="http://schemas.microsoft.com/office/word/2018/wordml/cex" xmlns:w16cid="http://schemas.microsoft.com/office/word/2016/wordml/cid" xmlns:w16="http://schemas.microsoft.com/office/word/2018/wordml" xmlns:w16du="http://schemas.microsoft.com/office/word/2023/wordml/word16du" xmlns:w16sdtdh="http://schemas.microsoft.com/office/word/2020/wordml/sdtdatahash" xmlns:w16sdtfl="http://schemas.microsoft.com/office/word/2024/wordml/sdtformatlock" xmlns:w16se="http://schemas.microsoft.com/office/word/2015/wordml/symex" xmlns:wpg="http://schemas.microsoft.com/office/word/2010/wordprocessingGroup" xmlns:wpi="http://schemas.microsoft.com/office/word/2010/wordprocessingInk" xmlns:wne="http://schemas.microsoft.com/office/word/2006/wordml" xmlns:wps="http://schemas.microsoft.com/office/word/2010/wordprocessingShape" mc:Ignorable="w14 w15 w16se w16cid w16 w16cex w16sdtdh w16sdtfl w16du wp14">
+  <w:p>
+    <w:pPr>
+      <w:pStyle w:val="Footer"/>
+      <w:jc w:val="center"/>
+    </w:pPr>
+  </w:p>
+</w:ftr>
+</file>
+
+<file path=word/footer4.xml><?xml version="1.0" encoding="utf-8"?>
 <w:ftr xmlns:wpc="http://schemas.microsoft.com/office/word/2010/wordprocessingCanvas" xmlns:cx="http://schemas.microsoft.com/office/drawing/2014/chartex" xmlns:cx1="http://schemas.microsoft.com/office/drawing/2015/9/8/chartex" xmlns:cx2="http://schemas.microsoft.com/office/drawing/2015/10/21/chartex" xmlns:cx3="http://schemas.microsoft.com/office/drawing/2016/5/9/chartex" xmlns:cx4="http://schemas.microsoft.com/office/drawing/2016/5/10/chartex" xmlns:cx5="http://schemas.microsoft.com/office/drawing/2016/5/11/chartex" xmlns:cx6="http://schemas.microsoft.com/office/drawing/2016/5/12/chartex" xmlns:cx7="http://schemas.microsoft.com/office/drawing/2016/5/13/chartex" xmlns:cx8="http://schemas.microsoft.com/office/drawing/2016/5/14/chartex" xmlns:mc="http://schemas.openxmlformats.org/markup-compatibility/2006" xmlns:aink="http://schemas.microsoft.com/office/drawing/2016/ink" xmlns:am3d="http://schemas.microsoft.com/office/drawing/2017/model3d" xmlns:o="urn:schemas-microsoft-com:office:office" xmlns:oel="http://schemas.microsoft.com/office/2019/extlst" xmlns:r="http://schemas.openxmlformats.org/officeDocument/2006/relationships" xmlns:m="http://schemas.openxmlformats.org/officeDocument/2006/math" xmlns:v="urn:schemas-microsoft-com:vml" xmlns:wp14="http://schemas.microsoft.com/office/word/2010/wordprocessingDrawing" xmlns:wp="http://schemas.openxmlformats.org/drawingml/2006/wordprocessingDrawing" xmlns:w10="urn:schemas-microsoft-com:office:word" xmlns:w="http://schemas.openxmlformats.org/wordprocessingml/2006/main" xmlns:w14="http://schemas.microsoft.com/office/word/2010/wordml" xmlns:w15="http://schemas.microsoft.com/office/word/2012/wordml" xmlns:w16cex="http://schemas.microsoft.com/office/word/2018/wordml/cex" xmlns:w16cid="http://schemas.microsoft.com/office/word/2016/wordml/cid" xmlns:w16="http://schemas.microsoft.com/office/word/2018/wordml" xmlns:w16du="http://schemas.microsoft.com/office/word/2023/wordml/word16du" xmlns:w16sdtdh="http://schemas.microsoft.com/office/word/2020/wordml/sdtdatahash" xmlns:w16sdtfl="http://schemas.microsoft.com/office/word/2024/wordml/sdtformatlock" xmlns:w16se="http://schemas.microsoft.com/office/word/2015/wordml/symex" xmlns:wpg="http://schemas.microsoft.com/office/word/2010/wordprocessingGroup" xmlns:wpi="http://schemas.microsoft.com/office/word/2010/wordprocessingInk" xmlns:wne="http://schemas.microsoft.com/office/word/2006/wordml" xmlns:wps="http://schemas.microsoft.com/office/word/2010/wordprocessingShape" mc:Ignorable="w14 w15 w16se w16cid w16 w16cex w16sdtdh w16sdtfl w16du wp14">
   <w:p>
     <w:pPr>
@@ -14684,6 +13393,16 @@
   <w:p>
     <w:pPr>
       <w:pStyle w:val="Header"/>
+    </w:pPr>
+  </w:p>
+</w:hdr>
+</file>
+
+<file path=word/header2.xml><?xml version="1.0" encoding="utf-8"?>
+<w:hdr xmlns:wpc="http://schemas.microsoft.com/office/word/2010/wordprocessingCanvas" xmlns:cx="http://schemas.microsoft.com/office/drawing/2014/chartex" xmlns:cx1="http://schemas.microsoft.com/office/drawing/2015/9/8/chartex" xmlns:cx2="http://schemas.microsoft.com/office/drawing/2015/10/21/chartex" xmlns:cx3="http://schemas.microsoft.com/office/drawing/2016/5/9/chartex" xmlns:cx4="http://schemas.microsoft.com/office/drawing/2016/5/10/chartex" xmlns:cx5="http://schemas.microsoft.com/office/drawing/2016/5/11/chartex" xmlns:cx6="http://schemas.microsoft.com/office/drawing/2016/5/12/chartex" xmlns:cx7="http://schemas.microsoft.com/office/drawing/2016/5/13/chartex" xmlns:cx8="http://schemas.microsoft.com/office/drawing/2016/5/14/chartex" xmlns:mc="http://schemas.openxmlformats.org/markup-compatibility/2006" xmlns:aink="http://schemas.microsoft.com/office/drawing/2016/ink" xmlns:am3d="http://schemas.microsoft.com/office/drawing/2017/model3d" xmlns:o="urn:schemas-microsoft-com:office:office" xmlns:oel="http://schemas.microsoft.com/office/2019/extlst" xmlns:r="http://schemas.openxmlformats.org/officeDocument/2006/relationships" xmlns:m="http://schemas.openxmlformats.org/officeDocument/2006/math" xmlns:v="urn:schemas-microsoft-com:vml" xmlns:wp14="http://schemas.microsoft.com/office/word/2010/wordprocessingDrawing" xmlns:wp="http://schemas.openxmlformats.org/drawingml/2006/wordprocessingDrawing" xmlns:w10="urn:schemas-microsoft-com:office:word" xmlns:w="http://schemas.openxmlformats.org/wordprocessingml/2006/main" xmlns:w14="http://schemas.microsoft.com/office/word/2010/wordml" xmlns:w15="http://schemas.microsoft.com/office/word/2012/wordml" xmlns:w16cex="http://schemas.microsoft.com/office/word/2018/wordml/cex" xmlns:w16cid="http://schemas.microsoft.com/office/word/2016/wordml/cid" xmlns:w16="http://schemas.microsoft.com/office/word/2018/wordml" xmlns:w16du="http://schemas.microsoft.com/office/word/2023/wordml/word16du" xmlns:w16sdtdh="http://schemas.microsoft.com/office/word/2020/wordml/sdtdatahash" xmlns:w16sdtfl="http://schemas.microsoft.com/office/word/2024/wordml/sdtformatlock" xmlns:w16se="http://schemas.microsoft.com/office/word/2015/wordml/symex" xmlns:wpg="http://schemas.microsoft.com/office/word/2010/wordprocessingGroup" xmlns:wpi="http://schemas.microsoft.com/office/word/2010/wordprocessingInk" xmlns:wne="http://schemas.microsoft.com/office/word/2006/wordml" xmlns:wps="http://schemas.microsoft.com/office/word/2010/wordprocessingShape" mc:Ignorable="w14 w15 w16se w16cid w16 w16cex w16sdtdh w16sdtfl w16du wp14">
+  <w:p>
+    <w:pPr>
+      <w:pStyle w:val="Header"/>
       <w:jc w:val="center"/>
     </w:pPr>
   </w:p>
@@ -14695,7 +13414,7 @@
 </w:hdr>
 </file>
 
-<file path=word/header2.xml><?xml version="1.0" encoding="utf-8"?>
+<file path=word/header3.xml><?xml version="1.0" encoding="utf-8"?>
 <w:hdr xmlns:wpc="http://schemas.microsoft.com/office/word/2010/wordprocessingCanvas" xmlns:cx="http://schemas.microsoft.com/office/drawing/2014/chartex" xmlns:cx1="http://schemas.microsoft.com/office/drawing/2015/9/8/chartex" xmlns:cx2="http://schemas.microsoft.com/office/drawing/2015/10/21/chartex" xmlns:cx3="http://schemas.microsoft.com/office/drawing/2016/5/9/chartex" xmlns:cx4="http://schemas.microsoft.com/office/drawing/2016/5/10/chartex" xmlns:cx5="http://schemas.microsoft.com/office/drawing/2016/5/11/chartex" xmlns:cx6="http://schemas.microsoft.com/office/drawing/2016/5/12/chartex" xmlns:cx7="http://schemas.microsoft.com/office/drawing/2016/5/13/chartex" xmlns:cx8="http://schemas.microsoft.com/office/drawing/2016/5/14/chartex" xmlns:mc="http://schemas.openxmlformats.org/markup-compatibility/2006" xmlns:aink="http://schemas.microsoft.com/office/drawing/2016/ink" xmlns:am3d="http://schemas.microsoft.com/office/drawing/2017/model3d" xmlns:o="urn:schemas-microsoft-com:office:office" xmlns:oel="http://schemas.microsoft.com/office/2019/extlst" xmlns:r="http://schemas.openxmlformats.org/officeDocument/2006/relationships" xmlns:m="http://schemas.openxmlformats.org/officeDocument/2006/math" xmlns:v="urn:schemas-microsoft-com:vml" xmlns:wp14="http://schemas.microsoft.com/office/word/2010/wordprocessingDrawing" xmlns:wp="http://schemas.openxmlformats.org/drawingml/2006/wordprocessingDrawing" xmlns:w10="urn:schemas-microsoft-com:office:word" xmlns:w="http://schemas.openxmlformats.org/wordprocessingml/2006/main" xmlns:w14="http://schemas.microsoft.com/office/word/2010/wordml" xmlns:w15="http://schemas.microsoft.com/office/word/2012/wordml" xmlns:w16cex="http://schemas.microsoft.com/office/word/2018/wordml/cex" xmlns:w16cid="http://schemas.microsoft.com/office/word/2016/wordml/cid" xmlns:w16="http://schemas.microsoft.com/office/word/2018/wordml" xmlns:w16du="http://schemas.microsoft.com/office/word/2023/wordml/word16du" xmlns:w16sdtdh="http://schemas.microsoft.com/office/word/2020/wordml/sdtdatahash" xmlns:w16sdtfl="http://schemas.microsoft.com/office/word/2024/wordml/sdtformatlock" xmlns:w16se="http://schemas.microsoft.com/office/word/2015/wordml/symex" xmlns:wpg="http://schemas.microsoft.com/office/word/2010/wordprocessingGroup" xmlns:wpi="http://schemas.microsoft.com/office/word/2010/wordprocessingInk" xmlns:wne="http://schemas.microsoft.com/office/word/2006/wordml" xmlns:wps="http://schemas.microsoft.com/office/word/2010/wordprocessingShape" mc:Ignorable="w14 w15 w16se w16cid w16 w16cex w16sdtdh w16sdtfl w16du wp14">
   <w:p>
     <w:pPr>
@@ -14706,8 +13425,6 @@
       <w:jc w:val="center"/>
       <w:rPr>
         <w:rFonts w:ascii="Arial" w:eastAsia="Calibri" w:hAnsi="Arial" w:cs="Arial"/>
-        <w:b/>
-        <w:bCs/>
         <w:sz w:val="36"/>
         <w:szCs w:val="36"/>
       </w:rPr>
@@ -14727,8 +13444,6 @@
     <w:r>
       <w:rPr>
         <w:rFonts w:ascii="Arial" w:eastAsia="Calibri" w:hAnsi="Arial" w:cs="Arial"/>
-        <w:b/>
-        <w:bCs/>
         <w:noProof/>
         <w:sz w:val="36"/>
         <w:szCs w:val="36"/>
@@ -14794,8 +13509,6 @@
     <w:r>
       <w:rPr>
         <w:rFonts w:ascii="Arial" w:eastAsia="Calibri" w:hAnsi="Arial" w:cs="Arial"/>
-        <w:b/>
-        <w:bCs/>
         <w:sz w:val="36"/>
         <w:szCs w:val="36"/>
       </w:rPr>
@@ -14822,8 +13535,6 @@
     <w:r>
       <w:rPr>
         <w:rFonts w:ascii="Arial" w:hAnsi="Arial" w:cs="Arial"/>
-        <w:b/>
-        <w:bCs/>
         <w:sz w:val="24"/>
         <w:szCs w:val="24"/>
       </w:rPr>
@@ -14886,31 +13597,7 @@
         <w:szCs w:val="18"/>
         <w:lang w:val="en-US"/>
       </w:rPr>
-      <w:t>{</w:t>
-    </w:r>
-    <w:proofErr w:type="spellStart"/>
-    <w:r>
-      <w:rPr>
-        <w:rFonts w:ascii="Arial" w:eastAsia="Calibri" w:hAnsi="Arial" w:cs="Arial"/>
-        <w:b/>
-        <w:bCs/>
-        <w:sz w:val="18"/>
-        <w:szCs w:val="18"/>
-        <w:lang w:val="en-US"/>
-      </w:rPr>
-      <w:t>kode_pokja</w:t>
-    </w:r>
-    <w:proofErr w:type="spellEnd"/>
-    <w:r>
-      <w:rPr>
-        <w:rFonts w:ascii="Arial" w:eastAsia="Calibri" w:hAnsi="Arial" w:cs="Arial"/>
-        <w:b/>
-        <w:bCs/>
-        <w:sz w:val="18"/>
-        <w:szCs w:val="18"/>
-        <w:lang w:val="en-US"/>
-      </w:rPr>
-      <w:t>}</w:t>
+      <w:t>{kode_pokja}</w:t>
     </w:r>
     <w:r>
       <w:rPr>
@@ -14943,25 +13630,7 @@
         <w:sz w:val="14"/>
         <w:szCs w:val="14"/>
       </w:rPr>
-      <w:t xml:space="preserve">Alamat: Jl. Yos </w:t>
-    </w:r>
-    <w:proofErr w:type="spellStart"/>
-    <w:r>
-      <w:rPr>
-        <w:rFonts w:ascii="Arial" w:eastAsia="Calibri" w:hAnsi="Arial" w:cs="Arial"/>
-        <w:sz w:val="14"/>
-        <w:szCs w:val="14"/>
-      </w:rPr>
-      <w:t>Sudarso</w:t>
-    </w:r>
-    <w:proofErr w:type="spellEnd"/>
-    <w:r>
-      <w:rPr>
-        <w:rFonts w:ascii="Arial" w:eastAsia="Calibri" w:hAnsi="Arial" w:cs="Arial"/>
-        <w:sz w:val="14"/>
-        <w:szCs w:val="14"/>
-      </w:rPr>
-      <w:t xml:space="preserve"> No. 37A Lt.2, Banjarmasin 70119 Telp.0511-6723416 email: </w:t>
+      <w:t xml:space="preserve">Alamat: Jl. Yos Sudarso No. 37A Lt.2, Banjarmasin 70119 Telp.0511-6723416 email: </w:t>
     </w:r>
     <w:hyperlink r:id="rId2" w:history="1">
       <w:r>
@@ -18843,22 +17512,6 @@
 </file>
 
 <file path=customXml/item2.xml><?xml version="1.0" encoding="utf-8"?>
-<p:properties xmlns:p="http://schemas.microsoft.com/office/2006/metadata/properties" xmlns:xsi="http://www.w3.org/2001/XMLSchema-instance" xmlns:pc="http://schemas.microsoft.com/office/infopath/2007/PartnerControls">
-  <documentManagement>
-    <TaxCatchAll xmlns="23b7ebbb-480e-4d36-8f38-fd0ac82dae9c" xsi:nil="true"/>
-    <lcf76f155ced4ddcb4097134ff3c332f xmlns="87f1a149-5420-40c2-b2e8-d8d0877ebc85">
-      <Terms xmlns="http://schemas.microsoft.com/office/infopath/2007/PartnerControls"/>
-    </lcf76f155ced4ddcb4097134ff3c332f>
-    <PIC xmlns="87f1a149-5420-40c2-b2e8-d8d0877ebc85" xsi:nil="true"/>
-  </documentManagement>
-</p:properties>
-</file>
-
-<file path=customXml/item3.xml><?xml version="1.0" encoding="utf-8"?>
-<b:Sources xmlns:b="http://schemas.openxmlformats.org/officeDocument/2006/bibliography" xmlns="http://schemas.openxmlformats.org/officeDocument/2006/bibliography" SelectedStyle="\APASixthEditionOfficeOnline.xsl" StyleName="APA" Version="6"/>
-</file>
-
-<file path=customXml/item4.xml><?xml version="1.0" encoding="utf-8"?>
 <ct:contentTypeSchema xmlns:ct="http://schemas.microsoft.com/office/2006/metadata/contentType" xmlns:ma="http://schemas.microsoft.com/office/2006/metadata/properties/metaAttributes" ct:_="" ma:_="" ma:contentTypeName="Document" ma:contentTypeID="0x010100AEF28E0A17E4AE4FA5DD6A9AABB5DBC8" ma:contentTypeVersion="16" ma:contentTypeDescription="Create a new document." ma:contentTypeScope="" ma:versionID="a17fa769c7c4fea18ba461e558e121e5">
   <xsd:schema xmlns:xsd="http://www.w3.org/2001/XMLSchema" xmlns:xs="http://www.w3.org/2001/XMLSchema" xmlns:p="http://schemas.microsoft.com/office/2006/metadata/properties" xmlns:ns2="87f1a149-5420-40c2-b2e8-d8d0877ebc85" xmlns:ns3="23b7ebbb-480e-4d36-8f38-fd0ac82dae9c" targetNamespace="http://schemas.microsoft.com/office/2006/metadata/properties" ma:root="true" ma:fieldsID="3bfa0fac8ae4d24da5269d6ff34039be" ns2:_="" ns3:_="">
     <xsd:import namespace="87f1a149-5420-40c2-b2e8-d8d0877ebc85"/>
@@ -19101,6 +17754,22 @@
 </ct:contentTypeSchema>
 </file>
 
+<file path=customXml/item3.xml><?xml version="1.0" encoding="utf-8"?>
+<b:Sources xmlns:b="http://schemas.openxmlformats.org/officeDocument/2006/bibliography" xmlns="http://schemas.openxmlformats.org/officeDocument/2006/bibliography" SelectedStyle="\APASixthEditionOfficeOnline.xsl" StyleName="APA" Version="6"/>
+</file>
+
+<file path=customXml/item4.xml><?xml version="1.0" encoding="utf-8"?>
+<p:properties xmlns:p="http://schemas.microsoft.com/office/2006/metadata/properties" xmlns:xsi="http://www.w3.org/2001/XMLSchema-instance" xmlns:pc="http://schemas.microsoft.com/office/infopath/2007/PartnerControls">
+  <documentManagement>
+    <TaxCatchAll xmlns="23b7ebbb-480e-4d36-8f38-fd0ac82dae9c" xsi:nil="true"/>
+    <lcf76f155ced4ddcb4097134ff3c332f xmlns="87f1a149-5420-40c2-b2e8-d8d0877ebc85">
+      <Terms xmlns="http://schemas.microsoft.com/office/infopath/2007/PartnerControls"/>
+    </lcf76f155ced4ddcb4097134ff3c332f>
+    <PIC xmlns="87f1a149-5420-40c2-b2e8-d8d0877ebc85" xsi:nil="true"/>
+  </documentManagement>
+</p:properties>
+</file>
+
 <file path=customXml/itemProps1.xml><?xml version="1.0" encoding="utf-8"?>
 <ds:datastoreItem xmlns:ds="http://schemas.openxmlformats.org/officeDocument/2006/customXml" ds:itemID="{ADE80AD1-B511-437D-9EC6-E71B406ED00D}">
   <ds:schemaRefs>
@@ -19110,25 +17779,6 @@
 </file>
 
 <file path=customXml/itemProps2.xml><?xml version="1.0" encoding="utf-8"?>
-<ds:datastoreItem xmlns:ds="http://schemas.openxmlformats.org/officeDocument/2006/customXml" ds:itemID="{0EF6B3C1-2C0C-45C1-848E-2E47DFDB0FBC}">
-  <ds:schemaRefs>
-    <ds:schemaRef ds:uri="http://schemas.microsoft.com/office/2006/metadata/properties"/>
-    <ds:schemaRef ds:uri="http://schemas.microsoft.com/office/infopath/2007/PartnerControls"/>
-    <ds:schemaRef ds:uri="23b7ebbb-480e-4d36-8f38-fd0ac82dae9c"/>
-    <ds:schemaRef ds:uri="87f1a149-5420-40c2-b2e8-d8d0877ebc85"/>
-  </ds:schemaRefs>
-</ds:datastoreItem>
-</file>
-
-<file path=customXml/itemProps3.xml><?xml version="1.0" encoding="utf-8"?>
-<ds:datastoreItem xmlns:ds="http://schemas.openxmlformats.org/officeDocument/2006/customXml" ds:itemID="{EFC08837-B120-45F2-B55C-7D9AC01C3A47}">
-  <ds:schemaRefs>
-    <ds:schemaRef ds:uri="http://schemas.openxmlformats.org/officeDocument/2006/bibliography"/>
-  </ds:schemaRefs>
-</ds:datastoreItem>
-</file>
-
-<file path=customXml/itemProps4.xml><?xml version="1.0" encoding="utf-8"?>
 <ds:datastoreItem xmlns:ds="http://schemas.openxmlformats.org/officeDocument/2006/customXml" ds:itemID="{0BD8D8C7-E985-4EE2-B032-850EF33F6DE5}">
   <ds:schemaRefs>
     <ds:schemaRef ds:uri="http://schemas.microsoft.com/office/2006/metadata/contentType"/>
@@ -19145,4 +17795,23 @@
     <ds:schemaRef ds:uri="http://schemas.microsoft.com/internal/obd"/>
   </ds:schemaRefs>
 </ds:datastoreItem>
+</file>
+
+<file path=customXml/itemProps3.xml><?xml version="1.0" encoding="utf-8"?>
+<ds:datastoreItem xmlns:ds="http://schemas.openxmlformats.org/officeDocument/2006/customXml" ds:itemID="{EFC08837-B120-45F2-B55C-7D9AC01C3A47}">
+  <ds:schemaRefs>
+    <ds:schemaRef ds:uri="http://schemas.openxmlformats.org/officeDocument/2006/bibliography"/>
+  </ds:schemaRefs>
+</ds:datastoreItem>
+</file>
+
+<file path=customXml/itemProps4.xml><?xml version="1.0" encoding="utf-8"?>
+<ds:datastoreItem xmlns:ds="http://schemas.openxmlformats.org/officeDocument/2006/customXml" ds:itemID="{0EF6B3C1-2C0C-45C1-848E-2E47DFDB0FBC}">
+  <ds:schemaRefs>
+    <ds:schemaRef ds:uri="http://schemas.microsoft.com/office/2006/metadata/properties"/>
+    <ds:schemaRef ds:uri="http://schemas.microsoft.com/office/infopath/2007/PartnerControls"/>
+    <ds:schemaRef ds:uri="23b7ebbb-480e-4d36-8f38-fd0ac82dae9c"/>
+    <ds:schemaRef ds:uri="87f1a149-5420-40c2-b2e8-d8d0877ebc85"/>
+  </ds:schemaRefs>
+</ds:datastoreItem>
 </file>